--- a/sec_sem/security/Lab_3/Lab_3.docx
+++ b/sec_sem/security/Lab_3/Lab_3.docx
@@ -169,8 +169,6 @@
         </w:rPr>
         <w:t>3</w:t>
       </w:r>
-      <w:bookmarkStart w:id="0" w:name="_GoBack"/>
-      <w:bookmarkEnd w:id="0"/>
       <w:r>
         <w:rPr>
           <w:lang w:val="en-US"/>
@@ -369,16 +367,18 @@
           <w:sz w:val="32"/>
           <w:szCs w:val="32"/>
         </w:rPr>
-        <w:t>Павлик М.Р</w:t>
-      </w:r>
-      <w:r>
+        <w:t>Павлик М.Р.</w:t>
+      </w:r>
+    </w:p>
+    <w:p>
+      <w:pPr>
+        <w:jc w:val="center"/>
         <w:rPr>
           <w:rFonts w:ascii="Times New Roman" w:hAnsi="Times New Roman" w:cs="Times New Roman"/>
           <w:sz w:val="32"/>
           <w:szCs w:val="32"/>
         </w:rPr>
-        <w:t>.</w:t>
-      </w:r>
+      </w:pPr>
     </w:p>
     <w:p>
       <w:pPr>
@@ -392,7 +392,6 @@
     </w:p>
     <w:p>
       <w:pPr>
-        <w:jc w:val="center"/>
         <w:rPr>
           <w:rFonts w:ascii="Times New Roman" w:hAnsi="Times New Roman" w:cs="Times New Roman"/>
           <w:sz w:val="32"/>
@@ -429,29 +428,9716 @@
     </w:p>
     <w:p>
       <w:pPr>
+        <w:jc w:val="center"/>
         <w:rPr>
           <w:rFonts w:ascii="Times New Roman" w:hAnsi="Times New Roman" w:cs="Times New Roman"/>
           <w:sz w:val="32"/>
           <w:szCs w:val="32"/>
         </w:rPr>
       </w:pPr>
-    </w:p>
-    <w:p>
-      <w:pPr>
-        <w:jc w:val="center"/>
+      <w:r>
         <w:rPr>
           <w:rFonts w:ascii="Times New Roman" w:hAnsi="Times New Roman" w:cs="Times New Roman"/>
           <w:sz w:val="32"/>
           <w:szCs w:val="32"/>
         </w:rPr>
-      </w:pPr>
-      <w:r>
+        <w:t>Львів – 2026</w:t>
+      </w:r>
+    </w:p>
+    <w:p>
+      <w:pPr>
+        <w:jc w:val="center"/>
         <w:rPr>
           <w:rFonts w:ascii="Times New Roman" w:hAnsi="Times New Roman" w:cs="Times New Roman"/>
           <w:sz w:val="32"/>
           <w:szCs w:val="32"/>
         </w:rPr>
-        <w:t>Львів – 2026</w:t>
+      </w:pPr>
+    </w:p>
+    <w:p>
+      <w:pPr>
+        <w:jc w:val="center"/>
+        <w:rPr>
+          <w:rFonts w:ascii="Times New Roman" w:hAnsi="Times New Roman" w:cs="Times New Roman"/>
+          <w:sz w:val="32"/>
+          <w:szCs w:val="32"/>
+        </w:rPr>
+      </w:pPr>
+    </w:p>
+    <w:p>
+      <w:pPr>
+        <w:jc w:val="both"/>
+        <w:rPr>
+          <w:rFonts w:ascii="Times New Roman" w:hAnsi="Times New Roman" w:cs="Times New Roman"/>
+          <w:sz w:val="28"/>
+          <w:szCs w:val="28"/>
+        </w:rPr>
+      </w:pPr>
+      <w:r>
+        <w:rPr>
+          <w:rFonts w:ascii="Times New Roman" w:hAnsi="Times New Roman" w:cs="Times New Roman"/>
+          <w:b/>
+          <w:sz w:val="28"/>
+          <w:szCs w:val="28"/>
+        </w:rPr>
+        <w:lastRenderedPageBreak/>
+        <w:t>Завдання:</w:t>
+      </w:r>
+      <w:r>
+        <w:rPr>
+          <w:rFonts w:ascii="Times New Roman" w:hAnsi="Times New Roman" w:cs="Times New Roman"/>
+          <w:sz w:val="28"/>
+          <w:szCs w:val="28"/>
+        </w:rPr>
+        <w:t xml:space="preserve"> </w:t>
+      </w:r>
+    </w:p>
+    <w:p>
+      <w:pPr>
+        <w:jc w:val="both"/>
+        <w:rPr>
+          <w:rFonts w:ascii="Times New Roman" w:hAnsi="Times New Roman" w:cs="Times New Roman"/>
+          <w:sz w:val="28"/>
+          <w:szCs w:val="28"/>
+        </w:rPr>
+      </w:pPr>
+      <w:r>
+        <w:rPr>
+          <w:rFonts w:ascii="Times New Roman" w:hAnsi="Times New Roman" w:cs="Times New Roman"/>
+          <w:sz w:val="28"/>
+          <w:szCs w:val="28"/>
+        </w:rPr>
+        <w:t xml:space="preserve">1. Встановіть крипто бібліотеку </w:t>
+      </w:r>
+      <w:proofErr w:type="spellStart"/>
+      <w:r>
+        <w:rPr>
+          <w:rFonts w:ascii="Times New Roman" w:hAnsi="Times New Roman" w:cs="Times New Roman"/>
+          <w:sz w:val="28"/>
+          <w:szCs w:val="28"/>
+        </w:rPr>
+        <w:t>Python</w:t>
+      </w:r>
+      <w:proofErr w:type="spellEnd"/>
+      <w:r>
+        <w:rPr>
+          <w:rFonts w:ascii="Times New Roman" w:hAnsi="Times New Roman" w:cs="Times New Roman"/>
+          <w:sz w:val="28"/>
+          <w:szCs w:val="28"/>
+        </w:rPr>
+        <w:t xml:space="preserve"> </w:t>
+      </w:r>
+      <w:proofErr w:type="spellStart"/>
+      <w:r>
+        <w:rPr>
+          <w:rFonts w:ascii="Times New Roman" w:hAnsi="Times New Roman" w:cs="Times New Roman"/>
+          <w:sz w:val="28"/>
+          <w:szCs w:val="28"/>
+        </w:rPr>
+        <w:t>Pycryptodome</w:t>
+      </w:r>
+      <w:proofErr w:type="spellEnd"/>
+      <w:r>
+        <w:rPr>
+          <w:rFonts w:ascii="Times New Roman" w:hAnsi="Times New Roman" w:cs="Times New Roman"/>
+          <w:sz w:val="28"/>
+          <w:szCs w:val="28"/>
+        </w:rPr>
+        <w:t xml:space="preserve">: </w:t>
+      </w:r>
+      <w:proofErr w:type="spellStart"/>
+      <w:r>
+        <w:rPr>
+          <w:rFonts w:ascii="Times New Roman" w:hAnsi="Times New Roman" w:cs="Times New Roman"/>
+          <w:sz w:val="28"/>
+          <w:szCs w:val="28"/>
+        </w:rPr>
+        <w:t>python</w:t>
+      </w:r>
+      <w:proofErr w:type="spellEnd"/>
+      <w:r>
+        <w:rPr>
+          <w:rFonts w:ascii="Times New Roman" w:hAnsi="Times New Roman" w:cs="Times New Roman"/>
+          <w:sz w:val="28"/>
+          <w:szCs w:val="28"/>
+        </w:rPr>
+        <w:t xml:space="preserve"> </w:t>
+      </w:r>
+      <w:proofErr w:type="spellStart"/>
+      <w:r>
+        <w:rPr>
+          <w:rFonts w:ascii="Times New Roman" w:hAnsi="Times New Roman" w:cs="Times New Roman"/>
+          <w:sz w:val="28"/>
+          <w:szCs w:val="28"/>
+        </w:rPr>
+        <w:t>pip</w:t>
+      </w:r>
+      <w:proofErr w:type="spellEnd"/>
+      <w:r>
+        <w:rPr>
+          <w:rFonts w:ascii="Times New Roman" w:hAnsi="Times New Roman" w:cs="Times New Roman"/>
+          <w:sz w:val="28"/>
+          <w:szCs w:val="28"/>
+        </w:rPr>
+        <w:t xml:space="preserve"> </w:t>
+      </w:r>
+      <w:proofErr w:type="spellStart"/>
+      <w:r>
+        <w:rPr>
+          <w:rFonts w:ascii="Times New Roman" w:hAnsi="Times New Roman" w:cs="Times New Roman"/>
+          <w:sz w:val="28"/>
+          <w:szCs w:val="28"/>
+        </w:rPr>
+        <w:t>install</w:t>
+      </w:r>
+      <w:proofErr w:type="spellEnd"/>
+      <w:r>
+        <w:rPr>
+          <w:rFonts w:ascii="Times New Roman" w:hAnsi="Times New Roman" w:cs="Times New Roman"/>
+          <w:sz w:val="28"/>
+          <w:szCs w:val="28"/>
+        </w:rPr>
+        <w:t xml:space="preserve"> </w:t>
+      </w:r>
+      <w:proofErr w:type="spellStart"/>
+      <w:r>
+        <w:rPr>
+          <w:rFonts w:ascii="Times New Roman" w:hAnsi="Times New Roman" w:cs="Times New Roman"/>
+          <w:sz w:val="28"/>
+          <w:szCs w:val="28"/>
+        </w:rPr>
+        <w:t>pycryptodome</w:t>
+      </w:r>
+      <w:proofErr w:type="spellEnd"/>
+      <w:r>
+        <w:rPr>
+          <w:rFonts w:ascii="Times New Roman" w:hAnsi="Times New Roman" w:cs="Times New Roman"/>
+          <w:sz w:val="28"/>
+          <w:szCs w:val="28"/>
+        </w:rPr>
+        <w:t xml:space="preserve">. </w:t>
+      </w:r>
+    </w:p>
+    <w:p>
+      <w:pPr>
+        <w:jc w:val="both"/>
+        <w:rPr>
+          <w:rFonts w:ascii="Times New Roman" w:hAnsi="Times New Roman" w:cs="Times New Roman"/>
+          <w:sz w:val="28"/>
+          <w:szCs w:val="28"/>
+        </w:rPr>
+      </w:pPr>
+      <w:r>
+        <w:rPr>
+          <w:rFonts w:ascii="Times New Roman" w:hAnsi="Times New Roman" w:cs="Times New Roman"/>
+          <w:sz w:val="28"/>
+          <w:szCs w:val="28"/>
+        </w:rPr>
+        <w:t xml:space="preserve">2. Запустіть код з прикладу та переконайтеся, що </w:t>
+      </w:r>
+      <w:proofErr w:type="spellStart"/>
+      <w:r>
+        <w:rPr>
+          <w:rFonts w:ascii="Times New Roman" w:hAnsi="Times New Roman" w:cs="Times New Roman"/>
+          <w:sz w:val="28"/>
+          <w:szCs w:val="28"/>
+        </w:rPr>
+        <w:t>скрипт</w:t>
+      </w:r>
+      <w:proofErr w:type="spellEnd"/>
+      <w:r>
+        <w:rPr>
+          <w:rFonts w:ascii="Times New Roman" w:hAnsi="Times New Roman" w:cs="Times New Roman"/>
+          <w:sz w:val="28"/>
+          <w:szCs w:val="28"/>
+        </w:rPr>
+        <w:t xml:space="preserve"> працює </w:t>
+      </w:r>
+      <w:proofErr w:type="spellStart"/>
+      <w:r>
+        <w:rPr>
+          <w:rFonts w:ascii="Times New Roman" w:hAnsi="Times New Roman" w:cs="Times New Roman"/>
+          <w:sz w:val="28"/>
+          <w:szCs w:val="28"/>
+        </w:rPr>
+        <w:t>коректно</w:t>
+      </w:r>
+      <w:proofErr w:type="spellEnd"/>
+      <w:r>
+        <w:rPr>
+          <w:rFonts w:ascii="Times New Roman" w:hAnsi="Times New Roman" w:cs="Times New Roman"/>
+          <w:sz w:val="28"/>
+          <w:szCs w:val="28"/>
+        </w:rPr>
+        <w:t xml:space="preserve">. </w:t>
+      </w:r>
+    </w:p>
+    <w:p>
+      <w:pPr>
+        <w:jc w:val="both"/>
+        <w:rPr>
+          <w:rFonts w:ascii="Times New Roman" w:hAnsi="Times New Roman" w:cs="Times New Roman"/>
+          <w:sz w:val="28"/>
+          <w:szCs w:val="28"/>
+        </w:rPr>
+      </w:pPr>
+      <w:r>
+        <w:rPr>
+          <w:rFonts w:ascii="Times New Roman" w:hAnsi="Times New Roman" w:cs="Times New Roman"/>
+          <w:sz w:val="28"/>
+          <w:szCs w:val="28"/>
+        </w:rPr>
+        <w:t xml:space="preserve">3. Використовуючи даний приклад напишіть три </w:t>
+      </w:r>
+      <w:proofErr w:type="spellStart"/>
+      <w:r>
+        <w:rPr>
+          <w:rFonts w:ascii="Times New Roman" w:hAnsi="Times New Roman" w:cs="Times New Roman"/>
+          <w:sz w:val="28"/>
+          <w:szCs w:val="28"/>
+        </w:rPr>
+        <w:t>скрипти</w:t>
+      </w:r>
+      <w:proofErr w:type="spellEnd"/>
+      <w:r>
+        <w:rPr>
+          <w:rFonts w:ascii="Times New Roman" w:hAnsi="Times New Roman" w:cs="Times New Roman"/>
+          <w:sz w:val="28"/>
+          <w:szCs w:val="28"/>
+        </w:rPr>
+        <w:t xml:space="preserve">: </w:t>
+      </w:r>
+    </w:p>
+    <w:p>
+      <w:pPr>
+        <w:jc w:val="both"/>
+        <w:rPr>
+          <w:rFonts w:ascii="Times New Roman" w:hAnsi="Times New Roman" w:cs="Times New Roman"/>
+          <w:sz w:val="28"/>
+          <w:szCs w:val="28"/>
+        </w:rPr>
+      </w:pPr>
+      <w:r>
+        <w:rPr>
+          <w:rFonts w:ascii="Times New Roman" w:hAnsi="Times New Roman" w:cs="Times New Roman"/>
+          <w:sz w:val="28"/>
+          <w:szCs w:val="28"/>
+        </w:rPr>
+        <w:t xml:space="preserve">○ перший </w:t>
+      </w:r>
+      <w:proofErr w:type="spellStart"/>
+      <w:r>
+        <w:rPr>
+          <w:rFonts w:ascii="Times New Roman" w:hAnsi="Times New Roman" w:cs="Times New Roman"/>
+          <w:sz w:val="28"/>
+          <w:szCs w:val="28"/>
+        </w:rPr>
+        <w:t>скрипт</w:t>
+      </w:r>
+      <w:proofErr w:type="spellEnd"/>
+      <w:r>
+        <w:rPr>
+          <w:rFonts w:ascii="Times New Roman" w:hAnsi="Times New Roman" w:cs="Times New Roman"/>
+          <w:sz w:val="28"/>
+          <w:szCs w:val="28"/>
+        </w:rPr>
+        <w:t xml:space="preserve"> генеруватиме закритий та відкритий ключі; </w:t>
+      </w:r>
+    </w:p>
+    <w:p>
+      <w:pPr>
+        <w:jc w:val="both"/>
+        <w:rPr>
+          <w:rFonts w:ascii="Times New Roman" w:hAnsi="Times New Roman" w:cs="Times New Roman"/>
+          <w:sz w:val="28"/>
+          <w:szCs w:val="28"/>
+        </w:rPr>
+      </w:pPr>
+      <w:r>
+        <w:rPr>
+          <w:rFonts w:ascii="Times New Roman" w:hAnsi="Times New Roman" w:cs="Times New Roman"/>
+          <w:sz w:val="28"/>
+          <w:szCs w:val="28"/>
+        </w:rPr>
+        <w:t xml:space="preserve">○ другий </w:t>
+      </w:r>
+      <w:proofErr w:type="spellStart"/>
+      <w:r>
+        <w:rPr>
+          <w:rFonts w:ascii="Times New Roman" w:hAnsi="Times New Roman" w:cs="Times New Roman"/>
+          <w:sz w:val="28"/>
+          <w:szCs w:val="28"/>
+        </w:rPr>
+        <w:t>скрипт</w:t>
+      </w:r>
+      <w:proofErr w:type="spellEnd"/>
+      <w:r>
+        <w:rPr>
+          <w:rFonts w:ascii="Times New Roman" w:hAnsi="Times New Roman" w:cs="Times New Roman"/>
+          <w:sz w:val="28"/>
+          <w:szCs w:val="28"/>
+        </w:rPr>
+        <w:t xml:space="preserve"> зашифровуватиме текстовий файл за допомогою попередньо </w:t>
+      </w:r>
+      <w:proofErr w:type="spellStart"/>
+      <w:r>
+        <w:rPr>
+          <w:rFonts w:ascii="Times New Roman" w:hAnsi="Times New Roman" w:cs="Times New Roman"/>
+          <w:sz w:val="28"/>
+          <w:szCs w:val="28"/>
+        </w:rPr>
+        <w:t>згенерованого</w:t>
+      </w:r>
+      <w:proofErr w:type="spellEnd"/>
+      <w:r>
+        <w:rPr>
+          <w:rFonts w:ascii="Times New Roman" w:hAnsi="Times New Roman" w:cs="Times New Roman"/>
+          <w:sz w:val="28"/>
+          <w:szCs w:val="28"/>
+        </w:rPr>
+        <w:t xml:space="preserve"> відкритого ключа; </w:t>
+      </w:r>
+    </w:p>
+    <w:p>
+      <w:pPr>
+        <w:jc w:val="both"/>
+        <w:rPr>
+          <w:rFonts w:ascii="Times New Roman" w:hAnsi="Times New Roman" w:cs="Times New Roman"/>
+          <w:sz w:val="28"/>
+          <w:szCs w:val="28"/>
+        </w:rPr>
+      </w:pPr>
+      <w:r>
+        <w:rPr>
+          <w:rFonts w:ascii="Times New Roman" w:hAnsi="Times New Roman" w:cs="Times New Roman"/>
+          <w:sz w:val="28"/>
+          <w:szCs w:val="28"/>
+        </w:rPr>
+        <w:t xml:space="preserve">○ третій </w:t>
+      </w:r>
+      <w:proofErr w:type="spellStart"/>
+      <w:r>
+        <w:rPr>
+          <w:rFonts w:ascii="Times New Roman" w:hAnsi="Times New Roman" w:cs="Times New Roman"/>
+          <w:sz w:val="28"/>
+          <w:szCs w:val="28"/>
+        </w:rPr>
+        <w:t>скрипт</w:t>
+      </w:r>
+      <w:proofErr w:type="spellEnd"/>
+      <w:r>
+        <w:rPr>
+          <w:rFonts w:ascii="Times New Roman" w:hAnsi="Times New Roman" w:cs="Times New Roman"/>
+          <w:sz w:val="28"/>
+          <w:szCs w:val="28"/>
+        </w:rPr>
+        <w:t xml:space="preserve"> розшифровуватиме зашифрований файл за допомогою попередньо </w:t>
+      </w:r>
+      <w:proofErr w:type="spellStart"/>
+      <w:r>
+        <w:rPr>
+          <w:rFonts w:ascii="Times New Roman" w:hAnsi="Times New Roman" w:cs="Times New Roman"/>
+          <w:sz w:val="28"/>
+          <w:szCs w:val="28"/>
+        </w:rPr>
+        <w:t>згенерованого</w:t>
+      </w:r>
+      <w:proofErr w:type="spellEnd"/>
+      <w:r>
+        <w:rPr>
+          <w:rFonts w:ascii="Times New Roman" w:hAnsi="Times New Roman" w:cs="Times New Roman"/>
+          <w:sz w:val="28"/>
+          <w:szCs w:val="28"/>
+        </w:rPr>
+        <w:t xml:space="preserve"> закритого ключа.</w:t>
+      </w:r>
+    </w:p>
+    <w:p>
+      <w:pPr>
+        <w:jc w:val="both"/>
+        <w:rPr>
+          <w:rFonts w:ascii="Times New Roman" w:hAnsi="Times New Roman" w:cs="Times New Roman"/>
+          <w:sz w:val="28"/>
+          <w:szCs w:val="28"/>
+        </w:rPr>
+      </w:pPr>
+      <w:r>
+        <w:rPr>
+          <w:rFonts w:ascii="Times New Roman" w:hAnsi="Times New Roman" w:cs="Times New Roman"/>
+          <w:sz w:val="28"/>
+          <w:szCs w:val="28"/>
+        </w:rPr>
+        <w:drawing>
+          <wp:inline distT="0" distB="0" distL="0" distR="0" wp14:anchorId="20B2C92E" wp14:editId="002756D5">
+            <wp:extent cx="5639587" cy="685896"/>
+            <wp:effectExtent l="0" t="0" r="0" b="0"/>
+            <wp:docPr id="1" name="Рисунок 1"/>
+            <wp:cNvGraphicFramePr>
+              <a:graphicFrameLocks xmlns:a="http://schemas.openxmlformats.org/drawingml/2006/main" noChangeAspect="1"/>
+            </wp:cNvGraphicFramePr>
+            <a:graphic xmlns:a="http://schemas.openxmlformats.org/drawingml/2006/main">
+              <a:graphicData uri="http://schemas.openxmlformats.org/drawingml/2006/picture">
+                <pic:pic xmlns:pic="http://schemas.openxmlformats.org/drawingml/2006/picture">
+                  <pic:nvPicPr>
+                    <pic:cNvPr id="1" name=""/>
+                    <pic:cNvPicPr/>
+                  </pic:nvPicPr>
+                  <pic:blipFill>
+                    <a:blip r:embed="rId4"/>
+                    <a:stretch>
+                      <a:fillRect/>
+                    </a:stretch>
+                  </pic:blipFill>
+                  <pic:spPr>
+                    <a:xfrm>
+                      <a:off x="0" y="0"/>
+                      <a:ext cx="5639587" cy="685896"/>
+                    </a:xfrm>
+                    <a:prstGeom prst="rect">
+                      <a:avLst/>
+                    </a:prstGeom>
+                  </pic:spPr>
+                </pic:pic>
+              </a:graphicData>
+            </a:graphic>
+          </wp:inline>
+        </w:drawing>
+      </w:r>
+    </w:p>
+    <w:p>
+      <w:pPr>
+        <w:jc w:val="both"/>
+        <w:rPr>
+          <w:rFonts w:ascii="Times New Roman" w:hAnsi="Times New Roman" w:cs="Times New Roman"/>
+          <w:sz w:val="28"/>
+          <w:szCs w:val="28"/>
+        </w:rPr>
+      </w:pPr>
+      <w:r>
+        <w:rPr>
+          <w:rFonts w:ascii="Times New Roman" w:hAnsi="Times New Roman" w:cs="Times New Roman"/>
+          <w:sz w:val="28"/>
+          <w:szCs w:val="28"/>
+        </w:rPr>
+        <w:drawing>
+          <wp:inline distT="0" distB="0" distL="0" distR="0" wp14:anchorId="5B63D65B" wp14:editId="297F8792">
+            <wp:extent cx="6120765" cy="1136015"/>
+            <wp:effectExtent l="0" t="0" r="0" b="6985"/>
+            <wp:docPr id="2" name="Рисунок 2"/>
+            <wp:cNvGraphicFramePr>
+              <a:graphicFrameLocks xmlns:a="http://schemas.openxmlformats.org/drawingml/2006/main" noChangeAspect="1"/>
+            </wp:cNvGraphicFramePr>
+            <a:graphic xmlns:a="http://schemas.openxmlformats.org/drawingml/2006/main">
+              <a:graphicData uri="http://schemas.openxmlformats.org/drawingml/2006/picture">
+                <pic:pic xmlns:pic="http://schemas.openxmlformats.org/drawingml/2006/picture">
+                  <pic:nvPicPr>
+                    <pic:cNvPr id="1" name=""/>
+                    <pic:cNvPicPr/>
+                  </pic:nvPicPr>
+                  <pic:blipFill>
+                    <a:blip r:embed="rId5"/>
+                    <a:stretch>
+                      <a:fillRect/>
+                    </a:stretch>
+                  </pic:blipFill>
+                  <pic:spPr>
+                    <a:xfrm>
+                      <a:off x="0" y="0"/>
+                      <a:ext cx="6120765" cy="1136015"/>
+                    </a:xfrm>
+                    <a:prstGeom prst="rect">
+                      <a:avLst/>
+                    </a:prstGeom>
+                  </pic:spPr>
+                </pic:pic>
+              </a:graphicData>
+            </a:graphic>
+          </wp:inline>
+        </w:drawing>
+      </w:r>
+    </w:p>
+    <w:p>
+      <w:pPr>
+        <w:jc w:val="both"/>
+        <w:rPr>
+          <w:rFonts w:ascii="Times New Roman" w:hAnsi="Times New Roman" w:cs="Times New Roman"/>
+          <w:sz w:val="28"/>
+          <w:szCs w:val="28"/>
+        </w:rPr>
+      </w:pPr>
+      <w:r>
+        <w:rPr>
+          <w:rFonts w:ascii="Times New Roman" w:hAnsi="Times New Roman" w:cs="Times New Roman"/>
+          <w:sz w:val="28"/>
+          <w:szCs w:val="28"/>
+        </w:rPr>
+        <w:drawing>
+          <wp:inline distT="0" distB="0" distL="0" distR="0" wp14:anchorId="042C6773" wp14:editId="7559BB8D">
+            <wp:extent cx="6120765" cy="1311910"/>
+            <wp:effectExtent l="0" t="0" r="0" b="2540"/>
+            <wp:docPr id="3" name="Рисунок 3"/>
+            <wp:cNvGraphicFramePr>
+              <a:graphicFrameLocks xmlns:a="http://schemas.openxmlformats.org/drawingml/2006/main" noChangeAspect="1"/>
+            </wp:cNvGraphicFramePr>
+            <a:graphic xmlns:a="http://schemas.openxmlformats.org/drawingml/2006/main">
+              <a:graphicData uri="http://schemas.openxmlformats.org/drawingml/2006/picture">
+                <pic:pic xmlns:pic="http://schemas.openxmlformats.org/drawingml/2006/picture">
+                  <pic:nvPicPr>
+                    <pic:cNvPr id="1" name=""/>
+                    <pic:cNvPicPr/>
+                  </pic:nvPicPr>
+                  <pic:blipFill>
+                    <a:blip r:embed="rId6"/>
+                    <a:stretch>
+                      <a:fillRect/>
+                    </a:stretch>
+                  </pic:blipFill>
+                  <pic:spPr>
+                    <a:xfrm>
+                      <a:off x="0" y="0"/>
+                      <a:ext cx="6120765" cy="1311910"/>
+                    </a:xfrm>
+                    <a:prstGeom prst="rect">
+                      <a:avLst/>
+                    </a:prstGeom>
+                  </pic:spPr>
+                </pic:pic>
+              </a:graphicData>
+            </a:graphic>
+          </wp:inline>
+        </w:drawing>
+      </w:r>
+    </w:p>
+    <w:p>
+      <w:pPr>
+        <w:jc w:val="both"/>
+        <w:rPr>
+          <w:rFonts w:ascii="Times New Roman" w:hAnsi="Times New Roman" w:cs="Times New Roman"/>
+          <w:sz w:val="28"/>
+          <w:szCs w:val="28"/>
+        </w:rPr>
+      </w:pPr>
+      <w:r>
+        <w:rPr>
+          <w:rFonts w:ascii="Times New Roman" w:hAnsi="Times New Roman" w:cs="Times New Roman"/>
+          <w:sz w:val="28"/>
+          <w:szCs w:val="28"/>
+        </w:rPr>
+        <w:drawing>
+          <wp:inline distT="0" distB="0" distL="0" distR="0" wp14:anchorId="1613F3CA" wp14:editId="1FF24843">
+            <wp:extent cx="6120765" cy="887095"/>
+            <wp:effectExtent l="0" t="0" r="0" b="8255"/>
+            <wp:docPr id="4" name="Рисунок 4"/>
+            <wp:cNvGraphicFramePr>
+              <a:graphicFrameLocks xmlns:a="http://schemas.openxmlformats.org/drawingml/2006/main" noChangeAspect="1"/>
+            </wp:cNvGraphicFramePr>
+            <a:graphic xmlns:a="http://schemas.openxmlformats.org/drawingml/2006/main">
+              <a:graphicData uri="http://schemas.openxmlformats.org/drawingml/2006/picture">
+                <pic:pic xmlns:pic="http://schemas.openxmlformats.org/drawingml/2006/picture">
+                  <pic:nvPicPr>
+                    <pic:cNvPr id="1" name=""/>
+                    <pic:cNvPicPr/>
+                  </pic:nvPicPr>
+                  <pic:blipFill>
+                    <a:blip r:embed="rId7"/>
+                    <a:stretch>
+                      <a:fillRect/>
+                    </a:stretch>
+                  </pic:blipFill>
+                  <pic:spPr>
+                    <a:xfrm>
+                      <a:off x="0" y="0"/>
+                      <a:ext cx="6120765" cy="887095"/>
+                    </a:xfrm>
+                    <a:prstGeom prst="rect">
+                      <a:avLst/>
+                    </a:prstGeom>
+                  </pic:spPr>
+                </pic:pic>
+              </a:graphicData>
+            </a:graphic>
+          </wp:inline>
+        </w:drawing>
+      </w:r>
+    </w:p>
+    <w:p>
+      <w:pPr>
+        <w:jc w:val="both"/>
+        <w:rPr>
+          <w:rFonts w:ascii="Times New Roman" w:hAnsi="Times New Roman" w:cs="Times New Roman"/>
+          <w:sz w:val="28"/>
+          <w:szCs w:val="28"/>
+        </w:rPr>
+      </w:pPr>
+      <w:r>
+        <w:rPr>
+          <w:rFonts w:ascii="Times New Roman" w:hAnsi="Times New Roman" w:cs="Times New Roman"/>
+          <w:sz w:val="28"/>
+          <w:szCs w:val="28"/>
+        </w:rPr>
+        <w:drawing>
+          <wp:inline distT="0" distB="0" distL="0" distR="0" wp14:anchorId="640A8673" wp14:editId="3BFEC0EB">
+            <wp:extent cx="1533525" cy="2158847"/>
+            <wp:effectExtent l="0" t="0" r="0" b="0"/>
+            <wp:docPr id="5" name="Рисунок 5"/>
+            <wp:cNvGraphicFramePr>
+              <a:graphicFrameLocks xmlns:a="http://schemas.openxmlformats.org/drawingml/2006/main" noChangeAspect="1"/>
+            </wp:cNvGraphicFramePr>
+            <a:graphic xmlns:a="http://schemas.openxmlformats.org/drawingml/2006/main">
+              <a:graphicData uri="http://schemas.openxmlformats.org/drawingml/2006/picture">
+                <pic:pic xmlns:pic="http://schemas.openxmlformats.org/drawingml/2006/picture">
+                  <pic:nvPicPr>
+                    <pic:cNvPr id="1" name=""/>
+                    <pic:cNvPicPr/>
+                  </pic:nvPicPr>
+                  <pic:blipFill>
+                    <a:blip r:embed="rId8"/>
+                    <a:stretch>
+                      <a:fillRect/>
+                    </a:stretch>
+                  </pic:blipFill>
+                  <pic:spPr>
+                    <a:xfrm>
+                      <a:off x="0" y="0"/>
+                      <a:ext cx="1553654" cy="2187183"/>
+                    </a:xfrm>
+                    <a:prstGeom prst="rect">
+                      <a:avLst/>
+                    </a:prstGeom>
+                  </pic:spPr>
+                </pic:pic>
+              </a:graphicData>
+            </a:graphic>
+          </wp:inline>
+        </w:drawing>
+      </w:r>
+    </w:p>
+    <w:p>
+      <w:pPr>
+        <w:jc w:val="both"/>
+        <w:rPr>
+          <w:rFonts w:ascii="Times New Roman" w:hAnsi="Times New Roman" w:cs="Times New Roman"/>
+          <w:b/>
+          <w:sz w:val="28"/>
+          <w:szCs w:val="28"/>
+        </w:rPr>
+      </w:pPr>
+      <w:r>
+        <w:rPr>
+          <w:rFonts w:ascii="Times New Roman" w:hAnsi="Times New Roman" w:cs="Times New Roman"/>
+          <w:b/>
+          <w:sz w:val="28"/>
+          <w:szCs w:val="28"/>
+        </w:rPr>
+        <w:lastRenderedPageBreak/>
+        <w:t>1_generate_keys.py</w:t>
+      </w:r>
+    </w:p>
+    <w:p>
+      <w:pPr>
+        <w:shd w:val="clear" w:color="auto" w:fill="222A38"/>
+        <w:spacing w:after="0" w:line="285" w:lineRule="atLeast"/>
+        <w:rPr>
+          <w:rFonts w:ascii="Consolas" w:eastAsia="Times New Roman" w:hAnsi="Consolas" w:cs="Times New Roman"/>
+          <w:color w:val="D8DDE7"/>
+          <w:sz w:val="21"/>
+          <w:szCs w:val="21"/>
+          <w:lang w:eastAsia="uk-UA"/>
+        </w:rPr>
+      </w:pPr>
+      <w:proofErr w:type="spellStart"/>
+      <w:r>
+        <w:rPr>
+          <w:rFonts w:ascii="Consolas" w:eastAsia="Times New Roman" w:hAnsi="Consolas" w:cs="Times New Roman"/>
+          <w:color w:val="EACD61"/>
+          <w:sz w:val="21"/>
+          <w:szCs w:val="21"/>
+          <w:lang w:eastAsia="uk-UA"/>
+        </w:rPr>
+        <w:t>from</w:t>
+      </w:r>
+      <w:proofErr w:type="spellEnd"/>
+      <w:r>
+        <w:rPr>
+          <w:rFonts w:ascii="Consolas" w:eastAsia="Times New Roman" w:hAnsi="Consolas" w:cs="Times New Roman"/>
+          <w:color w:val="B9C2D3"/>
+          <w:sz w:val="21"/>
+          <w:szCs w:val="21"/>
+          <w:lang w:eastAsia="uk-UA"/>
+        </w:rPr>
+        <w:t xml:space="preserve"> </w:t>
+      </w:r>
+      <w:proofErr w:type="spellStart"/>
+      <w:r>
+        <w:rPr>
+          <w:rFonts w:ascii="Consolas" w:eastAsia="Times New Roman" w:hAnsi="Consolas" w:cs="Times New Roman"/>
+          <w:color w:val="69C3FF"/>
+          <w:sz w:val="21"/>
+          <w:szCs w:val="21"/>
+          <w:lang w:eastAsia="uk-UA"/>
+        </w:rPr>
+        <w:t>Crypto</w:t>
+      </w:r>
+      <w:r>
+        <w:rPr>
+          <w:rFonts w:ascii="Consolas" w:eastAsia="Times New Roman" w:hAnsi="Consolas" w:cs="Times New Roman"/>
+          <w:color w:val="D8DDE7"/>
+          <w:sz w:val="21"/>
+          <w:szCs w:val="21"/>
+          <w:lang w:eastAsia="uk-UA"/>
+        </w:rPr>
+        <w:t>.</w:t>
+      </w:r>
+      <w:r>
+        <w:rPr>
+          <w:rFonts w:ascii="Consolas" w:eastAsia="Times New Roman" w:hAnsi="Consolas" w:cs="Times New Roman"/>
+          <w:color w:val="69C3FF"/>
+          <w:sz w:val="21"/>
+          <w:szCs w:val="21"/>
+          <w:lang w:eastAsia="uk-UA"/>
+        </w:rPr>
+        <w:t>PublicKey</w:t>
+      </w:r>
+      <w:proofErr w:type="spellEnd"/>
+      <w:r>
+        <w:rPr>
+          <w:rFonts w:ascii="Consolas" w:eastAsia="Times New Roman" w:hAnsi="Consolas" w:cs="Times New Roman"/>
+          <w:color w:val="B9C2D3"/>
+          <w:sz w:val="21"/>
+          <w:szCs w:val="21"/>
+          <w:lang w:eastAsia="uk-UA"/>
+        </w:rPr>
+        <w:t xml:space="preserve"> </w:t>
+      </w:r>
+      <w:proofErr w:type="spellStart"/>
+      <w:r>
+        <w:rPr>
+          <w:rFonts w:ascii="Consolas" w:eastAsia="Times New Roman" w:hAnsi="Consolas" w:cs="Times New Roman"/>
+          <w:color w:val="EACD61"/>
+          <w:sz w:val="21"/>
+          <w:szCs w:val="21"/>
+          <w:lang w:eastAsia="uk-UA"/>
+        </w:rPr>
+        <w:t>import</w:t>
+      </w:r>
+      <w:proofErr w:type="spellEnd"/>
+      <w:r>
+        <w:rPr>
+          <w:rFonts w:ascii="Consolas" w:eastAsia="Times New Roman" w:hAnsi="Consolas" w:cs="Times New Roman"/>
+          <w:color w:val="B9C2D3"/>
+          <w:sz w:val="21"/>
+          <w:szCs w:val="21"/>
+          <w:lang w:eastAsia="uk-UA"/>
+        </w:rPr>
+        <w:t xml:space="preserve"> </w:t>
+      </w:r>
+      <w:r>
+        <w:rPr>
+          <w:rFonts w:ascii="Consolas" w:eastAsia="Times New Roman" w:hAnsi="Consolas" w:cs="Times New Roman"/>
+          <w:color w:val="69C3FF"/>
+          <w:sz w:val="21"/>
+          <w:szCs w:val="21"/>
+          <w:lang w:eastAsia="uk-UA"/>
+        </w:rPr>
+        <w:t>RSA</w:t>
+      </w:r>
+      <w:r>
+        <w:rPr>
+          <w:rFonts w:ascii="Consolas" w:eastAsia="Times New Roman" w:hAnsi="Consolas" w:cs="Times New Roman"/>
+          <w:color w:val="B9C2D3"/>
+          <w:sz w:val="21"/>
+          <w:szCs w:val="21"/>
+          <w:lang w:eastAsia="uk-UA"/>
+        </w:rPr>
+        <w:t xml:space="preserve"> </w:t>
+      </w:r>
+      <w:r>
+        <w:rPr>
+          <w:rFonts w:ascii="Consolas" w:eastAsia="Times New Roman" w:hAnsi="Consolas" w:cs="Times New Roman"/>
+          <w:i/>
+          <w:iCs/>
+          <w:color w:val="536686"/>
+          <w:sz w:val="21"/>
+          <w:szCs w:val="21"/>
+          <w:lang w:eastAsia="uk-UA"/>
+        </w:rPr>
+        <w:t>#</w:t>
+      </w:r>
+    </w:p>
+    <w:p>
+      <w:pPr>
+        <w:shd w:val="clear" w:color="auto" w:fill="222A38"/>
+        <w:spacing w:after="0" w:line="285" w:lineRule="atLeast"/>
+        <w:rPr>
+          <w:rFonts w:ascii="Consolas" w:eastAsia="Times New Roman" w:hAnsi="Consolas" w:cs="Times New Roman"/>
+          <w:color w:val="D8DDE7"/>
+          <w:sz w:val="21"/>
+          <w:szCs w:val="21"/>
+          <w:lang w:eastAsia="uk-UA"/>
+        </w:rPr>
+      </w:pPr>
+    </w:p>
+    <w:p>
+      <w:pPr>
+        <w:shd w:val="clear" w:color="auto" w:fill="222A38"/>
+        <w:spacing w:after="0" w:line="285" w:lineRule="atLeast"/>
+        <w:rPr>
+          <w:rFonts w:ascii="Consolas" w:eastAsia="Times New Roman" w:hAnsi="Consolas" w:cs="Times New Roman"/>
+          <w:color w:val="D8DDE7"/>
+          <w:sz w:val="21"/>
+          <w:szCs w:val="21"/>
+          <w:lang w:eastAsia="uk-UA"/>
+        </w:rPr>
+      </w:pPr>
+      <w:proofErr w:type="spellStart"/>
+      <w:r>
+        <w:rPr>
+          <w:rFonts w:ascii="Consolas" w:eastAsia="Times New Roman" w:hAnsi="Consolas" w:cs="Times New Roman"/>
+          <w:color w:val="22ECDB"/>
+          <w:sz w:val="21"/>
+          <w:szCs w:val="21"/>
+          <w:lang w:eastAsia="uk-UA"/>
+        </w:rPr>
+        <w:t>def</w:t>
+      </w:r>
+      <w:proofErr w:type="spellEnd"/>
+      <w:r>
+        <w:rPr>
+          <w:rFonts w:ascii="Consolas" w:eastAsia="Times New Roman" w:hAnsi="Consolas" w:cs="Times New Roman"/>
+          <w:color w:val="69C3FF"/>
+          <w:sz w:val="21"/>
+          <w:szCs w:val="21"/>
+          <w:lang w:eastAsia="uk-UA"/>
+        </w:rPr>
+        <w:t xml:space="preserve"> </w:t>
+      </w:r>
+      <w:proofErr w:type="spellStart"/>
+      <w:r>
+        <w:rPr>
+          <w:rFonts w:ascii="Consolas" w:eastAsia="Times New Roman" w:hAnsi="Consolas" w:cs="Times New Roman"/>
+          <w:color w:val="69C3FF"/>
+          <w:sz w:val="21"/>
+          <w:szCs w:val="21"/>
+          <w:lang w:eastAsia="uk-UA"/>
+        </w:rPr>
+        <w:t>generate_keys</w:t>
+      </w:r>
+      <w:proofErr w:type="spellEnd"/>
+      <w:r>
+        <w:rPr>
+          <w:rFonts w:ascii="Consolas" w:eastAsia="Times New Roman" w:hAnsi="Consolas" w:cs="Times New Roman"/>
+          <w:color w:val="D8DDE7"/>
+          <w:sz w:val="21"/>
+          <w:szCs w:val="21"/>
+          <w:lang w:eastAsia="uk-UA"/>
+        </w:rPr>
+        <w:t>():</w:t>
+      </w:r>
+    </w:p>
+    <w:p>
+      <w:pPr>
+        <w:shd w:val="clear" w:color="auto" w:fill="222A38"/>
+        <w:spacing w:after="0" w:line="285" w:lineRule="atLeast"/>
+        <w:rPr>
+          <w:rFonts w:ascii="Consolas" w:eastAsia="Times New Roman" w:hAnsi="Consolas" w:cs="Times New Roman"/>
+          <w:color w:val="D8DDE7"/>
+          <w:sz w:val="21"/>
+          <w:szCs w:val="21"/>
+          <w:lang w:eastAsia="uk-UA"/>
+        </w:rPr>
+      </w:pPr>
+      <w:r>
+        <w:rPr>
+          <w:rFonts w:ascii="Consolas" w:eastAsia="Times New Roman" w:hAnsi="Consolas" w:cs="Times New Roman"/>
+          <w:color w:val="B9C2D3"/>
+          <w:sz w:val="21"/>
+          <w:szCs w:val="21"/>
+          <w:lang w:eastAsia="uk-UA"/>
+        </w:rPr>
+        <w:t xml:space="preserve">    </w:t>
+      </w:r>
+      <w:proofErr w:type="spellStart"/>
+      <w:r>
+        <w:rPr>
+          <w:rFonts w:ascii="Consolas" w:eastAsia="Times New Roman" w:hAnsi="Consolas" w:cs="Times New Roman"/>
+          <w:color w:val="69C3FF"/>
+          <w:sz w:val="21"/>
+          <w:szCs w:val="21"/>
+          <w:lang w:eastAsia="uk-UA"/>
+        </w:rPr>
+        <w:t>print</w:t>
+      </w:r>
+      <w:proofErr w:type="spellEnd"/>
+      <w:r>
+        <w:rPr>
+          <w:rFonts w:ascii="Consolas" w:eastAsia="Times New Roman" w:hAnsi="Consolas" w:cs="Times New Roman"/>
+          <w:color w:val="D8DDE7"/>
+          <w:sz w:val="21"/>
+          <w:szCs w:val="21"/>
+          <w:lang w:eastAsia="uk-UA"/>
+        </w:rPr>
+        <w:t>(</w:t>
+      </w:r>
+      <w:r>
+        <w:rPr>
+          <w:rFonts w:ascii="Consolas" w:eastAsia="Times New Roman" w:hAnsi="Consolas" w:cs="Times New Roman"/>
+          <w:color w:val="3CEC85"/>
+          <w:sz w:val="21"/>
+          <w:szCs w:val="21"/>
+          <w:lang w:eastAsia="uk-UA"/>
+        </w:rPr>
+        <w:t>"Генерація пари RSA ключів (це може зайняти кілька секунд)..."</w:t>
+      </w:r>
+      <w:r>
+        <w:rPr>
+          <w:rFonts w:ascii="Consolas" w:eastAsia="Times New Roman" w:hAnsi="Consolas" w:cs="Times New Roman"/>
+          <w:color w:val="D8DDE7"/>
+          <w:sz w:val="21"/>
+          <w:szCs w:val="21"/>
+          <w:lang w:eastAsia="uk-UA"/>
+        </w:rPr>
+        <w:t>)</w:t>
+      </w:r>
+    </w:p>
+    <w:p>
+      <w:pPr>
+        <w:shd w:val="clear" w:color="auto" w:fill="222A38"/>
+        <w:spacing w:after="0" w:line="285" w:lineRule="atLeast"/>
+        <w:rPr>
+          <w:rFonts w:ascii="Consolas" w:eastAsia="Times New Roman" w:hAnsi="Consolas" w:cs="Times New Roman"/>
+          <w:color w:val="D8DDE7"/>
+          <w:sz w:val="21"/>
+          <w:szCs w:val="21"/>
+          <w:lang w:eastAsia="uk-UA"/>
+        </w:rPr>
+      </w:pPr>
+      <w:r>
+        <w:rPr>
+          <w:rFonts w:ascii="Consolas" w:eastAsia="Times New Roman" w:hAnsi="Consolas" w:cs="Times New Roman"/>
+          <w:color w:val="B9C2D3"/>
+          <w:sz w:val="21"/>
+          <w:szCs w:val="21"/>
+          <w:lang w:eastAsia="uk-UA"/>
+        </w:rPr>
+        <w:t xml:space="preserve">    </w:t>
+      </w:r>
+      <w:r>
+        <w:rPr>
+          <w:rFonts w:ascii="Consolas" w:eastAsia="Times New Roman" w:hAnsi="Consolas" w:cs="Times New Roman"/>
+          <w:i/>
+          <w:iCs/>
+          <w:color w:val="536686"/>
+          <w:sz w:val="21"/>
+          <w:szCs w:val="21"/>
+          <w:lang w:eastAsia="uk-UA"/>
+        </w:rPr>
+        <w:t># Генерація ключів розміром 3072 біти</w:t>
+      </w:r>
+    </w:p>
+    <w:p>
+      <w:pPr>
+        <w:shd w:val="clear" w:color="auto" w:fill="222A38"/>
+        <w:spacing w:after="0" w:line="285" w:lineRule="atLeast"/>
+        <w:rPr>
+          <w:rFonts w:ascii="Consolas" w:eastAsia="Times New Roman" w:hAnsi="Consolas" w:cs="Times New Roman"/>
+          <w:color w:val="D8DDE7"/>
+          <w:sz w:val="21"/>
+          <w:szCs w:val="21"/>
+          <w:lang w:eastAsia="uk-UA"/>
+        </w:rPr>
+      </w:pPr>
+      <w:r>
+        <w:rPr>
+          <w:rFonts w:ascii="Consolas" w:eastAsia="Times New Roman" w:hAnsi="Consolas" w:cs="Times New Roman"/>
+          <w:color w:val="B9C2D3"/>
+          <w:sz w:val="21"/>
+          <w:szCs w:val="21"/>
+          <w:lang w:eastAsia="uk-UA"/>
+        </w:rPr>
+        <w:t xml:space="preserve">    </w:t>
+      </w:r>
+      <w:proofErr w:type="spellStart"/>
+      <w:r>
+        <w:rPr>
+          <w:rFonts w:ascii="Consolas" w:eastAsia="Times New Roman" w:hAnsi="Consolas" w:cs="Times New Roman"/>
+          <w:color w:val="FF738A"/>
+          <w:sz w:val="21"/>
+          <w:szCs w:val="21"/>
+          <w:lang w:eastAsia="uk-UA"/>
+        </w:rPr>
+        <w:t>keyPair</w:t>
+      </w:r>
+      <w:proofErr w:type="spellEnd"/>
+      <w:r>
+        <w:rPr>
+          <w:rFonts w:ascii="Consolas" w:eastAsia="Times New Roman" w:hAnsi="Consolas" w:cs="Times New Roman"/>
+          <w:color w:val="B9C2D3"/>
+          <w:sz w:val="21"/>
+          <w:szCs w:val="21"/>
+          <w:lang w:eastAsia="uk-UA"/>
+        </w:rPr>
+        <w:t xml:space="preserve"> </w:t>
+      </w:r>
+      <w:r>
+        <w:rPr>
+          <w:rFonts w:ascii="Consolas" w:eastAsia="Times New Roman" w:hAnsi="Consolas" w:cs="Times New Roman"/>
+          <w:color w:val="EACD61"/>
+          <w:sz w:val="21"/>
+          <w:szCs w:val="21"/>
+          <w:lang w:eastAsia="uk-UA"/>
+        </w:rPr>
+        <w:t>=</w:t>
+      </w:r>
+      <w:r>
+        <w:rPr>
+          <w:rFonts w:ascii="Consolas" w:eastAsia="Times New Roman" w:hAnsi="Consolas" w:cs="Times New Roman"/>
+          <w:color w:val="B9C2D3"/>
+          <w:sz w:val="21"/>
+          <w:szCs w:val="21"/>
+          <w:lang w:eastAsia="uk-UA"/>
+        </w:rPr>
+        <w:t xml:space="preserve"> </w:t>
+      </w:r>
+      <w:proofErr w:type="spellStart"/>
+      <w:r>
+        <w:rPr>
+          <w:rFonts w:ascii="Consolas" w:eastAsia="Times New Roman" w:hAnsi="Consolas" w:cs="Times New Roman"/>
+          <w:color w:val="69C3FF"/>
+          <w:sz w:val="21"/>
+          <w:szCs w:val="21"/>
+          <w:lang w:eastAsia="uk-UA"/>
+        </w:rPr>
+        <w:t>RSA</w:t>
+      </w:r>
+      <w:r>
+        <w:rPr>
+          <w:rFonts w:ascii="Consolas" w:eastAsia="Times New Roman" w:hAnsi="Consolas" w:cs="Times New Roman"/>
+          <w:color w:val="D8DDE7"/>
+          <w:sz w:val="21"/>
+          <w:szCs w:val="21"/>
+          <w:lang w:eastAsia="uk-UA"/>
+        </w:rPr>
+        <w:t>.</w:t>
+      </w:r>
+      <w:r>
+        <w:rPr>
+          <w:rFonts w:ascii="Consolas" w:eastAsia="Times New Roman" w:hAnsi="Consolas" w:cs="Times New Roman"/>
+          <w:color w:val="69C3FF"/>
+          <w:sz w:val="21"/>
+          <w:szCs w:val="21"/>
+          <w:lang w:eastAsia="uk-UA"/>
+        </w:rPr>
+        <w:t>generate</w:t>
+      </w:r>
+      <w:proofErr w:type="spellEnd"/>
+      <w:r>
+        <w:rPr>
+          <w:rFonts w:ascii="Consolas" w:eastAsia="Times New Roman" w:hAnsi="Consolas" w:cs="Times New Roman"/>
+          <w:color w:val="D8DDE7"/>
+          <w:sz w:val="21"/>
+          <w:szCs w:val="21"/>
+          <w:lang w:eastAsia="uk-UA"/>
+        </w:rPr>
+        <w:t>(</w:t>
+      </w:r>
+      <w:r>
+        <w:rPr>
+          <w:rFonts w:ascii="Consolas" w:eastAsia="Times New Roman" w:hAnsi="Consolas" w:cs="Times New Roman"/>
+          <w:color w:val="FF955C"/>
+          <w:sz w:val="21"/>
+          <w:szCs w:val="21"/>
+          <w:lang w:eastAsia="uk-UA"/>
+        </w:rPr>
+        <w:t>3072</w:t>
+      </w:r>
+      <w:r>
+        <w:rPr>
+          <w:rFonts w:ascii="Consolas" w:eastAsia="Times New Roman" w:hAnsi="Consolas" w:cs="Times New Roman"/>
+          <w:color w:val="D8DDE7"/>
+          <w:sz w:val="21"/>
+          <w:szCs w:val="21"/>
+          <w:lang w:eastAsia="uk-UA"/>
+        </w:rPr>
+        <w:t>)</w:t>
+      </w:r>
+      <w:r>
+        <w:rPr>
+          <w:rFonts w:ascii="Consolas" w:eastAsia="Times New Roman" w:hAnsi="Consolas" w:cs="Times New Roman"/>
+          <w:color w:val="B9C2D3"/>
+          <w:sz w:val="21"/>
+          <w:szCs w:val="21"/>
+          <w:lang w:eastAsia="uk-UA"/>
+        </w:rPr>
+        <w:t xml:space="preserve"> </w:t>
+      </w:r>
+      <w:r>
+        <w:rPr>
+          <w:rFonts w:ascii="Consolas" w:eastAsia="Times New Roman" w:hAnsi="Consolas" w:cs="Times New Roman"/>
+          <w:i/>
+          <w:iCs/>
+          <w:color w:val="536686"/>
+          <w:sz w:val="21"/>
+          <w:szCs w:val="21"/>
+          <w:lang w:eastAsia="uk-UA"/>
+        </w:rPr>
+        <w:t>#</w:t>
+      </w:r>
+    </w:p>
+    <w:p>
+      <w:pPr>
+        <w:shd w:val="clear" w:color="auto" w:fill="222A38"/>
+        <w:spacing w:after="0" w:line="285" w:lineRule="atLeast"/>
+        <w:rPr>
+          <w:rFonts w:ascii="Consolas" w:eastAsia="Times New Roman" w:hAnsi="Consolas" w:cs="Times New Roman"/>
+          <w:color w:val="D8DDE7"/>
+          <w:sz w:val="21"/>
+          <w:szCs w:val="21"/>
+          <w:lang w:eastAsia="uk-UA"/>
+        </w:rPr>
+      </w:pPr>
+      <w:r>
+        <w:rPr>
+          <w:rFonts w:ascii="Consolas" w:eastAsia="Times New Roman" w:hAnsi="Consolas" w:cs="Times New Roman"/>
+          <w:color w:val="B9C2D3"/>
+          <w:sz w:val="21"/>
+          <w:szCs w:val="21"/>
+          <w:lang w:eastAsia="uk-UA"/>
+        </w:rPr>
+        <w:t xml:space="preserve">    </w:t>
+      </w:r>
+    </w:p>
+    <w:p>
+      <w:pPr>
+        <w:shd w:val="clear" w:color="auto" w:fill="222A38"/>
+        <w:spacing w:after="0" w:line="285" w:lineRule="atLeast"/>
+        <w:rPr>
+          <w:rFonts w:ascii="Consolas" w:eastAsia="Times New Roman" w:hAnsi="Consolas" w:cs="Times New Roman"/>
+          <w:color w:val="D8DDE7"/>
+          <w:sz w:val="21"/>
+          <w:szCs w:val="21"/>
+          <w:lang w:eastAsia="uk-UA"/>
+        </w:rPr>
+      </w:pPr>
+      <w:r>
+        <w:rPr>
+          <w:rFonts w:ascii="Consolas" w:eastAsia="Times New Roman" w:hAnsi="Consolas" w:cs="Times New Roman"/>
+          <w:color w:val="B9C2D3"/>
+          <w:sz w:val="21"/>
+          <w:szCs w:val="21"/>
+          <w:lang w:eastAsia="uk-UA"/>
+        </w:rPr>
+        <w:t xml:space="preserve">    </w:t>
+      </w:r>
+      <w:r>
+        <w:rPr>
+          <w:rFonts w:ascii="Consolas" w:eastAsia="Times New Roman" w:hAnsi="Consolas" w:cs="Times New Roman"/>
+          <w:i/>
+          <w:iCs/>
+          <w:color w:val="536686"/>
+          <w:sz w:val="21"/>
+          <w:szCs w:val="21"/>
+          <w:lang w:eastAsia="uk-UA"/>
+        </w:rPr>
+        <w:t># Створення та збереження відкритого ключа у файл</w:t>
+      </w:r>
+    </w:p>
+    <w:p>
+      <w:pPr>
+        <w:shd w:val="clear" w:color="auto" w:fill="222A38"/>
+        <w:spacing w:after="0" w:line="285" w:lineRule="atLeast"/>
+        <w:rPr>
+          <w:rFonts w:ascii="Consolas" w:eastAsia="Times New Roman" w:hAnsi="Consolas" w:cs="Times New Roman"/>
+          <w:color w:val="D8DDE7"/>
+          <w:sz w:val="21"/>
+          <w:szCs w:val="21"/>
+          <w:lang w:eastAsia="uk-UA"/>
+        </w:rPr>
+      </w:pPr>
+      <w:r>
+        <w:rPr>
+          <w:rFonts w:ascii="Consolas" w:eastAsia="Times New Roman" w:hAnsi="Consolas" w:cs="Times New Roman"/>
+          <w:color w:val="B9C2D3"/>
+          <w:sz w:val="21"/>
+          <w:szCs w:val="21"/>
+          <w:lang w:eastAsia="uk-UA"/>
+        </w:rPr>
+        <w:t xml:space="preserve">    </w:t>
+      </w:r>
+      <w:proofErr w:type="spellStart"/>
+      <w:r>
+        <w:rPr>
+          <w:rFonts w:ascii="Consolas" w:eastAsia="Times New Roman" w:hAnsi="Consolas" w:cs="Times New Roman"/>
+          <w:color w:val="FF738A"/>
+          <w:sz w:val="21"/>
+          <w:szCs w:val="21"/>
+          <w:lang w:eastAsia="uk-UA"/>
+        </w:rPr>
+        <w:t>pubKey</w:t>
+      </w:r>
+      <w:proofErr w:type="spellEnd"/>
+      <w:r>
+        <w:rPr>
+          <w:rFonts w:ascii="Consolas" w:eastAsia="Times New Roman" w:hAnsi="Consolas" w:cs="Times New Roman"/>
+          <w:color w:val="B9C2D3"/>
+          <w:sz w:val="21"/>
+          <w:szCs w:val="21"/>
+          <w:lang w:eastAsia="uk-UA"/>
+        </w:rPr>
+        <w:t xml:space="preserve"> </w:t>
+      </w:r>
+      <w:r>
+        <w:rPr>
+          <w:rFonts w:ascii="Consolas" w:eastAsia="Times New Roman" w:hAnsi="Consolas" w:cs="Times New Roman"/>
+          <w:color w:val="EACD61"/>
+          <w:sz w:val="21"/>
+          <w:szCs w:val="21"/>
+          <w:lang w:eastAsia="uk-UA"/>
+        </w:rPr>
+        <w:t>=</w:t>
+      </w:r>
+      <w:r>
+        <w:rPr>
+          <w:rFonts w:ascii="Consolas" w:eastAsia="Times New Roman" w:hAnsi="Consolas" w:cs="Times New Roman"/>
+          <w:color w:val="B9C2D3"/>
+          <w:sz w:val="21"/>
+          <w:szCs w:val="21"/>
+          <w:lang w:eastAsia="uk-UA"/>
+        </w:rPr>
+        <w:t xml:space="preserve"> </w:t>
+      </w:r>
+      <w:proofErr w:type="spellStart"/>
+      <w:r>
+        <w:rPr>
+          <w:rFonts w:ascii="Consolas" w:eastAsia="Times New Roman" w:hAnsi="Consolas" w:cs="Times New Roman"/>
+          <w:color w:val="FF738A"/>
+          <w:sz w:val="21"/>
+          <w:szCs w:val="21"/>
+          <w:lang w:eastAsia="uk-UA"/>
+        </w:rPr>
+        <w:t>keyPair</w:t>
+      </w:r>
+      <w:r>
+        <w:rPr>
+          <w:rFonts w:ascii="Consolas" w:eastAsia="Times New Roman" w:hAnsi="Consolas" w:cs="Times New Roman"/>
+          <w:color w:val="D8DDE7"/>
+          <w:sz w:val="21"/>
+          <w:szCs w:val="21"/>
+          <w:lang w:eastAsia="uk-UA"/>
+        </w:rPr>
+        <w:t>.</w:t>
+      </w:r>
+      <w:r>
+        <w:rPr>
+          <w:rFonts w:ascii="Consolas" w:eastAsia="Times New Roman" w:hAnsi="Consolas" w:cs="Times New Roman"/>
+          <w:color w:val="FF738A"/>
+          <w:sz w:val="21"/>
+          <w:szCs w:val="21"/>
+          <w:lang w:eastAsia="uk-UA"/>
+        </w:rPr>
+        <w:t>publickey</w:t>
+      </w:r>
+      <w:proofErr w:type="spellEnd"/>
+      <w:r>
+        <w:rPr>
+          <w:rFonts w:ascii="Consolas" w:eastAsia="Times New Roman" w:hAnsi="Consolas" w:cs="Times New Roman"/>
+          <w:color w:val="D8DDE7"/>
+          <w:sz w:val="21"/>
+          <w:szCs w:val="21"/>
+          <w:lang w:eastAsia="uk-UA"/>
+        </w:rPr>
+        <w:t>()</w:t>
+      </w:r>
+      <w:r>
+        <w:rPr>
+          <w:rFonts w:ascii="Consolas" w:eastAsia="Times New Roman" w:hAnsi="Consolas" w:cs="Times New Roman"/>
+          <w:color w:val="B9C2D3"/>
+          <w:sz w:val="21"/>
+          <w:szCs w:val="21"/>
+          <w:lang w:eastAsia="uk-UA"/>
+        </w:rPr>
+        <w:t xml:space="preserve"> </w:t>
+      </w:r>
+      <w:r>
+        <w:rPr>
+          <w:rFonts w:ascii="Consolas" w:eastAsia="Times New Roman" w:hAnsi="Consolas" w:cs="Times New Roman"/>
+          <w:i/>
+          <w:iCs/>
+          <w:color w:val="536686"/>
+          <w:sz w:val="21"/>
+          <w:szCs w:val="21"/>
+          <w:lang w:eastAsia="uk-UA"/>
+        </w:rPr>
+        <w:t>#</w:t>
+      </w:r>
+    </w:p>
+    <w:p>
+      <w:pPr>
+        <w:shd w:val="clear" w:color="auto" w:fill="222A38"/>
+        <w:spacing w:after="0" w:line="285" w:lineRule="atLeast"/>
+        <w:rPr>
+          <w:rFonts w:ascii="Consolas" w:eastAsia="Times New Roman" w:hAnsi="Consolas" w:cs="Times New Roman"/>
+          <w:color w:val="D8DDE7"/>
+          <w:sz w:val="21"/>
+          <w:szCs w:val="21"/>
+          <w:lang w:eastAsia="uk-UA"/>
+        </w:rPr>
+      </w:pPr>
+      <w:r>
+        <w:rPr>
+          <w:rFonts w:ascii="Consolas" w:eastAsia="Times New Roman" w:hAnsi="Consolas" w:cs="Times New Roman"/>
+          <w:color w:val="B9C2D3"/>
+          <w:sz w:val="21"/>
+          <w:szCs w:val="21"/>
+          <w:lang w:eastAsia="uk-UA"/>
+        </w:rPr>
+        <w:t xml:space="preserve">    </w:t>
+      </w:r>
+      <w:proofErr w:type="spellStart"/>
+      <w:r>
+        <w:rPr>
+          <w:rFonts w:ascii="Consolas" w:eastAsia="Times New Roman" w:hAnsi="Consolas" w:cs="Times New Roman"/>
+          <w:color w:val="FF738A"/>
+          <w:sz w:val="21"/>
+          <w:szCs w:val="21"/>
+          <w:lang w:eastAsia="uk-UA"/>
+        </w:rPr>
+        <w:t>pubKeyPEM</w:t>
+      </w:r>
+      <w:proofErr w:type="spellEnd"/>
+      <w:r>
+        <w:rPr>
+          <w:rFonts w:ascii="Consolas" w:eastAsia="Times New Roman" w:hAnsi="Consolas" w:cs="Times New Roman"/>
+          <w:color w:val="B9C2D3"/>
+          <w:sz w:val="21"/>
+          <w:szCs w:val="21"/>
+          <w:lang w:eastAsia="uk-UA"/>
+        </w:rPr>
+        <w:t xml:space="preserve"> </w:t>
+      </w:r>
+      <w:r>
+        <w:rPr>
+          <w:rFonts w:ascii="Consolas" w:eastAsia="Times New Roman" w:hAnsi="Consolas" w:cs="Times New Roman"/>
+          <w:color w:val="EACD61"/>
+          <w:sz w:val="21"/>
+          <w:szCs w:val="21"/>
+          <w:lang w:eastAsia="uk-UA"/>
+        </w:rPr>
+        <w:t>=</w:t>
+      </w:r>
+      <w:r>
+        <w:rPr>
+          <w:rFonts w:ascii="Consolas" w:eastAsia="Times New Roman" w:hAnsi="Consolas" w:cs="Times New Roman"/>
+          <w:color w:val="B9C2D3"/>
+          <w:sz w:val="21"/>
+          <w:szCs w:val="21"/>
+          <w:lang w:eastAsia="uk-UA"/>
+        </w:rPr>
+        <w:t xml:space="preserve"> </w:t>
+      </w:r>
+      <w:proofErr w:type="spellStart"/>
+      <w:r>
+        <w:rPr>
+          <w:rFonts w:ascii="Consolas" w:eastAsia="Times New Roman" w:hAnsi="Consolas" w:cs="Times New Roman"/>
+          <w:color w:val="FF738A"/>
+          <w:sz w:val="21"/>
+          <w:szCs w:val="21"/>
+          <w:lang w:eastAsia="uk-UA"/>
+        </w:rPr>
+        <w:t>pubKey</w:t>
+      </w:r>
+      <w:r>
+        <w:rPr>
+          <w:rFonts w:ascii="Consolas" w:eastAsia="Times New Roman" w:hAnsi="Consolas" w:cs="Times New Roman"/>
+          <w:color w:val="D8DDE7"/>
+          <w:sz w:val="21"/>
+          <w:szCs w:val="21"/>
+          <w:lang w:eastAsia="uk-UA"/>
+        </w:rPr>
+        <w:t>.</w:t>
+      </w:r>
+      <w:r>
+        <w:rPr>
+          <w:rFonts w:ascii="Consolas" w:eastAsia="Times New Roman" w:hAnsi="Consolas" w:cs="Times New Roman"/>
+          <w:color w:val="FF738A"/>
+          <w:sz w:val="21"/>
+          <w:szCs w:val="21"/>
+          <w:lang w:eastAsia="uk-UA"/>
+        </w:rPr>
+        <w:t>exportKey</w:t>
+      </w:r>
+      <w:proofErr w:type="spellEnd"/>
+      <w:r>
+        <w:rPr>
+          <w:rFonts w:ascii="Consolas" w:eastAsia="Times New Roman" w:hAnsi="Consolas" w:cs="Times New Roman"/>
+          <w:color w:val="D8DDE7"/>
+          <w:sz w:val="21"/>
+          <w:szCs w:val="21"/>
+          <w:lang w:eastAsia="uk-UA"/>
+        </w:rPr>
+        <w:t>()</w:t>
+      </w:r>
+      <w:r>
+        <w:rPr>
+          <w:rFonts w:ascii="Consolas" w:eastAsia="Times New Roman" w:hAnsi="Consolas" w:cs="Times New Roman"/>
+          <w:color w:val="B9C2D3"/>
+          <w:sz w:val="21"/>
+          <w:szCs w:val="21"/>
+          <w:lang w:eastAsia="uk-UA"/>
+        </w:rPr>
+        <w:t xml:space="preserve"> </w:t>
+      </w:r>
+      <w:r>
+        <w:rPr>
+          <w:rFonts w:ascii="Consolas" w:eastAsia="Times New Roman" w:hAnsi="Consolas" w:cs="Times New Roman"/>
+          <w:i/>
+          <w:iCs/>
+          <w:color w:val="536686"/>
+          <w:sz w:val="21"/>
+          <w:szCs w:val="21"/>
+          <w:lang w:eastAsia="uk-UA"/>
+        </w:rPr>
+        <w:t>#</w:t>
+      </w:r>
+    </w:p>
+    <w:p>
+      <w:pPr>
+        <w:shd w:val="clear" w:color="auto" w:fill="222A38"/>
+        <w:spacing w:after="0" w:line="285" w:lineRule="atLeast"/>
+        <w:rPr>
+          <w:rFonts w:ascii="Consolas" w:eastAsia="Times New Roman" w:hAnsi="Consolas" w:cs="Times New Roman"/>
+          <w:color w:val="D8DDE7"/>
+          <w:sz w:val="21"/>
+          <w:szCs w:val="21"/>
+          <w:lang w:eastAsia="uk-UA"/>
+        </w:rPr>
+      </w:pPr>
+      <w:r>
+        <w:rPr>
+          <w:rFonts w:ascii="Consolas" w:eastAsia="Times New Roman" w:hAnsi="Consolas" w:cs="Times New Roman"/>
+          <w:color w:val="B9C2D3"/>
+          <w:sz w:val="21"/>
+          <w:szCs w:val="21"/>
+          <w:lang w:eastAsia="uk-UA"/>
+        </w:rPr>
+        <w:t xml:space="preserve">    </w:t>
+      </w:r>
+      <w:proofErr w:type="spellStart"/>
+      <w:r>
+        <w:rPr>
+          <w:rFonts w:ascii="Consolas" w:eastAsia="Times New Roman" w:hAnsi="Consolas" w:cs="Times New Roman"/>
+          <w:color w:val="EACD61"/>
+          <w:sz w:val="21"/>
+          <w:szCs w:val="21"/>
+          <w:lang w:eastAsia="uk-UA"/>
+        </w:rPr>
+        <w:t>with</w:t>
+      </w:r>
+      <w:proofErr w:type="spellEnd"/>
+      <w:r>
+        <w:rPr>
+          <w:rFonts w:ascii="Consolas" w:eastAsia="Times New Roman" w:hAnsi="Consolas" w:cs="Times New Roman"/>
+          <w:color w:val="B9C2D3"/>
+          <w:sz w:val="21"/>
+          <w:szCs w:val="21"/>
+          <w:lang w:eastAsia="uk-UA"/>
+        </w:rPr>
+        <w:t xml:space="preserve"> </w:t>
+      </w:r>
+      <w:proofErr w:type="spellStart"/>
+      <w:r>
+        <w:rPr>
+          <w:rFonts w:ascii="Consolas" w:eastAsia="Times New Roman" w:hAnsi="Consolas" w:cs="Times New Roman"/>
+          <w:color w:val="69C3FF"/>
+          <w:sz w:val="21"/>
+          <w:szCs w:val="21"/>
+          <w:lang w:eastAsia="uk-UA"/>
+        </w:rPr>
+        <w:t>open</w:t>
+      </w:r>
+      <w:proofErr w:type="spellEnd"/>
+      <w:r>
+        <w:rPr>
+          <w:rFonts w:ascii="Consolas" w:eastAsia="Times New Roman" w:hAnsi="Consolas" w:cs="Times New Roman"/>
+          <w:color w:val="D8DDE7"/>
+          <w:sz w:val="21"/>
+          <w:szCs w:val="21"/>
+          <w:lang w:eastAsia="uk-UA"/>
+        </w:rPr>
+        <w:t>(</w:t>
+      </w:r>
+      <w:r>
+        <w:rPr>
+          <w:rFonts w:ascii="Consolas" w:eastAsia="Times New Roman" w:hAnsi="Consolas" w:cs="Times New Roman"/>
+          <w:color w:val="3CEC85"/>
+          <w:sz w:val="21"/>
+          <w:szCs w:val="21"/>
+          <w:lang w:eastAsia="uk-UA"/>
+        </w:rPr>
+        <w:t>"</w:t>
+      </w:r>
+      <w:proofErr w:type="spellStart"/>
+      <w:r>
+        <w:rPr>
+          <w:rFonts w:ascii="Consolas" w:eastAsia="Times New Roman" w:hAnsi="Consolas" w:cs="Times New Roman"/>
+          <w:color w:val="3CEC85"/>
+          <w:sz w:val="21"/>
+          <w:szCs w:val="21"/>
+          <w:lang w:eastAsia="uk-UA"/>
+        </w:rPr>
+        <w:t>public.pem</w:t>
+      </w:r>
+      <w:proofErr w:type="spellEnd"/>
+      <w:r>
+        <w:rPr>
+          <w:rFonts w:ascii="Consolas" w:eastAsia="Times New Roman" w:hAnsi="Consolas" w:cs="Times New Roman"/>
+          <w:color w:val="3CEC85"/>
+          <w:sz w:val="21"/>
+          <w:szCs w:val="21"/>
+          <w:lang w:eastAsia="uk-UA"/>
+        </w:rPr>
+        <w:t>"</w:t>
+      </w:r>
+      <w:r>
+        <w:rPr>
+          <w:rFonts w:ascii="Consolas" w:eastAsia="Times New Roman" w:hAnsi="Consolas" w:cs="Times New Roman"/>
+          <w:color w:val="D8DDE7"/>
+          <w:sz w:val="21"/>
+          <w:szCs w:val="21"/>
+          <w:lang w:eastAsia="uk-UA"/>
+        </w:rPr>
+        <w:t>,</w:t>
+      </w:r>
+      <w:r>
+        <w:rPr>
+          <w:rFonts w:ascii="Consolas" w:eastAsia="Times New Roman" w:hAnsi="Consolas" w:cs="Times New Roman"/>
+          <w:color w:val="69C3FF"/>
+          <w:sz w:val="21"/>
+          <w:szCs w:val="21"/>
+          <w:lang w:eastAsia="uk-UA"/>
+        </w:rPr>
+        <w:t xml:space="preserve"> </w:t>
+      </w:r>
+      <w:r>
+        <w:rPr>
+          <w:rFonts w:ascii="Consolas" w:eastAsia="Times New Roman" w:hAnsi="Consolas" w:cs="Times New Roman"/>
+          <w:color w:val="3CEC85"/>
+          <w:sz w:val="21"/>
+          <w:szCs w:val="21"/>
+          <w:lang w:eastAsia="uk-UA"/>
+        </w:rPr>
+        <w:t>"</w:t>
+      </w:r>
+      <w:proofErr w:type="spellStart"/>
+      <w:r>
+        <w:rPr>
+          <w:rFonts w:ascii="Consolas" w:eastAsia="Times New Roman" w:hAnsi="Consolas" w:cs="Times New Roman"/>
+          <w:color w:val="3CEC85"/>
+          <w:sz w:val="21"/>
+          <w:szCs w:val="21"/>
+          <w:lang w:eastAsia="uk-UA"/>
+        </w:rPr>
+        <w:t>wb</w:t>
+      </w:r>
+      <w:proofErr w:type="spellEnd"/>
+      <w:r>
+        <w:rPr>
+          <w:rFonts w:ascii="Consolas" w:eastAsia="Times New Roman" w:hAnsi="Consolas" w:cs="Times New Roman"/>
+          <w:color w:val="3CEC85"/>
+          <w:sz w:val="21"/>
+          <w:szCs w:val="21"/>
+          <w:lang w:eastAsia="uk-UA"/>
+        </w:rPr>
+        <w:t>"</w:t>
+      </w:r>
+      <w:r>
+        <w:rPr>
+          <w:rFonts w:ascii="Consolas" w:eastAsia="Times New Roman" w:hAnsi="Consolas" w:cs="Times New Roman"/>
+          <w:color w:val="D8DDE7"/>
+          <w:sz w:val="21"/>
+          <w:szCs w:val="21"/>
+          <w:lang w:eastAsia="uk-UA"/>
+        </w:rPr>
+        <w:t>)</w:t>
+      </w:r>
+      <w:r>
+        <w:rPr>
+          <w:rFonts w:ascii="Consolas" w:eastAsia="Times New Roman" w:hAnsi="Consolas" w:cs="Times New Roman"/>
+          <w:color w:val="B9C2D3"/>
+          <w:sz w:val="21"/>
+          <w:szCs w:val="21"/>
+          <w:lang w:eastAsia="uk-UA"/>
+        </w:rPr>
+        <w:t xml:space="preserve"> </w:t>
+      </w:r>
+      <w:proofErr w:type="spellStart"/>
+      <w:r>
+        <w:rPr>
+          <w:rFonts w:ascii="Consolas" w:eastAsia="Times New Roman" w:hAnsi="Consolas" w:cs="Times New Roman"/>
+          <w:color w:val="EACD61"/>
+          <w:sz w:val="21"/>
+          <w:szCs w:val="21"/>
+          <w:lang w:eastAsia="uk-UA"/>
+        </w:rPr>
+        <w:t>as</w:t>
+      </w:r>
+      <w:proofErr w:type="spellEnd"/>
+      <w:r>
+        <w:rPr>
+          <w:rFonts w:ascii="Consolas" w:eastAsia="Times New Roman" w:hAnsi="Consolas" w:cs="Times New Roman"/>
+          <w:color w:val="B9C2D3"/>
+          <w:sz w:val="21"/>
+          <w:szCs w:val="21"/>
+          <w:lang w:eastAsia="uk-UA"/>
+        </w:rPr>
+        <w:t xml:space="preserve"> </w:t>
+      </w:r>
+      <w:proofErr w:type="spellStart"/>
+      <w:r>
+        <w:rPr>
+          <w:rFonts w:ascii="Consolas" w:eastAsia="Times New Roman" w:hAnsi="Consolas" w:cs="Times New Roman"/>
+          <w:color w:val="FF738A"/>
+          <w:sz w:val="21"/>
+          <w:szCs w:val="21"/>
+          <w:lang w:eastAsia="uk-UA"/>
+        </w:rPr>
+        <w:t>file_out</w:t>
+      </w:r>
+      <w:proofErr w:type="spellEnd"/>
+      <w:r>
+        <w:rPr>
+          <w:rFonts w:ascii="Consolas" w:eastAsia="Times New Roman" w:hAnsi="Consolas" w:cs="Times New Roman"/>
+          <w:color w:val="D8DDE7"/>
+          <w:sz w:val="21"/>
+          <w:szCs w:val="21"/>
+          <w:lang w:eastAsia="uk-UA"/>
+        </w:rPr>
+        <w:t>:</w:t>
+      </w:r>
+      <w:r>
+        <w:rPr>
+          <w:rFonts w:ascii="Consolas" w:eastAsia="Times New Roman" w:hAnsi="Consolas" w:cs="Times New Roman"/>
+          <w:color w:val="B9C2D3"/>
+          <w:sz w:val="21"/>
+          <w:szCs w:val="21"/>
+          <w:lang w:eastAsia="uk-UA"/>
+        </w:rPr>
+        <w:t xml:space="preserve"> </w:t>
+      </w:r>
+      <w:r>
+        <w:rPr>
+          <w:rFonts w:ascii="Consolas" w:eastAsia="Times New Roman" w:hAnsi="Consolas" w:cs="Times New Roman"/>
+          <w:i/>
+          <w:iCs/>
+          <w:color w:val="536686"/>
+          <w:sz w:val="21"/>
+          <w:szCs w:val="21"/>
+          <w:lang w:eastAsia="uk-UA"/>
+        </w:rPr>
+        <w:t>#</w:t>
+      </w:r>
+    </w:p>
+    <w:p>
+      <w:pPr>
+        <w:shd w:val="clear" w:color="auto" w:fill="222A38"/>
+        <w:spacing w:after="0" w:line="285" w:lineRule="atLeast"/>
+        <w:rPr>
+          <w:rFonts w:ascii="Consolas" w:eastAsia="Times New Roman" w:hAnsi="Consolas" w:cs="Times New Roman"/>
+          <w:color w:val="D8DDE7"/>
+          <w:sz w:val="21"/>
+          <w:szCs w:val="21"/>
+          <w:lang w:eastAsia="uk-UA"/>
+        </w:rPr>
+      </w:pPr>
+      <w:r>
+        <w:rPr>
+          <w:rFonts w:ascii="Consolas" w:eastAsia="Times New Roman" w:hAnsi="Consolas" w:cs="Times New Roman"/>
+          <w:color w:val="B9C2D3"/>
+          <w:sz w:val="21"/>
+          <w:szCs w:val="21"/>
+          <w:lang w:eastAsia="uk-UA"/>
+        </w:rPr>
+        <w:t xml:space="preserve">        </w:t>
+      </w:r>
+      <w:proofErr w:type="spellStart"/>
+      <w:r>
+        <w:rPr>
+          <w:rFonts w:ascii="Consolas" w:eastAsia="Times New Roman" w:hAnsi="Consolas" w:cs="Times New Roman"/>
+          <w:color w:val="FF738A"/>
+          <w:sz w:val="21"/>
+          <w:szCs w:val="21"/>
+          <w:lang w:eastAsia="uk-UA"/>
+        </w:rPr>
+        <w:t>file_out</w:t>
+      </w:r>
+      <w:r>
+        <w:rPr>
+          <w:rFonts w:ascii="Consolas" w:eastAsia="Times New Roman" w:hAnsi="Consolas" w:cs="Times New Roman"/>
+          <w:color w:val="D8DDE7"/>
+          <w:sz w:val="21"/>
+          <w:szCs w:val="21"/>
+          <w:lang w:eastAsia="uk-UA"/>
+        </w:rPr>
+        <w:t>.</w:t>
+      </w:r>
+      <w:r>
+        <w:rPr>
+          <w:rFonts w:ascii="Consolas" w:eastAsia="Times New Roman" w:hAnsi="Consolas" w:cs="Times New Roman"/>
+          <w:color w:val="69C3FF"/>
+          <w:sz w:val="21"/>
+          <w:szCs w:val="21"/>
+          <w:lang w:eastAsia="uk-UA"/>
+        </w:rPr>
+        <w:t>write</w:t>
+      </w:r>
+      <w:proofErr w:type="spellEnd"/>
+      <w:r>
+        <w:rPr>
+          <w:rFonts w:ascii="Consolas" w:eastAsia="Times New Roman" w:hAnsi="Consolas" w:cs="Times New Roman"/>
+          <w:color w:val="D8DDE7"/>
+          <w:sz w:val="21"/>
+          <w:szCs w:val="21"/>
+          <w:lang w:eastAsia="uk-UA"/>
+        </w:rPr>
+        <w:t>(</w:t>
+      </w:r>
+      <w:proofErr w:type="spellStart"/>
+      <w:r>
+        <w:rPr>
+          <w:rFonts w:ascii="Consolas" w:eastAsia="Times New Roman" w:hAnsi="Consolas" w:cs="Times New Roman"/>
+          <w:color w:val="FF738A"/>
+          <w:sz w:val="21"/>
+          <w:szCs w:val="21"/>
+          <w:lang w:eastAsia="uk-UA"/>
+        </w:rPr>
+        <w:t>pubKeyPEM</w:t>
+      </w:r>
+      <w:proofErr w:type="spellEnd"/>
+      <w:r>
+        <w:rPr>
+          <w:rFonts w:ascii="Consolas" w:eastAsia="Times New Roman" w:hAnsi="Consolas" w:cs="Times New Roman"/>
+          <w:color w:val="D8DDE7"/>
+          <w:sz w:val="21"/>
+          <w:szCs w:val="21"/>
+          <w:lang w:eastAsia="uk-UA"/>
+        </w:rPr>
+        <w:t>)</w:t>
+      </w:r>
+      <w:r>
+        <w:rPr>
+          <w:rFonts w:ascii="Consolas" w:eastAsia="Times New Roman" w:hAnsi="Consolas" w:cs="Times New Roman"/>
+          <w:color w:val="B9C2D3"/>
+          <w:sz w:val="21"/>
+          <w:szCs w:val="21"/>
+          <w:lang w:eastAsia="uk-UA"/>
+        </w:rPr>
+        <w:t xml:space="preserve"> </w:t>
+      </w:r>
+      <w:r>
+        <w:rPr>
+          <w:rFonts w:ascii="Consolas" w:eastAsia="Times New Roman" w:hAnsi="Consolas" w:cs="Times New Roman"/>
+          <w:i/>
+          <w:iCs/>
+          <w:color w:val="536686"/>
+          <w:sz w:val="21"/>
+          <w:szCs w:val="21"/>
+          <w:lang w:eastAsia="uk-UA"/>
+        </w:rPr>
+        <w:t>#</w:t>
+      </w:r>
+    </w:p>
+    <w:p>
+      <w:pPr>
+        <w:shd w:val="clear" w:color="auto" w:fill="222A38"/>
+        <w:spacing w:after="0" w:line="285" w:lineRule="atLeast"/>
+        <w:rPr>
+          <w:rFonts w:ascii="Consolas" w:eastAsia="Times New Roman" w:hAnsi="Consolas" w:cs="Times New Roman"/>
+          <w:color w:val="D8DDE7"/>
+          <w:sz w:val="21"/>
+          <w:szCs w:val="21"/>
+          <w:lang w:eastAsia="uk-UA"/>
+        </w:rPr>
+      </w:pPr>
+      <w:r>
+        <w:rPr>
+          <w:rFonts w:ascii="Consolas" w:eastAsia="Times New Roman" w:hAnsi="Consolas" w:cs="Times New Roman"/>
+          <w:color w:val="B9C2D3"/>
+          <w:sz w:val="21"/>
+          <w:szCs w:val="21"/>
+          <w:lang w:eastAsia="uk-UA"/>
+        </w:rPr>
+        <w:t xml:space="preserve">    </w:t>
+      </w:r>
+      <w:proofErr w:type="spellStart"/>
+      <w:r>
+        <w:rPr>
+          <w:rFonts w:ascii="Consolas" w:eastAsia="Times New Roman" w:hAnsi="Consolas" w:cs="Times New Roman"/>
+          <w:color w:val="69C3FF"/>
+          <w:sz w:val="21"/>
+          <w:szCs w:val="21"/>
+          <w:lang w:eastAsia="uk-UA"/>
+        </w:rPr>
+        <w:t>print</w:t>
+      </w:r>
+      <w:proofErr w:type="spellEnd"/>
+      <w:r>
+        <w:rPr>
+          <w:rFonts w:ascii="Consolas" w:eastAsia="Times New Roman" w:hAnsi="Consolas" w:cs="Times New Roman"/>
+          <w:color w:val="D8DDE7"/>
+          <w:sz w:val="21"/>
+          <w:szCs w:val="21"/>
+          <w:lang w:eastAsia="uk-UA"/>
+        </w:rPr>
+        <w:t>(</w:t>
+      </w:r>
+      <w:r>
+        <w:rPr>
+          <w:rFonts w:ascii="Consolas" w:eastAsia="Times New Roman" w:hAnsi="Consolas" w:cs="Times New Roman"/>
+          <w:color w:val="3CEC85"/>
+          <w:sz w:val="21"/>
+          <w:szCs w:val="21"/>
+          <w:lang w:eastAsia="uk-UA"/>
+        </w:rPr>
+        <w:t>"</w:t>
+      </w:r>
+      <w:r>
+        <w:rPr>
+          <w:rFonts w:ascii="Segoe UI Symbol" w:eastAsia="Times New Roman" w:hAnsi="Segoe UI Symbol" w:cs="Segoe UI Symbol"/>
+          <w:color w:val="3CEC85"/>
+          <w:sz w:val="21"/>
+          <w:szCs w:val="21"/>
+          <w:lang w:eastAsia="uk-UA"/>
+        </w:rPr>
+        <w:t>✅</w:t>
+      </w:r>
+      <w:r>
+        <w:rPr>
+          <w:rFonts w:ascii="Consolas" w:eastAsia="Times New Roman" w:hAnsi="Consolas" w:cs="Times New Roman"/>
+          <w:color w:val="3CEC85"/>
+          <w:sz w:val="21"/>
+          <w:szCs w:val="21"/>
+          <w:lang w:eastAsia="uk-UA"/>
+        </w:rPr>
+        <w:t xml:space="preserve"> </w:t>
+      </w:r>
+      <w:r>
+        <w:rPr>
+          <w:rFonts w:ascii="Consolas" w:eastAsia="Times New Roman" w:hAnsi="Consolas" w:cs="Consolas"/>
+          <w:color w:val="3CEC85"/>
+          <w:sz w:val="21"/>
+          <w:szCs w:val="21"/>
+          <w:lang w:eastAsia="uk-UA"/>
+        </w:rPr>
+        <w:t>Відкритий</w:t>
+      </w:r>
+      <w:r>
+        <w:rPr>
+          <w:rFonts w:ascii="Consolas" w:eastAsia="Times New Roman" w:hAnsi="Consolas" w:cs="Times New Roman"/>
+          <w:color w:val="3CEC85"/>
+          <w:sz w:val="21"/>
+          <w:szCs w:val="21"/>
+          <w:lang w:eastAsia="uk-UA"/>
+        </w:rPr>
+        <w:t xml:space="preserve"> </w:t>
+      </w:r>
+      <w:r>
+        <w:rPr>
+          <w:rFonts w:ascii="Consolas" w:eastAsia="Times New Roman" w:hAnsi="Consolas" w:cs="Consolas"/>
+          <w:color w:val="3CEC85"/>
+          <w:sz w:val="21"/>
+          <w:szCs w:val="21"/>
+          <w:lang w:eastAsia="uk-UA"/>
+        </w:rPr>
+        <w:t>ключ</w:t>
+      </w:r>
+      <w:r>
+        <w:rPr>
+          <w:rFonts w:ascii="Consolas" w:eastAsia="Times New Roman" w:hAnsi="Consolas" w:cs="Times New Roman"/>
+          <w:color w:val="3CEC85"/>
+          <w:sz w:val="21"/>
+          <w:szCs w:val="21"/>
+          <w:lang w:eastAsia="uk-UA"/>
+        </w:rPr>
+        <w:t xml:space="preserve"> </w:t>
+      </w:r>
+      <w:r>
+        <w:rPr>
+          <w:rFonts w:ascii="Consolas" w:eastAsia="Times New Roman" w:hAnsi="Consolas" w:cs="Consolas"/>
+          <w:color w:val="3CEC85"/>
+          <w:sz w:val="21"/>
+          <w:szCs w:val="21"/>
+          <w:lang w:eastAsia="uk-UA"/>
+        </w:rPr>
+        <w:t>збережено</w:t>
+      </w:r>
+      <w:r>
+        <w:rPr>
+          <w:rFonts w:ascii="Consolas" w:eastAsia="Times New Roman" w:hAnsi="Consolas" w:cs="Times New Roman"/>
+          <w:color w:val="3CEC85"/>
+          <w:sz w:val="21"/>
+          <w:szCs w:val="21"/>
+          <w:lang w:eastAsia="uk-UA"/>
+        </w:rPr>
+        <w:t xml:space="preserve"> </w:t>
+      </w:r>
+      <w:r>
+        <w:rPr>
+          <w:rFonts w:ascii="Consolas" w:eastAsia="Times New Roman" w:hAnsi="Consolas" w:cs="Consolas"/>
+          <w:color w:val="3CEC85"/>
+          <w:sz w:val="21"/>
+          <w:szCs w:val="21"/>
+          <w:lang w:eastAsia="uk-UA"/>
+        </w:rPr>
+        <w:t>у</w:t>
+      </w:r>
+      <w:r>
+        <w:rPr>
+          <w:rFonts w:ascii="Consolas" w:eastAsia="Times New Roman" w:hAnsi="Consolas" w:cs="Times New Roman"/>
+          <w:color w:val="3CEC85"/>
+          <w:sz w:val="21"/>
+          <w:szCs w:val="21"/>
+          <w:lang w:eastAsia="uk-UA"/>
+        </w:rPr>
+        <w:t xml:space="preserve"> </w:t>
+      </w:r>
+      <w:r>
+        <w:rPr>
+          <w:rFonts w:ascii="Consolas" w:eastAsia="Times New Roman" w:hAnsi="Consolas" w:cs="Consolas"/>
+          <w:color w:val="3CEC85"/>
+          <w:sz w:val="21"/>
+          <w:szCs w:val="21"/>
+          <w:lang w:eastAsia="uk-UA"/>
+        </w:rPr>
+        <w:t>файл</w:t>
+      </w:r>
+      <w:r>
+        <w:rPr>
+          <w:rFonts w:ascii="Consolas" w:eastAsia="Times New Roman" w:hAnsi="Consolas" w:cs="Times New Roman"/>
+          <w:color w:val="3CEC85"/>
+          <w:sz w:val="21"/>
+          <w:szCs w:val="21"/>
+          <w:lang w:eastAsia="uk-UA"/>
+        </w:rPr>
+        <w:t xml:space="preserve"> '</w:t>
+      </w:r>
+      <w:proofErr w:type="spellStart"/>
+      <w:r>
+        <w:rPr>
+          <w:rFonts w:ascii="Consolas" w:eastAsia="Times New Roman" w:hAnsi="Consolas" w:cs="Times New Roman"/>
+          <w:color w:val="3CEC85"/>
+          <w:sz w:val="21"/>
+          <w:szCs w:val="21"/>
+          <w:lang w:eastAsia="uk-UA"/>
+        </w:rPr>
+        <w:t>public.pem</w:t>
+      </w:r>
+      <w:proofErr w:type="spellEnd"/>
+      <w:r>
+        <w:rPr>
+          <w:rFonts w:ascii="Consolas" w:eastAsia="Times New Roman" w:hAnsi="Consolas" w:cs="Times New Roman"/>
+          <w:color w:val="3CEC85"/>
+          <w:sz w:val="21"/>
+          <w:szCs w:val="21"/>
+          <w:lang w:eastAsia="uk-UA"/>
+        </w:rPr>
+        <w:t>'"</w:t>
+      </w:r>
+      <w:r>
+        <w:rPr>
+          <w:rFonts w:ascii="Consolas" w:eastAsia="Times New Roman" w:hAnsi="Consolas" w:cs="Times New Roman"/>
+          <w:color w:val="D8DDE7"/>
+          <w:sz w:val="21"/>
+          <w:szCs w:val="21"/>
+          <w:lang w:eastAsia="uk-UA"/>
+        </w:rPr>
+        <w:t>)</w:t>
+      </w:r>
+    </w:p>
+    <w:p>
+      <w:pPr>
+        <w:shd w:val="clear" w:color="auto" w:fill="222A38"/>
+        <w:spacing w:after="0" w:line="285" w:lineRule="atLeast"/>
+        <w:rPr>
+          <w:rFonts w:ascii="Consolas" w:eastAsia="Times New Roman" w:hAnsi="Consolas" w:cs="Times New Roman"/>
+          <w:color w:val="D8DDE7"/>
+          <w:sz w:val="21"/>
+          <w:szCs w:val="21"/>
+          <w:lang w:eastAsia="uk-UA"/>
+        </w:rPr>
+      </w:pPr>
+      <w:r>
+        <w:rPr>
+          <w:rFonts w:ascii="Consolas" w:eastAsia="Times New Roman" w:hAnsi="Consolas" w:cs="Times New Roman"/>
+          <w:color w:val="B9C2D3"/>
+          <w:sz w:val="21"/>
+          <w:szCs w:val="21"/>
+          <w:lang w:eastAsia="uk-UA"/>
+        </w:rPr>
+        <w:t xml:space="preserve">    </w:t>
+      </w:r>
+    </w:p>
+    <w:p>
+      <w:pPr>
+        <w:shd w:val="clear" w:color="auto" w:fill="222A38"/>
+        <w:spacing w:after="0" w:line="285" w:lineRule="atLeast"/>
+        <w:rPr>
+          <w:rFonts w:ascii="Consolas" w:eastAsia="Times New Roman" w:hAnsi="Consolas" w:cs="Times New Roman"/>
+          <w:color w:val="D8DDE7"/>
+          <w:sz w:val="21"/>
+          <w:szCs w:val="21"/>
+          <w:lang w:eastAsia="uk-UA"/>
+        </w:rPr>
+      </w:pPr>
+      <w:r>
+        <w:rPr>
+          <w:rFonts w:ascii="Consolas" w:eastAsia="Times New Roman" w:hAnsi="Consolas" w:cs="Times New Roman"/>
+          <w:color w:val="B9C2D3"/>
+          <w:sz w:val="21"/>
+          <w:szCs w:val="21"/>
+          <w:lang w:eastAsia="uk-UA"/>
+        </w:rPr>
+        <w:t xml:space="preserve">    </w:t>
+      </w:r>
+      <w:r>
+        <w:rPr>
+          <w:rFonts w:ascii="Consolas" w:eastAsia="Times New Roman" w:hAnsi="Consolas" w:cs="Times New Roman"/>
+          <w:i/>
+          <w:iCs/>
+          <w:color w:val="536686"/>
+          <w:sz w:val="21"/>
+          <w:szCs w:val="21"/>
+          <w:lang w:eastAsia="uk-UA"/>
+        </w:rPr>
+        <w:t># Створення та збереження закритого ключа у файл</w:t>
+      </w:r>
+    </w:p>
+    <w:p>
+      <w:pPr>
+        <w:shd w:val="clear" w:color="auto" w:fill="222A38"/>
+        <w:spacing w:after="0" w:line="285" w:lineRule="atLeast"/>
+        <w:rPr>
+          <w:rFonts w:ascii="Consolas" w:eastAsia="Times New Roman" w:hAnsi="Consolas" w:cs="Times New Roman"/>
+          <w:color w:val="D8DDE7"/>
+          <w:sz w:val="21"/>
+          <w:szCs w:val="21"/>
+          <w:lang w:eastAsia="uk-UA"/>
+        </w:rPr>
+      </w:pPr>
+      <w:r>
+        <w:rPr>
+          <w:rFonts w:ascii="Consolas" w:eastAsia="Times New Roman" w:hAnsi="Consolas" w:cs="Times New Roman"/>
+          <w:color w:val="B9C2D3"/>
+          <w:sz w:val="21"/>
+          <w:szCs w:val="21"/>
+          <w:lang w:eastAsia="uk-UA"/>
+        </w:rPr>
+        <w:t xml:space="preserve">    </w:t>
+      </w:r>
+      <w:proofErr w:type="spellStart"/>
+      <w:r>
+        <w:rPr>
+          <w:rFonts w:ascii="Consolas" w:eastAsia="Times New Roman" w:hAnsi="Consolas" w:cs="Times New Roman"/>
+          <w:color w:val="FF738A"/>
+          <w:sz w:val="21"/>
+          <w:szCs w:val="21"/>
+          <w:lang w:eastAsia="uk-UA"/>
+        </w:rPr>
+        <w:t>privKeyPEM</w:t>
+      </w:r>
+      <w:proofErr w:type="spellEnd"/>
+      <w:r>
+        <w:rPr>
+          <w:rFonts w:ascii="Consolas" w:eastAsia="Times New Roman" w:hAnsi="Consolas" w:cs="Times New Roman"/>
+          <w:color w:val="B9C2D3"/>
+          <w:sz w:val="21"/>
+          <w:szCs w:val="21"/>
+          <w:lang w:eastAsia="uk-UA"/>
+        </w:rPr>
+        <w:t xml:space="preserve"> </w:t>
+      </w:r>
+      <w:r>
+        <w:rPr>
+          <w:rFonts w:ascii="Consolas" w:eastAsia="Times New Roman" w:hAnsi="Consolas" w:cs="Times New Roman"/>
+          <w:color w:val="EACD61"/>
+          <w:sz w:val="21"/>
+          <w:szCs w:val="21"/>
+          <w:lang w:eastAsia="uk-UA"/>
+        </w:rPr>
+        <w:t>=</w:t>
+      </w:r>
+      <w:r>
+        <w:rPr>
+          <w:rFonts w:ascii="Consolas" w:eastAsia="Times New Roman" w:hAnsi="Consolas" w:cs="Times New Roman"/>
+          <w:color w:val="B9C2D3"/>
+          <w:sz w:val="21"/>
+          <w:szCs w:val="21"/>
+          <w:lang w:eastAsia="uk-UA"/>
+        </w:rPr>
+        <w:t xml:space="preserve"> </w:t>
+      </w:r>
+      <w:proofErr w:type="spellStart"/>
+      <w:r>
+        <w:rPr>
+          <w:rFonts w:ascii="Consolas" w:eastAsia="Times New Roman" w:hAnsi="Consolas" w:cs="Times New Roman"/>
+          <w:color w:val="FF738A"/>
+          <w:sz w:val="21"/>
+          <w:szCs w:val="21"/>
+          <w:lang w:eastAsia="uk-UA"/>
+        </w:rPr>
+        <w:t>keyPair</w:t>
+      </w:r>
+      <w:r>
+        <w:rPr>
+          <w:rFonts w:ascii="Consolas" w:eastAsia="Times New Roman" w:hAnsi="Consolas" w:cs="Times New Roman"/>
+          <w:color w:val="D8DDE7"/>
+          <w:sz w:val="21"/>
+          <w:szCs w:val="21"/>
+          <w:lang w:eastAsia="uk-UA"/>
+        </w:rPr>
+        <w:t>.</w:t>
+      </w:r>
+      <w:r>
+        <w:rPr>
+          <w:rFonts w:ascii="Consolas" w:eastAsia="Times New Roman" w:hAnsi="Consolas" w:cs="Times New Roman"/>
+          <w:color w:val="FF738A"/>
+          <w:sz w:val="21"/>
+          <w:szCs w:val="21"/>
+          <w:lang w:eastAsia="uk-UA"/>
+        </w:rPr>
+        <w:t>exportKey</w:t>
+      </w:r>
+      <w:proofErr w:type="spellEnd"/>
+      <w:r>
+        <w:rPr>
+          <w:rFonts w:ascii="Consolas" w:eastAsia="Times New Roman" w:hAnsi="Consolas" w:cs="Times New Roman"/>
+          <w:color w:val="D8DDE7"/>
+          <w:sz w:val="21"/>
+          <w:szCs w:val="21"/>
+          <w:lang w:eastAsia="uk-UA"/>
+        </w:rPr>
+        <w:t>()</w:t>
+      </w:r>
+      <w:r>
+        <w:rPr>
+          <w:rFonts w:ascii="Consolas" w:eastAsia="Times New Roman" w:hAnsi="Consolas" w:cs="Times New Roman"/>
+          <w:color w:val="B9C2D3"/>
+          <w:sz w:val="21"/>
+          <w:szCs w:val="21"/>
+          <w:lang w:eastAsia="uk-UA"/>
+        </w:rPr>
+        <w:t xml:space="preserve"> </w:t>
+      </w:r>
+      <w:r>
+        <w:rPr>
+          <w:rFonts w:ascii="Consolas" w:eastAsia="Times New Roman" w:hAnsi="Consolas" w:cs="Times New Roman"/>
+          <w:i/>
+          <w:iCs/>
+          <w:color w:val="536686"/>
+          <w:sz w:val="21"/>
+          <w:szCs w:val="21"/>
+          <w:lang w:eastAsia="uk-UA"/>
+        </w:rPr>
+        <w:t>#</w:t>
+      </w:r>
+    </w:p>
+    <w:p>
+      <w:pPr>
+        <w:shd w:val="clear" w:color="auto" w:fill="222A38"/>
+        <w:spacing w:after="0" w:line="285" w:lineRule="atLeast"/>
+        <w:rPr>
+          <w:rFonts w:ascii="Consolas" w:eastAsia="Times New Roman" w:hAnsi="Consolas" w:cs="Times New Roman"/>
+          <w:color w:val="D8DDE7"/>
+          <w:sz w:val="21"/>
+          <w:szCs w:val="21"/>
+          <w:lang w:eastAsia="uk-UA"/>
+        </w:rPr>
+      </w:pPr>
+      <w:r>
+        <w:rPr>
+          <w:rFonts w:ascii="Consolas" w:eastAsia="Times New Roman" w:hAnsi="Consolas" w:cs="Times New Roman"/>
+          <w:color w:val="B9C2D3"/>
+          <w:sz w:val="21"/>
+          <w:szCs w:val="21"/>
+          <w:lang w:eastAsia="uk-UA"/>
+        </w:rPr>
+        <w:t xml:space="preserve">    </w:t>
+      </w:r>
+      <w:proofErr w:type="spellStart"/>
+      <w:r>
+        <w:rPr>
+          <w:rFonts w:ascii="Consolas" w:eastAsia="Times New Roman" w:hAnsi="Consolas" w:cs="Times New Roman"/>
+          <w:color w:val="EACD61"/>
+          <w:sz w:val="21"/>
+          <w:szCs w:val="21"/>
+          <w:lang w:eastAsia="uk-UA"/>
+        </w:rPr>
+        <w:t>with</w:t>
+      </w:r>
+      <w:proofErr w:type="spellEnd"/>
+      <w:r>
+        <w:rPr>
+          <w:rFonts w:ascii="Consolas" w:eastAsia="Times New Roman" w:hAnsi="Consolas" w:cs="Times New Roman"/>
+          <w:color w:val="B9C2D3"/>
+          <w:sz w:val="21"/>
+          <w:szCs w:val="21"/>
+          <w:lang w:eastAsia="uk-UA"/>
+        </w:rPr>
+        <w:t xml:space="preserve"> </w:t>
+      </w:r>
+      <w:proofErr w:type="spellStart"/>
+      <w:r>
+        <w:rPr>
+          <w:rFonts w:ascii="Consolas" w:eastAsia="Times New Roman" w:hAnsi="Consolas" w:cs="Times New Roman"/>
+          <w:color w:val="69C3FF"/>
+          <w:sz w:val="21"/>
+          <w:szCs w:val="21"/>
+          <w:lang w:eastAsia="uk-UA"/>
+        </w:rPr>
+        <w:t>open</w:t>
+      </w:r>
+      <w:proofErr w:type="spellEnd"/>
+      <w:r>
+        <w:rPr>
+          <w:rFonts w:ascii="Consolas" w:eastAsia="Times New Roman" w:hAnsi="Consolas" w:cs="Times New Roman"/>
+          <w:color w:val="D8DDE7"/>
+          <w:sz w:val="21"/>
+          <w:szCs w:val="21"/>
+          <w:lang w:eastAsia="uk-UA"/>
+        </w:rPr>
+        <w:t>(</w:t>
+      </w:r>
+      <w:r>
+        <w:rPr>
+          <w:rFonts w:ascii="Consolas" w:eastAsia="Times New Roman" w:hAnsi="Consolas" w:cs="Times New Roman"/>
+          <w:color w:val="3CEC85"/>
+          <w:sz w:val="21"/>
+          <w:szCs w:val="21"/>
+          <w:lang w:eastAsia="uk-UA"/>
+        </w:rPr>
+        <w:t>"</w:t>
+      </w:r>
+      <w:proofErr w:type="spellStart"/>
+      <w:r>
+        <w:rPr>
+          <w:rFonts w:ascii="Consolas" w:eastAsia="Times New Roman" w:hAnsi="Consolas" w:cs="Times New Roman"/>
+          <w:color w:val="3CEC85"/>
+          <w:sz w:val="21"/>
+          <w:szCs w:val="21"/>
+          <w:lang w:eastAsia="uk-UA"/>
+        </w:rPr>
+        <w:t>private.pem</w:t>
+      </w:r>
+      <w:proofErr w:type="spellEnd"/>
+      <w:r>
+        <w:rPr>
+          <w:rFonts w:ascii="Consolas" w:eastAsia="Times New Roman" w:hAnsi="Consolas" w:cs="Times New Roman"/>
+          <w:color w:val="3CEC85"/>
+          <w:sz w:val="21"/>
+          <w:szCs w:val="21"/>
+          <w:lang w:eastAsia="uk-UA"/>
+        </w:rPr>
+        <w:t>"</w:t>
+      </w:r>
+      <w:r>
+        <w:rPr>
+          <w:rFonts w:ascii="Consolas" w:eastAsia="Times New Roman" w:hAnsi="Consolas" w:cs="Times New Roman"/>
+          <w:color w:val="D8DDE7"/>
+          <w:sz w:val="21"/>
+          <w:szCs w:val="21"/>
+          <w:lang w:eastAsia="uk-UA"/>
+        </w:rPr>
+        <w:t>,</w:t>
+      </w:r>
+      <w:r>
+        <w:rPr>
+          <w:rFonts w:ascii="Consolas" w:eastAsia="Times New Roman" w:hAnsi="Consolas" w:cs="Times New Roman"/>
+          <w:color w:val="69C3FF"/>
+          <w:sz w:val="21"/>
+          <w:szCs w:val="21"/>
+          <w:lang w:eastAsia="uk-UA"/>
+        </w:rPr>
+        <w:t xml:space="preserve"> </w:t>
+      </w:r>
+      <w:r>
+        <w:rPr>
+          <w:rFonts w:ascii="Consolas" w:eastAsia="Times New Roman" w:hAnsi="Consolas" w:cs="Times New Roman"/>
+          <w:color w:val="3CEC85"/>
+          <w:sz w:val="21"/>
+          <w:szCs w:val="21"/>
+          <w:lang w:eastAsia="uk-UA"/>
+        </w:rPr>
+        <w:t>"</w:t>
+      </w:r>
+      <w:proofErr w:type="spellStart"/>
+      <w:r>
+        <w:rPr>
+          <w:rFonts w:ascii="Consolas" w:eastAsia="Times New Roman" w:hAnsi="Consolas" w:cs="Times New Roman"/>
+          <w:color w:val="3CEC85"/>
+          <w:sz w:val="21"/>
+          <w:szCs w:val="21"/>
+          <w:lang w:eastAsia="uk-UA"/>
+        </w:rPr>
+        <w:t>wb</w:t>
+      </w:r>
+      <w:proofErr w:type="spellEnd"/>
+      <w:r>
+        <w:rPr>
+          <w:rFonts w:ascii="Consolas" w:eastAsia="Times New Roman" w:hAnsi="Consolas" w:cs="Times New Roman"/>
+          <w:color w:val="3CEC85"/>
+          <w:sz w:val="21"/>
+          <w:szCs w:val="21"/>
+          <w:lang w:eastAsia="uk-UA"/>
+        </w:rPr>
+        <w:t>"</w:t>
+      </w:r>
+      <w:r>
+        <w:rPr>
+          <w:rFonts w:ascii="Consolas" w:eastAsia="Times New Roman" w:hAnsi="Consolas" w:cs="Times New Roman"/>
+          <w:color w:val="D8DDE7"/>
+          <w:sz w:val="21"/>
+          <w:szCs w:val="21"/>
+          <w:lang w:eastAsia="uk-UA"/>
+        </w:rPr>
+        <w:t>)</w:t>
+      </w:r>
+      <w:r>
+        <w:rPr>
+          <w:rFonts w:ascii="Consolas" w:eastAsia="Times New Roman" w:hAnsi="Consolas" w:cs="Times New Roman"/>
+          <w:color w:val="B9C2D3"/>
+          <w:sz w:val="21"/>
+          <w:szCs w:val="21"/>
+          <w:lang w:eastAsia="uk-UA"/>
+        </w:rPr>
+        <w:t xml:space="preserve"> </w:t>
+      </w:r>
+      <w:proofErr w:type="spellStart"/>
+      <w:r>
+        <w:rPr>
+          <w:rFonts w:ascii="Consolas" w:eastAsia="Times New Roman" w:hAnsi="Consolas" w:cs="Times New Roman"/>
+          <w:color w:val="EACD61"/>
+          <w:sz w:val="21"/>
+          <w:szCs w:val="21"/>
+          <w:lang w:eastAsia="uk-UA"/>
+        </w:rPr>
+        <w:t>as</w:t>
+      </w:r>
+      <w:proofErr w:type="spellEnd"/>
+      <w:r>
+        <w:rPr>
+          <w:rFonts w:ascii="Consolas" w:eastAsia="Times New Roman" w:hAnsi="Consolas" w:cs="Times New Roman"/>
+          <w:color w:val="B9C2D3"/>
+          <w:sz w:val="21"/>
+          <w:szCs w:val="21"/>
+          <w:lang w:eastAsia="uk-UA"/>
+        </w:rPr>
+        <w:t xml:space="preserve"> </w:t>
+      </w:r>
+      <w:proofErr w:type="spellStart"/>
+      <w:r>
+        <w:rPr>
+          <w:rFonts w:ascii="Consolas" w:eastAsia="Times New Roman" w:hAnsi="Consolas" w:cs="Times New Roman"/>
+          <w:color w:val="FF738A"/>
+          <w:sz w:val="21"/>
+          <w:szCs w:val="21"/>
+          <w:lang w:eastAsia="uk-UA"/>
+        </w:rPr>
+        <w:t>file_out</w:t>
+      </w:r>
+      <w:proofErr w:type="spellEnd"/>
+      <w:r>
+        <w:rPr>
+          <w:rFonts w:ascii="Consolas" w:eastAsia="Times New Roman" w:hAnsi="Consolas" w:cs="Times New Roman"/>
+          <w:color w:val="D8DDE7"/>
+          <w:sz w:val="21"/>
+          <w:szCs w:val="21"/>
+          <w:lang w:eastAsia="uk-UA"/>
+        </w:rPr>
+        <w:t>:</w:t>
+      </w:r>
+      <w:r>
+        <w:rPr>
+          <w:rFonts w:ascii="Consolas" w:eastAsia="Times New Roman" w:hAnsi="Consolas" w:cs="Times New Roman"/>
+          <w:color w:val="B9C2D3"/>
+          <w:sz w:val="21"/>
+          <w:szCs w:val="21"/>
+          <w:lang w:eastAsia="uk-UA"/>
+        </w:rPr>
+        <w:t xml:space="preserve"> </w:t>
+      </w:r>
+      <w:r>
+        <w:rPr>
+          <w:rFonts w:ascii="Consolas" w:eastAsia="Times New Roman" w:hAnsi="Consolas" w:cs="Times New Roman"/>
+          <w:i/>
+          <w:iCs/>
+          <w:color w:val="536686"/>
+          <w:sz w:val="21"/>
+          <w:szCs w:val="21"/>
+          <w:lang w:eastAsia="uk-UA"/>
+        </w:rPr>
+        <w:t>#[</w:t>
+      </w:r>
+      <w:proofErr w:type="spellStart"/>
+      <w:r>
+        <w:rPr>
+          <w:rFonts w:ascii="Consolas" w:eastAsia="Times New Roman" w:hAnsi="Consolas" w:cs="Times New Roman"/>
+          <w:i/>
+          <w:iCs/>
+          <w:color w:val="536686"/>
+          <w:sz w:val="21"/>
+          <w:szCs w:val="21"/>
+          <w:lang w:eastAsia="uk-UA"/>
+        </w:rPr>
+        <w:t>cite</w:t>
+      </w:r>
+      <w:proofErr w:type="spellEnd"/>
+      <w:r>
+        <w:rPr>
+          <w:rFonts w:ascii="Consolas" w:eastAsia="Times New Roman" w:hAnsi="Consolas" w:cs="Times New Roman"/>
+          <w:i/>
+          <w:iCs/>
+          <w:color w:val="536686"/>
+          <w:sz w:val="21"/>
+          <w:szCs w:val="21"/>
+          <w:lang w:eastAsia="uk-UA"/>
+        </w:rPr>
+        <w:t>: 3]</w:t>
+      </w:r>
+    </w:p>
+    <w:p>
+      <w:pPr>
+        <w:shd w:val="clear" w:color="auto" w:fill="222A38"/>
+        <w:spacing w:after="0" w:line="285" w:lineRule="atLeast"/>
+        <w:rPr>
+          <w:rFonts w:ascii="Consolas" w:eastAsia="Times New Roman" w:hAnsi="Consolas" w:cs="Times New Roman"/>
+          <w:color w:val="D8DDE7"/>
+          <w:sz w:val="21"/>
+          <w:szCs w:val="21"/>
+          <w:lang w:eastAsia="uk-UA"/>
+        </w:rPr>
+      </w:pPr>
+      <w:r>
+        <w:rPr>
+          <w:rFonts w:ascii="Consolas" w:eastAsia="Times New Roman" w:hAnsi="Consolas" w:cs="Times New Roman"/>
+          <w:color w:val="B9C2D3"/>
+          <w:sz w:val="21"/>
+          <w:szCs w:val="21"/>
+          <w:lang w:eastAsia="uk-UA"/>
+        </w:rPr>
+        <w:t xml:space="preserve">        </w:t>
+      </w:r>
+      <w:proofErr w:type="spellStart"/>
+      <w:r>
+        <w:rPr>
+          <w:rFonts w:ascii="Consolas" w:eastAsia="Times New Roman" w:hAnsi="Consolas" w:cs="Times New Roman"/>
+          <w:color w:val="FF738A"/>
+          <w:sz w:val="21"/>
+          <w:szCs w:val="21"/>
+          <w:lang w:eastAsia="uk-UA"/>
+        </w:rPr>
+        <w:t>file_out</w:t>
+      </w:r>
+      <w:r>
+        <w:rPr>
+          <w:rFonts w:ascii="Consolas" w:eastAsia="Times New Roman" w:hAnsi="Consolas" w:cs="Times New Roman"/>
+          <w:color w:val="D8DDE7"/>
+          <w:sz w:val="21"/>
+          <w:szCs w:val="21"/>
+          <w:lang w:eastAsia="uk-UA"/>
+        </w:rPr>
+        <w:t>.</w:t>
+      </w:r>
+      <w:r>
+        <w:rPr>
+          <w:rFonts w:ascii="Consolas" w:eastAsia="Times New Roman" w:hAnsi="Consolas" w:cs="Times New Roman"/>
+          <w:color w:val="69C3FF"/>
+          <w:sz w:val="21"/>
+          <w:szCs w:val="21"/>
+          <w:lang w:eastAsia="uk-UA"/>
+        </w:rPr>
+        <w:t>write</w:t>
+      </w:r>
+      <w:proofErr w:type="spellEnd"/>
+      <w:r>
+        <w:rPr>
+          <w:rFonts w:ascii="Consolas" w:eastAsia="Times New Roman" w:hAnsi="Consolas" w:cs="Times New Roman"/>
+          <w:color w:val="D8DDE7"/>
+          <w:sz w:val="21"/>
+          <w:szCs w:val="21"/>
+          <w:lang w:eastAsia="uk-UA"/>
+        </w:rPr>
+        <w:t>(</w:t>
+      </w:r>
+      <w:proofErr w:type="spellStart"/>
+      <w:r>
+        <w:rPr>
+          <w:rFonts w:ascii="Consolas" w:eastAsia="Times New Roman" w:hAnsi="Consolas" w:cs="Times New Roman"/>
+          <w:color w:val="FF738A"/>
+          <w:sz w:val="21"/>
+          <w:szCs w:val="21"/>
+          <w:lang w:eastAsia="uk-UA"/>
+        </w:rPr>
+        <w:t>privKeyPEM</w:t>
+      </w:r>
+      <w:proofErr w:type="spellEnd"/>
+      <w:r>
+        <w:rPr>
+          <w:rFonts w:ascii="Consolas" w:eastAsia="Times New Roman" w:hAnsi="Consolas" w:cs="Times New Roman"/>
+          <w:color w:val="D8DDE7"/>
+          <w:sz w:val="21"/>
+          <w:szCs w:val="21"/>
+          <w:lang w:eastAsia="uk-UA"/>
+        </w:rPr>
+        <w:t>)</w:t>
+      </w:r>
+      <w:r>
+        <w:rPr>
+          <w:rFonts w:ascii="Consolas" w:eastAsia="Times New Roman" w:hAnsi="Consolas" w:cs="Times New Roman"/>
+          <w:color w:val="B9C2D3"/>
+          <w:sz w:val="21"/>
+          <w:szCs w:val="21"/>
+          <w:lang w:eastAsia="uk-UA"/>
+        </w:rPr>
+        <w:t xml:space="preserve"> </w:t>
+      </w:r>
+      <w:r>
+        <w:rPr>
+          <w:rFonts w:ascii="Consolas" w:eastAsia="Times New Roman" w:hAnsi="Consolas" w:cs="Times New Roman"/>
+          <w:i/>
+          <w:iCs/>
+          <w:color w:val="536686"/>
+          <w:sz w:val="21"/>
+          <w:szCs w:val="21"/>
+          <w:lang w:eastAsia="uk-UA"/>
+        </w:rPr>
+        <w:t>#[</w:t>
+      </w:r>
+      <w:proofErr w:type="spellStart"/>
+      <w:r>
+        <w:rPr>
+          <w:rFonts w:ascii="Consolas" w:eastAsia="Times New Roman" w:hAnsi="Consolas" w:cs="Times New Roman"/>
+          <w:i/>
+          <w:iCs/>
+          <w:color w:val="536686"/>
+          <w:sz w:val="21"/>
+          <w:szCs w:val="21"/>
+          <w:lang w:eastAsia="uk-UA"/>
+        </w:rPr>
+        <w:t>cite</w:t>
+      </w:r>
+      <w:proofErr w:type="spellEnd"/>
+      <w:r>
+        <w:rPr>
+          <w:rFonts w:ascii="Consolas" w:eastAsia="Times New Roman" w:hAnsi="Consolas" w:cs="Times New Roman"/>
+          <w:i/>
+          <w:iCs/>
+          <w:color w:val="536686"/>
+          <w:sz w:val="21"/>
+          <w:szCs w:val="21"/>
+          <w:lang w:eastAsia="uk-UA"/>
+        </w:rPr>
+        <w:t>: 3]</w:t>
+      </w:r>
+    </w:p>
+    <w:p>
+      <w:pPr>
+        <w:shd w:val="clear" w:color="auto" w:fill="222A38"/>
+        <w:spacing w:after="0" w:line="285" w:lineRule="atLeast"/>
+        <w:rPr>
+          <w:rFonts w:ascii="Consolas" w:eastAsia="Times New Roman" w:hAnsi="Consolas" w:cs="Times New Roman"/>
+          <w:color w:val="D8DDE7"/>
+          <w:sz w:val="21"/>
+          <w:szCs w:val="21"/>
+          <w:lang w:eastAsia="uk-UA"/>
+        </w:rPr>
+      </w:pPr>
+      <w:r>
+        <w:rPr>
+          <w:rFonts w:ascii="Consolas" w:eastAsia="Times New Roman" w:hAnsi="Consolas" w:cs="Times New Roman"/>
+          <w:color w:val="B9C2D3"/>
+          <w:sz w:val="21"/>
+          <w:szCs w:val="21"/>
+          <w:lang w:eastAsia="uk-UA"/>
+        </w:rPr>
+        <w:t xml:space="preserve">    </w:t>
+      </w:r>
+      <w:proofErr w:type="spellStart"/>
+      <w:r>
+        <w:rPr>
+          <w:rFonts w:ascii="Consolas" w:eastAsia="Times New Roman" w:hAnsi="Consolas" w:cs="Times New Roman"/>
+          <w:color w:val="69C3FF"/>
+          <w:sz w:val="21"/>
+          <w:szCs w:val="21"/>
+          <w:lang w:eastAsia="uk-UA"/>
+        </w:rPr>
+        <w:t>print</w:t>
+      </w:r>
+      <w:proofErr w:type="spellEnd"/>
+      <w:r>
+        <w:rPr>
+          <w:rFonts w:ascii="Consolas" w:eastAsia="Times New Roman" w:hAnsi="Consolas" w:cs="Times New Roman"/>
+          <w:color w:val="D8DDE7"/>
+          <w:sz w:val="21"/>
+          <w:szCs w:val="21"/>
+          <w:lang w:eastAsia="uk-UA"/>
+        </w:rPr>
+        <w:t>(</w:t>
+      </w:r>
+      <w:r>
+        <w:rPr>
+          <w:rFonts w:ascii="Consolas" w:eastAsia="Times New Roman" w:hAnsi="Consolas" w:cs="Times New Roman"/>
+          <w:color w:val="3CEC85"/>
+          <w:sz w:val="21"/>
+          <w:szCs w:val="21"/>
+          <w:lang w:eastAsia="uk-UA"/>
+        </w:rPr>
+        <w:t>"</w:t>
+      </w:r>
+      <w:r>
+        <w:rPr>
+          <w:rFonts w:ascii="Segoe UI Symbol" w:eastAsia="Times New Roman" w:hAnsi="Segoe UI Symbol" w:cs="Segoe UI Symbol"/>
+          <w:color w:val="3CEC85"/>
+          <w:sz w:val="21"/>
+          <w:szCs w:val="21"/>
+          <w:lang w:eastAsia="uk-UA"/>
+        </w:rPr>
+        <w:t>✅</w:t>
+      </w:r>
+      <w:r>
+        <w:rPr>
+          <w:rFonts w:ascii="Consolas" w:eastAsia="Times New Roman" w:hAnsi="Consolas" w:cs="Times New Roman"/>
+          <w:color w:val="3CEC85"/>
+          <w:sz w:val="21"/>
+          <w:szCs w:val="21"/>
+          <w:lang w:eastAsia="uk-UA"/>
+        </w:rPr>
+        <w:t xml:space="preserve"> </w:t>
+      </w:r>
+      <w:r>
+        <w:rPr>
+          <w:rFonts w:ascii="Consolas" w:eastAsia="Times New Roman" w:hAnsi="Consolas" w:cs="Consolas"/>
+          <w:color w:val="3CEC85"/>
+          <w:sz w:val="21"/>
+          <w:szCs w:val="21"/>
+          <w:lang w:eastAsia="uk-UA"/>
+        </w:rPr>
+        <w:t>Закритий</w:t>
+      </w:r>
+      <w:r>
+        <w:rPr>
+          <w:rFonts w:ascii="Consolas" w:eastAsia="Times New Roman" w:hAnsi="Consolas" w:cs="Times New Roman"/>
+          <w:color w:val="3CEC85"/>
+          <w:sz w:val="21"/>
+          <w:szCs w:val="21"/>
+          <w:lang w:eastAsia="uk-UA"/>
+        </w:rPr>
+        <w:t xml:space="preserve"> </w:t>
+      </w:r>
+      <w:r>
+        <w:rPr>
+          <w:rFonts w:ascii="Consolas" w:eastAsia="Times New Roman" w:hAnsi="Consolas" w:cs="Consolas"/>
+          <w:color w:val="3CEC85"/>
+          <w:sz w:val="21"/>
+          <w:szCs w:val="21"/>
+          <w:lang w:eastAsia="uk-UA"/>
+        </w:rPr>
+        <w:t>ключ</w:t>
+      </w:r>
+      <w:r>
+        <w:rPr>
+          <w:rFonts w:ascii="Consolas" w:eastAsia="Times New Roman" w:hAnsi="Consolas" w:cs="Times New Roman"/>
+          <w:color w:val="3CEC85"/>
+          <w:sz w:val="21"/>
+          <w:szCs w:val="21"/>
+          <w:lang w:eastAsia="uk-UA"/>
+        </w:rPr>
+        <w:t xml:space="preserve"> </w:t>
+      </w:r>
+      <w:r>
+        <w:rPr>
+          <w:rFonts w:ascii="Consolas" w:eastAsia="Times New Roman" w:hAnsi="Consolas" w:cs="Consolas"/>
+          <w:color w:val="3CEC85"/>
+          <w:sz w:val="21"/>
+          <w:szCs w:val="21"/>
+          <w:lang w:eastAsia="uk-UA"/>
+        </w:rPr>
+        <w:t>збережено</w:t>
+      </w:r>
+      <w:r>
+        <w:rPr>
+          <w:rFonts w:ascii="Consolas" w:eastAsia="Times New Roman" w:hAnsi="Consolas" w:cs="Times New Roman"/>
+          <w:color w:val="3CEC85"/>
+          <w:sz w:val="21"/>
+          <w:szCs w:val="21"/>
+          <w:lang w:eastAsia="uk-UA"/>
+        </w:rPr>
+        <w:t xml:space="preserve"> </w:t>
+      </w:r>
+      <w:r>
+        <w:rPr>
+          <w:rFonts w:ascii="Consolas" w:eastAsia="Times New Roman" w:hAnsi="Consolas" w:cs="Consolas"/>
+          <w:color w:val="3CEC85"/>
+          <w:sz w:val="21"/>
+          <w:szCs w:val="21"/>
+          <w:lang w:eastAsia="uk-UA"/>
+        </w:rPr>
+        <w:t>у</w:t>
+      </w:r>
+      <w:r>
+        <w:rPr>
+          <w:rFonts w:ascii="Consolas" w:eastAsia="Times New Roman" w:hAnsi="Consolas" w:cs="Times New Roman"/>
+          <w:color w:val="3CEC85"/>
+          <w:sz w:val="21"/>
+          <w:szCs w:val="21"/>
+          <w:lang w:eastAsia="uk-UA"/>
+        </w:rPr>
+        <w:t xml:space="preserve"> </w:t>
+      </w:r>
+      <w:r>
+        <w:rPr>
+          <w:rFonts w:ascii="Consolas" w:eastAsia="Times New Roman" w:hAnsi="Consolas" w:cs="Consolas"/>
+          <w:color w:val="3CEC85"/>
+          <w:sz w:val="21"/>
+          <w:szCs w:val="21"/>
+          <w:lang w:eastAsia="uk-UA"/>
+        </w:rPr>
+        <w:t>файл</w:t>
+      </w:r>
+      <w:r>
+        <w:rPr>
+          <w:rFonts w:ascii="Consolas" w:eastAsia="Times New Roman" w:hAnsi="Consolas" w:cs="Times New Roman"/>
+          <w:color w:val="3CEC85"/>
+          <w:sz w:val="21"/>
+          <w:szCs w:val="21"/>
+          <w:lang w:eastAsia="uk-UA"/>
+        </w:rPr>
+        <w:t xml:space="preserve"> '</w:t>
+      </w:r>
+      <w:proofErr w:type="spellStart"/>
+      <w:r>
+        <w:rPr>
+          <w:rFonts w:ascii="Consolas" w:eastAsia="Times New Roman" w:hAnsi="Consolas" w:cs="Times New Roman"/>
+          <w:color w:val="3CEC85"/>
+          <w:sz w:val="21"/>
+          <w:szCs w:val="21"/>
+          <w:lang w:eastAsia="uk-UA"/>
+        </w:rPr>
+        <w:t>private.pem</w:t>
+      </w:r>
+      <w:proofErr w:type="spellEnd"/>
+      <w:r>
+        <w:rPr>
+          <w:rFonts w:ascii="Consolas" w:eastAsia="Times New Roman" w:hAnsi="Consolas" w:cs="Times New Roman"/>
+          <w:color w:val="3CEC85"/>
+          <w:sz w:val="21"/>
+          <w:szCs w:val="21"/>
+          <w:lang w:eastAsia="uk-UA"/>
+        </w:rPr>
+        <w:t>'"</w:t>
+      </w:r>
+      <w:r>
+        <w:rPr>
+          <w:rFonts w:ascii="Consolas" w:eastAsia="Times New Roman" w:hAnsi="Consolas" w:cs="Times New Roman"/>
+          <w:color w:val="D8DDE7"/>
+          <w:sz w:val="21"/>
+          <w:szCs w:val="21"/>
+          <w:lang w:eastAsia="uk-UA"/>
+        </w:rPr>
+        <w:t>)</w:t>
+      </w:r>
+    </w:p>
+    <w:p>
+      <w:pPr>
+        <w:shd w:val="clear" w:color="auto" w:fill="222A38"/>
+        <w:spacing w:after="0" w:line="285" w:lineRule="atLeast"/>
+        <w:rPr>
+          <w:rFonts w:ascii="Consolas" w:eastAsia="Times New Roman" w:hAnsi="Consolas" w:cs="Times New Roman"/>
+          <w:color w:val="D8DDE7"/>
+          <w:sz w:val="21"/>
+          <w:szCs w:val="21"/>
+          <w:lang w:eastAsia="uk-UA"/>
+        </w:rPr>
+      </w:pPr>
+    </w:p>
+    <w:p>
+      <w:pPr>
+        <w:shd w:val="clear" w:color="auto" w:fill="222A38"/>
+        <w:spacing w:after="0" w:line="285" w:lineRule="atLeast"/>
+        <w:rPr>
+          <w:rFonts w:ascii="Consolas" w:eastAsia="Times New Roman" w:hAnsi="Consolas" w:cs="Times New Roman"/>
+          <w:color w:val="D8DDE7"/>
+          <w:sz w:val="21"/>
+          <w:szCs w:val="21"/>
+          <w:lang w:eastAsia="uk-UA"/>
+        </w:rPr>
+      </w:pPr>
+      <w:proofErr w:type="spellStart"/>
+      <w:r>
+        <w:rPr>
+          <w:rFonts w:ascii="Consolas" w:eastAsia="Times New Roman" w:hAnsi="Consolas" w:cs="Times New Roman"/>
+          <w:color w:val="EACD61"/>
+          <w:sz w:val="21"/>
+          <w:szCs w:val="21"/>
+          <w:lang w:eastAsia="uk-UA"/>
+        </w:rPr>
+        <w:t>if</w:t>
+      </w:r>
+      <w:proofErr w:type="spellEnd"/>
+      <w:r>
+        <w:rPr>
+          <w:rFonts w:ascii="Consolas" w:eastAsia="Times New Roman" w:hAnsi="Consolas" w:cs="Times New Roman"/>
+          <w:color w:val="B9C2D3"/>
+          <w:sz w:val="21"/>
+          <w:szCs w:val="21"/>
+          <w:lang w:eastAsia="uk-UA"/>
+        </w:rPr>
+        <w:t xml:space="preserve"> </w:t>
+      </w:r>
+      <w:r>
+        <w:rPr>
+          <w:rFonts w:ascii="Consolas" w:eastAsia="Times New Roman" w:hAnsi="Consolas" w:cs="Times New Roman"/>
+          <w:color w:val="FF738A"/>
+          <w:sz w:val="21"/>
+          <w:szCs w:val="21"/>
+          <w:lang w:eastAsia="uk-UA"/>
+        </w:rPr>
+        <w:t>__</w:t>
+      </w:r>
+      <w:proofErr w:type="spellStart"/>
+      <w:r>
+        <w:rPr>
+          <w:rFonts w:ascii="Consolas" w:eastAsia="Times New Roman" w:hAnsi="Consolas" w:cs="Times New Roman"/>
+          <w:color w:val="FF738A"/>
+          <w:sz w:val="21"/>
+          <w:szCs w:val="21"/>
+          <w:lang w:eastAsia="uk-UA"/>
+        </w:rPr>
+        <w:t>name</w:t>
+      </w:r>
+      <w:proofErr w:type="spellEnd"/>
+      <w:r>
+        <w:rPr>
+          <w:rFonts w:ascii="Consolas" w:eastAsia="Times New Roman" w:hAnsi="Consolas" w:cs="Times New Roman"/>
+          <w:color w:val="FF738A"/>
+          <w:sz w:val="21"/>
+          <w:szCs w:val="21"/>
+          <w:lang w:eastAsia="uk-UA"/>
+        </w:rPr>
+        <w:t>__</w:t>
+      </w:r>
+      <w:r>
+        <w:rPr>
+          <w:rFonts w:ascii="Consolas" w:eastAsia="Times New Roman" w:hAnsi="Consolas" w:cs="Times New Roman"/>
+          <w:color w:val="B9C2D3"/>
+          <w:sz w:val="21"/>
+          <w:szCs w:val="21"/>
+          <w:lang w:eastAsia="uk-UA"/>
+        </w:rPr>
+        <w:t xml:space="preserve"> </w:t>
+      </w:r>
+      <w:r>
+        <w:rPr>
+          <w:rFonts w:ascii="Consolas" w:eastAsia="Times New Roman" w:hAnsi="Consolas" w:cs="Times New Roman"/>
+          <w:color w:val="EACD61"/>
+          <w:sz w:val="21"/>
+          <w:szCs w:val="21"/>
+          <w:lang w:eastAsia="uk-UA"/>
+        </w:rPr>
+        <w:t>==</w:t>
+      </w:r>
+      <w:r>
+        <w:rPr>
+          <w:rFonts w:ascii="Consolas" w:eastAsia="Times New Roman" w:hAnsi="Consolas" w:cs="Times New Roman"/>
+          <w:color w:val="B9C2D3"/>
+          <w:sz w:val="21"/>
+          <w:szCs w:val="21"/>
+          <w:lang w:eastAsia="uk-UA"/>
+        </w:rPr>
+        <w:t xml:space="preserve"> </w:t>
+      </w:r>
+      <w:r>
+        <w:rPr>
+          <w:rFonts w:ascii="Consolas" w:eastAsia="Times New Roman" w:hAnsi="Consolas" w:cs="Times New Roman"/>
+          <w:color w:val="3CEC85"/>
+          <w:sz w:val="21"/>
+          <w:szCs w:val="21"/>
+          <w:lang w:eastAsia="uk-UA"/>
+        </w:rPr>
+        <w:t>"__</w:t>
+      </w:r>
+      <w:proofErr w:type="spellStart"/>
+      <w:r>
+        <w:rPr>
+          <w:rFonts w:ascii="Consolas" w:eastAsia="Times New Roman" w:hAnsi="Consolas" w:cs="Times New Roman"/>
+          <w:color w:val="3CEC85"/>
+          <w:sz w:val="21"/>
+          <w:szCs w:val="21"/>
+          <w:lang w:eastAsia="uk-UA"/>
+        </w:rPr>
+        <w:t>main</w:t>
+      </w:r>
+      <w:proofErr w:type="spellEnd"/>
+      <w:r>
+        <w:rPr>
+          <w:rFonts w:ascii="Consolas" w:eastAsia="Times New Roman" w:hAnsi="Consolas" w:cs="Times New Roman"/>
+          <w:color w:val="3CEC85"/>
+          <w:sz w:val="21"/>
+          <w:szCs w:val="21"/>
+          <w:lang w:eastAsia="uk-UA"/>
+        </w:rPr>
+        <w:t>__"</w:t>
+      </w:r>
+      <w:r>
+        <w:rPr>
+          <w:rFonts w:ascii="Consolas" w:eastAsia="Times New Roman" w:hAnsi="Consolas" w:cs="Times New Roman"/>
+          <w:color w:val="D8DDE7"/>
+          <w:sz w:val="21"/>
+          <w:szCs w:val="21"/>
+          <w:lang w:eastAsia="uk-UA"/>
+        </w:rPr>
+        <w:t>:</w:t>
+      </w:r>
+    </w:p>
+    <w:p>
+      <w:pPr>
+        <w:shd w:val="clear" w:color="auto" w:fill="222A38"/>
+        <w:spacing w:after="0" w:line="285" w:lineRule="atLeast"/>
+        <w:rPr>
+          <w:rFonts w:ascii="Consolas" w:eastAsia="Times New Roman" w:hAnsi="Consolas" w:cs="Times New Roman"/>
+          <w:color w:val="D8DDE7"/>
+          <w:sz w:val="21"/>
+          <w:szCs w:val="21"/>
+          <w:lang w:eastAsia="uk-UA"/>
+        </w:rPr>
+      </w:pPr>
+      <w:r>
+        <w:rPr>
+          <w:rFonts w:ascii="Consolas" w:eastAsia="Times New Roman" w:hAnsi="Consolas" w:cs="Times New Roman"/>
+          <w:color w:val="B9C2D3"/>
+          <w:sz w:val="21"/>
+          <w:szCs w:val="21"/>
+          <w:lang w:eastAsia="uk-UA"/>
+        </w:rPr>
+        <w:t xml:space="preserve">    </w:t>
+      </w:r>
+      <w:proofErr w:type="spellStart"/>
+      <w:r>
+        <w:rPr>
+          <w:rFonts w:ascii="Consolas" w:eastAsia="Times New Roman" w:hAnsi="Consolas" w:cs="Times New Roman"/>
+          <w:color w:val="69C3FF"/>
+          <w:sz w:val="21"/>
+          <w:szCs w:val="21"/>
+          <w:lang w:eastAsia="uk-UA"/>
+        </w:rPr>
+        <w:t>generate_keys</w:t>
+      </w:r>
+      <w:proofErr w:type="spellEnd"/>
+      <w:r>
+        <w:rPr>
+          <w:rFonts w:ascii="Consolas" w:eastAsia="Times New Roman" w:hAnsi="Consolas" w:cs="Times New Roman"/>
+          <w:color w:val="D8DDE7"/>
+          <w:sz w:val="21"/>
+          <w:szCs w:val="21"/>
+          <w:lang w:eastAsia="uk-UA"/>
+        </w:rPr>
+        <w:t>()</w:t>
+      </w:r>
+    </w:p>
+    <w:p>
+      <w:pPr>
+        <w:jc w:val="both"/>
+        <w:rPr>
+          <w:rFonts w:ascii="Times New Roman" w:hAnsi="Times New Roman" w:cs="Times New Roman"/>
+          <w:b/>
+          <w:sz w:val="28"/>
+          <w:szCs w:val="28"/>
+        </w:rPr>
+      </w:pPr>
+    </w:p>
+    <w:p>
+      <w:pPr>
+        <w:jc w:val="both"/>
+        <w:rPr>
+          <w:rFonts w:ascii="Times New Roman" w:hAnsi="Times New Roman" w:cs="Times New Roman"/>
+          <w:b/>
+          <w:sz w:val="28"/>
+          <w:szCs w:val="28"/>
+        </w:rPr>
+      </w:pPr>
+      <w:r>
+        <w:rPr>
+          <w:rFonts w:ascii="Times New Roman" w:hAnsi="Times New Roman" w:cs="Times New Roman"/>
+          <w:b/>
+          <w:sz w:val="28"/>
+          <w:szCs w:val="28"/>
+        </w:rPr>
+        <w:t>2_encrypt.py</w:t>
+      </w:r>
+    </w:p>
+    <w:p>
+      <w:pPr>
+        <w:shd w:val="clear" w:color="auto" w:fill="222A38"/>
+        <w:spacing w:after="0" w:line="285" w:lineRule="atLeast"/>
+        <w:rPr>
+          <w:rFonts w:ascii="Consolas" w:eastAsia="Times New Roman" w:hAnsi="Consolas" w:cs="Times New Roman"/>
+          <w:color w:val="D8DDE7"/>
+          <w:sz w:val="21"/>
+          <w:szCs w:val="21"/>
+          <w:lang w:eastAsia="uk-UA"/>
+        </w:rPr>
+      </w:pPr>
+      <w:proofErr w:type="spellStart"/>
+      <w:r>
+        <w:rPr>
+          <w:rFonts w:ascii="Consolas" w:eastAsia="Times New Roman" w:hAnsi="Consolas" w:cs="Times New Roman"/>
+          <w:color w:val="EACD61"/>
+          <w:sz w:val="21"/>
+          <w:szCs w:val="21"/>
+          <w:lang w:eastAsia="uk-UA"/>
+        </w:rPr>
+        <w:t>from</w:t>
+      </w:r>
+      <w:proofErr w:type="spellEnd"/>
+      <w:r>
+        <w:rPr>
+          <w:rFonts w:ascii="Consolas" w:eastAsia="Times New Roman" w:hAnsi="Consolas" w:cs="Times New Roman"/>
+          <w:color w:val="B9C2D3"/>
+          <w:sz w:val="21"/>
+          <w:szCs w:val="21"/>
+          <w:lang w:eastAsia="uk-UA"/>
+        </w:rPr>
+        <w:t xml:space="preserve"> </w:t>
+      </w:r>
+      <w:proofErr w:type="spellStart"/>
+      <w:r>
+        <w:rPr>
+          <w:rFonts w:ascii="Consolas" w:eastAsia="Times New Roman" w:hAnsi="Consolas" w:cs="Times New Roman"/>
+          <w:color w:val="69C3FF"/>
+          <w:sz w:val="21"/>
+          <w:szCs w:val="21"/>
+          <w:lang w:eastAsia="uk-UA"/>
+        </w:rPr>
+        <w:t>Crypto</w:t>
+      </w:r>
+      <w:r>
+        <w:rPr>
+          <w:rFonts w:ascii="Consolas" w:eastAsia="Times New Roman" w:hAnsi="Consolas" w:cs="Times New Roman"/>
+          <w:color w:val="D8DDE7"/>
+          <w:sz w:val="21"/>
+          <w:szCs w:val="21"/>
+          <w:lang w:eastAsia="uk-UA"/>
+        </w:rPr>
+        <w:t>.</w:t>
+      </w:r>
+      <w:r>
+        <w:rPr>
+          <w:rFonts w:ascii="Consolas" w:eastAsia="Times New Roman" w:hAnsi="Consolas" w:cs="Times New Roman"/>
+          <w:color w:val="69C3FF"/>
+          <w:sz w:val="21"/>
+          <w:szCs w:val="21"/>
+          <w:lang w:eastAsia="uk-UA"/>
+        </w:rPr>
+        <w:t>PublicKey</w:t>
+      </w:r>
+      <w:proofErr w:type="spellEnd"/>
+      <w:r>
+        <w:rPr>
+          <w:rFonts w:ascii="Consolas" w:eastAsia="Times New Roman" w:hAnsi="Consolas" w:cs="Times New Roman"/>
+          <w:color w:val="B9C2D3"/>
+          <w:sz w:val="21"/>
+          <w:szCs w:val="21"/>
+          <w:lang w:eastAsia="uk-UA"/>
+        </w:rPr>
+        <w:t xml:space="preserve"> </w:t>
+      </w:r>
+      <w:proofErr w:type="spellStart"/>
+      <w:r>
+        <w:rPr>
+          <w:rFonts w:ascii="Consolas" w:eastAsia="Times New Roman" w:hAnsi="Consolas" w:cs="Times New Roman"/>
+          <w:color w:val="EACD61"/>
+          <w:sz w:val="21"/>
+          <w:szCs w:val="21"/>
+          <w:lang w:eastAsia="uk-UA"/>
+        </w:rPr>
+        <w:t>import</w:t>
+      </w:r>
+      <w:proofErr w:type="spellEnd"/>
+      <w:r>
+        <w:rPr>
+          <w:rFonts w:ascii="Consolas" w:eastAsia="Times New Roman" w:hAnsi="Consolas" w:cs="Times New Roman"/>
+          <w:color w:val="B9C2D3"/>
+          <w:sz w:val="21"/>
+          <w:szCs w:val="21"/>
+          <w:lang w:eastAsia="uk-UA"/>
+        </w:rPr>
+        <w:t xml:space="preserve"> </w:t>
+      </w:r>
+      <w:r>
+        <w:rPr>
+          <w:rFonts w:ascii="Consolas" w:eastAsia="Times New Roman" w:hAnsi="Consolas" w:cs="Times New Roman"/>
+          <w:color w:val="69C3FF"/>
+          <w:sz w:val="21"/>
+          <w:szCs w:val="21"/>
+          <w:lang w:eastAsia="uk-UA"/>
+        </w:rPr>
+        <w:t>RSA</w:t>
+      </w:r>
+      <w:r>
+        <w:rPr>
+          <w:rFonts w:ascii="Consolas" w:eastAsia="Times New Roman" w:hAnsi="Consolas" w:cs="Times New Roman"/>
+          <w:color w:val="B9C2D3"/>
+          <w:sz w:val="21"/>
+          <w:szCs w:val="21"/>
+          <w:lang w:eastAsia="uk-UA"/>
+        </w:rPr>
+        <w:t xml:space="preserve"> </w:t>
+      </w:r>
+      <w:r>
+        <w:rPr>
+          <w:rFonts w:ascii="Consolas" w:eastAsia="Times New Roman" w:hAnsi="Consolas" w:cs="Times New Roman"/>
+          <w:i/>
+          <w:iCs/>
+          <w:color w:val="536686"/>
+          <w:sz w:val="21"/>
+          <w:szCs w:val="21"/>
+          <w:lang w:eastAsia="uk-UA"/>
+        </w:rPr>
+        <w:t>#[</w:t>
+      </w:r>
+      <w:proofErr w:type="spellStart"/>
+      <w:r>
+        <w:rPr>
+          <w:rFonts w:ascii="Consolas" w:eastAsia="Times New Roman" w:hAnsi="Consolas" w:cs="Times New Roman"/>
+          <w:i/>
+          <w:iCs/>
+          <w:color w:val="536686"/>
+          <w:sz w:val="21"/>
+          <w:szCs w:val="21"/>
+          <w:lang w:eastAsia="uk-UA"/>
+        </w:rPr>
+        <w:t>cite</w:t>
+      </w:r>
+      <w:proofErr w:type="spellEnd"/>
+      <w:r>
+        <w:rPr>
+          <w:rFonts w:ascii="Consolas" w:eastAsia="Times New Roman" w:hAnsi="Consolas" w:cs="Times New Roman"/>
+          <w:i/>
+          <w:iCs/>
+          <w:color w:val="536686"/>
+          <w:sz w:val="21"/>
+          <w:szCs w:val="21"/>
+          <w:lang w:eastAsia="uk-UA"/>
+        </w:rPr>
+        <w:t>: 3]</w:t>
+      </w:r>
+    </w:p>
+    <w:p>
+      <w:pPr>
+        <w:shd w:val="clear" w:color="auto" w:fill="222A38"/>
+        <w:spacing w:after="0" w:line="285" w:lineRule="atLeast"/>
+        <w:rPr>
+          <w:rFonts w:ascii="Consolas" w:eastAsia="Times New Roman" w:hAnsi="Consolas" w:cs="Times New Roman"/>
+          <w:color w:val="D8DDE7"/>
+          <w:sz w:val="21"/>
+          <w:szCs w:val="21"/>
+          <w:lang w:eastAsia="uk-UA"/>
+        </w:rPr>
+      </w:pPr>
+      <w:proofErr w:type="spellStart"/>
+      <w:r>
+        <w:rPr>
+          <w:rFonts w:ascii="Consolas" w:eastAsia="Times New Roman" w:hAnsi="Consolas" w:cs="Times New Roman"/>
+          <w:color w:val="EACD61"/>
+          <w:sz w:val="21"/>
+          <w:szCs w:val="21"/>
+          <w:lang w:eastAsia="uk-UA"/>
+        </w:rPr>
+        <w:t>from</w:t>
+      </w:r>
+      <w:proofErr w:type="spellEnd"/>
+      <w:r>
+        <w:rPr>
+          <w:rFonts w:ascii="Consolas" w:eastAsia="Times New Roman" w:hAnsi="Consolas" w:cs="Times New Roman"/>
+          <w:color w:val="B9C2D3"/>
+          <w:sz w:val="21"/>
+          <w:szCs w:val="21"/>
+          <w:lang w:eastAsia="uk-UA"/>
+        </w:rPr>
+        <w:t xml:space="preserve"> </w:t>
+      </w:r>
+      <w:proofErr w:type="spellStart"/>
+      <w:r>
+        <w:rPr>
+          <w:rFonts w:ascii="Consolas" w:eastAsia="Times New Roman" w:hAnsi="Consolas" w:cs="Times New Roman"/>
+          <w:color w:val="69C3FF"/>
+          <w:sz w:val="21"/>
+          <w:szCs w:val="21"/>
+          <w:lang w:eastAsia="uk-UA"/>
+        </w:rPr>
+        <w:t>Crypto</w:t>
+      </w:r>
+      <w:r>
+        <w:rPr>
+          <w:rFonts w:ascii="Consolas" w:eastAsia="Times New Roman" w:hAnsi="Consolas" w:cs="Times New Roman"/>
+          <w:color w:val="D8DDE7"/>
+          <w:sz w:val="21"/>
+          <w:szCs w:val="21"/>
+          <w:lang w:eastAsia="uk-UA"/>
+        </w:rPr>
+        <w:t>.</w:t>
+      </w:r>
+      <w:r>
+        <w:rPr>
+          <w:rFonts w:ascii="Consolas" w:eastAsia="Times New Roman" w:hAnsi="Consolas" w:cs="Times New Roman"/>
+          <w:color w:val="69C3FF"/>
+          <w:sz w:val="21"/>
+          <w:szCs w:val="21"/>
+          <w:lang w:eastAsia="uk-UA"/>
+        </w:rPr>
+        <w:t>Cipher</w:t>
+      </w:r>
+      <w:proofErr w:type="spellEnd"/>
+      <w:r>
+        <w:rPr>
+          <w:rFonts w:ascii="Consolas" w:eastAsia="Times New Roman" w:hAnsi="Consolas" w:cs="Times New Roman"/>
+          <w:color w:val="B9C2D3"/>
+          <w:sz w:val="21"/>
+          <w:szCs w:val="21"/>
+          <w:lang w:eastAsia="uk-UA"/>
+        </w:rPr>
+        <w:t xml:space="preserve"> </w:t>
+      </w:r>
+      <w:proofErr w:type="spellStart"/>
+      <w:r>
+        <w:rPr>
+          <w:rFonts w:ascii="Consolas" w:eastAsia="Times New Roman" w:hAnsi="Consolas" w:cs="Times New Roman"/>
+          <w:color w:val="EACD61"/>
+          <w:sz w:val="21"/>
+          <w:szCs w:val="21"/>
+          <w:lang w:eastAsia="uk-UA"/>
+        </w:rPr>
+        <w:t>import</w:t>
+      </w:r>
+      <w:proofErr w:type="spellEnd"/>
+      <w:r>
+        <w:rPr>
+          <w:rFonts w:ascii="Consolas" w:eastAsia="Times New Roman" w:hAnsi="Consolas" w:cs="Times New Roman"/>
+          <w:color w:val="B9C2D3"/>
+          <w:sz w:val="21"/>
+          <w:szCs w:val="21"/>
+          <w:lang w:eastAsia="uk-UA"/>
+        </w:rPr>
+        <w:t xml:space="preserve"> </w:t>
+      </w:r>
+      <w:r>
+        <w:rPr>
+          <w:rFonts w:ascii="Consolas" w:eastAsia="Times New Roman" w:hAnsi="Consolas" w:cs="Times New Roman"/>
+          <w:color w:val="69C3FF"/>
+          <w:sz w:val="21"/>
+          <w:szCs w:val="21"/>
+          <w:lang w:eastAsia="uk-UA"/>
+        </w:rPr>
+        <w:t>PKCS1_OAEP</w:t>
+      </w:r>
+      <w:r>
+        <w:rPr>
+          <w:rFonts w:ascii="Consolas" w:eastAsia="Times New Roman" w:hAnsi="Consolas" w:cs="Times New Roman"/>
+          <w:color w:val="B9C2D3"/>
+          <w:sz w:val="21"/>
+          <w:szCs w:val="21"/>
+          <w:lang w:eastAsia="uk-UA"/>
+        </w:rPr>
+        <w:t xml:space="preserve"> </w:t>
+      </w:r>
+      <w:r>
+        <w:rPr>
+          <w:rFonts w:ascii="Consolas" w:eastAsia="Times New Roman" w:hAnsi="Consolas" w:cs="Times New Roman"/>
+          <w:i/>
+          <w:iCs/>
+          <w:color w:val="536686"/>
+          <w:sz w:val="21"/>
+          <w:szCs w:val="21"/>
+          <w:lang w:eastAsia="uk-UA"/>
+        </w:rPr>
+        <w:t>#[</w:t>
+      </w:r>
+      <w:proofErr w:type="spellStart"/>
+      <w:r>
+        <w:rPr>
+          <w:rFonts w:ascii="Consolas" w:eastAsia="Times New Roman" w:hAnsi="Consolas" w:cs="Times New Roman"/>
+          <w:i/>
+          <w:iCs/>
+          <w:color w:val="536686"/>
+          <w:sz w:val="21"/>
+          <w:szCs w:val="21"/>
+          <w:lang w:eastAsia="uk-UA"/>
+        </w:rPr>
+        <w:t>cite</w:t>
+      </w:r>
+      <w:proofErr w:type="spellEnd"/>
+      <w:r>
+        <w:rPr>
+          <w:rFonts w:ascii="Consolas" w:eastAsia="Times New Roman" w:hAnsi="Consolas" w:cs="Times New Roman"/>
+          <w:i/>
+          <w:iCs/>
+          <w:color w:val="536686"/>
+          <w:sz w:val="21"/>
+          <w:szCs w:val="21"/>
+          <w:lang w:eastAsia="uk-UA"/>
+        </w:rPr>
+        <w:t>: 3]</w:t>
+      </w:r>
+    </w:p>
+    <w:p>
+      <w:pPr>
+        <w:shd w:val="clear" w:color="auto" w:fill="222A38"/>
+        <w:spacing w:after="0" w:line="285" w:lineRule="atLeast"/>
+        <w:rPr>
+          <w:rFonts w:ascii="Consolas" w:eastAsia="Times New Roman" w:hAnsi="Consolas" w:cs="Times New Roman"/>
+          <w:color w:val="D8DDE7"/>
+          <w:sz w:val="21"/>
+          <w:szCs w:val="21"/>
+          <w:lang w:eastAsia="uk-UA"/>
+        </w:rPr>
+      </w:pPr>
+    </w:p>
+    <w:p>
+      <w:pPr>
+        <w:shd w:val="clear" w:color="auto" w:fill="222A38"/>
+        <w:spacing w:after="0" w:line="285" w:lineRule="atLeast"/>
+        <w:rPr>
+          <w:rFonts w:ascii="Consolas" w:eastAsia="Times New Roman" w:hAnsi="Consolas" w:cs="Times New Roman"/>
+          <w:color w:val="D8DDE7"/>
+          <w:sz w:val="21"/>
+          <w:szCs w:val="21"/>
+          <w:lang w:eastAsia="uk-UA"/>
+        </w:rPr>
+      </w:pPr>
+      <w:proofErr w:type="spellStart"/>
+      <w:r>
+        <w:rPr>
+          <w:rFonts w:ascii="Consolas" w:eastAsia="Times New Roman" w:hAnsi="Consolas" w:cs="Times New Roman"/>
+          <w:color w:val="22ECDB"/>
+          <w:sz w:val="21"/>
+          <w:szCs w:val="21"/>
+          <w:lang w:eastAsia="uk-UA"/>
+        </w:rPr>
+        <w:t>def</w:t>
+      </w:r>
+      <w:proofErr w:type="spellEnd"/>
+      <w:r>
+        <w:rPr>
+          <w:rFonts w:ascii="Consolas" w:eastAsia="Times New Roman" w:hAnsi="Consolas" w:cs="Times New Roman"/>
+          <w:color w:val="69C3FF"/>
+          <w:sz w:val="21"/>
+          <w:szCs w:val="21"/>
+          <w:lang w:eastAsia="uk-UA"/>
+        </w:rPr>
+        <w:t xml:space="preserve"> </w:t>
+      </w:r>
+      <w:proofErr w:type="spellStart"/>
+      <w:r>
+        <w:rPr>
+          <w:rFonts w:ascii="Consolas" w:eastAsia="Times New Roman" w:hAnsi="Consolas" w:cs="Times New Roman"/>
+          <w:color w:val="69C3FF"/>
+          <w:sz w:val="21"/>
+          <w:szCs w:val="21"/>
+          <w:lang w:eastAsia="uk-UA"/>
+        </w:rPr>
+        <w:t>encrypt_file</w:t>
+      </w:r>
+      <w:proofErr w:type="spellEnd"/>
+      <w:r>
+        <w:rPr>
+          <w:rFonts w:ascii="Consolas" w:eastAsia="Times New Roman" w:hAnsi="Consolas" w:cs="Times New Roman"/>
+          <w:color w:val="D8DDE7"/>
+          <w:sz w:val="21"/>
+          <w:szCs w:val="21"/>
+          <w:lang w:eastAsia="uk-UA"/>
+        </w:rPr>
+        <w:t>(</w:t>
+      </w:r>
+      <w:proofErr w:type="spellStart"/>
+      <w:r>
+        <w:rPr>
+          <w:rFonts w:ascii="Consolas" w:eastAsia="Times New Roman" w:hAnsi="Consolas" w:cs="Times New Roman"/>
+          <w:color w:val="F38CEC"/>
+          <w:sz w:val="21"/>
+          <w:szCs w:val="21"/>
+          <w:lang w:eastAsia="uk-UA"/>
+        </w:rPr>
+        <w:t>input_filename</w:t>
+      </w:r>
+      <w:proofErr w:type="spellEnd"/>
+      <w:r>
+        <w:rPr>
+          <w:rFonts w:ascii="Consolas" w:eastAsia="Times New Roman" w:hAnsi="Consolas" w:cs="Times New Roman"/>
+          <w:color w:val="D8DDE7"/>
+          <w:sz w:val="21"/>
+          <w:szCs w:val="21"/>
+          <w:lang w:eastAsia="uk-UA"/>
+        </w:rPr>
+        <w:t>,</w:t>
+      </w:r>
+      <w:r>
+        <w:rPr>
+          <w:rFonts w:ascii="Consolas" w:eastAsia="Times New Roman" w:hAnsi="Consolas" w:cs="Times New Roman"/>
+          <w:color w:val="69C3FF"/>
+          <w:sz w:val="21"/>
+          <w:szCs w:val="21"/>
+          <w:lang w:eastAsia="uk-UA"/>
+        </w:rPr>
+        <w:t xml:space="preserve"> </w:t>
+      </w:r>
+      <w:proofErr w:type="spellStart"/>
+      <w:r>
+        <w:rPr>
+          <w:rFonts w:ascii="Consolas" w:eastAsia="Times New Roman" w:hAnsi="Consolas" w:cs="Times New Roman"/>
+          <w:color w:val="F38CEC"/>
+          <w:sz w:val="21"/>
+          <w:szCs w:val="21"/>
+          <w:lang w:eastAsia="uk-UA"/>
+        </w:rPr>
+        <w:t>output_filename</w:t>
+      </w:r>
+      <w:proofErr w:type="spellEnd"/>
+      <w:r>
+        <w:rPr>
+          <w:rFonts w:ascii="Consolas" w:eastAsia="Times New Roman" w:hAnsi="Consolas" w:cs="Times New Roman"/>
+          <w:color w:val="D8DDE7"/>
+          <w:sz w:val="21"/>
+          <w:szCs w:val="21"/>
+          <w:lang w:eastAsia="uk-UA"/>
+        </w:rPr>
+        <w:t>):</w:t>
+      </w:r>
+    </w:p>
+    <w:p>
+      <w:pPr>
+        <w:shd w:val="clear" w:color="auto" w:fill="222A38"/>
+        <w:spacing w:after="0" w:line="285" w:lineRule="atLeast"/>
+        <w:rPr>
+          <w:rFonts w:ascii="Consolas" w:eastAsia="Times New Roman" w:hAnsi="Consolas" w:cs="Times New Roman"/>
+          <w:color w:val="D8DDE7"/>
+          <w:sz w:val="21"/>
+          <w:szCs w:val="21"/>
+          <w:lang w:eastAsia="uk-UA"/>
+        </w:rPr>
+      </w:pPr>
+      <w:r>
+        <w:rPr>
+          <w:rFonts w:ascii="Consolas" w:eastAsia="Times New Roman" w:hAnsi="Consolas" w:cs="Times New Roman"/>
+          <w:color w:val="B9C2D3"/>
+          <w:sz w:val="21"/>
+          <w:szCs w:val="21"/>
+          <w:lang w:eastAsia="uk-UA"/>
+        </w:rPr>
+        <w:t xml:space="preserve">    </w:t>
+      </w:r>
+      <w:proofErr w:type="spellStart"/>
+      <w:r>
+        <w:rPr>
+          <w:rFonts w:ascii="Consolas" w:eastAsia="Times New Roman" w:hAnsi="Consolas" w:cs="Times New Roman"/>
+          <w:color w:val="EACD61"/>
+          <w:sz w:val="21"/>
+          <w:szCs w:val="21"/>
+          <w:lang w:eastAsia="uk-UA"/>
+        </w:rPr>
+        <w:t>try</w:t>
+      </w:r>
+      <w:proofErr w:type="spellEnd"/>
+      <w:r>
+        <w:rPr>
+          <w:rFonts w:ascii="Consolas" w:eastAsia="Times New Roman" w:hAnsi="Consolas" w:cs="Times New Roman"/>
+          <w:color w:val="D8DDE7"/>
+          <w:sz w:val="21"/>
+          <w:szCs w:val="21"/>
+          <w:lang w:eastAsia="uk-UA"/>
+        </w:rPr>
+        <w:t>:</w:t>
+      </w:r>
+    </w:p>
+    <w:p>
+      <w:pPr>
+        <w:shd w:val="clear" w:color="auto" w:fill="222A38"/>
+        <w:spacing w:after="0" w:line="285" w:lineRule="atLeast"/>
+        <w:rPr>
+          <w:rFonts w:ascii="Consolas" w:eastAsia="Times New Roman" w:hAnsi="Consolas" w:cs="Times New Roman"/>
+          <w:color w:val="D8DDE7"/>
+          <w:sz w:val="21"/>
+          <w:szCs w:val="21"/>
+          <w:lang w:eastAsia="uk-UA"/>
+        </w:rPr>
+      </w:pPr>
+      <w:r>
+        <w:rPr>
+          <w:rFonts w:ascii="Consolas" w:eastAsia="Times New Roman" w:hAnsi="Consolas" w:cs="Times New Roman"/>
+          <w:color w:val="B9C2D3"/>
+          <w:sz w:val="21"/>
+          <w:szCs w:val="21"/>
+          <w:lang w:eastAsia="uk-UA"/>
+        </w:rPr>
+        <w:t xml:space="preserve">        </w:t>
+      </w:r>
+      <w:r>
+        <w:rPr>
+          <w:rFonts w:ascii="Consolas" w:eastAsia="Times New Roman" w:hAnsi="Consolas" w:cs="Times New Roman"/>
+          <w:i/>
+          <w:iCs/>
+          <w:color w:val="536686"/>
+          <w:sz w:val="21"/>
+          <w:szCs w:val="21"/>
+          <w:lang w:eastAsia="uk-UA"/>
+        </w:rPr>
+        <w:t># Імпорт відкритого ключа з файлу</w:t>
+      </w:r>
+    </w:p>
+    <w:p>
+      <w:pPr>
+        <w:shd w:val="clear" w:color="auto" w:fill="222A38"/>
+        <w:spacing w:after="0" w:line="285" w:lineRule="atLeast"/>
+        <w:rPr>
+          <w:rFonts w:ascii="Consolas" w:eastAsia="Times New Roman" w:hAnsi="Consolas" w:cs="Times New Roman"/>
+          <w:color w:val="D8DDE7"/>
+          <w:sz w:val="21"/>
+          <w:szCs w:val="21"/>
+          <w:lang w:eastAsia="uk-UA"/>
+        </w:rPr>
+      </w:pPr>
+      <w:r>
+        <w:rPr>
+          <w:rFonts w:ascii="Consolas" w:eastAsia="Times New Roman" w:hAnsi="Consolas" w:cs="Times New Roman"/>
+          <w:color w:val="B9C2D3"/>
+          <w:sz w:val="21"/>
+          <w:szCs w:val="21"/>
+          <w:lang w:eastAsia="uk-UA"/>
+        </w:rPr>
+        <w:t xml:space="preserve">        </w:t>
+      </w:r>
+      <w:proofErr w:type="spellStart"/>
+      <w:r>
+        <w:rPr>
+          <w:rFonts w:ascii="Consolas" w:eastAsia="Times New Roman" w:hAnsi="Consolas" w:cs="Times New Roman"/>
+          <w:color w:val="FF738A"/>
+          <w:sz w:val="21"/>
+          <w:szCs w:val="21"/>
+          <w:lang w:eastAsia="uk-UA"/>
+        </w:rPr>
+        <w:t>publickey</w:t>
+      </w:r>
+      <w:proofErr w:type="spellEnd"/>
+      <w:r>
+        <w:rPr>
+          <w:rFonts w:ascii="Consolas" w:eastAsia="Times New Roman" w:hAnsi="Consolas" w:cs="Times New Roman"/>
+          <w:color w:val="B9C2D3"/>
+          <w:sz w:val="21"/>
+          <w:szCs w:val="21"/>
+          <w:lang w:eastAsia="uk-UA"/>
+        </w:rPr>
+        <w:t xml:space="preserve"> </w:t>
+      </w:r>
+      <w:r>
+        <w:rPr>
+          <w:rFonts w:ascii="Consolas" w:eastAsia="Times New Roman" w:hAnsi="Consolas" w:cs="Times New Roman"/>
+          <w:color w:val="EACD61"/>
+          <w:sz w:val="21"/>
+          <w:szCs w:val="21"/>
+          <w:lang w:eastAsia="uk-UA"/>
+        </w:rPr>
+        <w:t>=</w:t>
+      </w:r>
+      <w:r>
+        <w:rPr>
+          <w:rFonts w:ascii="Consolas" w:eastAsia="Times New Roman" w:hAnsi="Consolas" w:cs="Times New Roman"/>
+          <w:color w:val="B9C2D3"/>
+          <w:sz w:val="21"/>
+          <w:szCs w:val="21"/>
+          <w:lang w:eastAsia="uk-UA"/>
+        </w:rPr>
+        <w:t xml:space="preserve"> </w:t>
+      </w:r>
+      <w:proofErr w:type="spellStart"/>
+      <w:r>
+        <w:rPr>
+          <w:rFonts w:ascii="Consolas" w:eastAsia="Times New Roman" w:hAnsi="Consolas" w:cs="Times New Roman"/>
+          <w:color w:val="69C3FF"/>
+          <w:sz w:val="21"/>
+          <w:szCs w:val="21"/>
+          <w:lang w:eastAsia="uk-UA"/>
+        </w:rPr>
+        <w:t>RSA</w:t>
+      </w:r>
+      <w:r>
+        <w:rPr>
+          <w:rFonts w:ascii="Consolas" w:eastAsia="Times New Roman" w:hAnsi="Consolas" w:cs="Times New Roman"/>
+          <w:color w:val="D8DDE7"/>
+          <w:sz w:val="21"/>
+          <w:szCs w:val="21"/>
+          <w:lang w:eastAsia="uk-UA"/>
+        </w:rPr>
+        <w:t>.</w:t>
+      </w:r>
+      <w:r>
+        <w:rPr>
+          <w:rFonts w:ascii="Consolas" w:eastAsia="Times New Roman" w:hAnsi="Consolas" w:cs="Times New Roman"/>
+          <w:color w:val="FF738A"/>
+          <w:sz w:val="21"/>
+          <w:szCs w:val="21"/>
+          <w:lang w:eastAsia="uk-UA"/>
+        </w:rPr>
+        <w:t>importKey</w:t>
+      </w:r>
+      <w:proofErr w:type="spellEnd"/>
+      <w:r>
+        <w:rPr>
+          <w:rFonts w:ascii="Consolas" w:eastAsia="Times New Roman" w:hAnsi="Consolas" w:cs="Times New Roman"/>
+          <w:color w:val="D8DDE7"/>
+          <w:sz w:val="21"/>
+          <w:szCs w:val="21"/>
+          <w:lang w:eastAsia="uk-UA"/>
+        </w:rPr>
+        <w:t>(</w:t>
+      </w:r>
+      <w:proofErr w:type="spellStart"/>
+      <w:r>
+        <w:rPr>
+          <w:rFonts w:ascii="Consolas" w:eastAsia="Times New Roman" w:hAnsi="Consolas" w:cs="Times New Roman"/>
+          <w:color w:val="69C3FF"/>
+          <w:sz w:val="21"/>
+          <w:szCs w:val="21"/>
+          <w:lang w:eastAsia="uk-UA"/>
+        </w:rPr>
+        <w:t>open</w:t>
+      </w:r>
+      <w:proofErr w:type="spellEnd"/>
+      <w:r>
+        <w:rPr>
+          <w:rFonts w:ascii="Consolas" w:eastAsia="Times New Roman" w:hAnsi="Consolas" w:cs="Times New Roman"/>
+          <w:color w:val="D8DDE7"/>
+          <w:sz w:val="21"/>
+          <w:szCs w:val="21"/>
+          <w:lang w:eastAsia="uk-UA"/>
+        </w:rPr>
+        <w:t>(</w:t>
+      </w:r>
+      <w:r>
+        <w:rPr>
+          <w:rFonts w:ascii="Consolas" w:eastAsia="Times New Roman" w:hAnsi="Consolas" w:cs="Times New Roman"/>
+          <w:color w:val="3CEC85"/>
+          <w:sz w:val="21"/>
+          <w:szCs w:val="21"/>
+          <w:lang w:eastAsia="uk-UA"/>
+        </w:rPr>
+        <w:t>'</w:t>
+      </w:r>
+      <w:proofErr w:type="spellStart"/>
+      <w:r>
+        <w:rPr>
+          <w:rFonts w:ascii="Consolas" w:eastAsia="Times New Roman" w:hAnsi="Consolas" w:cs="Times New Roman"/>
+          <w:color w:val="3CEC85"/>
+          <w:sz w:val="21"/>
+          <w:szCs w:val="21"/>
+          <w:lang w:eastAsia="uk-UA"/>
+        </w:rPr>
+        <w:t>public.pem</w:t>
+      </w:r>
+      <w:proofErr w:type="spellEnd"/>
+      <w:r>
+        <w:rPr>
+          <w:rFonts w:ascii="Consolas" w:eastAsia="Times New Roman" w:hAnsi="Consolas" w:cs="Times New Roman"/>
+          <w:color w:val="3CEC85"/>
+          <w:sz w:val="21"/>
+          <w:szCs w:val="21"/>
+          <w:lang w:eastAsia="uk-UA"/>
+        </w:rPr>
+        <w:t>'</w:t>
+      </w:r>
+      <w:r>
+        <w:rPr>
+          <w:rFonts w:ascii="Consolas" w:eastAsia="Times New Roman" w:hAnsi="Consolas" w:cs="Times New Roman"/>
+          <w:color w:val="D8DDE7"/>
+          <w:sz w:val="21"/>
+          <w:szCs w:val="21"/>
+          <w:lang w:eastAsia="uk-UA"/>
+        </w:rPr>
+        <w:t>).</w:t>
+      </w:r>
+      <w:proofErr w:type="spellStart"/>
+      <w:r>
+        <w:rPr>
+          <w:rFonts w:ascii="Consolas" w:eastAsia="Times New Roman" w:hAnsi="Consolas" w:cs="Times New Roman"/>
+          <w:color w:val="69C3FF"/>
+          <w:sz w:val="21"/>
+          <w:szCs w:val="21"/>
+          <w:lang w:eastAsia="uk-UA"/>
+        </w:rPr>
+        <w:t>read</w:t>
+      </w:r>
+      <w:proofErr w:type="spellEnd"/>
+      <w:r>
+        <w:rPr>
+          <w:rFonts w:ascii="Consolas" w:eastAsia="Times New Roman" w:hAnsi="Consolas" w:cs="Times New Roman"/>
+          <w:color w:val="D8DDE7"/>
+          <w:sz w:val="21"/>
+          <w:szCs w:val="21"/>
+          <w:lang w:eastAsia="uk-UA"/>
+        </w:rPr>
+        <w:t>())</w:t>
+      </w:r>
+      <w:r>
+        <w:rPr>
+          <w:rFonts w:ascii="Consolas" w:eastAsia="Times New Roman" w:hAnsi="Consolas" w:cs="Times New Roman"/>
+          <w:color w:val="B9C2D3"/>
+          <w:sz w:val="21"/>
+          <w:szCs w:val="21"/>
+          <w:lang w:eastAsia="uk-UA"/>
+        </w:rPr>
+        <w:t xml:space="preserve"> </w:t>
+      </w:r>
+      <w:r>
+        <w:rPr>
+          <w:rFonts w:ascii="Consolas" w:eastAsia="Times New Roman" w:hAnsi="Consolas" w:cs="Times New Roman"/>
+          <w:i/>
+          <w:iCs/>
+          <w:color w:val="536686"/>
+          <w:sz w:val="21"/>
+          <w:szCs w:val="21"/>
+          <w:lang w:eastAsia="uk-UA"/>
+        </w:rPr>
+        <w:t>#[</w:t>
+      </w:r>
+      <w:proofErr w:type="spellStart"/>
+      <w:r>
+        <w:rPr>
+          <w:rFonts w:ascii="Consolas" w:eastAsia="Times New Roman" w:hAnsi="Consolas" w:cs="Times New Roman"/>
+          <w:i/>
+          <w:iCs/>
+          <w:color w:val="536686"/>
+          <w:sz w:val="21"/>
+          <w:szCs w:val="21"/>
+          <w:lang w:eastAsia="uk-UA"/>
+        </w:rPr>
+        <w:t>cite</w:t>
+      </w:r>
+      <w:proofErr w:type="spellEnd"/>
+      <w:r>
+        <w:rPr>
+          <w:rFonts w:ascii="Consolas" w:eastAsia="Times New Roman" w:hAnsi="Consolas" w:cs="Times New Roman"/>
+          <w:i/>
+          <w:iCs/>
+          <w:color w:val="536686"/>
+          <w:sz w:val="21"/>
+          <w:szCs w:val="21"/>
+          <w:lang w:eastAsia="uk-UA"/>
+        </w:rPr>
+        <w:t>: 3]</w:t>
+      </w:r>
+    </w:p>
+    <w:p>
+      <w:pPr>
+        <w:shd w:val="clear" w:color="auto" w:fill="222A38"/>
+        <w:spacing w:after="0" w:line="285" w:lineRule="atLeast"/>
+        <w:rPr>
+          <w:rFonts w:ascii="Consolas" w:eastAsia="Times New Roman" w:hAnsi="Consolas" w:cs="Times New Roman"/>
+          <w:color w:val="D8DDE7"/>
+          <w:sz w:val="21"/>
+          <w:szCs w:val="21"/>
+          <w:lang w:eastAsia="uk-UA"/>
+        </w:rPr>
+      </w:pPr>
+      <w:r>
+        <w:rPr>
+          <w:rFonts w:ascii="Consolas" w:eastAsia="Times New Roman" w:hAnsi="Consolas" w:cs="Times New Roman"/>
+          <w:color w:val="B9C2D3"/>
+          <w:sz w:val="21"/>
+          <w:szCs w:val="21"/>
+          <w:lang w:eastAsia="uk-UA"/>
+        </w:rPr>
+        <w:t xml:space="preserve">        </w:t>
+      </w:r>
+      <w:proofErr w:type="spellStart"/>
+      <w:r>
+        <w:rPr>
+          <w:rFonts w:ascii="Consolas" w:eastAsia="Times New Roman" w:hAnsi="Consolas" w:cs="Times New Roman"/>
+          <w:color w:val="FF738A"/>
+          <w:sz w:val="21"/>
+          <w:szCs w:val="21"/>
+          <w:lang w:eastAsia="uk-UA"/>
+        </w:rPr>
+        <w:t>encryptor</w:t>
+      </w:r>
+      <w:proofErr w:type="spellEnd"/>
+      <w:r>
+        <w:rPr>
+          <w:rFonts w:ascii="Consolas" w:eastAsia="Times New Roman" w:hAnsi="Consolas" w:cs="Times New Roman"/>
+          <w:color w:val="B9C2D3"/>
+          <w:sz w:val="21"/>
+          <w:szCs w:val="21"/>
+          <w:lang w:eastAsia="uk-UA"/>
+        </w:rPr>
+        <w:t xml:space="preserve"> </w:t>
+      </w:r>
+      <w:r>
+        <w:rPr>
+          <w:rFonts w:ascii="Consolas" w:eastAsia="Times New Roman" w:hAnsi="Consolas" w:cs="Times New Roman"/>
+          <w:color w:val="EACD61"/>
+          <w:sz w:val="21"/>
+          <w:szCs w:val="21"/>
+          <w:lang w:eastAsia="uk-UA"/>
+        </w:rPr>
+        <w:t>=</w:t>
+      </w:r>
+      <w:r>
+        <w:rPr>
+          <w:rFonts w:ascii="Consolas" w:eastAsia="Times New Roman" w:hAnsi="Consolas" w:cs="Times New Roman"/>
+          <w:color w:val="B9C2D3"/>
+          <w:sz w:val="21"/>
+          <w:szCs w:val="21"/>
+          <w:lang w:eastAsia="uk-UA"/>
+        </w:rPr>
+        <w:t xml:space="preserve"> </w:t>
+      </w:r>
+      <w:r>
+        <w:rPr>
+          <w:rFonts w:ascii="Consolas" w:eastAsia="Times New Roman" w:hAnsi="Consolas" w:cs="Times New Roman"/>
+          <w:color w:val="69C3FF"/>
+          <w:sz w:val="21"/>
+          <w:szCs w:val="21"/>
+          <w:lang w:eastAsia="uk-UA"/>
+        </w:rPr>
+        <w:t>PKCS1_OAEP</w:t>
+      </w:r>
+      <w:r>
+        <w:rPr>
+          <w:rFonts w:ascii="Consolas" w:eastAsia="Times New Roman" w:hAnsi="Consolas" w:cs="Times New Roman"/>
+          <w:color w:val="D8DDE7"/>
+          <w:sz w:val="21"/>
+          <w:szCs w:val="21"/>
+          <w:lang w:eastAsia="uk-UA"/>
+        </w:rPr>
+        <w:t>.</w:t>
+      </w:r>
+      <w:r>
+        <w:rPr>
+          <w:rFonts w:ascii="Consolas" w:eastAsia="Times New Roman" w:hAnsi="Consolas" w:cs="Times New Roman"/>
+          <w:color w:val="69C3FF"/>
+          <w:sz w:val="21"/>
+          <w:szCs w:val="21"/>
+          <w:lang w:eastAsia="uk-UA"/>
+        </w:rPr>
+        <w:t>new</w:t>
+      </w:r>
+      <w:r>
+        <w:rPr>
+          <w:rFonts w:ascii="Consolas" w:eastAsia="Times New Roman" w:hAnsi="Consolas" w:cs="Times New Roman"/>
+          <w:color w:val="D8DDE7"/>
+          <w:sz w:val="21"/>
+          <w:szCs w:val="21"/>
+          <w:lang w:eastAsia="uk-UA"/>
+        </w:rPr>
+        <w:t>(</w:t>
+      </w:r>
+      <w:proofErr w:type="spellStart"/>
+      <w:r>
+        <w:rPr>
+          <w:rFonts w:ascii="Consolas" w:eastAsia="Times New Roman" w:hAnsi="Consolas" w:cs="Times New Roman"/>
+          <w:color w:val="FF738A"/>
+          <w:sz w:val="21"/>
+          <w:szCs w:val="21"/>
+          <w:lang w:eastAsia="uk-UA"/>
+        </w:rPr>
+        <w:t>publickey</w:t>
+      </w:r>
+      <w:proofErr w:type="spellEnd"/>
+      <w:r>
+        <w:rPr>
+          <w:rFonts w:ascii="Consolas" w:eastAsia="Times New Roman" w:hAnsi="Consolas" w:cs="Times New Roman"/>
+          <w:color w:val="D8DDE7"/>
+          <w:sz w:val="21"/>
+          <w:szCs w:val="21"/>
+          <w:lang w:eastAsia="uk-UA"/>
+        </w:rPr>
+        <w:t>)</w:t>
+      </w:r>
+      <w:r>
+        <w:rPr>
+          <w:rFonts w:ascii="Consolas" w:eastAsia="Times New Roman" w:hAnsi="Consolas" w:cs="Times New Roman"/>
+          <w:color w:val="B9C2D3"/>
+          <w:sz w:val="21"/>
+          <w:szCs w:val="21"/>
+          <w:lang w:eastAsia="uk-UA"/>
+        </w:rPr>
+        <w:t xml:space="preserve"> </w:t>
+      </w:r>
+      <w:r>
+        <w:rPr>
+          <w:rFonts w:ascii="Consolas" w:eastAsia="Times New Roman" w:hAnsi="Consolas" w:cs="Times New Roman"/>
+          <w:i/>
+          <w:iCs/>
+          <w:color w:val="536686"/>
+          <w:sz w:val="21"/>
+          <w:szCs w:val="21"/>
+          <w:lang w:eastAsia="uk-UA"/>
+        </w:rPr>
+        <w:t>#[</w:t>
+      </w:r>
+      <w:proofErr w:type="spellStart"/>
+      <w:r>
+        <w:rPr>
+          <w:rFonts w:ascii="Consolas" w:eastAsia="Times New Roman" w:hAnsi="Consolas" w:cs="Times New Roman"/>
+          <w:i/>
+          <w:iCs/>
+          <w:color w:val="536686"/>
+          <w:sz w:val="21"/>
+          <w:szCs w:val="21"/>
+          <w:lang w:eastAsia="uk-UA"/>
+        </w:rPr>
+        <w:t>cite</w:t>
+      </w:r>
+      <w:proofErr w:type="spellEnd"/>
+      <w:r>
+        <w:rPr>
+          <w:rFonts w:ascii="Consolas" w:eastAsia="Times New Roman" w:hAnsi="Consolas" w:cs="Times New Roman"/>
+          <w:i/>
+          <w:iCs/>
+          <w:color w:val="536686"/>
+          <w:sz w:val="21"/>
+          <w:szCs w:val="21"/>
+          <w:lang w:eastAsia="uk-UA"/>
+        </w:rPr>
+        <w:t>: 3]</w:t>
+      </w:r>
+    </w:p>
+    <w:p>
+      <w:pPr>
+        <w:shd w:val="clear" w:color="auto" w:fill="222A38"/>
+        <w:spacing w:after="0" w:line="285" w:lineRule="atLeast"/>
+        <w:rPr>
+          <w:rFonts w:ascii="Consolas" w:eastAsia="Times New Roman" w:hAnsi="Consolas" w:cs="Times New Roman"/>
+          <w:color w:val="D8DDE7"/>
+          <w:sz w:val="21"/>
+          <w:szCs w:val="21"/>
+          <w:lang w:eastAsia="uk-UA"/>
+        </w:rPr>
+      </w:pPr>
+      <w:r>
+        <w:rPr>
+          <w:rFonts w:ascii="Consolas" w:eastAsia="Times New Roman" w:hAnsi="Consolas" w:cs="Times New Roman"/>
+          <w:color w:val="B9C2D3"/>
+          <w:sz w:val="21"/>
+          <w:szCs w:val="21"/>
+          <w:lang w:eastAsia="uk-UA"/>
+        </w:rPr>
+        <w:t xml:space="preserve">        </w:t>
+      </w:r>
+    </w:p>
+    <w:p>
+      <w:pPr>
+        <w:shd w:val="clear" w:color="auto" w:fill="222A38"/>
+        <w:spacing w:after="0" w:line="285" w:lineRule="atLeast"/>
+        <w:rPr>
+          <w:rFonts w:ascii="Consolas" w:eastAsia="Times New Roman" w:hAnsi="Consolas" w:cs="Times New Roman"/>
+          <w:color w:val="D8DDE7"/>
+          <w:sz w:val="21"/>
+          <w:szCs w:val="21"/>
+          <w:lang w:eastAsia="uk-UA"/>
+        </w:rPr>
+      </w:pPr>
+      <w:r>
+        <w:rPr>
+          <w:rFonts w:ascii="Consolas" w:eastAsia="Times New Roman" w:hAnsi="Consolas" w:cs="Times New Roman"/>
+          <w:color w:val="B9C2D3"/>
+          <w:sz w:val="21"/>
+          <w:szCs w:val="21"/>
+          <w:lang w:eastAsia="uk-UA"/>
+        </w:rPr>
+        <w:t xml:space="preserve">        </w:t>
+      </w:r>
+      <w:r>
+        <w:rPr>
+          <w:rFonts w:ascii="Consolas" w:eastAsia="Times New Roman" w:hAnsi="Consolas" w:cs="Times New Roman"/>
+          <w:i/>
+          <w:iCs/>
+          <w:color w:val="536686"/>
+          <w:sz w:val="21"/>
+          <w:szCs w:val="21"/>
+          <w:lang w:eastAsia="uk-UA"/>
+        </w:rPr>
+        <w:t># Зчитування тексту з файлу</w:t>
+      </w:r>
+    </w:p>
+    <w:p>
+      <w:pPr>
+        <w:shd w:val="clear" w:color="auto" w:fill="222A38"/>
+        <w:spacing w:after="0" w:line="285" w:lineRule="atLeast"/>
+        <w:rPr>
+          <w:rFonts w:ascii="Consolas" w:eastAsia="Times New Roman" w:hAnsi="Consolas" w:cs="Times New Roman"/>
+          <w:color w:val="D8DDE7"/>
+          <w:sz w:val="21"/>
+          <w:szCs w:val="21"/>
+          <w:lang w:eastAsia="uk-UA"/>
+        </w:rPr>
+      </w:pPr>
+      <w:r>
+        <w:rPr>
+          <w:rFonts w:ascii="Consolas" w:eastAsia="Times New Roman" w:hAnsi="Consolas" w:cs="Times New Roman"/>
+          <w:color w:val="B9C2D3"/>
+          <w:sz w:val="21"/>
+          <w:szCs w:val="21"/>
+          <w:lang w:eastAsia="uk-UA"/>
+        </w:rPr>
+        <w:t xml:space="preserve">        </w:t>
+      </w:r>
+      <w:proofErr w:type="spellStart"/>
+      <w:r>
+        <w:rPr>
+          <w:rFonts w:ascii="Consolas" w:eastAsia="Times New Roman" w:hAnsi="Consolas" w:cs="Times New Roman"/>
+          <w:color w:val="EACD61"/>
+          <w:sz w:val="21"/>
+          <w:szCs w:val="21"/>
+          <w:lang w:eastAsia="uk-UA"/>
+        </w:rPr>
+        <w:t>with</w:t>
+      </w:r>
+      <w:proofErr w:type="spellEnd"/>
+      <w:r>
+        <w:rPr>
+          <w:rFonts w:ascii="Consolas" w:eastAsia="Times New Roman" w:hAnsi="Consolas" w:cs="Times New Roman"/>
+          <w:color w:val="B9C2D3"/>
+          <w:sz w:val="21"/>
+          <w:szCs w:val="21"/>
+          <w:lang w:eastAsia="uk-UA"/>
+        </w:rPr>
+        <w:t xml:space="preserve"> </w:t>
+      </w:r>
+      <w:proofErr w:type="spellStart"/>
+      <w:r>
+        <w:rPr>
+          <w:rFonts w:ascii="Consolas" w:eastAsia="Times New Roman" w:hAnsi="Consolas" w:cs="Times New Roman"/>
+          <w:color w:val="69C3FF"/>
+          <w:sz w:val="21"/>
+          <w:szCs w:val="21"/>
+          <w:lang w:eastAsia="uk-UA"/>
+        </w:rPr>
+        <w:t>open</w:t>
+      </w:r>
+      <w:proofErr w:type="spellEnd"/>
+      <w:r>
+        <w:rPr>
+          <w:rFonts w:ascii="Consolas" w:eastAsia="Times New Roman" w:hAnsi="Consolas" w:cs="Times New Roman"/>
+          <w:color w:val="D8DDE7"/>
+          <w:sz w:val="21"/>
+          <w:szCs w:val="21"/>
+          <w:lang w:eastAsia="uk-UA"/>
+        </w:rPr>
+        <w:t>(</w:t>
+      </w:r>
+      <w:proofErr w:type="spellStart"/>
+      <w:r>
+        <w:rPr>
+          <w:rFonts w:ascii="Consolas" w:eastAsia="Times New Roman" w:hAnsi="Consolas" w:cs="Times New Roman"/>
+          <w:color w:val="F38CEC"/>
+          <w:sz w:val="21"/>
+          <w:szCs w:val="21"/>
+          <w:lang w:eastAsia="uk-UA"/>
+        </w:rPr>
+        <w:t>input_filename</w:t>
+      </w:r>
+      <w:proofErr w:type="spellEnd"/>
+      <w:r>
+        <w:rPr>
+          <w:rFonts w:ascii="Consolas" w:eastAsia="Times New Roman" w:hAnsi="Consolas" w:cs="Times New Roman"/>
+          <w:color w:val="D8DDE7"/>
+          <w:sz w:val="21"/>
+          <w:szCs w:val="21"/>
+          <w:lang w:eastAsia="uk-UA"/>
+        </w:rPr>
+        <w:t>,</w:t>
+      </w:r>
+      <w:r>
+        <w:rPr>
+          <w:rFonts w:ascii="Consolas" w:eastAsia="Times New Roman" w:hAnsi="Consolas" w:cs="Times New Roman"/>
+          <w:color w:val="69C3FF"/>
+          <w:sz w:val="21"/>
+          <w:szCs w:val="21"/>
+          <w:lang w:eastAsia="uk-UA"/>
+        </w:rPr>
+        <w:t xml:space="preserve"> </w:t>
+      </w:r>
+      <w:r>
+        <w:rPr>
+          <w:rFonts w:ascii="Consolas" w:eastAsia="Times New Roman" w:hAnsi="Consolas" w:cs="Times New Roman"/>
+          <w:color w:val="3CEC85"/>
+          <w:sz w:val="21"/>
+          <w:szCs w:val="21"/>
+          <w:lang w:eastAsia="uk-UA"/>
+        </w:rPr>
+        <w:t>'r'</w:t>
+      </w:r>
+      <w:r>
+        <w:rPr>
+          <w:rFonts w:ascii="Consolas" w:eastAsia="Times New Roman" w:hAnsi="Consolas" w:cs="Times New Roman"/>
+          <w:color w:val="D8DDE7"/>
+          <w:sz w:val="21"/>
+          <w:szCs w:val="21"/>
+          <w:lang w:eastAsia="uk-UA"/>
+        </w:rPr>
+        <w:t>,</w:t>
+      </w:r>
+      <w:r>
+        <w:rPr>
+          <w:rFonts w:ascii="Consolas" w:eastAsia="Times New Roman" w:hAnsi="Consolas" w:cs="Times New Roman"/>
+          <w:color w:val="69C3FF"/>
+          <w:sz w:val="21"/>
+          <w:szCs w:val="21"/>
+          <w:lang w:eastAsia="uk-UA"/>
+        </w:rPr>
+        <w:t xml:space="preserve"> </w:t>
+      </w:r>
+      <w:proofErr w:type="spellStart"/>
+      <w:r>
+        <w:rPr>
+          <w:rFonts w:ascii="Consolas" w:eastAsia="Times New Roman" w:hAnsi="Consolas" w:cs="Times New Roman"/>
+          <w:color w:val="F38CEC"/>
+          <w:sz w:val="21"/>
+          <w:szCs w:val="21"/>
+          <w:lang w:eastAsia="uk-UA"/>
+        </w:rPr>
+        <w:t>encoding</w:t>
+      </w:r>
+      <w:proofErr w:type="spellEnd"/>
+      <w:r>
+        <w:rPr>
+          <w:rFonts w:ascii="Consolas" w:eastAsia="Times New Roman" w:hAnsi="Consolas" w:cs="Times New Roman"/>
+          <w:color w:val="EACD61"/>
+          <w:sz w:val="21"/>
+          <w:szCs w:val="21"/>
+          <w:lang w:eastAsia="uk-UA"/>
+        </w:rPr>
+        <w:t>=</w:t>
+      </w:r>
+      <w:r>
+        <w:rPr>
+          <w:rFonts w:ascii="Consolas" w:eastAsia="Times New Roman" w:hAnsi="Consolas" w:cs="Times New Roman"/>
+          <w:color w:val="3CEC85"/>
+          <w:sz w:val="21"/>
+          <w:szCs w:val="21"/>
+          <w:lang w:eastAsia="uk-UA"/>
+        </w:rPr>
+        <w:t>'utf-8'</w:t>
+      </w:r>
+      <w:r>
+        <w:rPr>
+          <w:rFonts w:ascii="Consolas" w:eastAsia="Times New Roman" w:hAnsi="Consolas" w:cs="Times New Roman"/>
+          <w:color w:val="D8DDE7"/>
+          <w:sz w:val="21"/>
+          <w:szCs w:val="21"/>
+          <w:lang w:eastAsia="uk-UA"/>
+        </w:rPr>
+        <w:t>)</w:t>
+      </w:r>
+      <w:r>
+        <w:rPr>
+          <w:rFonts w:ascii="Consolas" w:eastAsia="Times New Roman" w:hAnsi="Consolas" w:cs="Times New Roman"/>
+          <w:color w:val="B9C2D3"/>
+          <w:sz w:val="21"/>
+          <w:szCs w:val="21"/>
+          <w:lang w:eastAsia="uk-UA"/>
+        </w:rPr>
+        <w:t xml:space="preserve"> </w:t>
+      </w:r>
+      <w:proofErr w:type="spellStart"/>
+      <w:r>
+        <w:rPr>
+          <w:rFonts w:ascii="Consolas" w:eastAsia="Times New Roman" w:hAnsi="Consolas" w:cs="Times New Roman"/>
+          <w:color w:val="EACD61"/>
+          <w:sz w:val="21"/>
+          <w:szCs w:val="21"/>
+          <w:lang w:eastAsia="uk-UA"/>
+        </w:rPr>
+        <w:t>as</w:t>
+      </w:r>
+      <w:proofErr w:type="spellEnd"/>
+      <w:r>
+        <w:rPr>
+          <w:rFonts w:ascii="Consolas" w:eastAsia="Times New Roman" w:hAnsi="Consolas" w:cs="Times New Roman"/>
+          <w:color w:val="B9C2D3"/>
+          <w:sz w:val="21"/>
+          <w:szCs w:val="21"/>
+          <w:lang w:eastAsia="uk-UA"/>
+        </w:rPr>
+        <w:t xml:space="preserve"> </w:t>
+      </w:r>
+      <w:r>
+        <w:rPr>
+          <w:rFonts w:ascii="Consolas" w:eastAsia="Times New Roman" w:hAnsi="Consolas" w:cs="Times New Roman"/>
+          <w:color w:val="FF738A"/>
+          <w:sz w:val="21"/>
+          <w:szCs w:val="21"/>
+          <w:lang w:eastAsia="uk-UA"/>
+        </w:rPr>
+        <w:t>f</w:t>
+      </w:r>
+      <w:r>
+        <w:rPr>
+          <w:rFonts w:ascii="Consolas" w:eastAsia="Times New Roman" w:hAnsi="Consolas" w:cs="Times New Roman"/>
+          <w:color w:val="D8DDE7"/>
+          <w:sz w:val="21"/>
+          <w:szCs w:val="21"/>
+          <w:lang w:eastAsia="uk-UA"/>
+        </w:rPr>
+        <w:t>:</w:t>
+      </w:r>
+    </w:p>
+    <w:p>
+      <w:pPr>
+        <w:shd w:val="clear" w:color="auto" w:fill="222A38"/>
+        <w:spacing w:after="0" w:line="285" w:lineRule="atLeast"/>
+        <w:rPr>
+          <w:rFonts w:ascii="Consolas" w:eastAsia="Times New Roman" w:hAnsi="Consolas" w:cs="Times New Roman"/>
+          <w:color w:val="D8DDE7"/>
+          <w:sz w:val="21"/>
+          <w:szCs w:val="21"/>
+          <w:lang w:eastAsia="uk-UA"/>
+        </w:rPr>
+      </w:pPr>
+      <w:r>
+        <w:rPr>
+          <w:rFonts w:ascii="Consolas" w:eastAsia="Times New Roman" w:hAnsi="Consolas" w:cs="Times New Roman"/>
+          <w:color w:val="B9C2D3"/>
+          <w:sz w:val="21"/>
+          <w:szCs w:val="21"/>
+          <w:lang w:eastAsia="uk-UA"/>
+        </w:rPr>
+        <w:t xml:space="preserve">            </w:t>
+      </w:r>
+      <w:proofErr w:type="spellStart"/>
+      <w:r>
+        <w:rPr>
+          <w:rFonts w:ascii="Consolas" w:eastAsia="Times New Roman" w:hAnsi="Consolas" w:cs="Times New Roman"/>
+          <w:color w:val="FF738A"/>
+          <w:sz w:val="21"/>
+          <w:szCs w:val="21"/>
+          <w:lang w:eastAsia="uk-UA"/>
+        </w:rPr>
+        <w:t>msg</w:t>
+      </w:r>
+      <w:proofErr w:type="spellEnd"/>
+      <w:r>
+        <w:rPr>
+          <w:rFonts w:ascii="Consolas" w:eastAsia="Times New Roman" w:hAnsi="Consolas" w:cs="Times New Roman"/>
+          <w:color w:val="B9C2D3"/>
+          <w:sz w:val="21"/>
+          <w:szCs w:val="21"/>
+          <w:lang w:eastAsia="uk-UA"/>
+        </w:rPr>
+        <w:t xml:space="preserve"> </w:t>
+      </w:r>
+      <w:r>
+        <w:rPr>
+          <w:rFonts w:ascii="Consolas" w:eastAsia="Times New Roman" w:hAnsi="Consolas" w:cs="Times New Roman"/>
+          <w:color w:val="EACD61"/>
+          <w:sz w:val="21"/>
+          <w:szCs w:val="21"/>
+          <w:lang w:eastAsia="uk-UA"/>
+        </w:rPr>
+        <w:t>=</w:t>
+      </w:r>
+      <w:r>
+        <w:rPr>
+          <w:rFonts w:ascii="Consolas" w:eastAsia="Times New Roman" w:hAnsi="Consolas" w:cs="Times New Roman"/>
+          <w:color w:val="B9C2D3"/>
+          <w:sz w:val="21"/>
+          <w:szCs w:val="21"/>
+          <w:lang w:eastAsia="uk-UA"/>
+        </w:rPr>
+        <w:t xml:space="preserve"> </w:t>
+      </w:r>
+      <w:proofErr w:type="spellStart"/>
+      <w:r>
+        <w:rPr>
+          <w:rFonts w:ascii="Consolas" w:eastAsia="Times New Roman" w:hAnsi="Consolas" w:cs="Times New Roman"/>
+          <w:color w:val="FF738A"/>
+          <w:sz w:val="21"/>
+          <w:szCs w:val="21"/>
+          <w:lang w:eastAsia="uk-UA"/>
+        </w:rPr>
+        <w:t>f</w:t>
+      </w:r>
+      <w:r>
+        <w:rPr>
+          <w:rFonts w:ascii="Consolas" w:eastAsia="Times New Roman" w:hAnsi="Consolas" w:cs="Times New Roman"/>
+          <w:color w:val="D8DDE7"/>
+          <w:sz w:val="21"/>
+          <w:szCs w:val="21"/>
+          <w:lang w:eastAsia="uk-UA"/>
+        </w:rPr>
+        <w:t>.</w:t>
+      </w:r>
+      <w:r>
+        <w:rPr>
+          <w:rFonts w:ascii="Consolas" w:eastAsia="Times New Roman" w:hAnsi="Consolas" w:cs="Times New Roman"/>
+          <w:color w:val="69C3FF"/>
+          <w:sz w:val="21"/>
+          <w:szCs w:val="21"/>
+          <w:lang w:eastAsia="uk-UA"/>
+        </w:rPr>
+        <w:t>read</w:t>
+      </w:r>
+      <w:proofErr w:type="spellEnd"/>
+      <w:r>
+        <w:rPr>
+          <w:rFonts w:ascii="Consolas" w:eastAsia="Times New Roman" w:hAnsi="Consolas" w:cs="Times New Roman"/>
+          <w:color w:val="D8DDE7"/>
+          <w:sz w:val="21"/>
+          <w:szCs w:val="21"/>
+          <w:lang w:eastAsia="uk-UA"/>
+        </w:rPr>
+        <w:t>()</w:t>
+      </w:r>
+    </w:p>
+    <w:p>
+      <w:pPr>
+        <w:shd w:val="clear" w:color="auto" w:fill="222A38"/>
+        <w:spacing w:after="0" w:line="285" w:lineRule="atLeast"/>
+        <w:rPr>
+          <w:rFonts w:ascii="Consolas" w:eastAsia="Times New Roman" w:hAnsi="Consolas" w:cs="Times New Roman"/>
+          <w:color w:val="D8DDE7"/>
+          <w:sz w:val="21"/>
+          <w:szCs w:val="21"/>
+          <w:lang w:eastAsia="uk-UA"/>
+        </w:rPr>
+      </w:pPr>
+      <w:r>
+        <w:rPr>
+          <w:rFonts w:ascii="Consolas" w:eastAsia="Times New Roman" w:hAnsi="Consolas" w:cs="Times New Roman"/>
+          <w:color w:val="B9C2D3"/>
+          <w:sz w:val="21"/>
+          <w:szCs w:val="21"/>
+          <w:lang w:eastAsia="uk-UA"/>
+        </w:rPr>
+        <w:t xml:space="preserve">            </w:t>
+      </w:r>
+    </w:p>
+    <w:p>
+      <w:pPr>
+        <w:shd w:val="clear" w:color="auto" w:fill="222A38"/>
+        <w:spacing w:after="0" w:line="285" w:lineRule="atLeast"/>
+        <w:rPr>
+          <w:rFonts w:ascii="Consolas" w:eastAsia="Times New Roman" w:hAnsi="Consolas" w:cs="Times New Roman"/>
+          <w:color w:val="D8DDE7"/>
+          <w:sz w:val="21"/>
+          <w:szCs w:val="21"/>
+          <w:lang w:eastAsia="uk-UA"/>
+        </w:rPr>
+      </w:pPr>
+      <w:r>
+        <w:rPr>
+          <w:rFonts w:ascii="Consolas" w:eastAsia="Times New Roman" w:hAnsi="Consolas" w:cs="Times New Roman"/>
+          <w:color w:val="B9C2D3"/>
+          <w:sz w:val="21"/>
+          <w:szCs w:val="21"/>
+          <w:lang w:eastAsia="uk-UA"/>
+        </w:rPr>
+        <w:t xml:space="preserve">        </w:t>
+      </w:r>
+      <w:r>
+        <w:rPr>
+          <w:rFonts w:ascii="Consolas" w:eastAsia="Times New Roman" w:hAnsi="Consolas" w:cs="Times New Roman"/>
+          <w:i/>
+          <w:iCs/>
+          <w:color w:val="536686"/>
+          <w:sz w:val="21"/>
+          <w:szCs w:val="21"/>
+          <w:lang w:eastAsia="uk-UA"/>
+        </w:rPr>
+        <w:t># Шифрування повідомлення</w:t>
+      </w:r>
+    </w:p>
+    <w:p>
+      <w:pPr>
+        <w:shd w:val="clear" w:color="auto" w:fill="222A38"/>
+        <w:spacing w:after="0" w:line="285" w:lineRule="atLeast"/>
+        <w:rPr>
+          <w:rFonts w:ascii="Consolas" w:eastAsia="Times New Roman" w:hAnsi="Consolas" w:cs="Times New Roman"/>
+          <w:color w:val="D8DDE7"/>
+          <w:sz w:val="21"/>
+          <w:szCs w:val="21"/>
+          <w:lang w:eastAsia="uk-UA"/>
+        </w:rPr>
+      </w:pPr>
+      <w:r>
+        <w:rPr>
+          <w:rFonts w:ascii="Consolas" w:eastAsia="Times New Roman" w:hAnsi="Consolas" w:cs="Times New Roman"/>
+          <w:color w:val="B9C2D3"/>
+          <w:sz w:val="21"/>
+          <w:szCs w:val="21"/>
+          <w:lang w:eastAsia="uk-UA"/>
+        </w:rPr>
+        <w:t xml:space="preserve">        </w:t>
+      </w:r>
+      <w:proofErr w:type="spellStart"/>
+      <w:r>
+        <w:rPr>
+          <w:rFonts w:ascii="Consolas" w:eastAsia="Times New Roman" w:hAnsi="Consolas" w:cs="Times New Roman"/>
+          <w:color w:val="FF738A"/>
+          <w:sz w:val="21"/>
+          <w:szCs w:val="21"/>
+          <w:lang w:eastAsia="uk-UA"/>
+        </w:rPr>
+        <w:t>encrypted</w:t>
+      </w:r>
+      <w:proofErr w:type="spellEnd"/>
+      <w:r>
+        <w:rPr>
+          <w:rFonts w:ascii="Consolas" w:eastAsia="Times New Roman" w:hAnsi="Consolas" w:cs="Times New Roman"/>
+          <w:color w:val="B9C2D3"/>
+          <w:sz w:val="21"/>
+          <w:szCs w:val="21"/>
+          <w:lang w:eastAsia="uk-UA"/>
+        </w:rPr>
+        <w:t xml:space="preserve"> </w:t>
+      </w:r>
+      <w:r>
+        <w:rPr>
+          <w:rFonts w:ascii="Consolas" w:eastAsia="Times New Roman" w:hAnsi="Consolas" w:cs="Times New Roman"/>
+          <w:color w:val="EACD61"/>
+          <w:sz w:val="21"/>
+          <w:szCs w:val="21"/>
+          <w:lang w:eastAsia="uk-UA"/>
+        </w:rPr>
+        <w:t>=</w:t>
+      </w:r>
+      <w:r>
+        <w:rPr>
+          <w:rFonts w:ascii="Consolas" w:eastAsia="Times New Roman" w:hAnsi="Consolas" w:cs="Times New Roman"/>
+          <w:color w:val="B9C2D3"/>
+          <w:sz w:val="21"/>
+          <w:szCs w:val="21"/>
+          <w:lang w:eastAsia="uk-UA"/>
+        </w:rPr>
+        <w:t xml:space="preserve"> </w:t>
+      </w:r>
+      <w:proofErr w:type="spellStart"/>
+      <w:r>
+        <w:rPr>
+          <w:rFonts w:ascii="Consolas" w:eastAsia="Times New Roman" w:hAnsi="Consolas" w:cs="Times New Roman"/>
+          <w:color w:val="FF738A"/>
+          <w:sz w:val="21"/>
+          <w:szCs w:val="21"/>
+          <w:lang w:eastAsia="uk-UA"/>
+        </w:rPr>
+        <w:t>encryptor</w:t>
+      </w:r>
+      <w:r>
+        <w:rPr>
+          <w:rFonts w:ascii="Consolas" w:eastAsia="Times New Roman" w:hAnsi="Consolas" w:cs="Times New Roman"/>
+          <w:color w:val="D8DDE7"/>
+          <w:sz w:val="21"/>
+          <w:szCs w:val="21"/>
+          <w:lang w:eastAsia="uk-UA"/>
+        </w:rPr>
+        <w:t>.</w:t>
+      </w:r>
+      <w:r>
+        <w:rPr>
+          <w:rFonts w:ascii="Consolas" w:eastAsia="Times New Roman" w:hAnsi="Consolas" w:cs="Times New Roman"/>
+          <w:color w:val="69C3FF"/>
+          <w:sz w:val="21"/>
+          <w:szCs w:val="21"/>
+          <w:lang w:eastAsia="uk-UA"/>
+        </w:rPr>
+        <w:t>encrypt</w:t>
+      </w:r>
+      <w:proofErr w:type="spellEnd"/>
+      <w:r>
+        <w:rPr>
+          <w:rFonts w:ascii="Consolas" w:eastAsia="Times New Roman" w:hAnsi="Consolas" w:cs="Times New Roman"/>
+          <w:color w:val="D8DDE7"/>
+          <w:sz w:val="21"/>
+          <w:szCs w:val="21"/>
+          <w:lang w:eastAsia="uk-UA"/>
+        </w:rPr>
+        <w:t>(</w:t>
+      </w:r>
+      <w:proofErr w:type="spellStart"/>
+      <w:r>
+        <w:rPr>
+          <w:rFonts w:ascii="Consolas" w:eastAsia="Times New Roman" w:hAnsi="Consolas" w:cs="Times New Roman"/>
+          <w:color w:val="FF738A"/>
+          <w:sz w:val="21"/>
+          <w:szCs w:val="21"/>
+          <w:lang w:eastAsia="uk-UA"/>
+        </w:rPr>
+        <w:t>msg</w:t>
+      </w:r>
+      <w:r>
+        <w:rPr>
+          <w:rFonts w:ascii="Consolas" w:eastAsia="Times New Roman" w:hAnsi="Consolas" w:cs="Times New Roman"/>
+          <w:color w:val="D8DDE7"/>
+          <w:sz w:val="21"/>
+          <w:szCs w:val="21"/>
+          <w:lang w:eastAsia="uk-UA"/>
+        </w:rPr>
+        <w:t>.</w:t>
+      </w:r>
+      <w:r>
+        <w:rPr>
+          <w:rFonts w:ascii="Consolas" w:eastAsia="Times New Roman" w:hAnsi="Consolas" w:cs="Times New Roman"/>
+          <w:color w:val="69C3FF"/>
+          <w:sz w:val="21"/>
+          <w:szCs w:val="21"/>
+          <w:lang w:eastAsia="uk-UA"/>
+        </w:rPr>
+        <w:t>encode</w:t>
+      </w:r>
+      <w:proofErr w:type="spellEnd"/>
+      <w:r>
+        <w:rPr>
+          <w:rFonts w:ascii="Consolas" w:eastAsia="Times New Roman" w:hAnsi="Consolas" w:cs="Times New Roman"/>
+          <w:color w:val="D8DDE7"/>
+          <w:sz w:val="21"/>
+          <w:szCs w:val="21"/>
+          <w:lang w:eastAsia="uk-UA"/>
+        </w:rPr>
+        <w:t>(</w:t>
+      </w:r>
+      <w:r>
+        <w:rPr>
+          <w:rFonts w:ascii="Consolas" w:eastAsia="Times New Roman" w:hAnsi="Consolas" w:cs="Times New Roman"/>
+          <w:color w:val="3CEC85"/>
+          <w:sz w:val="21"/>
+          <w:szCs w:val="21"/>
+          <w:lang w:eastAsia="uk-UA"/>
+        </w:rPr>
+        <w:t>'utf-8'</w:t>
+      </w:r>
+      <w:r>
+        <w:rPr>
+          <w:rFonts w:ascii="Consolas" w:eastAsia="Times New Roman" w:hAnsi="Consolas" w:cs="Times New Roman"/>
+          <w:color w:val="D8DDE7"/>
+          <w:sz w:val="21"/>
+          <w:szCs w:val="21"/>
+          <w:lang w:eastAsia="uk-UA"/>
+        </w:rPr>
+        <w:t>))</w:t>
+      </w:r>
+      <w:r>
+        <w:rPr>
+          <w:rFonts w:ascii="Consolas" w:eastAsia="Times New Roman" w:hAnsi="Consolas" w:cs="Times New Roman"/>
+          <w:color w:val="B9C2D3"/>
+          <w:sz w:val="21"/>
+          <w:szCs w:val="21"/>
+          <w:lang w:eastAsia="uk-UA"/>
+        </w:rPr>
+        <w:t xml:space="preserve"> </w:t>
+      </w:r>
+      <w:r>
+        <w:rPr>
+          <w:rFonts w:ascii="Consolas" w:eastAsia="Times New Roman" w:hAnsi="Consolas" w:cs="Times New Roman"/>
+          <w:i/>
+          <w:iCs/>
+          <w:color w:val="536686"/>
+          <w:sz w:val="21"/>
+          <w:szCs w:val="21"/>
+          <w:lang w:eastAsia="uk-UA"/>
+        </w:rPr>
+        <w:t>#[</w:t>
+      </w:r>
+      <w:proofErr w:type="spellStart"/>
+      <w:r>
+        <w:rPr>
+          <w:rFonts w:ascii="Consolas" w:eastAsia="Times New Roman" w:hAnsi="Consolas" w:cs="Times New Roman"/>
+          <w:i/>
+          <w:iCs/>
+          <w:color w:val="536686"/>
+          <w:sz w:val="21"/>
+          <w:szCs w:val="21"/>
+          <w:lang w:eastAsia="uk-UA"/>
+        </w:rPr>
+        <w:t>cite</w:t>
+      </w:r>
+      <w:proofErr w:type="spellEnd"/>
+      <w:r>
+        <w:rPr>
+          <w:rFonts w:ascii="Consolas" w:eastAsia="Times New Roman" w:hAnsi="Consolas" w:cs="Times New Roman"/>
+          <w:i/>
+          <w:iCs/>
+          <w:color w:val="536686"/>
+          <w:sz w:val="21"/>
+          <w:szCs w:val="21"/>
+          <w:lang w:eastAsia="uk-UA"/>
+        </w:rPr>
+        <w:t>: 3]</w:t>
+      </w:r>
+    </w:p>
+    <w:p>
+      <w:pPr>
+        <w:shd w:val="clear" w:color="auto" w:fill="222A38"/>
+        <w:spacing w:after="0" w:line="285" w:lineRule="atLeast"/>
+        <w:rPr>
+          <w:rFonts w:ascii="Consolas" w:eastAsia="Times New Roman" w:hAnsi="Consolas" w:cs="Times New Roman"/>
+          <w:color w:val="D8DDE7"/>
+          <w:sz w:val="21"/>
+          <w:szCs w:val="21"/>
+          <w:lang w:eastAsia="uk-UA"/>
+        </w:rPr>
+      </w:pPr>
+      <w:r>
+        <w:rPr>
+          <w:rFonts w:ascii="Consolas" w:eastAsia="Times New Roman" w:hAnsi="Consolas" w:cs="Times New Roman"/>
+          <w:color w:val="B9C2D3"/>
+          <w:sz w:val="21"/>
+          <w:szCs w:val="21"/>
+          <w:lang w:eastAsia="uk-UA"/>
+        </w:rPr>
+        <w:t xml:space="preserve">        </w:t>
+      </w:r>
+    </w:p>
+    <w:p>
+      <w:pPr>
+        <w:shd w:val="clear" w:color="auto" w:fill="222A38"/>
+        <w:spacing w:after="0" w:line="285" w:lineRule="atLeast"/>
+        <w:rPr>
+          <w:rFonts w:ascii="Consolas" w:eastAsia="Times New Roman" w:hAnsi="Consolas" w:cs="Times New Roman"/>
+          <w:color w:val="D8DDE7"/>
+          <w:sz w:val="21"/>
+          <w:szCs w:val="21"/>
+          <w:lang w:eastAsia="uk-UA"/>
+        </w:rPr>
+      </w:pPr>
+      <w:r>
+        <w:rPr>
+          <w:rFonts w:ascii="Consolas" w:eastAsia="Times New Roman" w:hAnsi="Consolas" w:cs="Times New Roman"/>
+          <w:color w:val="B9C2D3"/>
+          <w:sz w:val="21"/>
+          <w:szCs w:val="21"/>
+          <w:lang w:eastAsia="uk-UA"/>
+        </w:rPr>
+        <w:t xml:space="preserve">        </w:t>
+      </w:r>
+      <w:r>
+        <w:rPr>
+          <w:rFonts w:ascii="Consolas" w:eastAsia="Times New Roman" w:hAnsi="Consolas" w:cs="Times New Roman"/>
+          <w:i/>
+          <w:iCs/>
+          <w:color w:val="536686"/>
+          <w:sz w:val="21"/>
+          <w:szCs w:val="21"/>
+          <w:lang w:eastAsia="uk-UA"/>
+        </w:rPr>
+        <w:t># Збереження зашифрованих байтів у файл</w:t>
+      </w:r>
+    </w:p>
+    <w:p>
+      <w:pPr>
+        <w:shd w:val="clear" w:color="auto" w:fill="222A38"/>
+        <w:spacing w:after="0" w:line="285" w:lineRule="atLeast"/>
+        <w:rPr>
+          <w:rFonts w:ascii="Consolas" w:eastAsia="Times New Roman" w:hAnsi="Consolas" w:cs="Times New Roman"/>
+          <w:color w:val="D8DDE7"/>
+          <w:sz w:val="21"/>
+          <w:szCs w:val="21"/>
+          <w:lang w:eastAsia="uk-UA"/>
+        </w:rPr>
+      </w:pPr>
+      <w:r>
+        <w:rPr>
+          <w:rFonts w:ascii="Consolas" w:eastAsia="Times New Roman" w:hAnsi="Consolas" w:cs="Times New Roman"/>
+          <w:color w:val="B9C2D3"/>
+          <w:sz w:val="21"/>
+          <w:szCs w:val="21"/>
+          <w:lang w:eastAsia="uk-UA"/>
+        </w:rPr>
+        <w:t xml:space="preserve">        </w:t>
+      </w:r>
+      <w:proofErr w:type="spellStart"/>
+      <w:r>
+        <w:rPr>
+          <w:rFonts w:ascii="Consolas" w:eastAsia="Times New Roman" w:hAnsi="Consolas" w:cs="Times New Roman"/>
+          <w:color w:val="EACD61"/>
+          <w:sz w:val="21"/>
+          <w:szCs w:val="21"/>
+          <w:lang w:eastAsia="uk-UA"/>
+        </w:rPr>
+        <w:t>with</w:t>
+      </w:r>
+      <w:proofErr w:type="spellEnd"/>
+      <w:r>
+        <w:rPr>
+          <w:rFonts w:ascii="Consolas" w:eastAsia="Times New Roman" w:hAnsi="Consolas" w:cs="Times New Roman"/>
+          <w:color w:val="B9C2D3"/>
+          <w:sz w:val="21"/>
+          <w:szCs w:val="21"/>
+          <w:lang w:eastAsia="uk-UA"/>
+        </w:rPr>
+        <w:t xml:space="preserve"> </w:t>
+      </w:r>
+      <w:proofErr w:type="spellStart"/>
+      <w:r>
+        <w:rPr>
+          <w:rFonts w:ascii="Consolas" w:eastAsia="Times New Roman" w:hAnsi="Consolas" w:cs="Times New Roman"/>
+          <w:color w:val="69C3FF"/>
+          <w:sz w:val="21"/>
+          <w:szCs w:val="21"/>
+          <w:lang w:eastAsia="uk-UA"/>
+        </w:rPr>
+        <w:t>open</w:t>
+      </w:r>
+      <w:proofErr w:type="spellEnd"/>
+      <w:r>
+        <w:rPr>
+          <w:rFonts w:ascii="Consolas" w:eastAsia="Times New Roman" w:hAnsi="Consolas" w:cs="Times New Roman"/>
+          <w:color w:val="D8DDE7"/>
+          <w:sz w:val="21"/>
+          <w:szCs w:val="21"/>
+          <w:lang w:eastAsia="uk-UA"/>
+        </w:rPr>
+        <w:t>(</w:t>
+      </w:r>
+      <w:proofErr w:type="spellStart"/>
+      <w:r>
+        <w:rPr>
+          <w:rFonts w:ascii="Consolas" w:eastAsia="Times New Roman" w:hAnsi="Consolas" w:cs="Times New Roman"/>
+          <w:color w:val="F38CEC"/>
+          <w:sz w:val="21"/>
+          <w:szCs w:val="21"/>
+          <w:lang w:eastAsia="uk-UA"/>
+        </w:rPr>
+        <w:t>output_filename</w:t>
+      </w:r>
+      <w:proofErr w:type="spellEnd"/>
+      <w:r>
+        <w:rPr>
+          <w:rFonts w:ascii="Consolas" w:eastAsia="Times New Roman" w:hAnsi="Consolas" w:cs="Times New Roman"/>
+          <w:color w:val="D8DDE7"/>
+          <w:sz w:val="21"/>
+          <w:szCs w:val="21"/>
+          <w:lang w:eastAsia="uk-UA"/>
+        </w:rPr>
+        <w:t>,</w:t>
+      </w:r>
+      <w:r>
+        <w:rPr>
+          <w:rFonts w:ascii="Consolas" w:eastAsia="Times New Roman" w:hAnsi="Consolas" w:cs="Times New Roman"/>
+          <w:color w:val="69C3FF"/>
+          <w:sz w:val="21"/>
+          <w:szCs w:val="21"/>
+          <w:lang w:eastAsia="uk-UA"/>
+        </w:rPr>
+        <w:t xml:space="preserve"> </w:t>
+      </w:r>
+      <w:r>
+        <w:rPr>
+          <w:rFonts w:ascii="Consolas" w:eastAsia="Times New Roman" w:hAnsi="Consolas" w:cs="Times New Roman"/>
+          <w:color w:val="3CEC85"/>
+          <w:sz w:val="21"/>
+          <w:szCs w:val="21"/>
+          <w:lang w:eastAsia="uk-UA"/>
+        </w:rPr>
+        <w:t>'</w:t>
+      </w:r>
+      <w:proofErr w:type="spellStart"/>
+      <w:r>
+        <w:rPr>
+          <w:rFonts w:ascii="Consolas" w:eastAsia="Times New Roman" w:hAnsi="Consolas" w:cs="Times New Roman"/>
+          <w:color w:val="3CEC85"/>
+          <w:sz w:val="21"/>
+          <w:szCs w:val="21"/>
+          <w:lang w:eastAsia="uk-UA"/>
+        </w:rPr>
+        <w:t>wb</w:t>
+      </w:r>
+      <w:proofErr w:type="spellEnd"/>
+      <w:r>
+        <w:rPr>
+          <w:rFonts w:ascii="Consolas" w:eastAsia="Times New Roman" w:hAnsi="Consolas" w:cs="Times New Roman"/>
+          <w:color w:val="3CEC85"/>
+          <w:sz w:val="21"/>
+          <w:szCs w:val="21"/>
+          <w:lang w:eastAsia="uk-UA"/>
+        </w:rPr>
+        <w:t>'</w:t>
+      </w:r>
+      <w:r>
+        <w:rPr>
+          <w:rFonts w:ascii="Consolas" w:eastAsia="Times New Roman" w:hAnsi="Consolas" w:cs="Times New Roman"/>
+          <w:color w:val="D8DDE7"/>
+          <w:sz w:val="21"/>
+          <w:szCs w:val="21"/>
+          <w:lang w:eastAsia="uk-UA"/>
+        </w:rPr>
+        <w:t>)</w:t>
+      </w:r>
+      <w:r>
+        <w:rPr>
+          <w:rFonts w:ascii="Consolas" w:eastAsia="Times New Roman" w:hAnsi="Consolas" w:cs="Times New Roman"/>
+          <w:color w:val="B9C2D3"/>
+          <w:sz w:val="21"/>
+          <w:szCs w:val="21"/>
+          <w:lang w:eastAsia="uk-UA"/>
+        </w:rPr>
+        <w:t xml:space="preserve"> </w:t>
+      </w:r>
+      <w:proofErr w:type="spellStart"/>
+      <w:r>
+        <w:rPr>
+          <w:rFonts w:ascii="Consolas" w:eastAsia="Times New Roman" w:hAnsi="Consolas" w:cs="Times New Roman"/>
+          <w:color w:val="EACD61"/>
+          <w:sz w:val="21"/>
+          <w:szCs w:val="21"/>
+          <w:lang w:eastAsia="uk-UA"/>
+        </w:rPr>
+        <w:t>as</w:t>
+      </w:r>
+      <w:proofErr w:type="spellEnd"/>
+      <w:r>
+        <w:rPr>
+          <w:rFonts w:ascii="Consolas" w:eastAsia="Times New Roman" w:hAnsi="Consolas" w:cs="Times New Roman"/>
+          <w:color w:val="B9C2D3"/>
+          <w:sz w:val="21"/>
+          <w:szCs w:val="21"/>
+          <w:lang w:eastAsia="uk-UA"/>
+        </w:rPr>
+        <w:t xml:space="preserve"> </w:t>
+      </w:r>
+      <w:r>
+        <w:rPr>
+          <w:rFonts w:ascii="Consolas" w:eastAsia="Times New Roman" w:hAnsi="Consolas" w:cs="Times New Roman"/>
+          <w:color w:val="FF738A"/>
+          <w:sz w:val="21"/>
+          <w:szCs w:val="21"/>
+          <w:lang w:eastAsia="uk-UA"/>
+        </w:rPr>
+        <w:t>f</w:t>
+      </w:r>
+      <w:r>
+        <w:rPr>
+          <w:rFonts w:ascii="Consolas" w:eastAsia="Times New Roman" w:hAnsi="Consolas" w:cs="Times New Roman"/>
+          <w:color w:val="D8DDE7"/>
+          <w:sz w:val="21"/>
+          <w:szCs w:val="21"/>
+          <w:lang w:eastAsia="uk-UA"/>
+        </w:rPr>
+        <w:t>:</w:t>
+      </w:r>
+    </w:p>
+    <w:p>
+      <w:pPr>
+        <w:shd w:val="clear" w:color="auto" w:fill="222A38"/>
+        <w:spacing w:after="0" w:line="285" w:lineRule="atLeast"/>
+        <w:rPr>
+          <w:rFonts w:ascii="Consolas" w:eastAsia="Times New Roman" w:hAnsi="Consolas" w:cs="Times New Roman"/>
+          <w:color w:val="D8DDE7"/>
+          <w:sz w:val="21"/>
+          <w:szCs w:val="21"/>
+          <w:lang w:eastAsia="uk-UA"/>
+        </w:rPr>
+      </w:pPr>
+      <w:r>
+        <w:rPr>
+          <w:rFonts w:ascii="Consolas" w:eastAsia="Times New Roman" w:hAnsi="Consolas" w:cs="Times New Roman"/>
+          <w:color w:val="B9C2D3"/>
+          <w:sz w:val="21"/>
+          <w:szCs w:val="21"/>
+          <w:lang w:eastAsia="uk-UA"/>
+        </w:rPr>
+        <w:t xml:space="preserve">            </w:t>
+      </w:r>
+      <w:proofErr w:type="spellStart"/>
+      <w:r>
+        <w:rPr>
+          <w:rFonts w:ascii="Consolas" w:eastAsia="Times New Roman" w:hAnsi="Consolas" w:cs="Times New Roman"/>
+          <w:color w:val="FF738A"/>
+          <w:sz w:val="21"/>
+          <w:szCs w:val="21"/>
+          <w:lang w:eastAsia="uk-UA"/>
+        </w:rPr>
+        <w:t>f</w:t>
+      </w:r>
+      <w:r>
+        <w:rPr>
+          <w:rFonts w:ascii="Consolas" w:eastAsia="Times New Roman" w:hAnsi="Consolas" w:cs="Times New Roman"/>
+          <w:color w:val="D8DDE7"/>
+          <w:sz w:val="21"/>
+          <w:szCs w:val="21"/>
+          <w:lang w:eastAsia="uk-UA"/>
+        </w:rPr>
+        <w:t>.</w:t>
+      </w:r>
+      <w:r>
+        <w:rPr>
+          <w:rFonts w:ascii="Consolas" w:eastAsia="Times New Roman" w:hAnsi="Consolas" w:cs="Times New Roman"/>
+          <w:color w:val="69C3FF"/>
+          <w:sz w:val="21"/>
+          <w:szCs w:val="21"/>
+          <w:lang w:eastAsia="uk-UA"/>
+        </w:rPr>
+        <w:t>write</w:t>
+      </w:r>
+      <w:proofErr w:type="spellEnd"/>
+      <w:r>
+        <w:rPr>
+          <w:rFonts w:ascii="Consolas" w:eastAsia="Times New Roman" w:hAnsi="Consolas" w:cs="Times New Roman"/>
+          <w:color w:val="D8DDE7"/>
+          <w:sz w:val="21"/>
+          <w:szCs w:val="21"/>
+          <w:lang w:eastAsia="uk-UA"/>
+        </w:rPr>
+        <w:t>(</w:t>
+      </w:r>
+      <w:proofErr w:type="spellStart"/>
+      <w:r>
+        <w:rPr>
+          <w:rFonts w:ascii="Consolas" w:eastAsia="Times New Roman" w:hAnsi="Consolas" w:cs="Times New Roman"/>
+          <w:color w:val="FF738A"/>
+          <w:sz w:val="21"/>
+          <w:szCs w:val="21"/>
+          <w:lang w:eastAsia="uk-UA"/>
+        </w:rPr>
+        <w:t>encrypted</w:t>
+      </w:r>
+      <w:proofErr w:type="spellEnd"/>
+      <w:r>
+        <w:rPr>
+          <w:rFonts w:ascii="Consolas" w:eastAsia="Times New Roman" w:hAnsi="Consolas" w:cs="Times New Roman"/>
+          <w:color w:val="D8DDE7"/>
+          <w:sz w:val="21"/>
+          <w:szCs w:val="21"/>
+          <w:lang w:eastAsia="uk-UA"/>
+        </w:rPr>
+        <w:t>)</w:t>
+      </w:r>
+    </w:p>
+    <w:p>
+      <w:pPr>
+        <w:shd w:val="clear" w:color="auto" w:fill="222A38"/>
+        <w:spacing w:after="0" w:line="285" w:lineRule="atLeast"/>
+        <w:rPr>
+          <w:rFonts w:ascii="Consolas" w:eastAsia="Times New Roman" w:hAnsi="Consolas" w:cs="Times New Roman"/>
+          <w:color w:val="D8DDE7"/>
+          <w:sz w:val="21"/>
+          <w:szCs w:val="21"/>
+          <w:lang w:eastAsia="uk-UA"/>
+        </w:rPr>
+      </w:pPr>
+      <w:r>
+        <w:rPr>
+          <w:rFonts w:ascii="Consolas" w:eastAsia="Times New Roman" w:hAnsi="Consolas" w:cs="Times New Roman"/>
+          <w:color w:val="B9C2D3"/>
+          <w:sz w:val="21"/>
+          <w:szCs w:val="21"/>
+          <w:lang w:eastAsia="uk-UA"/>
+        </w:rPr>
+        <w:t xml:space="preserve">            </w:t>
+      </w:r>
+    </w:p>
+    <w:p>
+      <w:pPr>
+        <w:shd w:val="clear" w:color="auto" w:fill="222A38"/>
+        <w:spacing w:after="0" w:line="285" w:lineRule="atLeast"/>
+        <w:rPr>
+          <w:rFonts w:ascii="Consolas" w:eastAsia="Times New Roman" w:hAnsi="Consolas" w:cs="Times New Roman"/>
+          <w:color w:val="D8DDE7"/>
+          <w:sz w:val="21"/>
+          <w:szCs w:val="21"/>
+          <w:lang w:eastAsia="uk-UA"/>
+        </w:rPr>
+      </w:pPr>
+      <w:r>
+        <w:rPr>
+          <w:rFonts w:ascii="Consolas" w:eastAsia="Times New Roman" w:hAnsi="Consolas" w:cs="Times New Roman"/>
+          <w:color w:val="B9C2D3"/>
+          <w:sz w:val="21"/>
+          <w:szCs w:val="21"/>
+          <w:lang w:eastAsia="uk-UA"/>
+        </w:rPr>
+        <w:t xml:space="preserve">        </w:t>
+      </w:r>
+      <w:proofErr w:type="spellStart"/>
+      <w:r>
+        <w:rPr>
+          <w:rFonts w:ascii="Consolas" w:eastAsia="Times New Roman" w:hAnsi="Consolas" w:cs="Times New Roman"/>
+          <w:color w:val="69C3FF"/>
+          <w:sz w:val="21"/>
+          <w:szCs w:val="21"/>
+          <w:lang w:eastAsia="uk-UA"/>
+        </w:rPr>
+        <w:t>print</w:t>
+      </w:r>
+      <w:proofErr w:type="spellEnd"/>
+      <w:r>
+        <w:rPr>
+          <w:rFonts w:ascii="Consolas" w:eastAsia="Times New Roman" w:hAnsi="Consolas" w:cs="Times New Roman"/>
+          <w:color w:val="D8DDE7"/>
+          <w:sz w:val="21"/>
+          <w:szCs w:val="21"/>
+          <w:lang w:eastAsia="uk-UA"/>
+        </w:rPr>
+        <w:t>(</w:t>
+      </w:r>
+      <w:r>
+        <w:rPr>
+          <w:rFonts w:ascii="Consolas" w:eastAsia="Times New Roman" w:hAnsi="Consolas" w:cs="Times New Roman"/>
+          <w:color w:val="B78AFF"/>
+          <w:sz w:val="21"/>
+          <w:szCs w:val="21"/>
+          <w:lang w:eastAsia="uk-UA"/>
+        </w:rPr>
+        <w:t>f</w:t>
+      </w:r>
+      <w:r>
+        <w:rPr>
+          <w:rFonts w:ascii="Consolas" w:eastAsia="Times New Roman" w:hAnsi="Consolas" w:cs="Times New Roman"/>
+          <w:color w:val="3CEC85"/>
+          <w:sz w:val="21"/>
+          <w:szCs w:val="21"/>
+          <w:lang w:eastAsia="uk-UA"/>
+        </w:rPr>
+        <w:t>"</w:t>
+      </w:r>
+      <w:r>
+        <w:rPr>
+          <w:rFonts w:ascii="Segoe UI Symbol" w:eastAsia="Times New Roman" w:hAnsi="Segoe UI Symbol" w:cs="Segoe UI Symbol"/>
+          <w:color w:val="3CEC85"/>
+          <w:sz w:val="21"/>
+          <w:szCs w:val="21"/>
+          <w:lang w:eastAsia="uk-UA"/>
+        </w:rPr>
+        <w:t>✅</w:t>
+      </w:r>
+      <w:r>
+        <w:rPr>
+          <w:rFonts w:ascii="Consolas" w:eastAsia="Times New Roman" w:hAnsi="Consolas" w:cs="Times New Roman"/>
+          <w:color w:val="3CEC85"/>
+          <w:sz w:val="21"/>
+          <w:szCs w:val="21"/>
+          <w:lang w:eastAsia="uk-UA"/>
+        </w:rPr>
+        <w:t xml:space="preserve"> </w:t>
+      </w:r>
+      <w:r>
+        <w:rPr>
+          <w:rFonts w:ascii="Consolas" w:eastAsia="Times New Roman" w:hAnsi="Consolas" w:cs="Consolas"/>
+          <w:color w:val="3CEC85"/>
+          <w:sz w:val="21"/>
+          <w:szCs w:val="21"/>
+          <w:lang w:eastAsia="uk-UA"/>
+        </w:rPr>
+        <w:t>Файл</w:t>
+      </w:r>
+      <w:r>
+        <w:rPr>
+          <w:rFonts w:ascii="Consolas" w:eastAsia="Times New Roman" w:hAnsi="Consolas" w:cs="Times New Roman"/>
+          <w:color w:val="3CEC85"/>
+          <w:sz w:val="21"/>
+          <w:szCs w:val="21"/>
+          <w:lang w:eastAsia="uk-UA"/>
+        </w:rPr>
+        <w:t xml:space="preserve"> </w:t>
+      </w:r>
+      <w:r>
+        <w:rPr>
+          <w:rFonts w:ascii="Consolas" w:eastAsia="Times New Roman" w:hAnsi="Consolas" w:cs="Consolas"/>
+          <w:color w:val="3CEC85"/>
+          <w:sz w:val="21"/>
+          <w:szCs w:val="21"/>
+          <w:lang w:eastAsia="uk-UA"/>
+        </w:rPr>
+        <w:t>успішно</w:t>
+      </w:r>
+      <w:r>
+        <w:rPr>
+          <w:rFonts w:ascii="Consolas" w:eastAsia="Times New Roman" w:hAnsi="Consolas" w:cs="Times New Roman"/>
+          <w:color w:val="3CEC85"/>
+          <w:sz w:val="21"/>
+          <w:szCs w:val="21"/>
+          <w:lang w:eastAsia="uk-UA"/>
+        </w:rPr>
+        <w:t xml:space="preserve"> </w:t>
+      </w:r>
+      <w:r>
+        <w:rPr>
+          <w:rFonts w:ascii="Consolas" w:eastAsia="Times New Roman" w:hAnsi="Consolas" w:cs="Consolas"/>
+          <w:color w:val="3CEC85"/>
+          <w:sz w:val="21"/>
+          <w:szCs w:val="21"/>
+          <w:lang w:eastAsia="uk-UA"/>
+        </w:rPr>
+        <w:t>зашифровано</w:t>
+      </w:r>
+      <w:r>
+        <w:rPr>
+          <w:rFonts w:ascii="Consolas" w:eastAsia="Times New Roman" w:hAnsi="Consolas" w:cs="Times New Roman"/>
+          <w:color w:val="3CEC85"/>
+          <w:sz w:val="21"/>
+          <w:szCs w:val="21"/>
+          <w:lang w:eastAsia="uk-UA"/>
+        </w:rPr>
+        <w:t xml:space="preserve">! </w:t>
+      </w:r>
+      <w:r>
+        <w:rPr>
+          <w:rFonts w:ascii="Consolas" w:eastAsia="Times New Roman" w:hAnsi="Consolas" w:cs="Consolas"/>
+          <w:color w:val="3CEC85"/>
+          <w:sz w:val="21"/>
+          <w:szCs w:val="21"/>
+          <w:lang w:eastAsia="uk-UA"/>
+        </w:rPr>
+        <w:t>Результат</w:t>
+      </w:r>
+      <w:r>
+        <w:rPr>
+          <w:rFonts w:ascii="Consolas" w:eastAsia="Times New Roman" w:hAnsi="Consolas" w:cs="Times New Roman"/>
+          <w:color w:val="3CEC85"/>
+          <w:sz w:val="21"/>
+          <w:szCs w:val="21"/>
+          <w:lang w:eastAsia="uk-UA"/>
+        </w:rPr>
+        <w:t xml:space="preserve"> </w:t>
+      </w:r>
+      <w:r>
+        <w:rPr>
+          <w:rFonts w:ascii="Consolas" w:eastAsia="Times New Roman" w:hAnsi="Consolas" w:cs="Consolas"/>
+          <w:color w:val="3CEC85"/>
+          <w:sz w:val="21"/>
+          <w:szCs w:val="21"/>
+          <w:lang w:eastAsia="uk-UA"/>
+        </w:rPr>
+        <w:t>у</w:t>
+      </w:r>
+      <w:r>
+        <w:rPr>
+          <w:rFonts w:ascii="Consolas" w:eastAsia="Times New Roman" w:hAnsi="Consolas" w:cs="Times New Roman"/>
+          <w:color w:val="3CEC85"/>
+          <w:sz w:val="21"/>
+          <w:szCs w:val="21"/>
+          <w:lang w:eastAsia="uk-UA"/>
+        </w:rPr>
+        <w:t xml:space="preserve"> '</w:t>
+      </w:r>
+      <w:r>
+        <w:rPr>
+          <w:rFonts w:ascii="Consolas" w:eastAsia="Times New Roman" w:hAnsi="Consolas" w:cs="Times New Roman"/>
+          <w:color w:val="E35535"/>
+          <w:sz w:val="21"/>
+          <w:szCs w:val="21"/>
+          <w:lang w:eastAsia="uk-UA"/>
+        </w:rPr>
+        <w:t>{</w:t>
+      </w:r>
+      <w:proofErr w:type="spellStart"/>
+      <w:r>
+        <w:rPr>
+          <w:rFonts w:ascii="Consolas" w:eastAsia="Times New Roman" w:hAnsi="Consolas" w:cs="Times New Roman"/>
+          <w:color w:val="F38CEC"/>
+          <w:sz w:val="21"/>
+          <w:szCs w:val="21"/>
+          <w:lang w:eastAsia="uk-UA"/>
+        </w:rPr>
+        <w:t>output_filename</w:t>
+      </w:r>
+      <w:proofErr w:type="spellEnd"/>
+      <w:r>
+        <w:rPr>
+          <w:rFonts w:ascii="Consolas" w:eastAsia="Times New Roman" w:hAnsi="Consolas" w:cs="Times New Roman"/>
+          <w:color w:val="E35535"/>
+          <w:sz w:val="21"/>
+          <w:szCs w:val="21"/>
+          <w:lang w:eastAsia="uk-UA"/>
+        </w:rPr>
+        <w:t>}</w:t>
+      </w:r>
+      <w:r>
+        <w:rPr>
+          <w:rFonts w:ascii="Consolas" w:eastAsia="Times New Roman" w:hAnsi="Consolas" w:cs="Times New Roman"/>
+          <w:color w:val="3CEC85"/>
+          <w:sz w:val="21"/>
+          <w:szCs w:val="21"/>
+          <w:lang w:eastAsia="uk-UA"/>
+        </w:rPr>
+        <w:t>'."</w:t>
+      </w:r>
+      <w:r>
+        <w:rPr>
+          <w:rFonts w:ascii="Consolas" w:eastAsia="Times New Roman" w:hAnsi="Consolas" w:cs="Times New Roman"/>
+          <w:color w:val="D8DDE7"/>
+          <w:sz w:val="21"/>
+          <w:szCs w:val="21"/>
+          <w:lang w:eastAsia="uk-UA"/>
+        </w:rPr>
+        <w:t>)</w:t>
+      </w:r>
+    </w:p>
+    <w:p>
+      <w:pPr>
+        <w:shd w:val="clear" w:color="auto" w:fill="222A38"/>
+        <w:spacing w:after="0" w:line="285" w:lineRule="atLeast"/>
+        <w:rPr>
+          <w:rFonts w:ascii="Consolas" w:eastAsia="Times New Roman" w:hAnsi="Consolas" w:cs="Times New Roman"/>
+          <w:color w:val="D8DDE7"/>
+          <w:sz w:val="21"/>
+          <w:szCs w:val="21"/>
+          <w:lang w:eastAsia="uk-UA"/>
+        </w:rPr>
+      </w:pPr>
+      <w:r>
+        <w:rPr>
+          <w:rFonts w:ascii="Consolas" w:eastAsia="Times New Roman" w:hAnsi="Consolas" w:cs="Times New Roman"/>
+          <w:color w:val="B9C2D3"/>
+          <w:sz w:val="21"/>
+          <w:szCs w:val="21"/>
+          <w:lang w:eastAsia="uk-UA"/>
+        </w:rPr>
+        <w:t xml:space="preserve">        </w:t>
+      </w:r>
+    </w:p>
+    <w:p>
+      <w:pPr>
+        <w:shd w:val="clear" w:color="auto" w:fill="222A38"/>
+        <w:spacing w:after="0" w:line="285" w:lineRule="atLeast"/>
+        <w:rPr>
+          <w:rFonts w:ascii="Consolas" w:eastAsia="Times New Roman" w:hAnsi="Consolas" w:cs="Times New Roman"/>
+          <w:color w:val="D8DDE7"/>
+          <w:sz w:val="21"/>
+          <w:szCs w:val="21"/>
+          <w:lang w:eastAsia="uk-UA"/>
+        </w:rPr>
+      </w:pPr>
+      <w:r>
+        <w:rPr>
+          <w:rFonts w:ascii="Consolas" w:eastAsia="Times New Roman" w:hAnsi="Consolas" w:cs="Times New Roman"/>
+          <w:color w:val="B9C2D3"/>
+          <w:sz w:val="21"/>
+          <w:szCs w:val="21"/>
+          <w:lang w:eastAsia="uk-UA"/>
+        </w:rPr>
+        <w:t xml:space="preserve">    </w:t>
+      </w:r>
+      <w:proofErr w:type="spellStart"/>
+      <w:r>
+        <w:rPr>
+          <w:rFonts w:ascii="Consolas" w:eastAsia="Times New Roman" w:hAnsi="Consolas" w:cs="Times New Roman"/>
+          <w:color w:val="EACD61"/>
+          <w:sz w:val="21"/>
+          <w:szCs w:val="21"/>
+          <w:lang w:eastAsia="uk-UA"/>
+        </w:rPr>
+        <w:t>except</w:t>
+      </w:r>
+      <w:proofErr w:type="spellEnd"/>
+      <w:r>
+        <w:rPr>
+          <w:rFonts w:ascii="Consolas" w:eastAsia="Times New Roman" w:hAnsi="Consolas" w:cs="Times New Roman"/>
+          <w:color w:val="B9C2D3"/>
+          <w:sz w:val="21"/>
+          <w:szCs w:val="21"/>
+          <w:lang w:eastAsia="uk-UA"/>
+        </w:rPr>
+        <w:t xml:space="preserve"> </w:t>
+      </w:r>
+      <w:proofErr w:type="spellStart"/>
+      <w:r>
+        <w:rPr>
+          <w:rFonts w:ascii="Consolas" w:eastAsia="Times New Roman" w:hAnsi="Consolas" w:cs="Times New Roman"/>
+          <w:color w:val="B78AFF"/>
+          <w:sz w:val="21"/>
+          <w:szCs w:val="21"/>
+          <w:lang w:eastAsia="uk-UA"/>
+        </w:rPr>
+        <w:t>FileNotFoundError</w:t>
+      </w:r>
+      <w:proofErr w:type="spellEnd"/>
+      <w:r>
+        <w:rPr>
+          <w:rFonts w:ascii="Consolas" w:eastAsia="Times New Roman" w:hAnsi="Consolas" w:cs="Times New Roman"/>
+          <w:color w:val="D8DDE7"/>
+          <w:sz w:val="21"/>
+          <w:szCs w:val="21"/>
+          <w:lang w:eastAsia="uk-UA"/>
+        </w:rPr>
+        <w:t>:</w:t>
+      </w:r>
+    </w:p>
+    <w:p>
+      <w:pPr>
+        <w:shd w:val="clear" w:color="auto" w:fill="222A38"/>
+        <w:spacing w:after="0" w:line="285" w:lineRule="atLeast"/>
+        <w:rPr>
+          <w:rFonts w:ascii="Consolas" w:eastAsia="Times New Roman" w:hAnsi="Consolas" w:cs="Times New Roman"/>
+          <w:color w:val="D8DDE7"/>
+          <w:sz w:val="21"/>
+          <w:szCs w:val="21"/>
+          <w:lang w:eastAsia="uk-UA"/>
+        </w:rPr>
+      </w:pPr>
+      <w:r>
+        <w:rPr>
+          <w:rFonts w:ascii="Consolas" w:eastAsia="Times New Roman" w:hAnsi="Consolas" w:cs="Times New Roman"/>
+          <w:color w:val="B9C2D3"/>
+          <w:sz w:val="21"/>
+          <w:szCs w:val="21"/>
+          <w:lang w:eastAsia="uk-UA"/>
+        </w:rPr>
+        <w:t xml:space="preserve">        </w:t>
+      </w:r>
+      <w:proofErr w:type="spellStart"/>
+      <w:r>
+        <w:rPr>
+          <w:rFonts w:ascii="Consolas" w:eastAsia="Times New Roman" w:hAnsi="Consolas" w:cs="Times New Roman"/>
+          <w:color w:val="69C3FF"/>
+          <w:sz w:val="21"/>
+          <w:szCs w:val="21"/>
+          <w:lang w:eastAsia="uk-UA"/>
+        </w:rPr>
+        <w:t>print</w:t>
+      </w:r>
+      <w:proofErr w:type="spellEnd"/>
+      <w:r>
+        <w:rPr>
+          <w:rFonts w:ascii="Consolas" w:eastAsia="Times New Roman" w:hAnsi="Consolas" w:cs="Times New Roman"/>
+          <w:color w:val="D8DDE7"/>
+          <w:sz w:val="21"/>
+          <w:szCs w:val="21"/>
+          <w:lang w:eastAsia="uk-UA"/>
+        </w:rPr>
+        <w:t>(</w:t>
+      </w:r>
+      <w:r>
+        <w:rPr>
+          <w:rFonts w:ascii="Consolas" w:eastAsia="Times New Roman" w:hAnsi="Consolas" w:cs="Times New Roman"/>
+          <w:color w:val="3CEC85"/>
+          <w:sz w:val="21"/>
+          <w:szCs w:val="21"/>
+          <w:lang w:eastAsia="uk-UA"/>
+        </w:rPr>
+        <w:t>"</w:t>
+      </w:r>
+      <w:r>
+        <w:rPr>
+          <w:rFonts w:ascii="Segoe UI Symbol" w:eastAsia="Times New Roman" w:hAnsi="Segoe UI Symbol" w:cs="Segoe UI Symbol"/>
+          <w:color w:val="3CEC85"/>
+          <w:sz w:val="21"/>
+          <w:szCs w:val="21"/>
+          <w:lang w:eastAsia="uk-UA"/>
+        </w:rPr>
+        <w:t>❌</w:t>
+      </w:r>
+      <w:r>
+        <w:rPr>
+          <w:rFonts w:ascii="Consolas" w:eastAsia="Times New Roman" w:hAnsi="Consolas" w:cs="Times New Roman"/>
+          <w:color w:val="3CEC85"/>
+          <w:sz w:val="21"/>
+          <w:szCs w:val="21"/>
+          <w:lang w:eastAsia="uk-UA"/>
+        </w:rPr>
+        <w:t xml:space="preserve"> </w:t>
+      </w:r>
+      <w:r>
+        <w:rPr>
+          <w:rFonts w:ascii="Consolas" w:eastAsia="Times New Roman" w:hAnsi="Consolas" w:cs="Consolas"/>
+          <w:color w:val="3CEC85"/>
+          <w:sz w:val="21"/>
+          <w:szCs w:val="21"/>
+          <w:lang w:eastAsia="uk-UA"/>
+        </w:rPr>
+        <w:t>Помилка</w:t>
+      </w:r>
+      <w:r>
+        <w:rPr>
+          <w:rFonts w:ascii="Consolas" w:eastAsia="Times New Roman" w:hAnsi="Consolas" w:cs="Times New Roman"/>
+          <w:color w:val="3CEC85"/>
+          <w:sz w:val="21"/>
+          <w:szCs w:val="21"/>
+          <w:lang w:eastAsia="uk-UA"/>
+        </w:rPr>
+        <w:t xml:space="preserve">: </w:t>
+      </w:r>
+      <w:r>
+        <w:rPr>
+          <w:rFonts w:ascii="Consolas" w:eastAsia="Times New Roman" w:hAnsi="Consolas" w:cs="Consolas"/>
+          <w:color w:val="3CEC85"/>
+          <w:sz w:val="21"/>
+          <w:szCs w:val="21"/>
+          <w:lang w:eastAsia="uk-UA"/>
+        </w:rPr>
+        <w:t>Не</w:t>
+      </w:r>
+      <w:r>
+        <w:rPr>
+          <w:rFonts w:ascii="Consolas" w:eastAsia="Times New Roman" w:hAnsi="Consolas" w:cs="Times New Roman"/>
+          <w:color w:val="3CEC85"/>
+          <w:sz w:val="21"/>
+          <w:szCs w:val="21"/>
+          <w:lang w:eastAsia="uk-UA"/>
+        </w:rPr>
+        <w:t xml:space="preserve"> </w:t>
+      </w:r>
+      <w:r>
+        <w:rPr>
+          <w:rFonts w:ascii="Consolas" w:eastAsia="Times New Roman" w:hAnsi="Consolas" w:cs="Consolas"/>
+          <w:color w:val="3CEC85"/>
+          <w:sz w:val="21"/>
+          <w:szCs w:val="21"/>
+          <w:lang w:eastAsia="uk-UA"/>
+        </w:rPr>
+        <w:t>знайдено</w:t>
+      </w:r>
+      <w:r>
+        <w:rPr>
+          <w:rFonts w:ascii="Consolas" w:eastAsia="Times New Roman" w:hAnsi="Consolas" w:cs="Times New Roman"/>
+          <w:color w:val="3CEC85"/>
+          <w:sz w:val="21"/>
+          <w:szCs w:val="21"/>
+          <w:lang w:eastAsia="uk-UA"/>
+        </w:rPr>
+        <w:t xml:space="preserve"> </w:t>
+      </w:r>
+      <w:r>
+        <w:rPr>
+          <w:rFonts w:ascii="Consolas" w:eastAsia="Times New Roman" w:hAnsi="Consolas" w:cs="Consolas"/>
+          <w:color w:val="3CEC85"/>
+          <w:sz w:val="21"/>
+          <w:szCs w:val="21"/>
+          <w:lang w:eastAsia="uk-UA"/>
+        </w:rPr>
+        <w:t>файл</w:t>
+      </w:r>
+      <w:r>
+        <w:rPr>
+          <w:rFonts w:ascii="Consolas" w:eastAsia="Times New Roman" w:hAnsi="Consolas" w:cs="Times New Roman"/>
+          <w:color w:val="3CEC85"/>
+          <w:sz w:val="21"/>
+          <w:szCs w:val="21"/>
+          <w:lang w:eastAsia="uk-UA"/>
+        </w:rPr>
+        <w:t xml:space="preserve"> </w:t>
+      </w:r>
+      <w:r>
+        <w:rPr>
+          <w:rFonts w:ascii="Consolas" w:eastAsia="Times New Roman" w:hAnsi="Consolas" w:cs="Consolas"/>
+          <w:color w:val="3CEC85"/>
+          <w:sz w:val="21"/>
+          <w:szCs w:val="21"/>
+          <w:lang w:eastAsia="uk-UA"/>
+        </w:rPr>
+        <w:t>з</w:t>
+      </w:r>
+      <w:r>
+        <w:rPr>
+          <w:rFonts w:ascii="Consolas" w:eastAsia="Times New Roman" w:hAnsi="Consolas" w:cs="Times New Roman"/>
+          <w:color w:val="3CEC85"/>
+          <w:sz w:val="21"/>
+          <w:szCs w:val="21"/>
+          <w:lang w:eastAsia="uk-UA"/>
+        </w:rPr>
+        <w:t xml:space="preserve"> </w:t>
+      </w:r>
+      <w:r>
+        <w:rPr>
+          <w:rFonts w:ascii="Consolas" w:eastAsia="Times New Roman" w:hAnsi="Consolas" w:cs="Consolas"/>
+          <w:color w:val="3CEC85"/>
+          <w:sz w:val="21"/>
+          <w:szCs w:val="21"/>
+          <w:lang w:eastAsia="uk-UA"/>
+        </w:rPr>
+        <w:t>текстом</w:t>
+      </w:r>
+      <w:r>
+        <w:rPr>
+          <w:rFonts w:ascii="Consolas" w:eastAsia="Times New Roman" w:hAnsi="Consolas" w:cs="Times New Roman"/>
+          <w:color w:val="3CEC85"/>
+          <w:sz w:val="21"/>
+          <w:szCs w:val="21"/>
+          <w:lang w:eastAsia="uk-UA"/>
+        </w:rPr>
+        <w:t xml:space="preserve"> </w:t>
+      </w:r>
+      <w:r>
+        <w:rPr>
+          <w:rFonts w:ascii="Consolas" w:eastAsia="Times New Roman" w:hAnsi="Consolas" w:cs="Consolas"/>
+          <w:color w:val="3CEC85"/>
+          <w:sz w:val="21"/>
+          <w:szCs w:val="21"/>
+          <w:lang w:eastAsia="uk-UA"/>
+        </w:rPr>
+        <w:t>або</w:t>
+      </w:r>
+      <w:r>
+        <w:rPr>
+          <w:rFonts w:ascii="Consolas" w:eastAsia="Times New Roman" w:hAnsi="Consolas" w:cs="Times New Roman"/>
+          <w:color w:val="3CEC85"/>
+          <w:sz w:val="21"/>
+          <w:szCs w:val="21"/>
+          <w:lang w:eastAsia="uk-UA"/>
+        </w:rPr>
+        <w:t xml:space="preserve"> </w:t>
+      </w:r>
+      <w:r>
+        <w:rPr>
+          <w:rFonts w:ascii="Consolas" w:eastAsia="Times New Roman" w:hAnsi="Consolas" w:cs="Consolas"/>
+          <w:color w:val="3CEC85"/>
+          <w:sz w:val="21"/>
+          <w:szCs w:val="21"/>
+          <w:lang w:eastAsia="uk-UA"/>
+        </w:rPr>
+        <w:t>файл</w:t>
+      </w:r>
+      <w:r>
+        <w:rPr>
+          <w:rFonts w:ascii="Consolas" w:eastAsia="Times New Roman" w:hAnsi="Consolas" w:cs="Times New Roman"/>
+          <w:color w:val="3CEC85"/>
+          <w:sz w:val="21"/>
+          <w:szCs w:val="21"/>
+          <w:lang w:eastAsia="uk-UA"/>
+        </w:rPr>
+        <w:t xml:space="preserve"> '</w:t>
+      </w:r>
+      <w:proofErr w:type="spellStart"/>
+      <w:r>
+        <w:rPr>
+          <w:rFonts w:ascii="Consolas" w:eastAsia="Times New Roman" w:hAnsi="Consolas" w:cs="Times New Roman"/>
+          <w:color w:val="3CEC85"/>
+          <w:sz w:val="21"/>
+          <w:szCs w:val="21"/>
+          <w:lang w:eastAsia="uk-UA"/>
+        </w:rPr>
+        <w:t>public.pem</w:t>
+      </w:r>
+      <w:proofErr w:type="spellEnd"/>
+      <w:r>
+        <w:rPr>
+          <w:rFonts w:ascii="Consolas" w:eastAsia="Times New Roman" w:hAnsi="Consolas" w:cs="Times New Roman"/>
+          <w:color w:val="3CEC85"/>
+          <w:sz w:val="21"/>
+          <w:szCs w:val="21"/>
+          <w:lang w:eastAsia="uk-UA"/>
+        </w:rPr>
+        <w:t>'."</w:t>
+      </w:r>
+      <w:r>
+        <w:rPr>
+          <w:rFonts w:ascii="Consolas" w:eastAsia="Times New Roman" w:hAnsi="Consolas" w:cs="Times New Roman"/>
+          <w:color w:val="D8DDE7"/>
+          <w:sz w:val="21"/>
+          <w:szCs w:val="21"/>
+          <w:lang w:eastAsia="uk-UA"/>
+        </w:rPr>
+        <w:t>)</w:t>
+      </w:r>
+    </w:p>
+    <w:p>
+      <w:pPr>
+        <w:shd w:val="clear" w:color="auto" w:fill="222A38"/>
+        <w:spacing w:after="0" w:line="285" w:lineRule="atLeast"/>
+        <w:rPr>
+          <w:rFonts w:ascii="Consolas" w:eastAsia="Times New Roman" w:hAnsi="Consolas" w:cs="Times New Roman"/>
+          <w:color w:val="D8DDE7"/>
+          <w:sz w:val="21"/>
+          <w:szCs w:val="21"/>
+          <w:lang w:eastAsia="uk-UA"/>
+        </w:rPr>
+      </w:pPr>
+    </w:p>
+    <w:p>
+      <w:pPr>
+        <w:shd w:val="clear" w:color="auto" w:fill="222A38"/>
+        <w:spacing w:after="0" w:line="285" w:lineRule="atLeast"/>
+        <w:rPr>
+          <w:rFonts w:ascii="Consolas" w:eastAsia="Times New Roman" w:hAnsi="Consolas" w:cs="Times New Roman"/>
+          <w:color w:val="D8DDE7"/>
+          <w:sz w:val="21"/>
+          <w:szCs w:val="21"/>
+          <w:lang w:eastAsia="uk-UA"/>
+        </w:rPr>
+      </w:pPr>
+      <w:proofErr w:type="spellStart"/>
+      <w:r>
+        <w:rPr>
+          <w:rFonts w:ascii="Consolas" w:eastAsia="Times New Roman" w:hAnsi="Consolas" w:cs="Times New Roman"/>
+          <w:color w:val="EACD61"/>
+          <w:sz w:val="21"/>
+          <w:szCs w:val="21"/>
+          <w:lang w:eastAsia="uk-UA"/>
+        </w:rPr>
+        <w:lastRenderedPageBreak/>
+        <w:t>if</w:t>
+      </w:r>
+      <w:proofErr w:type="spellEnd"/>
+      <w:r>
+        <w:rPr>
+          <w:rFonts w:ascii="Consolas" w:eastAsia="Times New Roman" w:hAnsi="Consolas" w:cs="Times New Roman"/>
+          <w:color w:val="B9C2D3"/>
+          <w:sz w:val="21"/>
+          <w:szCs w:val="21"/>
+          <w:lang w:eastAsia="uk-UA"/>
+        </w:rPr>
+        <w:t xml:space="preserve"> </w:t>
+      </w:r>
+      <w:r>
+        <w:rPr>
+          <w:rFonts w:ascii="Consolas" w:eastAsia="Times New Roman" w:hAnsi="Consolas" w:cs="Times New Roman"/>
+          <w:color w:val="FF738A"/>
+          <w:sz w:val="21"/>
+          <w:szCs w:val="21"/>
+          <w:lang w:eastAsia="uk-UA"/>
+        </w:rPr>
+        <w:t>__</w:t>
+      </w:r>
+      <w:proofErr w:type="spellStart"/>
+      <w:r>
+        <w:rPr>
+          <w:rFonts w:ascii="Consolas" w:eastAsia="Times New Roman" w:hAnsi="Consolas" w:cs="Times New Roman"/>
+          <w:color w:val="FF738A"/>
+          <w:sz w:val="21"/>
+          <w:szCs w:val="21"/>
+          <w:lang w:eastAsia="uk-UA"/>
+        </w:rPr>
+        <w:t>name</w:t>
+      </w:r>
+      <w:proofErr w:type="spellEnd"/>
+      <w:r>
+        <w:rPr>
+          <w:rFonts w:ascii="Consolas" w:eastAsia="Times New Roman" w:hAnsi="Consolas" w:cs="Times New Roman"/>
+          <w:color w:val="FF738A"/>
+          <w:sz w:val="21"/>
+          <w:szCs w:val="21"/>
+          <w:lang w:eastAsia="uk-UA"/>
+        </w:rPr>
+        <w:t>__</w:t>
+      </w:r>
+      <w:r>
+        <w:rPr>
+          <w:rFonts w:ascii="Consolas" w:eastAsia="Times New Roman" w:hAnsi="Consolas" w:cs="Times New Roman"/>
+          <w:color w:val="B9C2D3"/>
+          <w:sz w:val="21"/>
+          <w:szCs w:val="21"/>
+          <w:lang w:eastAsia="uk-UA"/>
+        </w:rPr>
+        <w:t xml:space="preserve"> </w:t>
+      </w:r>
+      <w:r>
+        <w:rPr>
+          <w:rFonts w:ascii="Consolas" w:eastAsia="Times New Roman" w:hAnsi="Consolas" w:cs="Times New Roman"/>
+          <w:color w:val="EACD61"/>
+          <w:sz w:val="21"/>
+          <w:szCs w:val="21"/>
+          <w:lang w:eastAsia="uk-UA"/>
+        </w:rPr>
+        <w:t>==</w:t>
+      </w:r>
+      <w:r>
+        <w:rPr>
+          <w:rFonts w:ascii="Consolas" w:eastAsia="Times New Roman" w:hAnsi="Consolas" w:cs="Times New Roman"/>
+          <w:color w:val="B9C2D3"/>
+          <w:sz w:val="21"/>
+          <w:szCs w:val="21"/>
+          <w:lang w:eastAsia="uk-UA"/>
+        </w:rPr>
+        <w:t xml:space="preserve"> </w:t>
+      </w:r>
+      <w:r>
+        <w:rPr>
+          <w:rFonts w:ascii="Consolas" w:eastAsia="Times New Roman" w:hAnsi="Consolas" w:cs="Times New Roman"/>
+          <w:color w:val="3CEC85"/>
+          <w:sz w:val="21"/>
+          <w:szCs w:val="21"/>
+          <w:lang w:eastAsia="uk-UA"/>
+        </w:rPr>
+        <w:t>"__</w:t>
+      </w:r>
+      <w:proofErr w:type="spellStart"/>
+      <w:r>
+        <w:rPr>
+          <w:rFonts w:ascii="Consolas" w:eastAsia="Times New Roman" w:hAnsi="Consolas" w:cs="Times New Roman"/>
+          <w:color w:val="3CEC85"/>
+          <w:sz w:val="21"/>
+          <w:szCs w:val="21"/>
+          <w:lang w:eastAsia="uk-UA"/>
+        </w:rPr>
+        <w:t>main</w:t>
+      </w:r>
+      <w:proofErr w:type="spellEnd"/>
+      <w:r>
+        <w:rPr>
+          <w:rFonts w:ascii="Consolas" w:eastAsia="Times New Roman" w:hAnsi="Consolas" w:cs="Times New Roman"/>
+          <w:color w:val="3CEC85"/>
+          <w:sz w:val="21"/>
+          <w:szCs w:val="21"/>
+          <w:lang w:eastAsia="uk-UA"/>
+        </w:rPr>
+        <w:t>__"</w:t>
+      </w:r>
+      <w:r>
+        <w:rPr>
+          <w:rFonts w:ascii="Consolas" w:eastAsia="Times New Roman" w:hAnsi="Consolas" w:cs="Times New Roman"/>
+          <w:color w:val="D8DDE7"/>
+          <w:sz w:val="21"/>
+          <w:szCs w:val="21"/>
+          <w:lang w:eastAsia="uk-UA"/>
+        </w:rPr>
+        <w:t>:</w:t>
+      </w:r>
+    </w:p>
+    <w:p>
+      <w:pPr>
+        <w:shd w:val="clear" w:color="auto" w:fill="222A38"/>
+        <w:spacing w:after="0" w:line="285" w:lineRule="atLeast"/>
+        <w:rPr>
+          <w:rFonts w:ascii="Consolas" w:eastAsia="Times New Roman" w:hAnsi="Consolas" w:cs="Times New Roman"/>
+          <w:color w:val="D8DDE7"/>
+          <w:sz w:val="21"/>
+          <w:szCs w:val="21"/>
+          <w:lang w:eastAsia="uk-UA"/>
+        </w:rPr>
+      </w:pPr>
+      <w:r>
+        <w:rPr>
+          <w:rFonts w:ascii="Consolas" w:eastAsia="Times New Roman" w:hAnsi="Consolas" w:cs="Times New Roman"/>
+          <w:color w:val="B9C2D3"/>
+          <w:sz w:val="21"/>
+          <w:szCs w:val="21"/>
+          <w:lang w:eastAsia="uk-UA"/>
+        </w:rPr>
+        <w:t xml:space="preserve">    </w:t>
+      </w:r>
+      <w:proofErr w:type="spellStart"/>
+      <w:r>
+        <w:rPr>
+          <w:rFonts w:ascii="Consolas" w:eastAsia="Times New Roman" w:hAnsi="Consolas" w:cs="Times New Roman"/>
+          <w:color w:val="69C3FF"/>
+          <w:sz w:val="21"/>
+          <w:szCs w:val="21"/>
+          <w:lang w:eastAsia="uk-UA"/>
+        </w:rPr>
+        <w:t>print</w:t>
+      </w:r>
+      <w:proofErr w:type="spellEnd"/>
+      <w:r>
+        <w:rPr>
+          <w:rFonts w:ascii="Consolas" w:eastAsia="Times New Roman" w:hAnsi="Consolas" w:cs="Times New Roman"/>
+          <w:color w:val="D8DDE7"/>
+          <w:sz w:val="21"/>
+          <w:szCs w:val="21"/>
+          <w:lang w:eastAsia="uk-UA"/>
+        </w:rPr>
+        <w:t>(</w:t>
+      </w:r>
+      <w:r>
+        <w:rPr>
+          <w:rFonts w:ascii="Consolas" w:eastAsia="Times New Roman" w:hAnsi="Consolas" w:cs="Times New Roman"/>
+          <w:color w:val="3CEC85"/>
+          <w:sz w:val="21"/>
+          <w:szCs w:val="21"/>
+          <w:lang w:eastAsia="uk-UA"/>
+        </w:rPr>
+        <w:t>"--- Шифрування RSA ---"</w:t>
+      </w:r>
+      <w:r>
+        <w:rPr>
+          <w:rFonts w:ascii="Consolas" w:eastAsia="Times New Roman" w:hAnsi="Consolas" w:cs="Times New Roman"/>
+          <w:color w:val="D8DDE7"/>
+          <w:sz w:val="21"/>
+          <w:szCs w:val="21"/>
+          <w:lang w:eastAsia="uk-UA"/>
+        </w:rPr>
+        <w:t>)</w:t>
+      </w:r>
+    </w:p>
+    <w:p>
+      <w:pPr>
+        <w:shd w:val="clear" w:color="auto" w:fill="222A38"/>
+        <w:spacing w:after="0" w:line="285" w:lineRule="atLeast"/>
+        <w:rPr>
+          <w:rFonts w:ascii="Consolas" w:eastAsia="Times New Roman" w:hAnsi="Consolas" w:cs="Times New Roman"/>
+          <w:color w:val="D8DDE7"/>
+          <w:sz w:val="21"/>
+          <w:szCs w:val="21"/>
+          <w:lang w:eastAsia="uk-UA"/>
+        </w:rPr>
+      </w:pPr>
+      <w:r>
+        <w:rPr>
+          <w:rFonts w:ascii="Consolas" w:eastAsia="Times New Roman" w:hAnsi="Consolas" w:cs="Times New Roman"/>
+          <w:color w:val="B9C2D3"/>
+          <w:sz w:val="21"/>
+          <w:szCs w:val="21"/>
+          <w:lang w:eastAsia="uk-UA"/>
+        </w:rPr>
+        <w:t xml:space="preserve">    </w:t>
+      </w:r>
+      <w:proofErr w:type="spellStart"/>
+      <w:r>
+        <w:rPr>
+          <w:rFonts w:ascii="Consolas" w:eastAsia="Times New Roman" w:hAnsi="Consolas" w:cs="Times New Roman"/>
+          <w:color w:val="FF738A"/>
+          <w:sz w:val="21"/>
+          <w:szCs w:val="21"/>
+          <w:lang w:eastAsia="uk-UA"/>
+        </w:rPr>
+        <w:t>in_file</w:t>
+      </w:r>
+      <w:proofErr w:type="spellEnd"/>
+      <w:r>
+        <w:rPr>
+          <w:rFonts w:ascii="Consolas" w:eastAsia="Times New Roman" w:hAnsi="Consolas" w:cs="Times New Roman"/>
+          <w:color w:val="B9C2D3"/>
+          <w:sz w:val="21"/>
+          <w:szCs w:val="21"/>
+          <w:lang w:eastAsia="uk-UA"/>
+        </w:rPr>
+        <w:t xml:space="preserve"> </w:t>
+      </w:r>
+      <w:r>
+        <w:rPr>
+          <w:rFonts w:ascii="Consolas" w:eastAsia="Times New Roman" w:hAnsi="Consolas" w:cs="Times New Roman"/>
+          <w:color w:val="EACD61"/>
+          <w:sz w:val="21"/>
+          <w:szCs w:val="21"/>
+          <w:lang w:eastAsia="uk-UA"/>
+        </w:rPr>
+        <w:t>=</w:t>
+      </w:r>
+      <w:r>
+        <w:rPr>
+          <w:rFonts w:ascii="Consolas" w:eastAsia="Times New Roman" w:hAnsi="Consolas" w:cs="Times New Roman"/>
+          <w:color w:val="B9C2D3"/>
+          <w:sz w:val="21"/>
+          <w:szCs w:val="21"/>
+          <w:lang w:eastAsia="uk-UA"/>
+        </w:rPr>
+        <w:t xml:space="preserve"> </w:t>
+      </w:r>
+      <w:proofErr w:type="spellStart"/>
+      <w:r>
+        <w:rPr>
+          <w:rFonts w:ascii="Consolas" w:eastAsia="Times New Roman" w:hAnsi="Consolas" w:cs="Times New Roman"/>
+          <w:color w:val="69C3FF"/>
+          <w:sz w:val="21"/>
+          <w:szCs w:val="21"/>
+          <w:lang w:eastAsia="uk-UA"/>
+        </w:rPr>
+        <w:t>input</w:t>
+      </w:r>
+      <w:proofErr w:type="spellEnd"/>
+      <w:r>
+        <w:rPr>
+          <w:rFonts w:ascii="Consolas" w:eastAsia="Times New Roman" w:hAnsi="Consolas" w:cs="Times New Roman"/>
+          <w:color w:val="D8DDE7"/>
+          <w:sz w:val="21"/>
+          <w:szCs w:val="21"/>
+          <w:lang w:eastAsia="uk-UA"/>
+        </w:rPr>
+        <w:t>(</w:t>
+      </w:r>
+      <w:r>
+        <w:rPr>
+          <w:rFonts w:ascii="Consolas" w:eastAsia="Times New Roman" w:hAnsi="Consolas" w:cs="Times New Roman"/>
+          <w:color w:val="3CEC85"/>
+          <w:sz w:val="21"/>
+          <w:szCs w:val="21"/>
+          <w:lang w:eastAsia="uk-UA"/>
+        </w:rPr>
+        <w:t>"Введіть ім'я файлу для шифрування (напр., message.txt): "</w:t>
+      </w:r>
+      <w:r>
+        <w:rPr>
+          <w:rFonts w:ascii="Consolas" w:eastAsia="Times New Roman" w:hAnsi="Consolas" w:cs="Times New Roman"/>
+          <w:color w:val="D8DDE7"/>
+          <w:sz w:val="21"/>
+          <w:szCs w:val="21"/>
+          <w:lang w:eastAsia="uk-UA"/>
+        </w:rPr>
+        <w:t>)</w:t>
+      </w:r>
+    </w:p>
+    <w:p>
+      <w:pPr>
+        <w:shd w:val="clear" w:color="auto" w:fill="222A38"/>
+        <w:spacing w:after="0" w:line="285" w:lineRule="atLeast"/>
+        <w:rPr>
+          <w:rFonts w:ascii="Consolas" w:eastAsia="Times New Roman" w:hAnsi="Consolas" w:cs="Times New Roman"/>
+          <w:color w:val="D8DDE7"/>
+          <w:sz w:val="21"/>
+          <w:szCs w:val="21"/>
+          <w:lang w:eastAsia="uk-UA"/>
+        </w:rPr>
+      </w:pPr>
+      <w:r>
+        <w:rPr>
+          <w:rFonts w:ascii="Consolas" w:eastAsia="Times New Roman" w:hAnsi="Consolas" w:cs="Times New Roman"/>
+          <w:color w:val="B9C2D3"/>
+          <w:sz w:val="21"/>
+          <w:szCs w:val="21"/>
+          <w:lang w:eastAsia="uk-UA"/>
+        </w:rPr>
+        <w:t xml:space="preserve">    </w:t>
+      </w:r>
+      <w:proofErr w:type="spellStart"/>
+      <w:r>
+        <w:rPr>
+          <w:rFonts w:ascii="Consolas" w:eastAsia="Times New Roman" w:hAnsi="Consolas" w:cs="Times New Roman"/>
+          <w:color w:val="FF738A"/>
+          <w:sz w:val="21"/>
+          <w:szCs w:val="21"/>
+          <w:lang w:eastAsia="uk-UA"/>
+        </w:rPr>
+        <w:t>out_file</w:t>
+      </w:r>
+      <w:proofErr w:type="spellEnd"/>
+      <w:r>
+        <w:rPr>
+          <w:rFonts w:ascii="Consolas" w:eastAsia="Times New Roman" w:hAnsi="Consolas" w:cs="Times New Roman"/>
+          <w:color w:val="B9C2D3"/>
+          <w:sz w:val="21"/>
+          <w:szCs w:val="21"/>
+          <w:lang w:eastAsia="uk-UA"/>
+        </w:rPr>
+        <w:t xml:space="preserve"> </w:t>
+      </w:r>
+      <w:r>
+        <w:rPr>
+          <w:rFonts w:ascii="Consolas" w:eastAsia="Times New Roman" w:hAnsi="Consolas" w:cs="Times New Roman"/>
+          <w:color w:val="EACD61"/>
+          <w:sz w:val="21"/>
+          <w:szCs w:val="21"/>
+          <w:lang w:eastAsia="uk-UA"/>
+        </w:rPr>
+        <w:t>=</w:t>
+      </w:r>
+      <w:r>
+        <w:rPr>
+          <w:rFonts w:ascii="Consolas" w:eastAsia="Times New Roman" w:hAnsi="Consolas" w:cs="Times New Roman"/>
+          <w:color w:val="B9C2D3"/>
+          <w:sz w:val="21"/>
+          <w:szCs w:val="21"/>
+          <w:lang w:eastAsia="uk-UA"/>
+        </w:rPr>
+        <w:t xml:space="preserve"> </w:t>
+      </w:r>
+      <w:proofErr w:type="spellStart"/>
+      <w:r>
+        <w:rPr>
+          <w:rFonts w:ascii="Consolas" w:eastAsia="Times New Roman" w:hAnsi="Consolas" w:cs="Times New Roman"/>
+          <w:color w:val="69C3FF"/>
+          <w:sz w:val="21"/>
+          <w:szCs w:val="21"/>
+          <w:lang w:eastAsia="uk-UA"/>
+        </w:rPr>
+        <w:t>input</w:t>
+      </w:r>
+      <w:proofErr w:type="spellEnd"/>
+      <w:r>
+        <w:rPr>
+          <w:rFonts w:ascii="Consolas" w:eastAsia="Times New Roman" w:hAnsi="Consolas" w:cs="Times New Roman"/>
+          <w:color w:val="D8DDE7"/>
+          <w:sz w:val="21"/>
+          <w:szCs w:val="21"/>
+          <w:lang w:eastAsia="uk-UA"/>
+        </w:rPr>
+        <w:t>(</w:t>
+      </w:r>
+      <w:r>
+        <w:rPr>
+          <w:rFonts w:ascii="Consolas" w:eastAsia="Times New Roman" w:hAnsi="Consolas" w:cs="Times New Roman"/>
+          <w:color w:val="3CEC85"/>
+          <w:sz w:val="21"/>
+          <w:szCs w:val="21"/>
+          <w:lang w:eastAsia="uk-UA"/>
+        </w:rPr>
+        <w:t xml:space="preserve">"Введіть ім'я для зашифрованого файлу (напр., </w:t>
+      </w:r>
+      <w:proofErr w:type="spellStart"/>
+      <w:r>
+        <w:rPr>
+          <w:rFonts w:ascii="Consolas" w:eastAsia="Times New Roman" w:hAnsi="Consolas" w:cs="Times New Roman"/>
+          <w:color w:val="3CEC85"/>
+          <w:sz w:val="21"/>
+          <w:szCs w:val="21"/>
+          <w:lang w:eastAsia="uk-UA"/>
+        </w:rPr>
+        <w:t>encrypted.bin</w:t>
+      </w:r>
+      <w:proofErr w:type="spellEnd"/>
+      <w:r>
+        <w:rPr>
+          <w:rFonts w:ascii="Consolas" w:eastAsia="Times New Roman" w:hAnsi="Consolas" w:cs="Times New Roman"/>
+          <w:color w:val="3CEC85"/>
+          <w:sz w:val="21"/>
+          <w:szCs w:val="21"/>
+          <w:lang w:eastAsia="uk-UA"/>
+        </w:rPr>
+        <w:t>): "</w:t>
+      </w:r>
+      <w:r>
+        <w:rPr>
+          <w:rFonts w:ascii="Consolas" w:eastAsia="Times New Roman" w:hAnsi="Consolas" w:cs="Times New Roman"/>
+          <w:color w:val="D8DDE7"/>
+          <w:sz w:val="21"/>
+          <w:szCs w:val="21"/>
+          <w:lang w:eastAsia="uk-UA"/>
+        </w:rPr>
+        <w:t>)</w:t>
+      </w:r>
+    </w:p>
+    <w:p>
+      <w:pPr>
+        <w:shd w:val="clear" w:color="auto" w:fill="222A38"/>
+        <w:spacing w:after="0" w:line="285" w:lineRule="atLeast"/>
+        <w:rPr>
+          <w:rFonts w:ascii="Consolas" w:eastAsia="Times New Roman" w:hAnsi="Consolas" w:cs="Times New Roman"/>
+          <w:color w:val="D8DDE7"/>
+          <w:sz w:val="21"/>
+          <w:szCs w:val="21"/>
+          <w:lang w:eastAsia="uk-UA"/>
+        </w:rPr>
+      </w:pPr>
+      <w:r>
+        <w:rPr>
+          <w:rFonts w:ascii="Consolas" w:eastAsia="Times New Roman" w:hAnsi="Consolas" w:cs="Times New Roman"/>
+          <w:color w:val="B9C2D3"/>
+          <w:sz w:val="21"/>
+          <w:szCs w:val="21"/>
+          <w:lang w:eastAsia="uk-UA"/>
+        </w:rPr>
+        <w:t xml:space="preserve">    </w:t>
+      </w:r>
+      <w:proofErr w:type="spellStart"/>
+      <w:r>
+        <w:rPr>
+          <w:rFonts w:ascii="Consolas" w:eastAsia="Times New Roman" w:hAnsi="Consolas" w:cs="Times New Roman"/>
+          <w:color w:val="69C3FF"/>
+          <w:sz w:val="21"/>
+          <w:szCs w:val="21"/>
+          <w:lang w:eastAsia="uk-UA"/>
+        </w:rPr>
+        <w:t>encrypt_file</w:t>
+      </w:r>
+      <w:proofErr w:type="spellEnd"/>
+      <w:r>
+        <w:rPr>
+          <w:rFonts w:ascii="Consolas" w:eastAsia="Times New Roman" w:hAnsi="Consolas" w:cs="Times New Roman"/>
+          <w:color w:val="D8DDE7"/>
+          <w:sz w:val="21"/>
+          <w:szCs w:val="21"/>
+          <w:lang w:eastAsia="uk-UA"/>
+        </w:rPr>
+        <w:t>(</w:t>
+      </w:r>
+      <w:proofErr w:type="spellStart"/>
+      <w:r>
+        <w:rPr>
+          <w:rFonts w:ascii="Consolas" w:eastAsia="Times New Roman" w:hAnsi="Consolas" w:cs="Times New Roman"/>
+          <w:color w:val="FF738A"/>
+          <w:sz w:val="21"/>
+          <w:szCs w:val="21"/>
+          <w:lang w:eastAsia="uk-UA"/>
+        </w:rPr>
+        <w:t>in_file</w:t>
+      </w:r>
+      <w:proofErr w:type="spellEnd"/>
+      <w:r>
+        <w:rPr>
+          <w:rFonts w:ascii="Consolas" w:eastAsia="Times New Roman" w:hAnsi="Consolas" w:cs="Times New Roman"/>
+          <w:color w:val="D8DDE7"/>
+          <w:sz w:val="21"/>
+          <w:szCs w:val="21"/>
+          <w:lang w:eastAsia="uk-UA"/>
+        </w:rPr>
+        <w:t>,</w:t>
+      </w:r>
+      <w:r>
+        <w:rPr>
+          <w:rFonts w:ascii="Consolas" w:eastAsia="Times New Roman" w:hAnsi="Consolas" w:cs="Times New Roman"/>
+          <w:color w:val="69C3FF"/>
+          <w:sz w:val="21"/>
+          <w:szCs w:val="21"/>
+          <w:lang w:eastAsia="uk-UA"/>
+        </w:rPr>
+        <w:t xml:space="preserve"> </w:t>
+      </w:r>
+      <w:proofErr w:type="spellStart"/>
+      <w:r>
+        <w:rPr>
+          <w:rFonts w:ascii="Consolas" w:eastAsia="Times New Roman" w:hAnsi="Consolas" w:cs="Times New Roman"/>
+          <w:color w:val="FF738A"/>
+          <w:sz w:val="21"/>
+          <w:szCs w:val="21"/>
+          <w:lang w:eastAsia="uk-UA"/>
+        </w:rPr>
+        <w:t>out_file</w:t>
+      </w:r>
+      <w:proofErr w:type="spellEnd"/>
+      <w:r>
+        <w:rPr>
+          <w:rFonts w:ascii="Consolas" w:eastAsia="Times New Roman" w:hAnsi="Consolas" w:cs="Times New Roman"/>
+          <w:color w:val="D8DDE7"/>
+          <w:sz w:val="21"/>
+          <w:szCs w:val="21"/>
+          <w:lang w:eastAsia="uk-UA"/>
+        </w:rPr>
+        <w:t>)</w:t>
+      </w:r>
+    </w:p>
+    <w:p>
+      <w:pPr>
+        <w:jc w:val="both"/>
+        <w:rPr>
+          <w:rFonts w:ascii="Times New Roman" w:hAnsi="Times New Roman" w:cs="Times New Roman"/>
+          <w:b/>
+          <w:sz w:val="28"/>
+          <w:szCs w:val="28"/>
+        </w:rPr>
+      </w:pPr>
+    </w:p>
+    <w:p>
+      <w:pPr>
+        <w:jc w:val="both"/>
+        <w:rPr>
+          <w:rFonts w:ascii="Times New Roman" w:hAnsi="Times New Roman" w:cs="Times New Roman"/>
+          <w:b/>
+          <w:sz w:val="28"/>
+          <w:szCs w:val="28"/>
+        </w:rPr>
+      </w:pPr>
+      <w:r>
+        <w:rPr>
+          <w:rFonts w:ascii="Times New Roman" w:hAnsi="Times New Roman" w:cs="Times New Roman"/>
+          <w:b/>
+          <w:sz w:val="28"/>
+          <w:szCs w:val="28"/>
+        </w:rPr>
+        <w:t>3_decrypt.py</w:t>
+      </w:r>
+    </w:p>
+    <w:p>
+      <w:pPr>
+        <w:shd w:val="clear" w:color="auto" w:fill="222A38"/>
+        <w:spacing w:after="0" w:line="285" w:lineRule="atLeast"/>
+        <w:rPr>
+          <w:rFonts w:ascii="Consolas" w:eastAsia="Times New Roman" w:hAnsi="Consolas" w:cs="Times New Roman"/>
+          <w:color w:val="D8DDE7"/>
+          <w:sz w:val="21"/>
+          <w:szCs w:val="21"/>
+          <w:lang w:eastAsia="uk-UA"/>
+        </w:rPr>
+      </w:pPr>
+      <w:proofErr w:type="spellStart"/>
+      <w:r>
+        <w:rPr>
+          <w:rFonts w:ascii="Consolas" w:eastAsia="Times New Roman" w:hAnsi="Consolas" w:cs="Times New Roman"/>
+          <w:color w:val="EACD61"/>
+          <w:sz w:val="21"/>
+          <w:szCs w:val="21"/>
+          <w:lang w:eastAsia="uk-UA"/>
+        </w:rPr>
+        <w:t>from</w:t>
+      </w:r>
+      <w:proofErr w:type="spellEnd"/>
+      <w:r>
+        <w:rPr>
+          <w:rFonts w:ascii="Consolas" w:eastAsia="Times New Roman" w:hAnsi="Consolas" w:cs="Times New Roman"/>
+          <w:color w:val="B9C2D3"/>
+          <w:sz w:val="21"/>
+          <w:szCs w:val="21"/>
+          <w:lang w:eastAsia="uk-UA"/>
+        </w:rPr>
+        <w:t xml:space="preserve"> </w:t>
+      </w:r>
+      <w:proofErr w:type="spellStart"/>
+      <w:r>
+        <w:rPr>
+          <w:rFonts w:ascii="Consolas" w:eastAsia="Times New Roman" w:hAnsi="Consolas" w:cs="Times New Roman"/>
+          <w:color w:val="69C3FF"/>
+          <w:sz w:val="21"/>
+          <w:szCs w:val="21"/>
+          <w:lang w:eastAsia="uk-UA"/>
+        </w:rPr>
+        <w:t>Crypto</w:t>
+      </w:r>
+      <w:r>
+        <w:rPr>
+          <w:rFonts w:ascii="Consolas" w:eastAsia="Times New Roman" w:hAnsi="Consolas" w:cs="Times New Roman"/>
+          <w:color w:val="D8DDE7"/>
+          <w:sz w:val="21"/>
+          <w:szCs w:val="21"/>
+          <w:lang w:eastAsia="uk-UA"/>
+        </w:rPr>
+        <w:t>.</w:t>
+      </w:r>
+      <w:r>
+        <w:rPr>
+          <w:rFonts w:ascii="Consolas" w:eastAsia="Times New Roman" w:hAnsi="Consolas" w:cs="Times New Roman"/>
+          <w:color w:val="69C3FF"/>
+          <w:sz w:val="21"/>
+          <w:szCs w:val="21"/>
+          <w:lang w:eastAsia="uk-UA"/>
+        </w:rPr>
+        <w:t>PublicKey</w:t>
+      </w:r>
+      <w:proofErr w:type="spellEnd"/>
+      <w:r>
+        <w:rPr>
+          <w:rFonts w:ascii="Consolas" w:eastAsia="Times New Roman" w:hAnsi="Consolas" w:cs="Times New Roman"/>
+          <w:color w:val="B9C2D3"/>
+          <w:sz w:val="21"/>
+          <w:szCs w:val="21"/>
+          <w:lang w:eastAsia="uk-UA"/>
+        </w:rPr>
+        <w:t xml:space="preserve"> </w:t>
+      </w:r>
+      <w:proofErr w:type="spellStart"/>
+      <w:r>
+        <w:rPr>
+          <w:rFonts w:ascii="Consolas" w:eastAsia="Times New Roman" w:hAnsi="Consolas" w:cs="Times New Roman"/>
+          <w:color w:val="EACD61"/>
+          <w:sz w:val="21"/>
+          <w:szCs w:val="21"/>
+          <w:lang w:eastAsia="uk-UA"/>
+        </w:rPr>
+        <w:t>import</w:t>
+      </w:r>
+      <w:proofErr w:type="spellEnd"/>
+      <w:r>
+        <w:rPr>
+          <w:rFonts w:ascii="Consolas" w:eastAsia="Times New Roman" w:hAnsi="Consolas" w:cs="Times New Roman"/>
+          <w:color w:val="B9C2D3"/>
+          <w:sz w:val="21"/>
+          <w:szCs w:val="21"/>
+          <w:lang w:eastAsia="uk-UA"/>
+        </w:rPr>
+        <w:t xml:space="preserve"> </w:t>
+      </w:r>
+      <w:r>
+        <w:rPr>
+          <w:rFonts w:ascii="Consolas" w:eastAsia="Times New Roman" w:hAnsi="Consolas" w:cs="Times New Roman"/>
+          <w:color w:val="69C3FF"/>
+          <w:sz w:val="21"/>
+          <w:szCs w:val="21"/>
+          <w:lang w:eastAsia="uk-UA"/>
+        </w:rPr>
+        <w:t>RSA</w:t>
+      </w:r>
+      <w:r>
+        <w:rPr>
+          <w:rFonts w:ascii="Consolas" w:eastAsia="Times New Roman" w:hAnsi="Consolas" w:cs="Times New Roman"/>
+          <w:color w:val="B9C2D3"/>
+          <w:sz w:val="21"/>
+          <w:szCs w:val="21"/>
+          <w:lang w:eastAsia="uk-UA"/>
+        </w:rPr>
+        <w:t xml:space="preserve"> </w:t>
+      </w:r>
+      <w:r>
+        <w:rPr>
+          <w:rFonts w:ascii="Consolas" w:eastAsia="Times New Roman" w:hAnsi="Consolas" w:cs="Times New Roman"/>
+          <w:i/>
+          <w:iCs/>
+          <w:color w:val="536686"/>
+          <w:sz w:val="21"/>
+          <w:szCs w:val="21"/>
+          <w:lang w:eastAsia="uk-UA"/>
+        </w:rPr>
+        <w:t>#[</w:t>
+      </w:r>
+      <w:proofErr w:type="spellStart"/>
+      <w:r>
+        <w:rPr>
+          <w:rFonts w:ascii="Consolas" w:eastAsia="Times New Roman" w:hAnsi="Consolas" w:cs="Times New Roman"/>
+          <w:i/>
+          <w:iCs/>
+          <w:color w:val="536686"/>
+          <w:sz w:val="21"/>
+          <w:szCs w:val="21"/>
+          <w:lang w:eastAsia="uk-UA"/>
+        </w:rPr>
+        <w:t>cite</w:t>
+      </w:r>
+      <w:proofErr w:type="spellEnd"/>
+      <w:r>
+        <w:rPr>
+          <w:rFonts w:ascii="Consolas" w:eastAsia="Times New Roman" w:hAnsi="Consolas" w:cs="Times New Roman"/>
+          <w:i/>
+          <w:iCs/>
+          <w:color w:val="536686"/>
+          <w:sz w:val="21"/>
+          <w:szCs w:val="21"/>
+          <w:lang w:eastAsia="uk-UA"/>
+        </w:rPr>
+        <w:t>: 3]</w:t>
+      </w:r>
+    </w:p>
+    <w:p>
+      <w:pPr>
+        <w:shd w:val="clear" w:color="auto" w:fill="222A38"/>
+        <w:spacing w:after="0" w:line="285" w:lineRule="atLeast"/>
+        <w:rPr>
+          <w:rFonts w:ascii="Consolas" w:eastAsia="Times New Roman" w:hAnsi="Consolas" w:cs="Times New Roman"/>
+          <w:color w:val="D8DDE7"/>
+          <w:sz w:val="21"/>
+          <w:szCs w:val="21"/>
+          <w:lang w:eastAsia="uk-UA"/>
+        </w:rPr>
+      </w:pPr>
+      <w:proofErr w:type="spellStart"/>
+      <w:r>
+        <w:rPr>
+          <w:rFonts w:ascii="Consolas" w:eastAsia="Times New Roman" w:hAnsi="Consolas" w:cs="Times New Roman"/>
+          <w:color w:val="EACD61"/>
+          <w:sz w:val="21"/>
+          <w:szCs w:val="21"/>
+          <w:lang w:eastAsia="uk-UA"/>
+        </w:rPr>
+        <w:t>from</w:t>
+      </w:r>
+      <w:proofErr w:type="spellEnd"/>
+      <w:r>
+        <w:rPr>
+          <w:rFonts w:ascii="Consolas" w:eastAsia="Times New Roman" w:hAnsi="Consolas" w:cs="Times New Roman"/>
+          <w:color w:val="B9C2D3"/>
+          <w:sz w:val="21"/>
+          <w:szCs w:val="21"/>
+          <w:lang w:eastAsia="uk-UA"/>
+        </w:rPr>
+        <w:t xml:space="preserve"> </w:t>
+      </w:r>
+      <w:proofErr w:type="spellStart"/>
+      <w:r>
+        <w:rPr>
+          <w:rFonts w:ascii="Consolas" w:eastAsia="Times New Roman" w:hAnsi="Consolas" w:cs="Times New Roman"/>
+          <w:color w:val="69C3FF"/>
+          <w:sz w:val="21"/>
+          <w:szCs w:val="21"/>
+          <w:lang w:eastAsia="uk-UA"/>
+        </w:rPr>
+        <w:t>Crypto</w:t>
+      </w:r>
+      <w:r>
+        <w:rPr>
+          <w:rFonts w:ascii="Consolas" w:eastAsia="Times New Roman" w:hAnsi="Consolas" w:cs="Times New Roman"/>
+          <w:color w:val="D8DDE7"/>
+          <w:sz w:val="21"/>
+          <w:szCs w:val="21"/>
+          <w:lang w:eastAsia="uk-UA"/>
+        </w:rPr>
+        <w:t>.</w:t>
+      </w:r>
+      <w:r>
+        <w:rPr>
+          <w:rFonts w:ascii="Consolas" w:eastAsia="Times New Roman" w:hAnsi="Consolas" w:cs="Times New Roman"/>
+          <w:color w:val="69C3FF"/>
+          <w:sz w:val="21"/>
+          <w:szCs w:val="21"/>
+          <w:lang w:eastAsia="uk-UA"/>
+        </w:rPr>
+        <w:t>Cipher</w:t>
+      </w:r>
+      <w:proofErr w:type="spellEnd"/>
+      <w:r>
+        <w:rPr>
+          <w:rFonts w:ascii="Consolas" w:eastAsia="Times New Roman" w:hAnsi="Consolas" w:cs="Times New Roman"/>
+          <w:color w:val="B9C2D3"/>
+          <w:sz w:val="21"/>
+          <w:szCs w:val="21"/>
+          <w:lang w:eastAsia="uk-UA"/>
+        </w:rPr>
+        <w:t xml:space="preserve"> </w:t>
+      </w:r>
+      <w:proofErr w:type="spellStart"/>
+      <w:r>
+        <w:rPr>
+          <w:rFonts w:ascii="Consolas" w:eastAsia="Times New Roman" w:hAnsi="Consolas" w:cs="Times New Roman"/>
+          <w:color w:val="EACD61"/>
+          <w:sz w:val="21"/>
+          <w:szCs w:val="21"/>
+          <w:lang w:eastAsia="uk-UA"/>
+        </w:rPr>
+        <w:t>import</w:t>
+      </w:r>
+      <w:proofErr w:type="spellEnd"/>
+      <w:r>
+        <w:rPr>
+          <w:rFonts w:ascii="Consolas" w:eastAsia="Times New Roman" w:hAnsi="Consolas" w:cs="Times New Roman"/>
+          <w:color w:val="B9C2D3"/>
+          <w:sz w:val="21"/>
+          <w:szCs w:val="21"/>
+          <w:lang w:eastAsia="uk-UA"/>
+        </w:rPr>
+        <w:t xml:space="preserve"> </w:t>
+      </w:r>
+      <w:r>
+        <w:rPr>
+          <w:rFonts w:ascii="Consolas" w:eastAsia="Times New Roman" w:hAnsi="Consolas" w:cs="Times New Roman"/>
+          <w:color w:val="69C3FF"/>
+          <w:sz w:val="21"/>
+          <w:szCs w:val="21"/>
+          <w:lang w:eastAsia="uk-UA"/>
+        </w:rPr>
+        <w:t>PKCS1_OAEP</w:t>
+      </w:r>
+      <w:r>
+        <w:rPr>
+          <w:rFonts w:ascii="Consolas" w:eastAsia="Times New Roman" w:hAnsi="Consolas" w:cs="Times New Roman"/>
+          <w:color w:val="B9C2D3"/>
+          <w:sz w:val="21"/>
+          <w:szCs w:val="21"/>
+          <w:lang w:eastAsia="uk-UA"/>
+        </w:rPr>
+        <w:t xml:space="preserve"> </w:t>
+      </w:r>
+      <w:r>
+        <w:rPr>
+          <w:rFonts w:ascii="Consolas" w:eastAsia="Times New Roman" w:hAnsi="Consolas" w:cs="Times New Roman"/>
+          <w:i/>
+          <w:iCs/>
+          <w:color w:val="536686"/>
+          <w:sz w:val="21"/>
+          <w:szCs w:val="21"/>
+          <w:lang w:eastAsia="uk-UA"/>
+        </w:rPr>
+        <w:t>#[</w:t>
+      </w:r>
+      <w:proofErr w:type="spellStart"/>
+      <w:r>
+        <w:rPr>
+          <w:rFonts w:ascii="Consolas" w:eastAsia="Times New Roman" w:hAnsi="Consolas" w:cs="Times New Roman"/>
+          <w:i/>
+          <w:iCs/>
+          <w:color w:val="536686"/>
+          <w:sz w:val="21"/>
+          <w:szCs w:val="21"/>
+          <w:lang w:eastAsia="uk-UA"/>
+        </w:rPr>
+        <w:t>cite</w:t>
+      </w:r>
+      <w:proofErr w:type="spellEnd"/>
+      <w:r>
+        <w:rPr>
+          <w:rFonts w:ascii="Consolas" w:eastAsia="Times New Roman" w:hAnsi="Consolas" w:cs="Times New Roman"/>
+          <w:i/>
+          <w:iCs/>
+          <w:color w:val="536686"/>
+          <w:sz w:val="21"/>
+          <w:szCs w:val="21"/>
+          <w:lang w:eastAsia="uk-UA"/>
+        </w:rPr>
+        <w:t>: 3]</w:t>
+      </w:r>
+    </w:p>
+    <w:p>
+      <w:pPr>
+        <w:shd w:val="clear" w:color="auto" w:fill="222A38"/>
+        <w:spacing w:after="0" w:line="285" w:lineRule="atLeast"/>
+        <w:rPr>
+          <w:rFonts w:ascii="Consolas" w:eastAsia="Times New Roman" w:hAnsi="Consolas" w:cs="Times New Roman"/>
+          <w:color w:val="D8DDE7"/>
+          <w:sz w:val="21"/>
+          <w:szCs w:val="21"/>
+          <w:lang w:eastAsia="uk-UA"/>
+        </w:rPr>
+      </w:pPr>
+    </w:p>
+    <w:p>
+      <w:pPr>
+        <w:shd w:val="clear" w:color="auto" w:fill="222A38"/>
+        <w:spacing w:after="0" w:line="285" w:lineRule="atLeast"/>
+        <w:rPr>
+          <w:rFonts w:ascii="Consolas" w:eastAsia="Times New Roman" w:hAnsi="Consolas" w:cs="Times New Roman"/>
+          <w:color w:val="D8DDE7"/>
+          <w:sz w:val="21"/>
+          <w:szCs w:val="21"/>
+          <w:lang w:eastAsia="uk-UA"/>
+        </w:rPr>
+      </w:pPr>
+      <w:proofErr w:type="spellStart"/>
+      <w:r>
+        <w:rPr>
+          <w:rFonts w:ascii="Consolas" w:eastAsia="Times New Roman" w:hAnsi="Consolas" w:cs="Times New Roman"/>
+          <w:color w:val="22ECDB"/>
+          <w:sz w:val="21"/>
+          <w:szCs w:val="21"/>
+          <w:lang w:eastAsia="uk-UA"/>
+        </w:rPr>
+        <w:t>def</w:t>
+      </w:r>
+      <w:proofErr w:type="spellEnd"/>
+      <w:r>
+        <w:rPr>
+          <w:rFonts w:ascii="Consolas" w:eastAsia="Times New Roman" w:hAnsi="Consolas" w:cs="Times New Roman"/>
+          <w:color w:val="69C3FF"/>
+          <w:sz w:val="21"/>
+          <w:szCs w:val="21"/>
+          <w:lang w:eastAsia="uk-UA"/>
+        </w:rPr>
+        <w:t xml:space="preserve"> </w:t>
+      </w:r>
+      <w:proofErr w:type="spellStart"/>
+      <w:r>
+        <w:rPr>
+          <w:rFonts w:ascii="Consolas" w:eastAsia="Times New Roman" w:hAnsi="Consolas" w:cs="Times New Roman"/>
+          <w:color w:val="69C3FF"/>
+          <w:sz w:val="21"/>
+          <w:szCs w:val="21"/>
+          <w:lang w:eastAsia="uk-UA"/>
+        </w:rPr>
+        <w:t>decrypt_file</w:t>
+      </w:r>
+      <w:proofErr w:type="spellEnd"/>
+      <w:r>
+        <w:rPr>
+          <w:rFonts w:ascii="Consolas" w:eastAsia="Times New Roman" w:hAnsi="Consolas" w:cs="Times New Roman"/>
+          <w:color w:val="D8DDE7"/>
+          <w:sz w:val="21"/>
+          <w:szCs w:val="21"/>
+          <w:lang w:eastAsia="uk-UA"/>
+        </w:rPr>
+        <w:t>(</w:t>
+      </w:r>
+      <w:proofErr w:type="spellStart"/>
+      <w:r>
+        <w:rPr>
+          <w:rFonts w:ascii="Consolas" w:eastAsia="Times New Roman" w:hAnsi="Consolas" w:cs="Times New Roman"/>
+          <w:color w:val="F38CEC"/>
+          <w:sz w:val="21"/>
+          <w:szCs w:val="21"/>
+          <w:lang w:eastAsia="uk-UA"/>
+        </w:rPr>
+        <w:t>input_filename</w:t>
+      </w:r>
+      <w:proofErr w:type="spellEnd"/>
+      <w:r>
+        <w:rPr>
+          <w:rFonts w:ascii="Consolas" w:eastAsia="Times New Roman" w:hAnsi="Consolas" w:cs="Times New Roman"/>
+          <w:color w:val="D8DDE7"/>
+          <w:sz w:val="21"/>
+          <w:szCs w:val="21"/>
+          <w:lang w:eastAsia="uk-UA"/>
+        </w:rPr>
+        <w:t>,</w:t>
+      </w:r>
+      <w:r>
+        <w:rPr>
+          <w:rFonts w:ascii="Consolas" w:eastAsia="Times New Roman" w:hAnsi="Consolas" w:cs="Times New Roman"/>
+          <w:color w:val="69C3FF"/>
+          <w:sz w:val="21"/>
+          <w:szCs w:val="21"/>
+          <w:lang w:eastAsia="uk-UA"/>
+        </w:rPr>
+        <w:t xml:space="preserve"> </w:t>
+      </w:r>
+      <w:proofErr w:type="spellStart"/>
+      <w:r>
+        <w:rPr>
+          <w:rFonts w:ascii="Consolas" w:eastAsia="Times New Roman" w:hAnsi="Consolas" w:cs="Times New Roman"/>
+          <w:color w:val="F38CEC"/>
+          <w:sz w:val="21"/>
+          <w:szCs w:val="21"/>
+          <w:lang w:eastAsia="uk-UA"/>
+        </w:rPr>
+        <w:t>output_filename</w:t>
+      </w:r>
+      <w:proofErr w:type="spellEnd"/>
+      <w:r>
+        <w:rPr>
+          <w:rFonts w:ascii="Consolas" w:eastAsia="Times New Roman" w:hAnsi="Consolas" w:cs="Times New Roman"/>
+          <w:color w:val="D8DDE7"/>
+          <w:sz w:val="21"/>
+          <w:szCs w:val="21"/>
+          <w:lang w:eastAsia="uk-UA"/>
+        </w:rPr>
+        <w:t>):</w:t>
+      </w:r>
+    </w:p>
+    <w:p>
+      <w:pPr>
+        <w:shd w:val="clear" w:color="auto" w:fill="222A38"/>
+        <w:spacing w:after="0" w:line="285" w:lineRule="atLeast"/>
+        <w:rPr>
+          <w:rFonts w:ascii="Consolas" w:eastAsia="Times New Roman" w:hAnsi="Consolas" w:cs="Times New Roman"/>
+          <w:color w:val="D8DDE7"/>
+          <w:sz w:val="21"/>
+          <w:szCs w:val="21"/>
+          <w:lang w:eastAsia="uk-UA"/>
+        </w:rPr>
+      </w:pPr>
+      <w:r>
+        <w:rPr>
+          <w:rFonts w:ascii="Consolas" w:eastAsia="Times New Roman" w:hAnsi="Consolas" w:cs="Times New Roman"/>
+          <w:color w:val="B9C2D3"/>
+          <w:sz w:val="21"/>
+          <w:szCs w:val="21"/>
+          <w:lang w:eastAsia="uk-UA"/>
+        </w:rPr>
+        <w:t xml:space="preserve">    </w:t>
+      </w:r>
+      <w:proofErr w:type="spellStart"/>
+      <w:r>
+        <w:rPr>
+          <w:rFonts w:ascii="Consolas" w:eastAsia="Times New Roman" w:hAnsi="Consolas" w:cs="Times New Roman"/>
+          <w:color w:val="EACD61"/>
+          <w:sz w:val="21"/>
+          <w:szCs w:val="21"/>
+          <w:lang w:eastAsia="uk-UA"/>
+        </w:rPr>
+        <w:t>try</w:t>
+      </w:r>
+      <w:proofErr w:type="spellEnd"/>
+      <w:r>
+        <w:rPr>
+          <w:rFonts w:ascii="Consolas" w:eastAsia="Times New Roman" w:hAnsi="Consolas" w:cs="Times New Roman"/>
+          <w:color w:val="D8DDE7"/>
+          <w:sz w:val="21"/>
+          <w:szCs w:val="21"/>
+          <w:lang w:eastAsia="uk-UA"/>
+        </w:rPr>
+        <w:t>:</w:t>
+      </w:r>
+    </w:p>
+    <w:p>
+      <w:pPr>
+        <w:shd w:val="clear" w:color="auto" w:fill="222A38"/>
+        <w:spacing w:after="0" w:line="285" w:lineRule="atLeast"/>
+        <w:rPr>
+          <w:rFonts w:ascii="Consolas" w:eastAsia="Times New Roman" w:hAnsi="Consolas" w:cs="Times New Roman"/>
+          <w:color w:val="D8DDE7"/>
+          <w:sz w:val="21"/>
+          <w:szCs w:val="21"/>
+          <w:lang w:eastAsia="uk-UA"/>
+        </w:rPr>
+      </w:pPr>
+      <w:r>
+        <w:rPr>
+          <w:rFonts w:ascii="Consolas" w:eastAsia="Times New Roman" w:hAnsi="Consolas" w:cs="Times New Roman"/>
+          <w:color w:val="B9C2D3"/>
+          <w:sz w:val="21"/>
+          <w:szCs w:val="21"/>
+          <w:lang w:eastAsia="uk-UA"/>
+        </w:rPr>
+        <w:t xml:space="preserve">        </w:t>
+      </w:r>
+      <w:r>
+        <w:rPr>
+          <w:rFonts w:ascii="Consolas" w:eastAsia="Times New Roman" w:hAnsi="Consolas" w:cs="Times New Roman"/>
+          <w:i/>
+          <w:iCs/>
+          <w:color w:val="536686"/>
+          <w:sz w:val="21"/>
+          <w:szCs w:val="21"/>
+          <w:lang w:eastAsia="uk-UA"/>
+        </w:rPr>
+        <w:t># Імпорт закритого ключа з файлу</w:t>
+      </w:r>
+    </w:p>
+    <w:p>
+      <w:pPr>
+        <w:shd w:val="clear" w:color="auto" w:fill="222A38"/>
+        <w:spacing w:after="0" w:line="285" w:lineRule="atLeast"/>
+        <w:rPr>
+          <w:rFonts w:ascii="Consolas" w:eastAsia="Times New Roman" w:hAnsi="Consolas" w:cs="Times New Roman"/>
+          <w:color w:val="D8DDE7"/>
+          <w:sz w:val="21"/>
+          <w:szCs w:val="21"/>
+          <w:lang w:eastAsia="uk-UA"/>
+        </w:rPr>
+      </w:pPr>
+      <w:r>
+        <w:rPr>
+          <w:rFonts w:ascii="Consolas" w:eastAsia="Times New Roman" w:hAnsi="Consolas" w:cs="Times New Roman"/>
+          <w:color w:val="B9C2D3"/>
+          <w:sz w:val="21"/>
+          <w:szCs w:val="21"/>
+          <w:lang w:eastAsia="uk-UA"/>
+        </w:rPr>
+        <w:t xml:space="preserve">        </w:t>
+      </w:r>
+      <w:proofErr w:type="spellStart"/>
+      <w:r>
+        <w:rPr>
+          <w:rFonts w:ascii="Consolas" w:eastAsia="Times New Roman" w:hAnsi="Consolas" w:cs="Times New Roman"/>
+          <w:color w:val="FF738A"/>
+          <w:sz w:val="21"/>
+          <w:szCs w:val="21"/>
+          <w:lang w:eastAsia="uk-UA"/>
+        </w:rPr>
+        <w:t>privatekey</w:t>
+      </w:r>
+      <w:proofErr w:type="spellEnd"/>
+      <w:r>
+        <w:rPr>
+          <w:rFonts w:ascii="Consolas" w:eastAsia="Times New Roman" w:hAnsi="Consolas" w:cs="Times New Roman"/>
+          <w:color w:val="B9C2D3"/>
+          <w:sz w:val="21"/>
+          <w:szCs w:val="21"/>
+          <w:lang w:eastAsia="uk-UA"/>
+        </w:rPr>
+        <w:t xml:space="preserve"> </w:t>
+      </w:r>
+      <w:r>
+        <w:rPr>
+          <w:rFonts w:ascii="Consolas" w:eastAsia="Times New Roman" w:hAnsi="Consolas" w:cs="Times New Roman"/>
+          <w:color w:val="EACD61"/>
+          <w:sz w:val="21"/>
+          <w:szCs w:val="21"/>
+          <w:lang w:eastAsia="uk-UA"/>
+        </w:rPr>
+        <w:t>=</w:t>
+      </w:r>
+      <w:r>
+        <w:rPr>
+          <w:rFonts w:ascii="Consolas" w:eastAsia="Times New Roman" w:hAnsi="Consolas" w:cs="Times New Roman"/>
+          <w:color w:val="B9C2D3"/>
+          <w:sz w:val="21"/>
+          <w:szCs w:val="21"/>
+          <w:lang w:eastAsia="uk-UA"/>
+        </w:rPr>
+        <w:t xml:space="preserve"> </w:t>
+      </w:r>
+      <w:proofErr w:type="spellStart"/>
+      <w:r>
+        <w:rPr>
+          <w:rFonts w:ascii="Consolas" w:eastAsia="Times New Roman" w:hAnsi="Consolas" w:cs="Times New Roman"/>
+          <w:color w:val="69C3FF"/>
+          <w:sz w:val="21"/>
+          <w:szCs w:val="21"/>
+          <w:lang w:eastAsia="uk-UA"/>
+        </w:rPr>
+        <w:t>RSA</w:t>
+      </w:r>
+      <w:r>
+        <w:rPr>
+          <w:rFonts w:ascii="Consolas" w:eastAsia="Times New Roman" w:hAnsi="Consolas" w:cs="Times New Roman"/>
+          <w:color w:val="D8DDE7"/>
+          <w:sz w:val="21"/>
+          <w:szCs w:val="21"/>
+          <w:lang w:eastAsia="uk-UA"/>
+        </w:rPr>
+        <w:t>.</w:t>
+      </w:r>
+      <w:r>
+        <w:rPr>
+          <w:rFonts w:ascii="Consolas" w:eastAsia="Times New Roman" w:hAnsi="Consolas" w:cs="Times New Roman"/>
+          <w:color w:val="FF738A"/>
+          <w:sz w:val="21"/>
+          <w:szCs w:val="21"/>
+          <w:lang w:eastAsia="uk-UA"/>
+        </w:rPr>
+        <w:t>importKey</w:t>
+      </w:r>
+      <w:proofErr w:type="spellEnd"/>
+      <w:r>
+        <w:rPr>
+          <w:rFonts w:ascii="Consolas" w:eastAsia="Times New Roman" w:hAnsi="Consolas" w:cs="Times New Roman"/>
+          <w:color w:val="D8DDE7"/>
+          <w:sz w:val="21"/>
+          <w:szCs w:val="21"/>
+          <w:lang w:eastAsia="uk-UA"/>
+        </w:rPr>
+        <w:t>(</w:t>
+      </w:r>
+      <w:proofErr w:type="spellStart"/>
+      <w:r>
+        <w:rPr>
+          <w:rFonts w:ascii="Consolas" w:eastAsia="Times New Roman" w:hAnsi="Consolas" w:cs="Times New Roman"/>
+          <w:color w:val="69C3FF"/>
+          <w:sz w:val="21"/>
+          <w:szCs w:val="21"/>
+          <w:lang w:eastAsia="uk-UA"/>
+        </w:rPr>
+        <w:t>open</w:t>
+      </w:r>
+      <w:proofErr w:type="spellEnd"/>
+      <w:r>
+        <w:rPr>
+          <w:rFonts w:ascii="Consolas" w:eastAsia="Times New Roman" w:hAnsi="Consolas" w:cs="Times New Roman"/>
+          <w:color w:val="D8DDE7"/>
+          <w:sz w:val="21"/>
+          <w:szCs w:val="21"/>
+          <w:lang w:eastAsia="uk-UA"/>
+        </w:rPr>
+        <w:t>(</w:t>
+      </w:r>
+      <w:r>
+        <w:rPr>
+          <w:rFonts w:ascii="Consolas" w:eastAsia="Times New Roman" w:hAnsi="Consolas" w:cs="Times New Roman"/>
+          <w:color w:val="3CEC85"/>
+          <w:sz w:val="21"/>
+          <w:szCs w:val="21"/>
+          <w:lang w:eastAsia="uk-UA"/>
+        </w:rPr>
+        <w:t>'</w:t>
+      </w:r>
+      <w:proofErr w:type="spellStart"/>
+      <w:r>
+        <w:rPr>
+          <w:rFonts w:ascii="Consolas" w:eastAsia="Times New Roman" w:hAnsi="Consolas" w:cs="Times New Roman"/>
+          <w:color w:val="3CEC85"/>
+          <w:sz w:val="21"/>
+          <w:szCs w:val="21"/>
+          <w:lang w:eastAsia="uk-UA"/>
+        </w:rPr>
+        <w:t>private.pem</w:t>
+      </w:r>
+      <w:proofErr w:type="spellEnd"/>
+      <w:r>
+        <w:rPr>
+          <w:rFonts w:ascii="Consolas" w:eastAsia="Times New Roman" w:hAnsi="Consolas" w:cs="Times New Roman"/>
+          <w:color w:val="3CEC85"/>
+          <w:sz w:val="21"/>
+          <w:szCs w:val="21"/>
+          <w:lang w:eastAsia="uk-UA"/>
+        </w:rPr>
+        <w:t>'</w:t>
+      </w:r>
+      <w:r>
+        <w:rPr>
+          <w:rFonts w:ascii="Consolas" w:eastAsia="Times New Roman" w:hAnsi="Consolas" w:cs="Times New Roman"/>
+          <w:color w:val="D8DDE7"/>
+          <w:sz w:val="21"/>
+          <w:szCs w:val="21"/>
+          <w:lang w:eastAsia="uk-UA"/>
+        </w:rPr>
+        <w:t>).</w:t>
+      </w:r>
+      <w:proofErr w:type="spellStart"/>
+      <w:r>
+        <w:rPr>
+          <w:rFonts w:ascii="Consolas" w:eastAsia="Times New Roman" w:hAnsi="Consolas" w:cs="Times New Roman"/>
+          <w:color w:val="69C3FF"/>
+          <w:sz w:val="21"/>
+          <w:szCs w:val="21"/>
+          <w:lang w:eastAsia="uk-UA"/>
+        </w:rPr>
+        <w:t>read</w:t>
+      </w:r>
+      <w:proofErr w:type="spellEnd"/>
+      <w:r>
+        <w:rPr>
+          <w:rFonts w:ascii="Consolas" w:eastAsia="Times New Roman" w:hAnsi="Consolas" w:cs="Times New Roman"/>
+          <w:color w:val="D8DDE7"/>
+          <w:sz w:val="21"/>
+          <w:szCs w:val="21"/>
+          <w:lang w:eastAsia="uk-UA"/>
+        </w:rPr>
+        <w:t>())</w:t>
+      </w:r>
+      <w:r>
+        <w:rPr>
+          <w:rFonts w:ascii="Consolas" w:eastAsia="Times New Roman" w:hAnsi="Consolas" w:cs="Times New Roman"/>
+          <w:color w:val="B9C2D3"/>
+          <w:sz w:val="21"/>
+          <w:szCs w:val="21"/>
+          <w:lang w:eastAsia="uk-UA"/>
+        </w:rPr>
+        <w:t xml:space="preserve"> </w:t>
+      </w:r>
+      <w:r>
+        <w:rPr>
+          <w:rFonts w:ascii="Consolas" w:eastAsia="Times New Roman" w:hAnsi="Consolas" w:cs="Times New Roman"/>
+          <w:i/>
+          <w:iCs/>
+          <w:color w:val="536686"/>
+          <w:sz w:val="21"/>
+          <w:szCs w:val="21"/>
+          <w:lang w:eastAsia="uk-UA"/>
+        </w:rPr>
+        <w:t>#[</w:t>
+      </w:r>
+      <w:proofErr w:type="spellStart"/>
+      <w:r>
+        <w:rPr>
+          <w:rFonts w:ascii="Consolas" w:eastAsia="Times New Roman" w:hAnsi="Consolas" w:cs="Times New Roman"/>
+          <w:i/>
+          <w:iCs/>
+          <w:color w:val="536686"/>
+          <w:sz w:val="21"/>
+          <w:szCs w:val="21"/>
+          <w:lang w:eastAsia="uk-UA"/>
+        </w:rPr>
+        <w:t>cite</w:t>
+      </w:r>
+      <w:proofErr w:type="spellEnd"/>
+      <w:r>
+        <w:rPr>
+          <w:rFonts w:ascii="Consolas" w:eastAsia="Times New Roman" w:hAnsi="Consolas" w:cs="Times New Roman"/>
+          <w:i/>
+          <w:iCs/>
+          <w:color w:val="536686"/>
+          <w:sz w:val="21"/>
+          <w:szCs w:val="21"/>
+          <w:lang w:eastAsia="uk-UA"/>
+        </w:rPr>
+        <w:t>: 3]</w:t>
+      </w:r>
+    </w:p>
+    <w:p>
+      <w:pPr>
+        <w:shd w:val="clear" w:color="auto" w:fill="222A38"/>
+        <w:spacing w:after="0" w:line="285" w:lineRule="atLeast"/>
+        <w:rPr>
+          <w:rFonts w:ascii="Consolas" w:eastAsia="Times New Roman" w:hAnsi="Consolas" w:cs="Times New Roman"/>
+          <w:color w:val="D8DDE7"/>
+          <w:sz w:val="21"/>
+          <w:szCs w:val="21"/>
+          <w:lang w:eastAsia="uk-UA"/>
+        </w:rPr>
+      </w:pPr>
+      <w:r>
+        <w:rPr>
+          <w:rFonts w:ascii="Consolas" w:eastAsia="Times New Roman" w:hAnsi="Consolas" w:cs="Times New Roman"/>
+          <w:color w:val="B9C2D3"/>
+          <w:sz w:val="21"/>
+          <w:szCs w:val="21"/>
+          <w:lang w:eastAsia="uk-UA"/>
+        </w:rPr>
+        <w:t xml:space="preserve">        </w:t>
+      </w:r>
+      <w:proofErr w:type="spellStart"/>
+      <w:r>
+        <w:rPr>
+          <w:rFonts w:ascii="Consolas" w:eastAsia="Times New Roman" w:hAnsi="Consolas" w:cs="Times New Roman"/>
+          <w:color w:val="FF738A"/>
+          <w:sz w:val="21"/>
+          <w:szCs w:val="21"/>
+          <w:lang w:eastAsia="uk-UA"/>
+        </w:rPr>
+        <w:t>decryptor</w:t>
+      </w:r>
+      <w:proofErr w:type="spellEnd"/>
+      <w:r>
+        <w:rPr>
+          <w:rFonts w:ascii="Consolas" w:eastAsia="Times New Roman" w:hAnsi="Consolas" w:cs="Times New Roman"/>
+          <w:color w:val="B9C2D3"/>
+          <w:sz w:val="21"/>
+          <w:szCs w:val="21"/>
+          <w:lang w:eastAsia="uk-UA"/>
+        </w:rPr>
+        <w:t xml:space="preserve"> </w:t>
+      </w:r>
+      <w:r>
+        <w:rPr>
+          <w:rFonts w:ascii="Consolas" w:eastAsia="Times New Roman" w:hAnsi="Consolas" w:cs="Times New Roman"/>
+          <w:color w:val="EACD61"/>
+          <w:sz w:val="21"/>
+          <w:szCs w:val="21"/>
+          <w:lang w:eastAsia="uk-UA"/>
+        </w:rPr>
+        <w:t>=</w:t>
+      </w:r>
+      <w:r>
+        <w:rPr>
+          <w:rFonts w:ascii="Consolas" w:eastAsia="Times New Roman" w:hAnsi="Consolas" w:cs="Times New Roman"/>
+          <w:color w:val="B9C2D3"/>
+          <w:sz w:val="21"/>
+          <w:szCs w:val="21"/>
+          <w:lang w:eastAsia="uk-UA"/>
+        </w:rPr>
+        <w:t xml:space="preserve"> </w:t>
+      </w:r>
+      <w:r>
+        <w:rPr>
+          <w:rFonts w:ascii="Consolas" w:eastAsia="Times New Roman" w:hAnsi="Consolas" w:cs="Times New Roman"/>
+          <w:color w:val="69C3FF"/>
+          <w:sz w:val="21"/>
+          <w:szCs w:val="21"/>
+          <w:lang w:eastAsia="uk-UA"/>
+        </w:rPr>
+        <w:t>PKCS1_OAEP</w:t>
+      </w:r>
+      <w:r>
+        <w:rPr>
+          <w:rFonts w:ascii="Consolas" w:eastAsia="Times New Roman" w:hAnsi="Consolas" w:cs="Times New Roman"/>
+          <w:color w:val="D8DDE7"/>
+          <w:sz w:val="21"/>
+          <w:szCs w:val="21"/>
+          <w:lang w:eastAsia="uk-UA"/>
+        </w:rPr>
+        <w:t>.</w:t>
+      </w:r>
+      <w:r>
+        <w:rPr>
+          <w:rFonts w:ascii="Consolas" w:eastAsia="Times New Roman" w:hAnsi="Consolas" w:cs="Times New Roman"/>
+          <w:color w:val="69C3FF"/>
+          <w:sz w:val="21"/>
+          <w:szCs w:val="21"/>
+          <w:lang w:eastAsia="uk-UA"/>
+        </w:rPr>
+        <w:t>new</w:t>
+      </w:r>
+      <w:r>
+        <w:rPr>
+          <w:rFonts w:ascii="Consolas" w:eastAsia="Times New Roman" w:hAnsi="Consolas" w:cs="Times New Roman"/>
+          <w:color w:val="D8DDE7"/>
+          <w:sz w:val="21"/>
+          <w:szCs w:val="21"/>
+          <w:lang w:eastAsia="uk-UA"/>
+        </w:rPr>
+        <w:t>(</w:t>
+      </w:r>
+      <w:proofErr w:type="spellStart"/>
+      <w:r>
+        <w:rPr>
+          <w:rFonts w:ascii="Consolas" w:eastAsia="Times New Roman" w:hAnsi="Consolas" w:cs="Times New Roman"/>
+          <w:color w:val="FF738A"/>
+          <w:sz w:val="21"/>
+          <w:szCs w:val="21"/>
+          <w:lang w:eastAsia="uk-UA"/>
+        </w:rPr>
+        <w:t>privatekey</w:t>
+      </w:r>
+      <w:proofErr w:type="spellEnd"/>
+      <w:r>
+        <w:rPr>
+          <w:rFonts w:ascii="Consolas" w:eastAsia="Times New Roman" w:hAnsi="Consolas" w:cs="Times New Roman"/>
+          <w:color w:val="D8DDE7"/>
+          <w:sz w:val="21"/>
+          <w:szCs w:val="21"/>
+          <w:lang w:eastAsia="uk-UA"/>
+        </w:rPr>
+        <w:t>)</w:t>
+      </w:r>
+      <w:r>
+        <w:rPr>
+          <w:rFonts w:ascii="Consolas" w:eastAsia="Times New Roman" w:hAnsi="Consolas" w:cs="Times New Roman"/>
+          <w:color w:val="B9C2D3"/>
+          <w:sz w:val="21"/>
+          <w:szCs w:val="21"/>
+          <w:lang w:eastAsia="uk-UA"/>
+        </w:rPr>
+        <w:t xml:space="preserve"> </w:t>
+      </w:r>
+      <w:r>
+        <w:rPr>
+          <w:rFonts w:ascii="Consolas" w:eastAsia="Times New Roman" w:hAnsi="Consolas" w:cs="Times New Roman"/>
+          <w:i/>
+          <w:iCs/>
+          <w:color w:val="536686"/>
+          <w:sz w:val="21"/>
+          <w:szCs w:val="21"/>
+          <w:lang w:eastAsia="uk-UA"/>
+        </w:rPr>
+        <w:t>#[</w:t>
+      </w:r>
+      <w:proofErr w:type="spellStart"/>
+      <w:r>
+        <w:rPr>
+          <w:rFonts w:ascii="Consolas" w:eastAsia="Times New Roman" w:hAnsi="Consolas" w:cs="Times New Roman"/>
+          <w:i/>
+          <w:iCs/>
+          <w:color w:val="536686"/>
+          <w:sz w:val="21"/>
+          <w:szCs w:val="21"/>
+          <w:lang w:eastAsia="uk-UA"/>
+        </w:rPr>
+        <w:t>cite</w:t>
+      </w:r>
+      <w:proofErr w:type="spellEnd"/>
+      <w:r>
+        <w:rPr>
+          <w:rFonts w:ascii="Consolas" w:eastAsia="Times New Roman" w:hAnsi="Consolas" w:cs="Times New Roman"/>
+          <w:i/>
+          <w:iCs/>
+          <w:color w:val="536686"/>
+          <w:sz w:val="21"/>
+          <w:szCs w:val="21"/>
+          <w:lang w:eastAsia="uk-UA"/>
+        </w:rPr>
+        <w:t>: 3]</w:t>
+      </w:r>
+    </w:p>
+    <w:p>
+      <w:pPr>
+        <w:shd w:val="clear" w:color="auto" w:fill="222A38"/>
+        <w:spacing w:after="0" w:line="285" w:lineRule="atLeast"/>
+        <w:rPr>
+          <w:rFonts w:ascii="Consolas" w:eastAsia="Times New Roman" w:hAnsi="Consolas" w:cs="Times New Roman"/>
+          <w:color w:val="D8DDE7"/>
+          <w:sz w:val="21"/>
+          <w:szCs w:val="21"/>
+          <w:lang w:eastAsia="uk-UA"/>
+        </w:rPr>
+      </w:pPr>
+      <w:r>
+        <w:rPr>
+          <w:rFonts w:ascii="Consolas" w:eastAsia="Times New Roman" w:hAnsi="Consolas" w:cs="Times New Roman"/>
+          <w:color w:val="B9C2D3"/>
+          <w:sz w:val="21"/>
+          <w:szCs w:val="21"/>
+          <w:lang w:eastAsia="uk-UA"/>
+        </w:rPr>
+        <w:t xml:space="preserve">        </w:t>
+      </w:r>
+    </w:p>
+    <w:p>
+      <w:pPr>
+        <w:shd w:val="clear" w:color="auto" w:fill="222A38"/>
+        <w:spacing w:after="0" w:line="285" w:lineRule="atLeast"/>
+        <w:rPr>
+          <w:rFonts w:ascii="Consolas" w:eastAsia="Times New Roman" w:hAnsi="Consolas" w:cs="Times New Roman"/>
+          <w:color w:val="D8DDE7"/>
+          <w:sz w:val="21"/>
+          <w:szCs w:val="21"/>
+          <w:lang w:eastAsia="uk-UA"/>
+        </w:rPr>
+      </w:pPr>
+      <w:r>
+        <w:rPr>
+          <w:rFonts w:ascii="Consolas" w:eastAsia="Times New Roman" w:hAnsi="Consolas" w:cs="Times New Roman"/>
+          <w:color w:val="B9C2D3"/>
+          <w:sz w:val="21"/>
+          <w:szCs w:val="21"/>
+          <w:lang w:eastAsia="uk-UA"/>
+        </w:rPr>
+        <w:t xml:space="preserve">        </w:t>
+      </w:r>
+      <w:r>
+        <w:rPr>
+          <w:rFonts w:ascii="Consolas" w:eastAsia="Times New Roman" w:hAnsi="Consolas" w:cs="Times New Roman"/>
+          <w:i/>
+          <w:iCs/>
+          <w:color w:val="536686"/>
+          <w:sz w:val="21"/>
+          <w:szCs w:val="21"/>
+          <w:lang w:eastAsia="uk-UA"/>
+        </w:rPr>
+        <w:t># Зчитування зашифрованих даних</w:t>
+      </w:r>
+    </w:p>
+    <w:p>
+      <w:pPr>
+        <w:shd w:val="clear" w:color="auto" w:fill="222A38"/>
+        <w:spacing w:after="0" w:line="285" w:lineRule="atLeast"/>
+        <w:rPr>
+          <w:rFonts w:ascii="Consolas" w:eastAsia="Times New Roman" w:hAnsi="Consolas" w:cs="Times New Roman"/>
+          <w:color w:val="D8DDE7"/>
+          <w:sz w:val="21"/>
+          <w:szCs w:val="21"/>
+          <w:lang w:eastAsia="uk-UA"/>
+        </w:rPr>
+      </w:pPr>
+      <w:r>
+        <w:rPr>
+          <w:rFonts w:ascii="Consolas" w:eastAsia="Times New Roman" w:hAnsi="Consolas" w:cs="Times New Roman"/>
+          <w:color w:val="B9C2D3"/>
+          <w:sz w:val="21"/>
+          <w:szCs w:val="21"/>
+          <w:lang w:eastAsia="uk-UA"/>
+        </w:rPr>
+        <w:t xml:space="preserve">        </w:t>
+      </w:r>
+      <w:proofErr w:type="spellStart"/>
+      <w:r>
+        <w:rPr>
+          <w:rFonts w:ascii="Consolas" w:eastAsia="Times New Roman" w:hAnsi="Consolas" w:cs="Times New Roman"/>
+          <w:color w:val="EACD61"/>
+          <w:sz w:val="21"/>
+          <w:szCs w:val="21"/>
+          <w:lang w:eastAsia="uk-UA"/>
+        </w:rPr>
+        <w:t>with</w:t>
+      </w:r>
+      <w:proofErr w:type="spellEnd"/>
+      <w:r>
+        <w:rPr>
+          <w:rFonts w:ascii="Consolas" w:eastAsia="Times New Roman" w:hAnsi="Consolas" w:cs="Times New Roman"/>
+          <w:color w:val="B9C2D3"/>
+          <w:sz w:val="21"/>
+          <w:szCs w:val="21"/>
+          <w:lang w:eastAsia="uk-UA"/>
+        </w:rPr>
+        <w:t xml:space="preserve"> </w:t>
+      </w:r>
+      <w:proofErr w:type="spellStart"/>
+      <w:r>
+        <w:rPr>
+          <w:rFonts w:ascii="Consolas" w:eastAsia="Times New Roman" w:hAnsi="Consolas" w:cs="Times New Roman"/>
+          <w:color w:val="69C3FF"/>
+          <w:sz w:val="21"/>
+          <w:szCs w:val="21"/>
+          <w:lang w:eastAsia="uk-UA"/>
+        </w:rPr>
+        <w:t>open</w:t>
+      </w:r>
+      <w:proofErr w:type="spellEnd"/>
+      <w:r>
+        <w:rPr>
+          <w:rFonts w:ascii="Consolas" w:eastAsia="Times New Roman" w:hAnsi="Consolas" w:cs="Times New Roman"/>
+          <w:color w:val="D8DDE7"/>
+          <w:sz w:val="21"/>
+          <w:szCs w:val="21"/>
+          <w:lang w:eastAsia="uk-UA"/>
+        </w:rPr>
+        <w:t>(</w:t>
+      </w:r>
+      <w:proofErr w:type="spellStart"/>
+      <w:r>
+        <w:rPr>
+          <w:rFonts w:ascii="Consolas" w:eastAsia="Times New Roman" w:hAnsi="Consolas" w:cs="Times New Roman"/>
+          <w:color w:val="F38CEC"/>
+          <w:sz w:val="21"/>
+          <w:szCs w:val="21"/>
+          <w:lang w:eastAsia="uk-UA"/>
+        </w:rPr>
+        <w:t>input_filename</w:t>
+      </w:r>
+      <w:proofErr w:type="spellEnd"/>
+      <w:r>
+        <w:rPr>
+          <w:rFonts w:ascii="Consolas" w:eastAsia="Times New Roman" w:hAnsi="Consolas" w:cs="Times New Roman"/>
+          <w:color w:val="D8DDE7"/>
+          <w:sz w:val="21"/>
+          <w:szCs w:val="21"/>
+          <w:lang w:eastAsia="uk-UA"/>
+        </w:rPr>
+        <w:t>,</w:t>
+      </w:r>
+      <w:r>
+        <w:rPr>
+          <w:rFonts w:ascii="Consolas" w:eastAsia="Times New Roman" w:hAnsi="Consolas" w:cs="Times New Roman"/>
+          <w:color w:val="69C3FF"/>
+          <w:sz w:val="21"/>
+          <w:szCs w:val="21"/>
+          <w:lang w:eastAsia="uk-UA"/>
+        </w:rPr>
+        <w:t xml:space="preserve"> </w:t>
+      </w:r>
+      <w:r>
+        <w:rPr>
+          <w:rFonts w:ascii="Consolas" w:eastAsia="Times New Roman" w:hAnsi="Consolas" w:cs="Times New Roman"/>
+          <w:color w:val="3CEC85"/>
+          <w:sz w:val="21"/>
+          <w:szCs w:val="21"/>
+          <w:lang w:eastAsia="uk-UA"/>
+        </w:rPr>
+        <w:t>'</w:t>
+      </w:r>
+      <w:proofErr w:type="spellStart"/>
+      <w:r>
+        <w:rPr>
+          <w:rFonts w:ascii="Consolas" w:eastAsia="Times New Roman" w:hAnsi="Consolas" w:cs="Times New Roman"/>
+          <w:color w:val="3CEC85"/>
+          <w:sz w:val="21"/>
+          <w:szCs w:val="21"/>
+          <w:lang w:eastAsia="uk-UA"/>
+        </w:rPr>
+        <w:t>rb</w:t>
+      </w:r>
+      <w:proofErr w:type="spellEnd"/>
+      <w:r>
+        <w:rPr>
+          <w:rFonts w:ascii="Consolas" w:eastAsia="Times New Roman" w:hAnsi="Consolas" w:cs="Times New Roman"/>
+          <w:color w:val="3CEC85"/>
+          <w:sz w:val="21"/>
+          <w:szCs w:val="21"/>
+          <w:lang w:eastAsia="uk-UA"/>
+        </w:rPr>
+        <w:t>'</w:t>
+      </w:r>
+      <w:r>
+        <w:rPr>
+          <w:rFonts w:ascii="Consolas" w:eastAsia="Times New Roman" w:hAnsi="Consolas" w:cs="Times New Roman"/>
+          <w:color w:val="D8DDE7"/>
+          <w:sz w:val="21"/>
+          <w:szCs w:val="21"/>
+          <w:lang w:eastAsia="uk-UA"/>
+        </w:rPr>
+        <w:t>)</w:t>
+      </w:r>
+      <w:r>
+        <w:rPr>
+          <w:rFonts w:ascii="Consolas" w:eastAsia="Times New Roman" w:hAnsi="Consolas" w:cs="Times New Roman"/>
+          <w:color w:val="B9C2D3"/>
+          <w:sz w:val="21"/>
+          <w:szCs w:val="21"/>
+          <w:lang w:eastAsia="uk-UA"/>
+        </w:rPr>
+        <w:t xml:space="preserve"> </w:t>
+      </w:r>
+      <w:proofErr w:type="spellStart"/>
+      <w:r>
+        <w:rPr>
+          <w:rFonts w:ascii="Consolas" w:eastAsia="Times New Roman" w:hAnsi="Consolas" w:cs="Times New Roman"/>
+          <w:color w:val="EACD61"/>
+          <w:sz w:val="21"/>
+          <w:szCs w:val="21"/>
+          <w:lang w:eastAsia="uk-UA"/>
+        </w:rPr>
+        <w:t>as</w:t>
+      </w:r>
+      <w:proofErr w:type="spellEnd"/>
+      <w:r>
+        <w:rPr>
+          <w:rFonts w:ascii="Consolas" w:eastAsia="Times New Roman" w:hAnsi="Consolas" w:cs="Times New Roman"/>
+          <w:color w:val="B9C2D3"/>
+          <w:sz w:val="21"/>
+          <w:szCs w:val="21"/>
+          <w:lang w:eastAsia="uk-UA"/>
+        </w:rPr>
+        <w:t xml:space="preserve"> </w:t>
+      </w:r>
+      <w:r>
+        <w:rPr>
+          <w:rFonts w:ascii="Consolas" w:eastAsia="Times New Roman" w:hAnsi="Consolas" w:cs="Times New Roman"/>
+          <w:color w:val="FF738A"/>
+          <w:sz w:val="21"/>
+          <w:szCs w:val="21"/>
+          <w:lang w:eastAsia="uk-UA"/>
+        </w:rPr>
+        <w:t>f</w:t>
+      </w:r>
+      <w:r>
+        <w:rPr>
+          <w:rFonts w:ascii="Consolas" w:eastAsia="Times New Roman" w:hAnsi="Consolas" w:cs="Times New Roman"/>
+          <w:color w:val="D8DDE7"/>
+          <w:sz w:val="21"/>
+          <w:szCs w:val="21"/>
+          <w:lang w:eastAsia="uk-UA"/>
+        </w:rPr>
+        <w:t>:</w:t>
+      </w:r>
+    </w:p>
+    <w:p>
+      <w:pPr>
+        <w:shd w:val="clear" w:color="auto" w:fill="222A38"/>
+        <w:spacing w:after="0" w:line="285" w:lineRule="atLeast"/>
+        <w:rPr>
+          <w:rFonts w:ascii="Consolas" w:eastAsia="Times New Roman" w:hAnsi="Consolas" w:cs="Times New Roman"/>
+          <w:color w:val="D8DDE7"/>
+          <w:sz w:val="21"/>
+          <w:szCs w:val="21"/>
+          <w:lang w:eastAsia="uk-UA"/>
+        </w:rPr>
+      </w:pPr>
+      <w:r>
+        <w:rPr>
+          <w:rFonts w:ascii="Consolas" w:eastAsia="Times New Roman" w:hAnsi="Consolas" w:cs="Times New Roman"/>
+          <w:color w:val="B9C2D3"/>
+          <w:sz w:val="21"/>
+          <w:szCs w:val="21"/>
+          <w:lang w:eastAsia="uk-UA"/>
+        </w:rPr>
+        <w:t xml:space="preserve">            </w:t>
+      </w:r>
+      <w:proofErr w:type="spellStart"/>
+      <w:r>
+        <w:rPr>
+          <w:rFonts w:ascii="Consolas" w:eastAsia="Times New Roman" w:hAnsi="Consolas" w:cs="Times New Roman"/>
+          <w:color w:val="FF738A"/>
+          <w:sz w:val="21"/>
+          <w:szCs w:val="21"/>
+          <w:lang w:eastAsia="uk-UA"/>
+        </w:rPr>
+        <w:t>encrypted</w:t>
+      </w:r>
+      <w:proofErr w:type="spellEnd"/>
+      <w:r>
+        <w:rPr>
+          <w:rFonts w:ascii="Consolas" w:eastAsia="Times New Roman" w:hAnsi="Consolas" w:cs="Times New Roman"/>
+          <w:color w:val="B9C2D3"/>
+          <w:sz w:val="21"/>
+          <w:szCs w:val="21"/>
+          <w:lang w:eastAsia="uk-UA"/>
+        </w:rPr>
+        <w:t xml:space="preserve"> </w:t>
+      </w:r>
+      <w:r>
+        <w:rPr>
+          <w:rFonts w:ascii="Consolas" w:eastAsia="Times New Roman" w:hAnsi="Consolas" w:cs="Times New Roman"/>
+          <w:color w:val="EACD61"/>
+          <w:sz w:val="21"/>
+          <w:szCs w:val="21"/>
+          <w:lang w:eastAsia="uk-UA"/>
+        </w:rPr>
+        <w:t>=</w:t>
+      </w:r>
+      <w:r>
+        <w:rPr>
+          <w:rFonts w:ascii="Consolas" w:eastAsia="Times New Roman" w:hAnsi="Consolas" w:cs="Times New Roman"/>
+          <w:color w:val="B9C2D3"/>
+          <w:sz w:val="21"/>
+          <w:szCs w:val="21"/>
+          <w:lang w:eastAsia="uk-UA"/>
+        </w:rPr>
+        <w:t xml:space="preserve"> </w:t>
+      </w:r>
+      <w:proofErr w:type="spellStart"/>
+      <w:r>
+        <w:rPr>
+          <w:rFonts w:ascii="Consolas" w:eastAsia="Times New Roman" w:hAnsi="Consolas" w:cs="Times New Roman"/>
+          <w:color w:val="FF738A"/>
+          <w:sz w:val="21"/>
+          <w:szCs w:val="21"/>
+          <w:lang w:eastAsia="uk-UA"/>
+        </w:rPr>
+        <w:t>f</w:t>
+      </w:r>
+      <w:r>
+        <w:rPr>
+          <w:rFonts w:ascii="Consolas" w:eastAsia="Times New Roman" w:hAnsi="Consolas" w:cs="Times New Roman"/>
+          <w:color w:val="D8DDE7"/>
+          <w:sz w:val="21"/>
+          <w:szCs w:val="21"/>
+          <w:lang w:eastAsia="uk-UA"/>
+        </w:rPr>
+        <w:t>.</w:t>
+      </w:r>
+      <w:r>
+        <w:rPr>
+          <w:rFonts w:ascii="Consolas" w:eastAsia="Times New Roman" w:hAnsi="Consolas" w:cs="Times New Roman"/>
+          <w:color w:val="69C3FF"/>
+          <w:sz w:val="21"/>
+          <w:szCs w:val="21"/>
+          <w:lang w:eastAsia="uk-UA"/>
+        </w:rPr>
+        <w:t>read</w:t>
+      </w:r>
+      <w:proofErr w:type="spellEnd"/>
+      <w:r>
+        <w:rPr>
+          <w:rFonts w:ascii="Consolas" w:eastAsia="Times New Roman" w:hAnsi="Consolas" w:cs="Times New Roman"/>
+          <w:color w:val="D8DDE7"/>
+          <w:sz w:val="21"/>
+          <w:szCs w:val="21"/>
+          <w:lang w:eastAsia="uk-UA"/>
+        </w:rPr>
+        <w:t>()</w:t>
+      </w:r>
+    </w:p>
+    <w:p>
+      <w:pPr>
+        <w:shd w:val="clear" w:color="auto" w:fill="222A38"/>
+        <w:spacing w:after="0" w:line="285" w:lineRule="atLeast"/>
+        <w:rPr>
+          <w:rFonts w:ascii="Consolas" w:eastAsia="Times New Roman" w:hAnsi="Consolas" w:cs="Times New Roman"/>
+          <w:color w:val="D8DDE7"/>
+          <w:sz w:val="21"/>
+          <w:szCs w:val="21"/>
+          <w:lang w:eastAsia="uk-UA"/>
+        </w:rPr>
+      </w:pPr>
+      <w:r>
+        <w:rPr>
+          <w:rFonts w:ascii="Consolas" w:eastAsia="Times New Roman" w:hAnsi="Consolas" w:cs="Times New Roman"/>
+          <w:color w:val="B9C2D3"/>
+          <w:sz w:val="21"/>
+          <w:szCs w:val="21"/>
+          <w:lang w:eastAsia="uk-UA"/>
+        </w:rPr>
+        <w:t xml:space="preserve">            </w:t>
+      </w:r>
+    </w:p>
+    <w:p>
+      <w:pPr>
+        <w:shd w:val="clear" w:color="auto" w:fill="222A38"/>
+        <w:spacing w:after="0" w:line="285" w:lineRule="atLeast"/>
+        <w:rPr>
+          <w:rFonts w:ascii="Consolas" w:eastAsia="Times New Roman" w:hAnsi="Consolas" w:cs="Times New Roman"/>
+          <w:color w:val="D8DDE7"/>
+          <w:sz w:val="21"/>
+          <w:szCs w:val="21"/>
+          <w:lang w:eastAsia="uk-UA"/>
+        </w:rPr>
+      </w:pPr>
+      <w:r>
+        <w:rPr>
+          <w:rFonts w:ascii="Consolas" w:eastAsia="Times New Roman" w:hAnsi="Consolas" w:cs="Times New Roman"/>
+          <w:color w:val="B9C2D3"/>
+          <w:sz w:val="21"/>
+          <w:szCs w:val="21"/>
+          <w:lang w:eastAsia="uk-UA"/>
+        </w:rPr>
+        <w:t xml:space="preserve">        </w:t>
+      </w:r>
+      <w:r>
+        <w:rPr>
+          <w:rFonts w:ascii="Consolas" w:eastAsia="Times New Roman" w:hAnsi="Consolas" w:cs="Times New Roman"/>
+          <w:i/>
+          <w:iCs/>
+          <w:color w:val="536686"/>
+          <w:sz w:val="21"/>
+          <w:szCs w:val="21"/>
+          <w:lang w:eastAsia="uk-UA"/>
+        </w:rPr>
+        <w:t># Розшифрування повідомлення</w:t>
+      </w:r>
+    </w:p>
+    <w:p>
+      <w:pPr>
+        <w:shd w:val="clear" w:color="auto" w:fill="222A38"/>
+        <w:spacing w:after="0" w:line="285" w:lineRule="atLeast"/>
+        <w:rPr>
+          <w:rFonts w:ascii="Consolas" w:eastAsia="Times New Roman" w:hAnsi="Consolas" w:cs="Times New Roman"/>
+          <w:color w:val="D8DDE7"/>
+          <w:sz w:val="21"/>
+          <w:szCs w:val="21"/>
+          <w:lang w:eastAsia="uk-UA"/>
+        </w:rPr>
+      </w:pPr>
+      <w:r>
+        <w:rPr>
+          <w:rFonts w:ascii="Consolas" w:eastAsia="Times New Roman" w:hAnsi="Consolas" w:cs="Times New Roman"/>
+          <w:color w:val="B9C2D3"/>
+          <w:sz w:val="21"/>
+          <w:szCs w:val="21"/>
+          <w:lang w:eastAsia="uk-UA"/>
+        </w:rPr>
+        <w:t xml:space="preserve">        </w:t>
+      </w:r>
+      <w:proofErr w:type="spellStart"/>
+      <w:r>
+        <w:rPr>
+          <w:rFonts w:ascii="Consolas" w:eastAsia="Times New Roman" w:hAnsi="Consolas" w:cs="Times New Roman"/>
+          <w:color w:val="FF738A"/>
+          <w:sz w:val="21"/>
+          <w:szCs w:val="21"/>
+          <w:lang w:eastAsia="uk-UA"/>
+        </w:rPr>
+        <w:t>decrypted</w:t>
+      </w:r>
+      <w:proofErr w:type="spellEnd"/>
+      <w:r>
+        <w:rPr>
+          <w:rFonts w:ascii="Consolas" w:eastAsia="Times New Roman" w:hAnsi="Consolas" w:cs="Times New Roman"/>
+          <w:color w:val="B9C2D3"/>
+          <w:sz w:val="21"/>
+          <w:szCs w:val="21"/>
+          <w:lang w:eastAsia="uk-UA"/>
+        </w:rPr>
+        <w:t xml:space="preserve"> </w:t>
+      </w:r>
+      <w:r>
+        <w:rPr>
+          <w:rFonts w:ascii="Consolas" w:eastAsia="Times New Roman" w:hAnsi="Consolas" w:cs="Times New Roman"/>
+          <w:color w:val="EACD61"/>
+          <w:sz w:val="21"/>
+          <w:szCs w:val="21"/>
+          <w:lang w:eastAsia="uk-UA"/>
+        </w:rPr>
+        <w:t>=</w:t>
+      </w:r>
+      <w:r>
+        <w:rPr>
+          <w:rFonts w:ascii="Consolas" w:eastAsia="Times New Roman" w:hAnsi="Consolas" w:cs="Times New Roman"/>
+          <w:color w:val="B9C2D3"/>
+          <w:sz w:val="21"/>
+          <w:szCs w:val="21"/>
+          <w:lang w:eastAsia="uk-UA"/>
+        </w:rPr>
+        <w:t xml:space="preserve"> </w:t>
+      </w:r>
+      <w:proofErr w:type="spellStart"/>
+      <w:r>
+        <w:rPr>
+          <w:rFonts w:ascii="Consolas" w:eastAsia="Times New Roman" w:hAnsi="Consolas" w:cs="Times New Roman"/>
+          <w:color w:val="FF738A"/>
+          <w:sz w:val="21"/>
+          <w:szCs w:val="21"/>
+          <w:lang w:eastAsia="uk-UA"/>
+        </w:rPr>
+        <w:t>decryptor</w:t>
+      </w:r>
+      <w:r>
+        <w:rPr>
+          <w:rFonts w:ascii="Consolas" w:eastAsia="Times New Roman" w:hAnsi="Consolas" w:cs="Times New Roman"/>
+          <w:color w:val="D8DDE7"/>
+          <w:sz w:val="21"/>
+          <w:szCs w:val="21"/>
+          <w:lang w:eastAsia="uk-UA"/>
+        </w:rPr>
+        <w:t>.</w:t>
+      </w:r>
+      <w:r>
+        <w:rPr>
+          <w:rFonts w:ascii="Consolas" w:eastAsia="Times New Roman" w:hAnsi="Consolas" w:cs="Times New Roman"/>
+          <w:color w:val="69C3FF"/>
+          <w:sz w:val="21"/>
+          <w:szCs w:val="21"/>
+          <w:lang w:eastAsia="uk-UA"/>
+        </w:rPr>
+        <w:t>decrypt</w:t>
+      </w:r>
+      <w:proofErr w:type="spellEnd"/>
+      <w:r>
+        <w:rPr>
+          <w:rFonts w:ascii="Consolas" w:eastAsia="Times New Roman" w:hAnsi="Consolas" w:cs="Times New Roman"/>
+          <w:color w:val="D8DDE7"/>
+          <w:sz w:val="21"/>
+          <w:szCs w:val="21"/>
+          <w:lang w:eastAsia="uk-UA"/>
+        </w:rPr>
+        <w:t>(</w:t>
+      </w:r>
+      <w:proofErr w:type="spellStart"/>
+      <w:r>
+        <w:rPr>
+          <w:rFonts w:ascii="Consolas" w:eastAsia="Times New Roman" w:hAnsi="Consolas" w:cs="Times New Roman"/>
+          <w:color w:val="FF738A"/>
+          <w:sz w:val="21"/>
+          <w:szCs w:val="21"/>
+          <w:lang w:eastAsia="uk-UA"/>
+        </w:rPr>
+        <w:t>encrypted</w:t>
+      </w:r>
+      <w:proofErr w:type="spellEnd"/>
+      <w:r>
+        <w:rPr>
+          <w:rFonts w:ascii="Consolas" w:eastAsia="Times New Roman" w:hAnsi="Consolas" w:cs="Times New Roman"/>
+          <w:color w:val="D8DDE7"/>
+          <w:sz w:val="21"/>
+          <w:szCs w:val="21"/>
+          <w:lang w:eastAsia="uk-UA"/>
+        </w:rPr>
+        <w:t>)</w:t>
+      </w:r>
+      <w:r>
+        <w:rPr>
+          <w:rFonts w:ascii="Consolas" w:eastAsia="Times New Roman" w:hAnsi="Consolas" w:cs="Times New Roman"/>
+          <w:color w:val="B9C2D3"/>
+          <w:sz w:val="21"/>
+          <w:szCs w:val="21"/>
+          <w:lang w:eastAsia="uk-UA"/>
+        </w:rPr>
+        <w:t xml:space="preserve"> </w:t>
+      </w:r>
+      <w:r>
+        <w:rPr>
+          <w:rFonts w:ascii="Consolas" w:eastAsia="Times New Roman" w:hAnsi="Consolas" w:cs="Times New Roman"/>
+          <w:i/>
+          <w:iCs/>
+          <w:color w:val="536686"/>
+          <w:sz w:val="21"/>
+          <w:szCs w:val="21"/>
+          <w:lang w:eastAsia="uk-UA"/>
+        </w:rPr>
+        <w:t>#[</w:t>
+      </w:r>
+      <w:proofErr w:type="spellStart"/>
+      <w:r>
+        <w:rPr>
+          <w:rFonts w:ascii="Consolas" w:eastAsia="Times New Roman" w:hAnsi="Consolas" w:cs="Times New Roman"/>
+          <w:i/>
+          <w:iCs/>
+          <w:color w:val="536686"/>
+          <w:sz w:val="21"/>
+          <w:szCs w:val="21"/>
+          <w:lang w:eastAsia="uk-UA"/>
+        </w:rPr>
+        <w:t>cite</w:t>
+      </w:r>
+      <w:proofErr w:type="spellEnd"/>
+      <w:r>
+        <w:rPr>
+          <w:rFonts w:ascii="Consolas" w:eastAsia="Times New Roman" w:hAnsi="Consolas" w:cs="Times New Roman"/>
+          <w:i/>
+          <w:iCs/>
+          <w:color w:val="536686"/>
+          <w:sz w:val="21"/>
+          <w:szCs w:val="21"/>
+          <w:lang w:eastAsia="uk-UA"/>
+        </w:rPr>
+        <w:t>: 3]</w:t>
+      </w:r>
+    </w:p>
+    <w:p>
+      <w:pPr>
+        <w:shd w:val="clear" w:color="auto" w:fill="222A38"/>
+        <w:spacing w:after="0" w:line="285" w:lineRule="atLeast"/>
+        <w:rPr>
+          <w:rFonts w:ascii="Consolas" w:eastAsia="Times New Roman" w:hAnsi="Consolas" w:cs="Times New Roman"/>
+          <w:color w:val="D8DDE7"/>
+          <w:sz w:val="21"/>
+          <w:szCs w:val="21"/>
+          <w:lang w:eastAsia="uk-UA"/>
+        </w:rPr>
+      </w:pPr>
+      <w:r>
+        <w:rPr>
+          <w:rFonts w:ascii="Consolas" w:eastAsia="Times New Roman" w:hAnsi="Consolas" w:cs="Times New Roman"/>
+          <w:color w:val="B9C2D3"/>
+          <w:sz w:val="21"/>
+          <w:szCs w:val="21"/>
+          <w:lang w:eastAsia="uk-UA"/>
+        </w:rPr>
+        <w:t xml:space="preserve">        </w:t>
+      </w:r>
+    </w:p>
+    <w:p>
+      <w:pPr>
+        <w:shd w:val="clear" w:color="auto" w:fill="222A38"/>
+        <w:spacing w:after="0" w:line="285" w:lineRule="atLeast"/>
+        <w:rPr>
+          <w:rFonts w:ascii="Consolas" w:eastAsia="Times New Roman" w:hAnsi="Consolas" w:cs="Times New Roman"/>
+          <w:color w:val="D8DDE7"/>
+          <w:sz w:val="21"/>
+          <w:szCs w:val="21"/>
+          <w:lang w:eastAsia="uk-UA"/>
+        </w:rPr>
+      </w:pPr>
+      <w:r>
+        <w:rPr>
+          <w:rFonts w:ascii="Consolas" w:eastAsia="Times New Roman" w:hAnsi="Consolas" w:cs="Times New Roman"/>
+          <w:color w:val="B9C2D3"/>
+          <w:sz w:val="21"/>
+          <w:szCs w:val="21"/>
+          <w:lang w:eastAsia="uk-UA"/>
+        </w:rPr>
+        <w:t xml:space="preserve">        </w:t>
+      </w:r>
+      <w:r>
+        <w:rPr>
+          <w:rFonts w:ascii="Consolas" w:eastAsia="Times New Roman" w:hAnsi="Consolas" w:cs="Times New Roman"/>
+          <w:i/>
+          <w:iCs/>
+          <w:color w:val="536686"/>
+          <w:sz w:val="21"/>
+          <w:szCs w:val="21"/>
+          <w:lang w:eastAsia="uk-UA"/>
+        </w:rPr>
+        <w:t># Збереження розшифрованого тексту</w:t>
+      </w:r>
+    </w:p>
+    <w:p>
+      <w:pPr>
+        <w:shd w:val="clear" w:color="auto" w:fill="222A38"/>
+        <w:spacing w:after="0" w:line="285" w:lineRule="atLeast"/>
+        <w:rPr>
+          <w:rFonts w:ascii="Consolas" w:eastAsia="Times New Roman" w:hAnsi="Consolas" w:cs="Times New Roman"/>
+          <w:color w:val="D8DDE7"/>
+          <w:sz w:val="21"/>
+          <w:szCs w:val="21"/>
+          <w:lang w:eastAsia="uk-UA"/>
+        </w:rPr>
+      </w:pPr>
+      <w:r>
+        <w:rPr>
+          <w:rFonts w:ascii="Consolas" w:eastAsia="Times New Roman" w:hAnsi="Consolas" w:cs="Times New Roman"/>
+          <w:color w:val="B9C2D3"/>
+          <w:sz w:val="21"/>
+          <w:szCs w:val="21"/>
+          <w:lang w:eastAsia="uk-UA"/>
+        </w:rPr>
+        <w:t xml:space="preserve">        </w:t>
+      </w:r>
+      <w:proofErr w:type="spellStart"/>
+      <w:r>
+        <w:rPr>
+          <w:rFonts w:ascii="Consolas" w:eastAsia="Times New Roman" w:hAnsi="Consolas" w:cs="Times New Roman"/>
+          <w:color w:val="EACD61"/>
+          <w:sz w:val="21"/>
+          <w:szCs w:val="21"/>
+          <w:lang w:eastAsia="uk-UA"/>
+        </w:rPr>
+        <w:t>with</w:t>
+      </w:r>
+      <w:proofErr w:type="spellEnd"/>
+      <w:r>
+        <w:rPr>
+          <w:rFonts w:ascii="Consolas" w:eastAsia="Times New Roman" w:hAnsi="Consolas" w:cs="Times New Roman"/>
+          <w:color w:val="B9C2D3"/>
+          <w:sz w:val="21"/>
+          <w:szCs w:val="21"/>
+          <w:lang w:eastAsia="uk-UA"/>
+        </w:rPr>
+        <w:t xml:space="preserve"> </w:t>
+      </w:r>
+      <w:proofErr w:type="spellStart"/>
+      <w:r>
+        <w:rPr>
+          <w:rFonts w:ascii="Consolas" w:eastAsia="Times New Roman" w:hAnsi="Consolas" w:cs="Times New Roman"/>
+          <w:color w:val="69C3FF"/>
+          <w:sz w:val="21"/>
+          <w:szCs w:val="21"/>
+          <w:lang w:eastAsia="uk-UA"/>
+        </w:rPr>
+        <w:t>open</w:t>
+      </w:r>
+      <w:proofErr w:type="spellEnd"/>
+      <w:r>
+        <w:rPr>
+          <w:rFonts w:ascii="Consolas" w:eastAsia="Times New Roman" w:hAnsi="Consolas" w:cs="Times New Roman"/>
+          <w:color w:val="D8DDE7"/>
+          <w:sz w:val="21"/>
+          <w:szCs w:val="21"/>
+          <w:lang w:eastAsia="uk-UA"/>
+        </w:rPr>
+        <w:t>(</w:t>
+      </w:r>
+      <w:proofErr w:type="spellStart"/>
+      <w:r>
+        <w:rPr>
+          <w:rFonts w:ascii="Consolas" w:eastAsia="Times New Roman" w:hAnsi="Consolas" w:cs="Times New Roman"/>
+          <w:color w:val="F38CEC"/>
+          <w:sz w:val="21"/>
+          <w:szCs w:val="21"/>
+          <w:lang w:eastAsia="uk-UA"/>
+        </w:rPr>
+        <w:t>output_filename</w:t>
+      </w:r>
+      <w:proofErr w:type="spellEnd"/>
+      <w:r>
+        <w:rPr>
+          <w:rFonts w:ascii="Consolas" w:eastAsia="Times New Roman" w:hAnsi="Consolas" w:cs="Times New Roman"/>
+          <w:color w:val="D8DDE7"/>
+          <w:sz w:val="21"/>
+          <w:szCs w:val="21"/>
+          <w:lang w:eastAsia="uk-UA"/>
+        </w:rPr>
+        <w:t>,</w:t>
+      </w:r>
+      <w:r>
+        <w:rPr>
+          <w:rFonts w:ascii="Consolas" w:eastAsia="Times New Roman" w:hAnsi="Consolas" w:cs="Times New Roman"/>
+          <w:color w:val="69C3FF"/>
+          <w:sz w:val="21"/>
+          <w:szCs w:val="21"/>
+          <w:lang w:eastAsia="uk-UA"/>
+        </w:rPr>
+        <w:t xml:space="preserve"> </w:t>
+      </w:r>
+      <w:r>
+        <w:rPr>
+          <w:rFonts w:ascii="Consolas" w:eastAsia="Times New Roman" w:hAnsi="Consolas" w:cs="Times New Roman"/>
+          <w:color w:val="3CEC85"/>
+          <w:sz w:val="21"/>
+          <w:szCs w:val="21"/>
+          <w:lang w:eastAsia="uk-UA"/>
+        </w:rPr>
+        <w:t>'w'</w:t>
+      </w:r>
+      <w:r>
+        <w:rPr>
+          <w:rFonts w:ascii="Consolas" w:eastAsia="Times New Roman" w:hAnsi="Consolas" w:cs="Times New Roman"/>
+          <w:color w:val="D8DDE7"/>
+          <w:sz w:val="21"/>
+          <w:szCs w:val="21"/>
+          <w:lang w:eastAsia="uk-UA"/>
+        </w:rPr>
+        <w:t>,</w:t>
+      </w:r>
+      <w:r>
+        <w:rPr>
+          <w:rFonts w:ascii="Consolas" w:eastAsia="Times New Roman" w:hAnsi="Consolas" w:cs="Times New Roman"/>
+          <w:color w:val="69C3FF"/>
+          <w:sz w:val="21"/>
+          <w:szCs w:val="21"/>
+          <w:lang w:eastAsia="uk-UA"/>
+        </w:rPr>
+        <w:t xml:space="preserve"> </w:t>
+      </w:r>
+      <w:proofErr w:type="spellStart"/>
+      <w:r>
+        <w:rPr>
+          <w:rFonts w:ascii="Consolas" w:eastAsia="Times New Roman" w:hAnsi="Consolas" w:cs="Times New Roman"/>
+          <w:color w:val="F38CEC"/>
+          <w:sz w:val="21"/>
+          <w:szCs w:val="21"/>
+          <w:lang w:eastAsia="uk-UA"/>
+        </w:rPr>
+        <w:t>encoding</w:t>
+      </w:r>
+      <w:proofErr w:type="spellEnd"/>
+      <w:r>
+        <w:rPr>
+          <w:rFonts w:ascii="Consolas" w:eastAsia="Times New Roman" w:hAnsi="Consolas" w:cs="Times New Roman"/>
+          <w:color w:val="EACD61"/>
+          <w:sz w:val="21"/>
+          <w:szCs w:val="21"/>
+          <w:lang w:eastAsia="uk-UA"/>
+        </w:rPr>
+        <w:t>=</w:t>
+      </w:r>
+      <w:r>
+        <w:rPr>
+          <w:rFonts w:ascii="Consolas" w:eastAsia="Times New Roman" w:hAnsi="Consolas" w:cs="Times New Roman"/>
+          <w:color w:val="3CEC85"/>
+          <w:sz w:val="21"/>
+          <w:szCs w:val="21"/>
+          <w:lang w:eastAsia="uk-UA"/>
+        </w:rPr>
+        <w:t>'utf-8'</w:t>
+      </w:r>
+      <w:r>
+        <w:rPr>
+          <w:rFonts w:ascii="Consolas" w:eastAsia="Times New Roman" w:hAnsi="Consolas" w:cs="Times New Roman"/>
+          <w:color w:val="D8DDE7"/>
+          <w:sz w:val="21"/>
+          <w:szCs w:val="21"/>
+          <w:lang w:eastAsia="uk-UA"/>
+        </w:rPr>
+        <w:t>)</w:t>
+      </w:r>
+      <w:r>
+        <w:rPr>
+          <w:rFonts w:ascii="Consolas" w:eastAsia="Times New Roman" w:hAnsi="Consolas" w:cs="Times New Roman"/>
+          <w:color w:val="B9C2D3"/>
+          <w:sz w:val="21"/>
+          <w:szCs w:val="21"/>
+          <w:lang w:eastAsia="uk-UA"/>
+        </w:rPr>
+        <w:t xml:space="preserve"> </w:t>
+      </w:r>
+      <w:proofErr w:type="spellStart"/>
+      <w:r>
+        <w:rPr>
+          <w:rFonts w:ascii="Consolas" w:eastAsia="Times New Roman" w:hAnsi="Consolas" w:cs="Times New Roman"/>
+          <w:color w:val="EACD61"/>
+          <w:sz w:val="21"/>
+          <w:szCs w:val="21"/>
+          <w:lang w:eastAsia="uk-UA"/>
+        </w:rPr>
+        <w:t>as</w:t>
+      </w:r>
+      <w:proofErr w:type="spellEnd"/>
+      <w:r>
+        <w:rPr>
+          <w:rFonts w:ascii="Consolas" w:eastAsia="Times New Roman" w:hAnsi="Consolas" w:cs="Times New Roman"/>
+          <w:color w:val="B9C2D3"/>
+          <w:sz w:val="21"/>
+          <w:szCs w:val="21"/>
+          <w:lang w:eastAsia="uk-UA"/>
+        </w:rPr>
+        <w:t xml:space="preserve"> </w:t>
+      </w:r>
+      <w:r>
+        <w:rPr>
+          <w:rFonts w:ascii="Consolas" w:eastAsia="Times New Roman" w:hAnsi="Consolas" w:cs="Times New Roman"/>
+          <w:color w:val="FF738A"/>
+          <w:sz w:val="21"/>
+          <w:szCs w:val="21"/>
+          <w:lang w:eastAsia="uk-UA"/>
+        </w:rPr>
+        <w:t>f</w:t>
+      </w:r>
+      <w:r>
+        <w:rPr>
+          <w:rFonts w:ascii="Consolas" w:eastAsia="Times New Roman" w:hAnsi="Consolas" w:cs="Times New Roman"/>
+          <w:color w:val="D8DDE7"/>
+          <w:sz w:val="21"/>
+          <w:szCs w:val="21"/>
+          <w:lang w:eastAsia="uk-UA"/>
+        </w:rPr>
+        <w:t>:</w:t>
+      </w:r>
+    </w:p>
+    <w:p>
+      <w:pPr>
+        <w:shd w:val="clear" w:color="auto" w:fill="222A38"/>
+        <w:spacing w:after="0" w:line="285" w:lineRule="atLeast"/>
+        <w:rPr>
+          <w:rFonts w:ascii="Consolas" w:eastAsia="Times New Roman" w:hAnsi="Consolas" w:cs="Times New Roman"/>
+          <w:color w:val="D8DDE7"/>
+          <w:sz w:val="21"/>
+          <w:szCs w:val="21"/>
+          <w:lang w:eastAsia="uk-UA"/>
+        </w:rPr>
+      </w:pPr>
+      <w:r>
+        <w:rPr>
+          <w:rFonts w:ascii="Consolas" w:eastAsia="Times New Roman" w:hAnsi="Consolas" w:cs="Times New Roman"/>
+          <w:color w:val="B9C2D3"/>
+          <w:sz w:val="21"/>
+          <w:szCs w:val="21"/>
+          <w:lang w:eastAsia="uk-UA"/>
+        </w:rPr>
+        <w:t xml:space="preserve">            </w:t>
+      </w:r>
+      <w:proofErr w:type="spellStart"/>
+      <w:r>
+        <w:rPr>
+          <w:rFonts w:ascii="Consolas" w:eastAsia="Times New Roman" w:hAnsi="Consolas" w:cs="Times New Roman"/>
+          <w:color w:val="FF738A"/>
+          <w:sz w:val="21"/>
+          <w:szCs w:val="21"/>
+          <w:lang w:eastAsia="uk-UA"/>
+        </w:rPr>
+        <w:t>f</w:t>
+      </w:r>
+      <w:r>
+        <w:rPr>
+          <w:rFonts w:ascii="Consolas" w:eastAsia="Times New Roman" w:hAnsi="Consolas" w:cs="Times New Roman"/>
+          <w:color w:val="D8DDE7"/>
+          <w:sz w:val="21"/>
+          <w:szCs w:val="21"/>
+          <w:lang w:eastAsia="uk-UA"/>
+        </w:rPr>
+        <w:t>.</w:t>
+      </w:r>
+      <w:r>
+        <w:rPr>
+          <w:rFonts w:ascii="Consolas" w:eastAsia="Times New Roman" w:hAnsi="Consolas" w:cs="Times New Roman"/>
+          <w:color w:val="69C3FF"/>
+          <w:sz w:val="21"/>
+          <w:szCs w:val="21"/>
+          <w:lang w:eastAsia="uk-UA"/>
+        </w:rPr>
+        <w:t>write</w:t>
+      </w:r>
+      <w:proofErr w:type="spellEnd"/>
+      <w:r>
+        <w:rPr>
+          <w:rFonts w:ascii="Consolas" w:eastAsia="Times New Roman" w:hAnsi="Consolas" w:cs="Times New Roman"/>
+          <w:color w:val="D8DDE7"/>
+          <w:sz w:val="21"/>
+          <w:szCs w:val="21"/>
+          <w:lang w:eastAsia="uk-UA"/>
+        </w:rPr>
+        <w:t>(</w:t>
+      </w:r>
+      <w:proofErr w:type="spellStart"/>
+      <w:r>
+        <w:rPr>
+          <w:rFonts w:ascii="Consolas" w:eastAsia="Times New Roman" w:hAnsi="Consolas" w:cs="Times New Roman"/>
+          <w:color w:val="FF738A"/>
+          <w:sz w:val="21"/>
+          <w:szCs w:val="21"/>
+          <w:lang w:eastAsia="uk-UA"/>
+        </w:rPr>
+        <w:t>decrypted</w:t>
+      </w:r>
+      <w:r>
+        <w:rPr>
+          <w:rFonts w:ascii="Consolas" w:eastAsia="Times New Roman" w:hAnsi="Consolas" w:cs="Times New Roman"/>
+          <w:color w:val="D8DDE7"/>
+          <w:sz w:val="21"/>
+          <w:szCs w:val="21"/>
+          <w:lang w:eastAsia="uk-UA"/>
+        </w:rPr>
+        <w:t>.</w:t>
+      </w:r>
+      <w:r>
+        <w:rPr>
+          <w:rFonts w:ascii="Consolas" w:eastAsia="Times New Roman" w:hAnsi="Consolas" w:cs="Times New Roman"/>
+          <w:color w:val="69C3FF"/>
+          <w:sz w:val="21"/>
+          <w:szCs w:val="21"/>
+          <w:lang w:eastAsia="uk-UA"/>
+        </w:rPr>
+        <w:t>decode</w:t>
+      </w:r>
+      <w:proofErr w:type="spellEnd"/>
+      <w:r>
+        <w:rPr>
+          <w:rFonts w:ascii="Consolas" w:eastAsia="Times New Roman" w:hAnsi="Consolas" w:cs="Times New Roman"/>
+          <w:color w:val="D8DDE7"/>
+          <w:sz w:val="21"/>
+          <w:szCs w:val="21"/>
+          <w:lang w:eastAsia="uk-UA"/>
+        </w:rPr>
+        <w:t>(</w:t>
+      </w:r>
+      <w:r>
+        <w:rPr>
+          <w:rFonts w:ascii="Consolas" w:eastAsia="Times New Roman" w:hAnsi="Consolas" w:cs="Times New Roman"/>
+          <w:color w:val="3CEC85"/>
+          <w:sz w:val="21"/>
+          <w:szCs w:val="21"/>
+          <w:lang w:eastAsia="uk-UA"/>
+        </w:rPr>
+        <w:t>'utf-8'</w:t>
+      </w:r>
+      <w:r>
+        <w:rPr>
+          <w:rFonts w:ascii="Consolas" w:eastAsia="Times New Roman" w:hAnsi="Consolas" w:cs="Times New Roman"/>
+          <w:color w:val="D8DDE7"/>
+          <w:sz w:val="21"/>
+          <w:szCs w:val="21"/>
+          <w:lang w:eastAsia="uk-UA"/>
+        </w:rPr>
+        <w:t>))</w:t>
+      </w:r>
+    </w:p>
+    <w:p>
+      <w:pPr>
+        <w:shd w:val="clear" w:color="auto" w:fill="222A38"/>
+        <w:spacing w:after="0" w:line="285" w:lineRule="atLeast"/>
+        <w:rPr>
+          <w:rFonts w:ascii="Consolas" w:eastAsia="Times New Roman" w:hAnsi="Consolas" w:cs="Times New Roman"/>
+          <w:color w:val="D8DDE7"/>
+          <w:sz w:val="21"/>
+          <w:szCs w:val="21"/>
+          <w:lang w:eastAsia="uk-UA"/>
+        </w:rPr>
+      </w:pPr>
+      <w:r>
+        <w:rPr>
+          <w:rFonts w:ascii="Consolas" w:eastAsia="Times New Roman" w:hAnsi="Consolas" w:cs="Times New Roman"/>
+          <w:color w:val="B9C2D3"/>
+          <w:sz w:val="21"/>
+          <w:szCs w:val="21"/>
+          <w:lang w:eastAsia="uk-UA"/>
+        </w:rPr>
+        <w:t xml:space="preserve">            </w:t>
+      </w:r>
+    </w:p>
+    <w:p>
+      <w:pPr>
+        <w:shd w:val="clear" w:color="auto" w:fill="222A38"/>
+        <w:spacing w:after="0" w:line="285" w:lineRule="atLeast"/>
+        <w:rPr>
+          <w:rFonts w:ascii="Consolas" w:eastAsia="Times New Roman" w:hAnsi="Consolas" w:cs="Times New Roman"/>
+          <w:color w:val="D8DDE7"/>
+          <w:sz w:val="21"/>
+          <w:szCs w:val="21"/>
+          <w:lang w:eastAsia="uk-UA"/>
+        </w:rPr>
+      </w:pPr>
+      <w:r>
+        <w:rPr>
+          <w:rFonts w:ascii="Consolas" w:eastAsia="Times New Roman" w:hAnsi="Consolas" w:cs="Times New Roman"/>
+          <w:color w:val="B9C2D3"/>
+          <w:sz w:val="21"/>
+          <w:szCs w:val="21"/>
+          <w:lang w:eastAsia="uk-UA"/>
+        </w:rPr>
+        <w:t xml:space="preserve">        </w:t>
+      </w:r>
+      <w:proofErr w:type="spellStart"/>
+      <w:r>
+        <w:rPr>
+          <w:rFonts w:ascii="Consolas" w:eastAsia="Times New Roman" w:hAnsi="Consolas" w:cs="Times New Roman"/>
+          <w:color w:val="69C3FF"/>
+          <w:sz w:val="21"/>
+          <w:szCs w:val="21"/>
+          <w:lang w:eastAsia="uk-UA"/>
+        </w:rPr>
+        <w:t>print</w:t>
+      </w:r>
+      <w:proofErr w:type="spellEnd"/>
+      <w:r>
+        <w:rPr>
+          <w:rFonts w:ascii="Consolas" w:eastAsia="Times New Roman" w:hAnsi="Consolas" w:cs="Times New Roman"/>
+          <w:color w:val="D8DDE7"/>
+          <w:sz w:val="21"/>
+          <w:szCs w:val="21"/>
+          <w:lang w:eastAsia="uk-UA"/>
+        </w:rPr>
+        <w:t>(</w:t>
+      </w:r>
+      <w:r>
+        <w:rPr>
+          <w:rFonts w:ascii="Consolas" w:eastAsia="Times New Roman" w:hAnsi="Consolas" w:cs="Times New Roman"/>
+          <w:color w:val="B78AFF"/>
+          <w:sz w:val="21"/>
+          <w:szCs w:val="21"/>
+          <w:lang w:eastAsia="uk-UA"/>
+        </w:rPr>
+        <w:t>f</w:t>
+      </w:r>
+      <w:r>
+        <w:rPr>
+          <w:rFonts w:ascii="Consolas" w:eastAsia="Times New Roman" w:hAnsi="Consolas" w:cs="Times New Roman"/>
+          <w:color w:val="3CEC85"/>
+          <w:sz w:val="21"/>
+          <w:szCs w:val="21"/>
+          <w:lang w:eastAsia="uk-UA"/>
+        </w:rPr>
+        <w:t>"</w:t>
+      </w:r>
+      <w:r>
+        <w:rPr>
+          <w:rFonts w:ascii="Segoe UI Symbol" w:eastAsia="Times New Roman" w:hAnsi="Segoe UI Symbol" w:cs="Segoe UI Symbol"/>
+          <w:color w:val="3CEC85"/>
+          <w:sz w:val="21"/>
+          <w:szCs w:val="21"/>
+          <w:lang w:eastAsia="uk-UA"/>
+        </w:rPr>
+        <w:t>✅</w:t>
+      </w:r>
+      <w:r>
+        <w:rPr>
+          <w:rFonts w:ascii="Consolas" w:eastAsia="Times New Roman" w:hAnsi="Consolas" w:cs="Times New Roman"/>
+          <w:color w:val="3CEC85"/>
+          <w:sz w:val="21"/>
+          <w:szCs w:val="21"/>
+          <w:lang w:eastAsia="uk-UA"/>
+        </w:rPr>
+        <w:t xml:space="preserve"> </w:t>
+      </w:r>
+      <w:r>
+        <w:rPr>
+          <w:rFonts w:ascii="Consolas" w:eastAsia="Times New Roman" w:hAnsi="Consolas" w:cs="Consolas"/>
+          <w:color w:val="3CEC85"/>
+          <w:sz w:val="21"/>
+          <w:szCs w:val="21"/>
+          <w:lang w:eastAsia="uk-UA"/>
+        </w:rPr>
+        <w:t>Файл</w:t>
+      </w:r>
+      <w:r>
+        <w:rPr>
+          <w:rFonts w:ascii="Consolas" w:eastAsia="Times New Roman" w:hAnsi="Consolas" w:cs="Times New Roman"/>
+          <w:color w:val="3CEC85"/>
+          <w:sz w:val="21"/>
+          <w:szCs w:val="21"/>
+          <w:lang w:eastAsia="uk-UA"/>
+        </w:rPr>
+        <w:t xml:space="preserve"> </w:t>
+      </w:r>
+      <w:r>
+        <w:rPr>
+          <w:rFonts w:ascii="Consolas" w:eastAsia="Times New Roman" w:hAnsi="Consolas" w:cs="Consolas"/>
+          <w:color w:val="3CEC85"/>
+          <w:sz w:val="21"/>
+          <w:szCs w:val="21"/>
+          <w:lang w:eastAsia="uk-UA"/>
+        </w:rPr>
+        <w:t>успішно</w:t>
+      </w:r>
+      <w:r>
+        <w:rPr>
+          <w:rFonts w:ascii="Consolas" w:eastAsia="Times New Roman" w:hAnsi="Consolas" w:cs="Times New Roman"/>
+          <w:color w:val="3CEC85"/>
+          <w:sz w:val="21"/>
+          <w:szCs w:val="21"/>
+          <w:lang w:eastAsia="uk-UA"/>
+        </w:rPr>
+        <w:t xml:space="preserve"> </w:t>
+      </w:r>
+      <w:r>
+        <w:rPr>
+          <w:rFonts w:ascii="Consolas" w:eastAsia="Times New Roman" w:hAnsi="Consolas" w:cs="Consolas"/>
+          <w:color w:val="3CEC85"/>
+          <w:sz w:val="21"/>
+          <w:szCs w:val="21"/>
+          <w:lang w:eastAsia="uk-UA"/>
+        </w:rPr>
+        <w:t>розшифровано</w:t>
+      </w:r>
+      <w:r>
+        <w:rPr>
+          <w:rFonts w:ascii="Consolas" w:eastAsia="Times New Roman" w:hAnsi="Consolas" w:cs="Times New Roman"/>
+          <w:color w:val="3CEC85"/>
+          <w:sz w:val="21"/>
+          <w:szCs w:val="21"/>
+          <w:lang w:eastAsia="uk-UA"/>
+        </w:rPr>
+        <w:t xml:space="preserve">! </w:t>
+      </w:r>
+      <w:r>
+        <w:rPr>
+          <w:rFonts w:ascii="Consolas" w:eastAsia="Times New Roman" w:hAnsi="Consolas" w:cs="Consolas"/>
+          <w:color w:val="3CEC85"/>
+          <w:sz w:val="21"/>
+          <w:szCs w:val="21"/>
+          <w:lang w:eastAsia="uk-UA"/>
+        </w:rPr>
+        <w:t>Результат</w:t>
+      </w:r>
+      <w:r>
+        <w:rPr>
+          <w:rFonts w:ascii="Consolas" w:eastAsia="Times New Roman" w:hAnsi="Consolas" w:cs="Times New Roman"/>
+          <w:color w:val="3CEC85"/>
+          <w:sz w:val="21"/>
+          <w:szCs w:val="21"/>
+          <w:lang w:eastAsia="uk-UA"/>
+        </w:rPr>
+        <w:t xml:space="preserve"> </w:t>
+      </w:r>
+      <w:r>
+        <w:rPr>
+          <w:rFonts w:ascii="Consolas" w:eastAsia="Times New Roman" w:hAnsi="Consolas" w:cs="Consolas"/>
+          <w:color w:val="3CEC85"/>
+          <w:sz w:val="21"/>
+          <w:szCs w:val="21"/>
+          <w:lang w:eastAsia="uk-UA"/>
+        </w:rPr>
+        <w:t>у</w:t>
+      </w:r>
+      <w:r>
+        <w:rPr>
+          <w:rFonts w:ascii="Consolas" w:eastAsia="Times New Roman" w:hAnsi="Consolas" w:cs="Times New Roman"/>
+          <w:color w:val="3CEC85"/>
+          <w:sz w:val="21"/>
+          <w:szCs w:val="21"/>
+          <w:lang w:eastAsia="uk-UA"/>
+        </w:rPr>
+        <w:t xml:space="preserve"> '</w:t>
+      </w:r>
+      <w:r>
+        <w:rPr>
+          <w:rFonts w:ascii="Consolas" w:eastAsia="Times New Roman" w:hAnsi="Consolas" w:cs="Times New Roman"/>
+          <w:color w:val="E35535"/>
+          <w:sz w:val="21"/>
+          <w:szCs w:val="21"/>
+          <w:lang w:eastAsia="uk-UA"/>
+        </w:rPr>
+        <w:t>{</w:t>
+      </w:r>
+      <w:proofErr w:type="spellStart"/>
+      <w:r>
+        <w:rPr>
+          <w:rFonts w:ascii="Consolas" w:eastAsia="Times New Roman" w:hAnsi="Consolas" w:cs="Times New Roman"/>
+          <w:color w:val="F38CEC"/>
+          <w:sz w:val="21"/>
+          <w:szCs w:val="21"/>
+          <w:lang w:eastAsia="uk-UA"/>
+        </w:rPr>
+        <w:t>output_filename</w:t>
+      </w:r>
+      <w:proofErr w:type="spellEnd"/>
+      <w:r>
+        <w:rPr>
+          <w:rFonts w:ascii="Consolas" w:eastAsia="Times New Roman" w:hAnsi="Consolas" w:cs="Times New Roman"/>
+          <w:color w:val="E35535"/>
+          <w:sz w:val="21"/>
+          <w:szCs w:val="21"/>
+          <w:lang w:eastAsia="uk-UA"/>
+        </w:rPr>
+        <w:t>}</w:t>
+      </w:r>
+      <w:r>
+        <w:rPr>
+          <w:rFonts w:ascii="Consolas" w:eastAsia="Times New Roman" w:hAnsi="Consolas" w:cs="Times New Roman"/>
+          <w:color w:val="3CEC85"/>
+          <w:sz w:val="21"/>
+          <w:szCs w:val="21"/>
+          <w:lang w:eastAsia="uk-UA"/>
+        </w:rPr>
+        <w:t>'."</w:t>
+      </w:r>
+      <w:r>
+        <w:rPr>
+          <w:rFonts w:ascii="Consolas" w:eastAsia="Times New Roman" w:hAnsi="Consolas" w:cs="Times New Roman"/>
+          <w:color w:val="D8DDE7"/>
+          <w:sz w:val="21"/>
+          <w:szCs w:val="21"/>
+          <w:lang w:eastAsia="uk-UA"/>
+        </w:rPr>
+        <w:t>)</w:t>
+      </w:r>
+    </w:p>
+    <w:p>
+      <w:pPr>
+        <w:shd w:val="clear" w:color="auto" w:fill="222A38"/>
+        <w:spacing w:after="0" w:line="285" w:lineRule="atLeast"/>
+        <w:rPr>
+          <w:rFonts w:ascii="Consolas" w:eastAsia="Times New Roman" w:hAnsi="Consolas" w:cs="Times New Roman"/>
+          <w:color w:val="D8DDE7"/>
+          <w:sz w:val="21"/>
+          <w:szCs w:val="21"/>
+          <w:lang w:eastAsia="uk-UA"/>
+        </w:rPr>
+      </w:pPr>
+      <w:r>
+        <w:rPr>
+          <w:rFonts w:ascii="Consolas" w:eastAsia="Times New Roman" w:hAnsi="Consolas" w:cs="Times New Roman"/>
+          <w:color w:val="B9C2D3"/>
+          <w:sz w:val="21"/>
+          <w:szCs w:val="21"/>
+          <w:lang w:eastAsia="uk-UA"/>
+        </w:rPr>
+        <w:t xml:space="preserve">        </w:t>
+      </w:r>
+    </w:p>
+    <w:p>
+      <w:pPr>
+        <w:shd w:val="clear" w:color="auto" w:fill="222A38"/>
+        <w:spacing w:after="0" w:line="285" w:lineRule="atLeast"/>
+        <w:rPr>
+          <w:rFonts w:ascii="Consolas" w:eastAsia="Times New Roman" w:hAnsi="Consolas" w:cs="Times New Roman"/>
+          <w:color w:val="D8DDE7"/>
+          <w:sz w:val="21"/>
+          <w:szCs w:val="21"/>
+          <w:lang w:eastAsia="uk-UA"/>
+        </w:rPr>
+      </w:pPr>
+      <w:r>
+        <w:rPr>
+          <w:rFonts w:ascii="Consolas" w:eastAsia="Times New Roman" w:hAnsi="Consolas" w:cs="Times New Roman"/>
+          <w:color w:val="B9C2D3"/>
+          <w:sz w:val="21"/>
+          <w:szCs w:val="21"/>
+          <w:lang w:eastAsia="uk-UA"/>
+        </w:rPr>
+        <w:t xml:space="preserve">    </w:t>
+      </w:r>
+      <w:proofErr w:type="spellStart"/>
+      <w:r>
+        <w:rPr>
+          <w:rFonts w:ascii="Consolas" w:eastAsia="Times New Roman" w:hAnsi="Consolas" w:cs="Times New Roman"/>
+          <w:color w:val="EACD61"/>
+          <w:sz w:val="21"/>
+          <w:szCs w:val="21"/>
+          <w:lang w:eastAsia="uk-UA"/>
+        </w:rPr>
+        <w:t>except</w:t>
+      </w:r>
+      <w:proofErr w:type="spellEnd"/>
+      <w:r>
+        <w:rPr>
+          <w:rFonts w:ascii="Consolas" w:eastAsia="Times New Roman" w:hAnsi="Consolas" w:cs="Times New Roman"/>
+          <w:color w:val="B9C2D3"/>
+          <w:sz w:val="21"/>
+          <w:szCs w:val="21"/>
+          <w:lang w:eastAsia="uk-UA"/>
+        </w:rPr>
+        <w:t xml:space="preserve"> </w:t>
+      </w:r>
+      <w:proofErr w:type="spellStart"/>
+      <w:r>
+        <w:rPr>
+          <w:rFonts w:ascii="Consolas" w:eastAsia="Times New Roman" w:hAnsi="Consolas" w:cs="Times New Roman"/>
+          <w:color w:val="B78AFF"/>
+          <w:sz w:val="21"/>
+          <w:szCs w:val="21"/>
+          <w:lang w:eastAsia="uk-UA"/>
+        </w:rPr>
+        <w:t>FileNotFoundError</w:t>
+      </w:r>
+      <w:proofErr w:type="spellEnd"/>
+      <w:r>
+        <w:rPr>
+          <w:rFonts w:ascii="Consolas" w:eastAsia="Times New Roman" w:hAnsi="Consolas" w:cs="Times New Roman"/>
+          <w:color w:val="D8DDE7"/>
+          <w:sz w:val="21"/>
+          <w:szCs w:val="21"/>
+          <w:lang w:eastAsia="uk-UA"/>
+        </w:rPr>
+        <w:t>:</w:t>
+      </w:r>
+    </w:p>
+    <w:p>
+      <w:pPr>
+        <w:shd w:val="clear" w:color="auto" w:fill="222A38"/>
+        <w:spacing w:after="0" w:line="285" w:lineRule="atLeast"/>
+        <w:rPr>
+          <w:rFonts w:ascii="Consolas" w:eastAsia="Times New Roman" w:hAnsi="Consolas" w:cs="Times New Roman"/>
+          <w:color w:val="D8DDE7"/>
+          <w:sz w:val="21"/>
+          <w:szCs w:val="21"/>
+          <w:lang w:eastAsia="uk-UA"/>
+        </w:rPr>
+      </w:pPr>
+      <w:r>
+        <w:rPr>
+          <w:rFonts w:ascii="Consolas" w:eastAsia="Times New Roman" w:hAnsi="Consolas" w:cs="Times New Roman"/>
+          <w:color w:val="B9C2D3"/>
+          <w:sz w:val="21"/>
+          <w:szCs w:val="21"/>
+          <w:lang w:eastAsia="uk-UA"/>
+        </w:rPr>
+        <w:t xml:space="preserve">        </w:t>
+      </w:r>
+      <w:proofErr w:type="spellStart"/>
+      <w:r>
+        <w:rPr>
+          <w:rFonts w:ascii="Consolas" w:eastAsia="Times New Roman" w:hAnsi="Consolas" w:cs="Times New Roman"/>
+          <w:color w:val="69C3FF"/>
+          <w:sz w:val="21"/>
+          <w:szCs w:val="21"/>
+          <w:lang w:eastAsia="uk-UA"/>
+        </w:rPr>
+        <w:t>print</w:t>
+      </w:r>
+      <w:proofErr w:type="spellEnd"/>
+      <w:r>
+        <w:rPr>
+          <w:rFonts w:ascii="Consolas" w:eastAsia="Times New Roman" w:hAnsi="Consolas" w:cs="Times New Roman"/>
+          <w:color w:val="D8DDE7"/>
+          <w:sz w:val="21"/>
+          <w:szCs w:val="21"/>
+          <w:lang w:eastAsia="uk-UA"/>
+        </w:rPr>
+        <w:t>(</w:t>
+      </w:r>
+      <w:r>
+        <w:rPr>
+          <w:rFonts w:ascii="Consolas" w:eastAsia="Times New Roman" w:hAnsi="Consolas" w:cs="Times New Roman"/>
+          <w:color w:val="3CEC85"/>
+          <w:sz w:val="21"/>
+          <w:szCs w:val="21"/>
+          <w:lang w:eastAsia="uk-UA"/>
+        </w:rPr>
+        <w:t>"</w:t>
+      </w:r>
+      <w:r>
+        <w:rPr>
+          <w:rFonts w:ascii="Segoe UI Symbol" w:eastAsia="Times New Roman" w:hAnsi="Segoe UI Symbol" w:cs="Segoe UI Symbol"/>
+          <w:color w:val="3CEC85"/>
+          <w:sz w:val="21"/>
+          <w:szCs w:val="21"/>
+          <w:lang w:eastAsia="uk-UA"/>
+        </w:rPr>
+        <w:t>❌</w:t>
+      </w:r>
+      <w:r>
+        <w:rPr>
+          <w:rFonts w:ascii="Consolas" w:eastAsia="Times New Roman" w:hAnsi="Consolas" w:cs="Times New Roman"/>
+          <w:color w:val="3CEC85"/>
+          <w:sz w:val="21"/>
+          <w:szCs w:val="21"/>
+          <w:lang w:eastAsia="uk-UA"/>
+        </w:rPr>
+        <w:t xml:space="preserve"> </w:t>
+      </w:r>
+      <w:r>
+        <w:rPr>
+          <w:rFonts w:ascii="Consolas" w:eastAsia="Times New Roman" w:hAnsi="Consolas" w:cs="Consolas"/>
+          <w:color w:val="3CEC85"/>
+          <w:sz w:val="21"/>
+          <w:szCs w:val="21"/>
+          <w:lang w:eastAsia="uk-UA"/>
+        </w:rPr>
+        <w:t>Помилка</w:t>
+      </w:r>
+      <w:r>
+        <w:rPr>
+          <w:rFonts w:ascii="Consolas" w:eastAsia="Times New Roman" w:hAnsi="Consolas" w:cs="Times New Roman"/>
+          <w:color w:val="3CEC85"/>
+          <w:sz w:val="21"/>
+          <w:szCs w:val="21"/>
+          <w:lang w:eastAsia="uk-UA"/>
+        </w:rPr>
+        <w:t xml:space="preserve">: </w:t>
+      </w:r>
+      <w:r>
+        <w:rPr>
+          <w:rFonts w:ascii="Consolas" w:eastAsia="Times New Roman" w:hAnsi="Consolas" w:cs="Consolas"/>
+          <w:color w:val="3CEC85"/>
+          <w:sz w:val="21"/>
+          <w:szCs w:val="21"/>
+          <w:lang w:eastAsia="uk-UA"/>
+        </w:rPr>
+        <w:t>Не</w:t>
+      </w:r>
+      <w:r>
+        <w:rPr>
+          <w:rFonts w:ascii="Consolas" w:eastAsia="Times New Roman" w:hAnsi="Consolas" w:cs="Times New Roman"/>
+          <w:color w:val="3CEC85"/>
+          <w:sz w:val="21"/>
+          <w:szCs w:val="21"/>
+          <w:lang w:eastAsia="uk-UA"/>
+        </w:rPr>
+        <w:t xml:space="preserve"> </w:t>
+      </w:r>
+      <w:r>
+        <w:rPr>
+          <w:rFonts w:ascii="Consolas" w:eastAsia="Times New Roman" w:hAnsi="Consolas" w:cs="Consolas"/>
+          <w:color w:val="3CEC85"/>
+          <w:sz w:val="21"/>
+          <w:szCs w:val="21"/>
+          <w:lang w:eastAsia="uk-UA"/>
+        </w:rPr>
+        <w:t>знайдено</w:t>
+      </w:r>
+      <w:r>
+        <w:rPr>
+          <w:rFonts w:ascii="Consolas" w:eastAsia="Times New Roman" w:hAnsi="Consolas" w:cs="Times New Roman"/>
+          <w:color w:val="3CEC85"/>
+          <w:sz w:val="21"/>
+          <w:szCs w:val="21"/>
+          <w:lang w:eastAsia="uk-UA"/>
+        </w:rPr>
+        <w:t xml:space="preserve"> </w:t>
+      </w:r>
+      <w:r>
+        <w:rPr>
+          <w:rFonts w:ascii="Consolas" w:eastAsia="Times New Roman" w:hAnsi="Consolas" w:cs="Consolas"/>
+          <w:color w:val="3CEC85"/>
+          <w:sz w:val="21"/>
+          <w:szCs w:val="21"/>
+          <w:lang w:eastAsia="uk-UA"/>
+        </w:rPr>
+        <w:t>зашифрований</w:t>
+      </w:r>
+      <w:r>
+        <w:rPr>
+          <w:rFonts w:ascii="Consolas" w:eastAsia="Times New Roman" w:hAnsi="Consolas" w:cs="Times New Roman"/>
+          <w:color w:val="3CEC85"/>
+          <w:sz w:val="21"/>
+          <w:szCs w:val="21"/>
+          <w:lang w:eastAsia="uk-UA"/>
+        </w:rPr>
+        <w:t xml:space="preserve"> </w:t>
+      </w:r>
+      <w:r>
+        <w:rPr>
+          <w:rFonts w:ascii="Consolas" w:eastAsia="Times New Roman" w:hAnsi="Consolas" w:cs="Consolas"/>
+          <w:color w:val="3CEC85"/>
+          <w:sz w:val="21"/>
+          <w:szCs w:val="21"/>
+          <w:lang w:eastAsia="uk-UA"/>
+        </w:rPr>
+        <w:t>файл</w:t>
+      </w:r>
+      <w:r>
+        <w:rPr>
+          <w:rFonts w:ascii="Consolas" w:eastAsia="Times New Roman" w:hAnsi="Consolas" w:cs="Times New Roman"/>
+          <w:color w:val="3CEC85"/>
+          <w:sz w:val="21"/>
+          <w:szCs w:val="21"/>
+          <w:lang w:eastAsia="uk-UA"/>
+        </w:rPr>
+        <w:t xml:space="preserve"> </w:t>
+      </w:r>
+      <w:r>
+        <w:rPr>
+          <w:rFonts w:ascii="Consolas" w:eastAsia="Times New Roman" w:hAnsi="Consolas" w:cs="Consolas"/>
+          <w:color w:val="3CEC85"/>
+          <w:sz w:val="21"/>
+          <w:szCs w:val="21"/>
+          <w:lang w:eastAsia="uk-UA"/>
+        </w:rPr>
+        <w:t>або</w:t>
+      </w:r>
+      <w:r>
+        <w:rPr>
+          <w:rFonts w:ascii="Consolas" w:eastAsia="Times New Roman" w:hAnsi="Consolas" w:cs="Times New Roman"/>
+          <w:color w:val="3CEC85"/>
+          <w:sz w:val="21"/>
+          <w:szCs w:val="21"/>
+          <w:lang w:eastAsia="uk-UA"/>
+        </w:rPr>
+        <w:t xml:space="preserve"> </w:t>
+      </w:r>
+      <w:r>
+        <w:rPr>
+          <w:rFonts w:ascii="Consolas" w:eastAsia="Times New Roman" w:hAnsi="Consolas" w:cs="Consolas"/>
+          <w:color w:val="3CEC85"/>
+          <w:sz w:val="21"/>
+          <w:szCs w:val="21"/>
+          <w:lang w:eastAsia="uk-UA"/>
+        </w:rPr>
+        <w:t>файл</w:t>
+      </w:r>
+      <w:r>
+        <w:rPr>
+          <w:rFonts w:ascii="Consolas" w:eastAsia="Times New Roman" w:hAnsi="Consolas" w:cs="Times New Roman"/>
+          <w:color w:val="3CEC85"/>
+          <w:sz w:val="21"/>
+          <w:szCs w:val="21"/>
+          <w:lang w:eastAsia="uk-UA"/>
+        </w:rPr>
+        <w:t xml:space="preserve"> '</w:t>
+      </w:r>
+      <w:proofErr w:type="spellStart"/>
+      <w:r>
+        <w:rPr>
+          <w:rFonts w:ascii="Consolas" w:eastAsia="Times New Roman" w:hAnsi="Consolas" w:cs="Times New Roman"/>
+          <w:color w:val="3CEC85"/>
+          <w:sz w:val="21"/>
+          <w:szCs w:val="21"/>
+          <w:lang w:eastAsia="uk-UA"/>
+        </w:rPr>
+        <w:t>private.pem</w:t>
+      </w:r>
+      <w:proofErr w:type="spellEnd"/>
+      <w:r>
+        <w:rPr>
+          <w:rFonts w:ascii="Consolas" w:eastAsia="Times New Roman" w:hAnsi="Consolas" w:cs="Times New Roman"/>
+          <w:color w:val="3CEC85"/>
+          <w:sz w:val="21"/>
+          <w:szCs w:val="21"/>
+          <w:lang w:eastAsia="uk-UA"/>
+        </w:rPr>
+        <w:t>'."</w:t>
+      </w:r>
+      <w:r>
+        <w:rPr>
+          <w:rFonts w:ascii="Consolas" w:eastAsia="Times New Roman" w:hAnsi="Consolas" w:cs="Times New Roman"/>
+          <w:color w:val="D8DDE7"/>
+          <w:sz w:val="21"/>
+          <w:szCs w:val="21"/>
+          <w:lang w:eastAsia="uk-UA"/>
+        </w:rPr>
+        <w:t>)</w:t>
+      </w:r>
+    </w:p>
+    <w:p>
+      <w:pPr>
+        <w:shd w:val="clear" w:color="auto" w:fill="222A38"/>
+        <w:spacing w:after="0" w:line="285" w:lineRule="atLeast"/>
+        <w:rPr>
+          <w:rFonts w:ascii="Consolas" w:eastAsia="Times New Roman" w:hAnsi="Consolas" w:cs="Times New Roman"/>
+          <w:color w:val="D8DDE7"/>
+          <w:sz w:val="21"/>
+          <w:szCs w:val="21"/>
+          <w:lang w:eastAsia="uk-UA"/>
+        </w:rPr>
+      </w:pPr>
+      <w:r>
+        <w:rPr>
+          <w:rFonts w:ascii="Consolas" w:eastAsia="Times New Roman" w:hAnsi="Consolas" w:cs="Times New Roman"/>
+          <w:color w:val="B9C2D3"/>
+          <w:sz w:val="21"/>
+          <w:szCs w:val="21"/>
+          <w:lang w:eastAsia="uk-UA"/>
+        </w:rPr>
+        <w:t xml:space="preserve">    </w:t>
+      </w:r>
+      <w:proofErr w:type="spellStart"/>
+      <w:r>
+        <w:rPr>
+          <w:rFonts w:ascii="Consolas" w:eastAsia="Times New Roman" w:hAnsi="Consolas" w:cs="Times New Roman"/>
+          <w:color w:val="EACD61"/>
+          <w:sz w:val="21"/>
+          <w:szCs w:val="21"/>
+          <w:lang w:eastAsia="uk-UA"/>
+        </w:rPr>
+        <w:t>except</w:t>
+      </w:r>
+      <w:proofErr w:type="spellEnd"/>
+      <w:r>
+        <w:rPr>
+          <w:rFonts w:ascii="Consolas" w:eastAsia="Times New Roman" w:hAnsi="Consolas" w:cs="Times New Roman"/>
+          <w:color w:val="B9C2D3"/>
+          <w:sz w:val="21"/>
+          <w:szCs w:val="21"/>
+          <w:lang w:eastAsia="uk-UA"/>
+        </w:rPr>
+        <w:t xml:space="preserve"> </w:t>
+      </w:r>
+      <w:proofErr w:type="spellStart"/>
+      <w:r>
+        <w:rPr>
+          <w:rFonts w:ascii="Consolas" w:eastAsia="Times New Roman" w:hAnsi="Consolas" w:cs="Times New Roman"/>
+          <w:color w:val="B78AFF"/>
+          <w:sz w:val="21"/>
+          <w:szCs w:val="21"/>
+          <w:lang w:eastAsia="uk-UA"/>
+        </w:rPr>
+        <w:t>ValueError</w:t>
+      </w:r>
+      <w:proofErr w:type="spellEnd"/>
+      <w:r>
+        <w:rPr>
+          <w:rFonts w:ascii="Consolas" w:eastAsia="Times New Roman" w:hAnsi="Consolas" w:cs="Times New Roman"/>
+          <w:color w:val="D8DDE7"/>
+          <w:sz w:val="21"/>
+          <w:szCs w:val="21"/>
+          <w:lang w:eastAsia="uk-UA"/>
+        </w:rPr>
+        <w:t>:</w:t>
+      </w:r>
+    </w:p>
+    <w:p>
+      <w:pPr>
+        <w:shd w:val="clear" w:color="auto" w:fill="222A38"/>
+        <w:spacing w:after="0" w:line="285" w:lineRule="atLeast"/>
+        <w:rPr>
+          <w:rFonts w:ascii="Consolas" w:eastAsia="Times New Roman" w:hAnsi="Consolas" w:cs="Times New Roman"/>
+          <w:color w:val="D8DDE7"/>
+          <w:sz w:val="21"/>
+          <w:szCs w:val="21"/>
+          <w:lang w:eastAsia="uk-UA"/>
+        </w:rPr>
+      </w:pPr>
+      <w:r>
+        <w:rPr>
+          <w:rFonts w:ascii="Consolas" w:eastAsia="Times New Roman" w:hAnsi="Consolas" w:cs="Times New Roman"/>
+          <w:color w:val="B9C2D3"/>
+          <w:sz w:val="21"/>
+          <w:szCs w:val="21"/>
+          <w:lang w:eastAsia="uk-UA"/>
+        </w:rPr>
+        <w:t xml:space="preserve">        </w:t>
+      </w:r>
+      <w:proofErr w:type="spellStart"/>
+      <w:r>
+        <w:rPr>
+          <w:rFonts w:ascii="Consolas" w:eastAsia="Times New Roman" w:hAnsi="Consolas" w:cs="Times New Roman"/>
+          <w:color w:val="69C3FF"/>
+          <w:sz w:val="21"/>
+          <w:szCs w:val="21"/>
+          <w:lang w:eastAsia="uk-UA"/>
+        </w:rPr>
+        <w:t>print</w:t>
+      </w:r>
+      <w:proofErr w:type="spellEnd"/>
+      <w:r>
+        <w:rPr>
+          <w:rFonts w:ascii="Consolas" w:eastAsia="Times New Roman" w:hAnsi="Consolas" w:cs="Times New Roman"/>
+          <w:color w:val="D8DDE7"/>
+          <w:sz w:val="21"/>
+          <w:szCs w:val="21"/>
+          <w:lang w:eastAsia="uk-UA"/>
+        </w:rPr>
+        <w:t>(</w:t>
+      </w:r>
+      <w:r>
+        <w:rPr>
+          <w:rFonts w:ascii="Consolas" w:eastAsia="Times New Roman" w:hAnsi="Consolas" w:cs="Times New Roman"/>
+          <w:color w:val="3CEC85"/>
+          <w:sz w:val="21"/>
+          <w:szCs w:val="21"/>
+          <w:lang w:eastAsia="uk-UA"/>
+        </w:rPr>
+        <w:t>"</w:t>
+      </w:r>
+      <w:r>
+        <w:rPr>
+          <w:rFonts w:ascii="Segoe UI Symbol" w:eastAsia="Times New Roman" w:hAnsi="Segoe UI Symbol" w:cs="Segoe UI Symbol"/>
+          <w:color w:val="3CEC85"/>
+          <w:sz w:val="21"/>
+          <w:szCs w:val="21"/>
+          <w:lang w:eastAsia="uk-UA"/>
+        </w:rPr>
+        <w:t>❌</w:t>
+      </w:r>
+      <w:r>
+        <w:rPr>
+          <w:rFonts w:ascii="Consolas" w:eastAsia="Times New Roman" w:hAnsi="Consolas" w:cs="Times New Roman"/>
+          <w:color w:val="3CEC85"/>
+          <w:sz w:val="21"/>
+          <w:szCs w:val="21"/>
+          <w:lang w:eastAsia="uk-UA"/>
+        </w:rPr>
+        <w:t xml:space="preserve"> </w:t>
+      </w:r>
+      <w:r>
+        <w:rPr>
+          <w:rFonts w:ascii="Consolas" w:eastAsia="Times New Roman" w:hAnsi="Consolas" w:cs="Consolas"/>
+          <w:color w:val="3CEC85"/>
+          <w:sz w:val="21"/>
+          <w:szCs w:val="21"/>
+          <w:lang w:eastAsia="uk-UA"/>
+        </w:rPr>
+        <w:t>Помилка</w:t>
+      </w:r>
+      <w:r>
+        <w:rPr>
+          <w:rFonts w:ascii="Consolas" w:eastAsia="Times New Roman" w:hAnsi="Consolas" w:cs="Times New Roman"/>
+          <w:color w:val="3CEC85"/>
+          <w:sz w:val="21"/>
+          <w:szCs w:val="21"/>
+          <w:lang w:eastAsia="uk-UA"/>
+        </w:rPr>
+        <w:t xml:space="preserve">: </w:t>
+      </w:r>
+      <w:r>
+        <w:rPr>
+          <w:rFonts w:ascii="Consolas" w:eastAsia="Times New Roman" w:hAnsi="Consolas" w:cs="Consolas"/>
+          <w:color w:val="3CEC85"/>
+          <w:sz w:val="21"/>
+          <w:szCs w:val="21"/>
+          <w:lang w:eastAsia="uk-UA"/>
+        </w:rPr>
+        <w:t>Не</w:t>
+      </w:r>
+      <w:r>
+        <w:rPr>
+          <w:rFonts w:ascii="Consolas" w:eastAsia="Times New Roman" w:hAnsi="Consolas" w:cs="Times New Roman"/>
+          <w:color w:val="3CEC85"/>
+          <w:sz w:val="21"/>
+          <w:szCs w:val="21"/>
+          <w:lang w:eastAsia="uk-UA"/>
+        </w:rPr>
+        <w:t xml:space="preserve"> </w:t>
+      </w:r>
+      <w:r>
+        <w:rPr>
+          <w:rFonts w:ascii="Consolas" w:eastAsia="Times New Roman" w:hAnsi="Consolas" w:cs="Consolas"/>
+          <w:color w:val="3CEC85"/>
+          <w:sz w:val="21"/>
+          <w:szCs w:val="21"/>
+          <w:lang w:eastAsia="uk-UA"/>
+        </w:rPr>
+        <w:t>вдалося</w:t>
+      </w:r>
+      <w:r>
+        <w:rPr>
+          <w:rFonts w:ascii="Consolas" w:eastAsia="Times New Roman" w:hAnsi="Consolas" w:cs="Times New Roman"/>
+          <w:color w:val="3CEC85"/>
+          <w:sz w:val="21"/>
+          <w:szCs w:val="21"/>
+          <w:lang w:eastAsia="uk-UA"/>
+        </w:rPr>
+        <w:t xml:space="preserve"> </w:t>
+      </w:r>
+      <w:r>
+        <w:rPr>
+          <w:rFonts w:ascii="Consolas" w:eastAsia="Times New Roman" w:hAnsi="Consolas" w:cs="Consolas"/>
+          <w:color w:val="3CEC85"/>
+          <w:sz w:val="21"/>
+          <w:szCs w:val="21"/>
+          <w:lang w:eastAsia="uk-UA"/>
+        </w:rPr>
+        <w:t>розшифрувати</w:t>
+      </w:r>
+      <w:r>
+        <w:rPr>
+          <w:rFonts w:ascii="Consolas" w:eastAsia="Times New Roman" w:hAnsi="Consolas" w:cs="Times New Roman"/>
+          <w:color w:val="3CEC85"/>
+          <w:sz w:val="21"/>
+          <w:szCs w:val="21"/>
+          <w:lang w:eastAsia="uk-UA"/>
+        </w:rPr>
+        <w:t xml:space="preserve"> </w:t>
+      </w:r>
+      <w:r>
+        <w:rPr>
+          <w:rFonts w:ascii="Consolas" w:eastAsia="Times New Roman" w:hAnsi="Consolas" w:cs="Consolas"/>
+          <w:color w:val="3CEC85"/>
+          <w:sz w:val="21"/>
+          <w:szCs w:val="21"/>
+          <w:lang w:eastAsia="uk-UA"/>
+        </w:rPr>
+        <w:t>файл</w:t>
+      </w:r>
+      <w:r>
+        <w:rPr>
+          <w:rFonts w:ascii="Consolas" w:eastAsia="Times New Roman" w:hAnsi="Consolas" w:cs="Times New Roman"/>
+          <w:color w:val="3CEC85"/>
+          <w:sz w:val="21"/>
+          <w:szCs w:val="21"/>
+          <w:lang w:eastAsia="uk-UA"/>
+        </w:rPr>
+        <w:t xml:space="preserve">. </w:t>
+      </w:r>
+      <w:r>
+        <w:rPr>
+          <w:rFonts w:ascii="Consolas" w:eastAsia="Times New Roman" w:hAnsi="Consolas" w:cs="Consolas"/>
+          <w:color w:val="3CEC85"/>
+          <w:sz w:val="21"/>
+          <w:szCs w:val="21"/>
+          <w:lang w:eastAsia="uk-UA"/>
+        </w:rPr>
+        <w:t>Можливо</w:t>
+      </w:r>
+      <w:r>
+        <w:rPr>
+          <w:rFonts w:ascii="Consolas" w:eastAsia="Times New Roman" w:hAnsi="Consolas" w:cs="Times New Roman"/>
+          <w:color w:val="3CEC85"/>
+          <w:sz w:val="21"/>
+          <w:szCs w:val="21"/>
+          <w:lang w:eastAsia="uk-UA"/>
+        </w:rPr>
+        <w:t xml:space="preserve">, </w:t>
+      </w:r>
+      <w:r>
+        <w:rPr>
+          <w:rFonts w:ascii="Consolas" w:eastAsia="Times New Roman" w:hAnsi="Consolas" w:cs="Consolas"/>
+          <w:color w:val="3CEC85"/>
+          <w:sz w:val="21"/>
+          <w:szCs w:val="21"/>
+          <w:lang w:eastAsia="uk-UA"/>
+        </w:rPr>
+        <w:t>використано</w:t>
+      </w:r>
+      <w:r>
+        <w:rPr>
+          <w:rFonts w:ascii="Consolas" w:eastAsia="Times New Roman" w:hAnsi="Consolas" w:cs="Times New Roman"/>
+          <w:color w:val="3CEC85"/>
+          <w:sz w:val="21"/>
+          <w:szCs w:val="21"/>
+          <w:lang w:eastAsia="uk-UA"/>
+        </w:rPr>
+        <w:t xml:space="preserve"> </w:t>
+      </w:r>
+      <w:r>
+        <w:rPr>
+          <w:rFonts w:ascii="Consolas" w:eastAsia="Times New Roman" w:hAnsi="Consolas" w:cs="Consolas"/>
+          <w:color w:val="3CEC85"/>
+          <w:sz w:val="21"/>
+          <w:szCs w:val="21"/>
+          <w:lang w:eastAsia="uk-UA"/>
+        </w:rPr>
+        <w:t>неправильний</w:t>
+      </w:r>
+      <w:r>
+        <w:rPr>
+          <w:rFonts w:ascii="Consolas" w:eastAsia="Times New Roman" w:hAnsi="Consolas" w:cs="Times New Roman"/>
+          <w:color w:val="3CEC85"/>
+          <w:sz w:val="21"/>
+          <w:szCs w:val="21"/>
+          <w:lang w:eastAsia="uk-UA"/>
+        </w:rPr>
+        <w:t xml:space="preserve"> </w:t>
+      </w:r>
+      <w:r>
+        <w:rPr>
+          <w:rFonts w:ascii="Consolas" w:eastAsia="Times New Roman" w:hAnsi="Consolas" w:cs="Consolas"/>
+          <w:color w:val="3CEC85"/>
+          <w:sz w:val="21"/>
+          <w:szCs w:val="21"/>
+          <w:lang w:eastAsia="uk-UA"/>
+        </w:rPr>
+        <w:t>закритий</w:t>
+      </w:r>
+      <w:r>
+        <w:rPr>
+          <w:rFonts w:ascii="Consolas" w:eastAsia="Times New Roman" w:hAnsi="Consolas" w:cs="Times New Roman"/>
+          <w:color w:val="3CEC85"/>
+          <w:sz w:val="21"/>
+          <w:szCs w:val="21"/>
+          <w:lang w:eastAsia="uk-UA"/>
+        </w:rPr>
+        <w:t xml:space="preserve"> </w:t>
+      </w:r>
+      <w:r>
+        <w:rPr>
+          <w:rFonts w:ascii="Consolas" w:eastAsia="Times New Roman" w:hAnsi="Consolas" w:cs="Consolas"/>
+          <w:color w:val="3CEC85"/>
+          <w:sz w:val="21"/>
+          <w:szCs w:val="21"/>
+          <w:lang w:eastAsia="uk-UA"/>
+        </w:rPr>
+        <w:t>ключ</w:t>
+      </w:r>
+      <w:r>
+        <w:rPr>
+          <w:rFonts w:ascii="Consolas" w:eastAsia="Times New Roman" w:hAnsi="Consolas" w:cs="Times New Roman"/>
+          <w:color w:val="3CEC85"/>
+          <w:sz w:val="21"/>
+          <w:szCs w:val="21"/>
+          <w:lang w:eastAsia="uk-UA"/>
+        </w:rPr>
+        <w:t>."</w:t>
+      </w:r>
+      <w:r>
+        <w:rPr>
+          <w:rFonts w:ascii="Consolas" w:eastAsia="Times New Roman" w:hAnsi="Consolas" w:cs="Times New Roman"/>
+          <w:color w:val="D8DDE7"/>
+          <w:sz w:val="21"/>
+          <w:szCs w:val="21"/>
+          <w:lang w:eastAsia="uk-UA"/>
+        </w:rPr>
+        <w:t>)</w:t>
+      </w:r>
+    </w:p>
+    <w:p>
+      <w:pPr>
+        <w:shd w:val="clear" w:color="auto" w:fill="222A38"/>
+        <w:spacing w:after="0" w:line="285" w:lineRule="atLeast"/>
+        <w:rPr>
+          <w:rFonts w:ascii="Consolas" w:eastAsia="Times New Roman" w:hAnsi="Consolas" w:cs="Times New Roman"/>
+          <w:color w:val="D8DDE7"/>
+          <w:sz w:val="21"/>
+          <w:szCs w:val="21"/>
+          <w:lang w:eastAsia="uk-UA"/>
+        </w:rPr>
+      </w:pPr>
+    </w:p>
+    <w:p>
+      <w:pPr>
+        <w:shd w:val="clear" w:color="auto" w:fill="222A38"/>
+        <w:spacing w:after="0" w:line="285" w:lineRule="atLeast"/>
+        <w:rPr>
+          <w:rFonts w:ascii="Consolas" w:eastAsia="Times New Roman" w:hAnsi="Consolas" w:cs="Times New Roman"/>
+          <w:color w:val="D8DDE7"/>
+          <w:sz w:val="21"/>
+          <w:szCs w:val="21"/>
+          <w:lang w:eastAsia="uk-UA"/>
+        </w:rPr>
+      </w:pPr>
+      <w:proofErr w:type="spellStart"/>
+      <w:r>
+        <w:rPr>
+          <w:rFonts w:ascii="Consolas" w:eastAsia="Times New Roman" w:hAnsi="Consolas" w:cs="Times New Roman"/>
+          <w:color w:val="EACD61"/>
+          <w:sz w:val="21"/>
+          <w:szCs w:val="21"/>
+          <w:lang w:eastAsia="uk-UA"/>
+        </w:rPr>
+        <w:t>if</w:t>
+      </w:r>
+      <w:proofErr w:type="spellEnd"/>
+      <w:r>
+        <w:rPr>
+          <w:rFonts w:ascii="Consolas" w:eastAsia="Times New Roman" w:hAnsi="Consolas" w:cs="Times New Roman"/>
+          <w:color w:val="B9C2D3"/>
+          <w:sz w:val="21"/>
+          <w:szCs w:val="21"/>
+          <w:lang w:eastAsia="uk-UA"/>
+        </w:rPr>
+        <w:t xml:space="preserve"> </w:t>
+      </w:r>
+      <w:r>
+        <w:rPr>
+          <w:rFonts w:ascii="Consolas" w:eastAsia="Times New Roman" w:hAnsi="Consolas" w:cs="Times New Roman"/>
+          <w:color w:val="FF738A"/>
+          <w:sz w:val="21"/>
+          <w:szCs w:val="21"/>
+          <w:lang w:eastAsia="uk-UA"/>
+        </w:rPr>
+        <w:t>__</w:t>
+      </w:r>
+      <w:proofErr w:type="spellStart"/>
+      <w:r>
+        <w:rPr>
+          <w:rFonts w:ascii="Consolas" w:eastAsia="Times New Roman" w:hAnsi="Consolas" w:cs="Times New Roman"/>
+          <w:color w:val="FF738A"/>
+          <w:sz w:val="21"/>
+          <w:szCs w:val="21"/>
+          <w:lang w:eastAsia="uk-UA"/>
+        </w:rPr>
+        <w:t>name</w:t>
+      </w:r>
+      <w:proofErr w:type="spellEnd"/>
+      <w:r>
+        <w:rPr>
+          <w:rFonts w:ascii="Consolas" w:eastAsia="Times New Roman" w:hAnsi="Consolas" w:cs="Times New Roman"/>
+          <w:color w:val="FF738A"/>
+          <w:sz w:val="21"/>
+          <w:szCs w:val="21"/>
+          <w:lang w:eastAsia="uk-UA"/>
+        </w:rPr>
+        <w:t>__</w:t>
+      </w:r>
+      <w:r>
+        <w:rPr>
+          <w:rFonts w:ascii="Consolas" w:eastAsia="Times New Roman" w:hAnsi="Consolas" w:cs="Times New Roman"/>
+          <w:color w:val="B9C2D3"/>
+          <w:sz w:val="21"/>
+          <w:szCs w:val="21"/>
+          <w:lang w:eastAsia="uk-UA"/>
+        </w:rPr>
+        <w:t xml:space="preserve"> </w:t>
+      </w:r>
+      <w:r>
+        <w:rPr>
+          <w:rFonts w:ascii="Consolas" w:eastAsia="Times New Roman" w:hAnsi="Consolas" w:cs="Times New Roman"/>
+          <w:color w:val="EACD61"/>
+          <w:sz w:val="21"/>
+          <w:szCs w:val="21"/>
+          <w:lang w:eastAsia="uk-UA"/>
+        </w:rPr>
+        <w:t>==</w:t>
+      </w:r>
+      <w:r>
+        <w:rPr>
+          <w:rFonts w:ascii="Consolas" w:eastAsia="Times New Roman" w:hAnsi="Consolas" w:cs="Times New Roman"/>
+          <w:color w:val="B9C2D3"/>
+          <w:sz w:val="21"/>
+          <w:szCs w:val="21"/>
+          <w:lang w:eastAsia="uk-UA"/>
+        </w:rPr>
+        <w:t xml:space="preserve"> </w:t>
+      </w:r>
+      <w:r>
+        <w:rPr>
+          <w:rFonts w:ascii="Consolas" w:eastAsia="Times New Roman" w:hAnsi="Consolas" w:cs="Times New Roman"/>
+          <w:color w:val="3CEC85"/>
+          <w:sz w:val="21"/>
+          <w:szCs w:val="21"/>
+          <w:lang w:eastAsia="uk-UA"/>
+        </w:rPr>
+        <w:t>"__</w:t>
+      </w:r>
+      <w:proofErr w:type="spellStart"/>
+      <w:r>
+        <w:rPr>
+          <w:rFonts w:ascii="Consolas" w:eastAsia="Times New Roman" w:hAnsi="Consolas" w:cs="Times New Roman"/>
+          <w:color w:val="3CEC85"/>
+          <w:sz w:val="21"/>
+          <w:szCs w:val="21"/>
+          <w:lang w:eastAsia="uk-UA"/>
+        </w:rPr>
+        <w:t>main</w:t>
+      </w:r>
+      <w:proofErr w:type="spellEnd"/>
+      <w:r>
+        <w:rPr>
+          <w:rFonts w:ascii="Consolas" w:eastAsia="Times New Roman" w:hAnsi="Consolas" w:cs="Times New Roman"/>
+          <w:color w:val="3CEC85"/>
+          <w:sz w:val="21"/>
+          <w:szCs w:val="21"/>
+          <w:lang w:eastAsia="uk-UA"/>
+        </w:rPr>
+        <w:t>__"</w:t>
+      </w:r>
+      <w:r>
+        <w:rPr>
+          <w:rFonts w:ascii="Consolas" w:eastAsia="Times New Roman" w:hAnsi="Consolas" w:cs="Times New Roman"/>
+          <w:color w:val="D8DDE7"/>
+          <w:sz w:val="21"/>
+          <w:szCs w:val="21"/>
+          <w:lang w:eastAsia="uk-UA"/>
+        </w:rPr>
+        <w:t>:</w:t>
+      </w:r>
+    </w:p>
+    <w:p>
+      <w:pPr>
+        <w:shd w:val="clear" w:color="auto" w:fill="222A38"/>
+        <w:spacing w:after="0" w:line="285" w:lineRule="atLeast"/>
+        <w:rPr>
+          <w:rFonts w:ascii="Consolas" w:eastAsia="Times New Roman" w:hAnsi="Consolas" w:cs="Times New Roman"/>
+          <w:color w:val="D8DDE7"/>
+          <w:sz w:val="21"/>
+          <w:szCs w:val="21"/>
+          <w:lang w:eastAsia="uk-UA"/>
+        </w:rPr>
+      </w:pPr>
+      <w:r>
+        <w:rPr>
+          <w:rFonts w:ascii="Consolas" w:eastAsia="Times New Roman" w:hAnsi="Consolas" w:cs="Times New Roman"/>
+          <w:color w:val="B9C2D3"/>
+          <w:sz w:val="21"/>
+          <w:szCs w:val="21"/>
+          <w:lang w:eastAsia="uk-UA"/>
+        </w:rPr>
+        <w:t xml:space="preserve">    </w:t>
+      </w:r>
+      <w:proofErr w:type="spellStart"/>
+      <w:r>
+        <w:rPr>
+          <w:rFonts w:ascii="Consolas" w:eastAsia="Times New Roman" w:hAnsi="Consolas" w:cs="Times New Roman"/>
+          <w:color w:val="69C3FF"/>
+          <w:sz w:val="21"/>
+          <w:szCs w:val="21"/>
+          <w:lang w:eastAsia="uk-UA"/>
+        </w:rPr>
+        <w:t>print</w:t>
+      </w:r>
+      <w:proofErr w:type="spellEnd"/>
+      <w:r>
+        <w:rPr>
+          <w:rFonts w:ascii="Consolas" w:eastAsia="Times New Roman" w:hAnsi="Consolas" w:cs="Times New Roman"/>
+          <w:color w:val="D8DDE7"/>
+          <w:sz w:val="21"/>
+          <w:szCs w:val="21"/>
+          <w:lang w:eastAsia="uk-UA"/>
+        </w:rPr>
+        <w:t>(</w:t>
+      </w:r>
+      <w:r>
+        <w:rPr>
+          <w:rFonts w:ascii="Consolas" w:eastAsia="Times New Roman" w:hAnsi="Consolas" w:cs="Times New Roman"/>
+          <w:color w:val="3CEC85"/>
+          <w:sz w:val="21"/>
+          <w:szCs w:val="21"/>
+          <w:lang w:eastAsia="uk-UA"/>
+        </w:rPr>
+        <w:t>"--- Розшифрування RSA ---"</w:t>
+      </w:r>
+      <w:r>
+        <w:rPr>
+          <w:rFonts w:ascii="Consolas" w:eastAsia="Times New Roman" w:hAnsi="Consolas" w:cs="Times New Roman"/>
+          <w:color w:val="D8DDE7"/>
+          <w:sz w:val="21"/>
+          <w:szCs w:val="21"/>
+          <w:lang w:eastAsia="uk-UA"/>
+        </w:rPr>
+        <w:t>)</w:t>
+      </w:r>
+    </w:p>
+    <w:p>
+      <w:pPr>
+        <w:shd w:val="clear" w:color="auto" w:fill="222A38"/>
+        <w:spacing w:after="0" w:line="285" w:lineRule="atLeast"/>
+        <w:rPr>
+          <w:rFonts w:ascii="Consolas" w:eastAsia="Times New Roman" w:hAnsi="Consolas" w:cs="Times New Roman"/>
+          <w:color w:val="D8DDE7"/>
+          <w:sz w:val="21"/>
+          <w:szCs w:val="21"/>
+          <w:lang w:eastAsia="uk-UA"/>
+        </w:rPr>
+      </w:pPr>
+      <w:r>
+        <w:rPr>
+          <w:rFonts w:ascii="Consolas" w:eastAsia="Times New Roman" w:hAnsi="Consolas" w:cs="Times New Roman"/>
+          <w:color w:val="B9C2D3"/>
+          <w:sz w:val="21"/>
+          <w:szCs w:val="21"/>
+          <w:lang w:eastAsia="uk-UA"/>
+        </w:rPr>
+        <w:t xml:space="preserve">    </w:t>
+      </w:r>
+      <w:proofErr w:type="spellStart"/>
+      <w:r>
+        <w:rPr>
+          <w:rFonts w:ascii="Consolas" w:eastAsia="Times New Roman" w:hAnsi="Consolas" w:cs="Times New Roman"/>
+          <w:color w:val="FF738A"/>
+          <w:sz w:val="21"/>
+          <w:szCs w:val="21"/>
+          <w:lang w:eastAsia="uk-UA"/>
+        </w:rPr>
+        <w:t>in_file</w:t>
+      </w:r>
+      <w:proofErr w:type="spellEnd"/>
+      <w:r>
+        <w:rPr>
+          <w:rFonts w:ascii="Consolas" w:eastAsia="Times New Roman" w:hAnsi="Consolas" w:cs="Times New Roman"/>
+          <w:color w:val="B9C2D3"/>
+          <w:sz w:val="21"/>
+          <w:szCs w:val="21"/>
+          <w:lang w:eastAsia="uk-UA"/>
+        </w:rPr>
+        <w:t xml:space="preserve"> </w:t>
+      </w:r>
+      <w:r>
+        <w:rPr>
+          <w:rFonts w:ascii="Consolas" w:eastAsia="Times New Roman" w:hAnsi="Consolas" w:cs="Times New Roman"/>
+          <w:color w:val="EACD61"/>
+          <w:sz w:val="21"/>
+          <w:szCs w:val="21"/>
+          <w:lang w:eastAsia="uk-UA"/>
+        </w:rPr>
+        <w:t>=</w:t>
+      </w:r>
+      <w:r>
+        <w:rPr>
+          <w:rFonts w:ascii="Consolas" w:eastAsia="Times New Roman" w:hAnsi="Consolas" w:cs="Times New Roman"/>
+          <w:color w:val="B9C2D3"/>
+          <w:sz w:val="21"/>
+          <w:szCs w:val="21"/>
+          <w:lang w:eastAsia="uk-UA"/>
+        </w:rPr>
+        <w:t xml:space="preserve"> </w:t>
+      </w:r>
+      <w:proofErr w:type="spellStart"/>
+      <w:r>
+        <w:rPr>
+          <w:rFonts w:ascii="Consolas" w:eastAsia="Times New Roman" w:hAnsi="Consolas" w:cs="Times New Roman"/>
+          <w:color w:val="69C3FF"/>
+          <w:sz w:val="21"/>
+          <w:szCs w:val="21"/>
+          <w:lang w:eastAsia="uk-UA"/>
+        </w:rPr>
+        <w:t>input</w:t>
+      </w:r>
+      <w:proofErr w:type="spellEnd"/>
+      <w:r>
+        <w:rPr>
+          <w:rFonts w:ascii="Consolas" w:eastAsia="Times New Roman" w:hAnsi="Consolas" w:cs="Times New Roman"/>
+          <w:color w:val="D8DDE7"/>
+          <w:sz w:val="21"/>
+          <w:szCs w:val="21"/>
+          <w:lang w:eastAsia="uk-UA"/>
+        </w:rPr>
+        <w:t>(</w:t>
+      </w:r>
+      <w:r>
+        <w:rPr>
+          <w:rFonts w:ascii="Consolas" w:eastAsia="Times New Roman" w:hAnsi="Consolas" w:cs="Times New Roman"/>
+          <w:color w:val="3CEC85"/>
+          <w:sz w:val="21"/>
+          <w:szCs w:val="21"/>
+          <w:lang w:eastAsia="uk-UA"/>
+        </w:rPr>
+        <w:t xml:space="preserve">"Введіть ім'я зашифрованого файлу (напр., </w:t>
+      </w:r>
+      <w:proofErr w:type="spellStart"/>
+      <w:r>
+        <w:rPr>
+          <w:rFonts w:ascii="Consolas" w:eastAsia="Times New Roman" w:hAnsi="Consolas" w:cs="Times New Roman"/>
+          <w:color w:val="3CEC85"/>
+          <w:sz w:val="21"/>
+          <w:szCs w:val="21"/>
+          <w:lang w:eastAsia="uk-UA"/>
+        </w:rPr>
+        <w:t>encrypted.bin</w:t>
+      </w:r>
+      <w:proofErr w:type="spellEnd"/>
+      <w:r>
+        <w:rPr>
+          <w:rFonts w:ascii="Consolas" w:eastAsia="Times New Roman" w:hAnsi="Consolas" w:cs="Times New Roman"/>
+          <w:color w:val="3CEC85"/>
+          <w:sz w:val="21"/>
+          <w:szCs w:val="21"/>
+          <w:lang w:eastAsia="uk-UA"/>
+        </w:rPr>
+        <w:t>): "</w:t>
+      </w:r>
+      <w:r>
+        <w:rPr>
+          <w:rFonts w:ascii="Consolas" w:eastAsia="Times New Roman" w:hAnsi="Consolas" w:cs="Times New Roman"/>
+          <w:color w:val="D8DDE7"/>
+          <w:sz w:val="21"/>
+          <w:szCs w:val="21"/>
+          <w:lang w:eastAsia="uk-UA"/>
+        </w:rPr>
+        <w:t>)</w:t>
+      </w:r>
+    </w:p>
+    <w:p>
+      <w:pPr>
+        <w:shd w:val="clear" w:color="auto" w:fill="222A38"/>
+        <w:spacing w:after="0" w:line="285" w:lineRule="atLeast"/>
+        <w:rPr>
+          <w:rFonts w:ascii="Consolas" w:eastAsia="Times New Roman" w:hAnsi="Consolas" w:cs="Times New Roman"/>
+          <w:color w:val="D8DDE7"/>
+          <w:sz w:val="21"/>
+          <w:szCs w:val="21"/>
+          <w:lang w:eastAsia="uk-UA"/>
+        </w:rPr>
+      </w:pPr>
+      <w:r>
+        <w:rPr>
+          <w:rFonts w:ascii="Consolas" w:eastAsia="Times New Roman" w:hAnsi="Consolas" w:cs="Times New Roman"/>
+          <w:color w:val="B9C2D3"/>
+          <w:sz w:val="21"/>
+          <w:szCs w:val="21"/>
+          <w:lang w:eastAsia="uk-UA"/>
+        </w:rPr>
+        <w:t xml:space="preserve">    </w:t>
+      </w:r>
+      <w:proofErr w:type="spellStart"/>
+      <w:r>
+        <w:rPr>
+          <w:rFonts w:ascii="Consolas" w:eastAsia="Times New Roman" w:hAnsi="Consolas" w:cs="Times New Roman"/>
+          <w:color w:val="FF738A"/>
+          <w:sz w:val="21"/>
+          <w:szCs w:val="21"/>
+          <w:lang w:eastAsia="uk-UA"/>
+        </w:rPr>
+        <w:t>out_file</w:t>
+      </w:r>
+      <w:proofErr w:type="spellEnd"/>
+      <w:r>
+        <w:rPr>
+          <w:rFonts w:ascii="Consolas" w:eastAsia="Times New Roman" w:hAnsi="Consolas" w:cs="Times New Roman"/>
+          <w:color w:val="B9C2D3"/>
+          <w:sz w:val="21"/>
+          <w:szCs w:val="21"/>
+          <w:lang w:eastAsia="uk-UA"/>
+        </w:rPr>
+        <w:t xml:space="preserve"> </w:t>
+      </w:r>
+      <w:r>
+        <w:rPr>
+          <w:rFonts w:ascii="Consolas" w:eastAsia="Times New Roman" w:hAnsi="Consolas" w:cs="Times New Roman"/>
+          <w:color w:val="EACD61"/>
+          <w:sz w:val="21"/>
+          <w:szCs w:val="21"/>
+          <w:lang w:eastAsia="uk-UA"/>
+        </w:rPr>
+        <w:t>=</w:t>
+      </w:r>
+      <w:r>
+        <w:rPr>
+          <w:rFonts w:ascii="Consolas" w:eastAsia="Times New Roman" w:hAnsi="Consolas" w:cs="Times New Roman"/>
+          <w:color w:val="B9C2D3"/>
+          <w:sz w:val="21"/>
+          <w:szCs w:val="21"/>
+          <w:lang w:eastAsia="uk-UA"/>
+        </w:rPr>
+        <w:t xml:space="preserve"> </w:t>
+      </w:r>
+      <w:proofErr w:type="spellStart"/>
+      <w:r>
+        <w:rPr>
+          <w:rFonts w:ascii="Consolas" w:eastAsia="Times New Roman" w:hAnsi="Consolas" w:cs="Times New Roman"/>
+          <w:color w:val="69C3FF"/>
+          <w:sz w:val="21"/>
+          <w:szCs w:val="21"/>
+          <w:lang w:eastAsia="uk-UA"/>
+        </w:rPr>
+        <w:t>input</w:t>
+      </w:r>
+      <w:proofErr w:type="spellEnd"/>
+      <w:r>
+        <w:rPr>
+          <w:rFonts w:ascii="Consolas" w:eastAsia="Times New Roman" w:hAnsi="Consolas" w:cs="Times New Roman"/>
+          <w:color w:val="D8DDE7"/>
+          <w:sz w:val="21"/>
+          <w:szCs w:val="21"/>
+          <w:lang w:eastAsia="uk-UA"/>
+        </w:rPr>
+        <w:t>(</w:t>
+      </w:r>
+      <w:r>
+        <w:rPr>
+          <w:rFonts w:ascii="Consolas" w:eastAsia="Times New Roman" w:hAnsi="Consolas" w:cs="Times New Roman"/>
+          <w:color w:val="3CEC85"/>
+          <w:sz w:val="21"/>
+          <w:szCs w:val="21"/>
+          <w:lang w:eastAsia="uk-UA"/>
+        </w:rPr>
+        <w:t>"Введіть ім'я для розшифрованого файлу (напр., decrypted.txt): "</w:t>
+      </w:r>
+      <w:r>
+        <w:rPr>
+          <w:rFonts w:ascii="Consolas" w:eastAsia="Times New Roman" w:hAnsi="Consolas" w:cs="Times New Roman"/>
+          <w:color w:val="D8DDE7"/>
+          <w:sz w:val="21"/>
+          <w:szCs w:val="21"/>
+          <w:lang w:eastAsia="uk-UA"/>
+        </w:rPr>
+        <w:t>)</w:t>
+      </w:r>
+    </w:p>
+    <w:p>
+      <w:pPr>
+        <w:shd w:val="clear" w:color="auto" w:fill="222A38"/>
+        <w:spacing w:after="0" w:line="285" w:lineRule="atLeast"/>
+        <w:rPr>
+          <w:rFonts w:ascii="Consolas" w:eastAsia="Times New Roman" w:hAnsi="Consolas" w:cs="Times New Roman"/>
+          <w:color w:val="D8DDE7"/>
+          <w:sz w:val="21"/>
+          <w:szCs w:val="21"/>
+          <w:lang w:eastAsia="uk-UA"/>
+        </w:rPr>
+      </w:pPr>
+      <w:r>
+        <w:rPr>
+          <w:rFonts w:ascii="Consolas" w:eastAsia="Times New Roman" w:hAnsi="Consolas" w:cs="Times New Roman"/>
+          <w:color w:val="B9C2D3"/>
+          <w:sz w:val="21"/>
+          <w:szCs w:val="21"/>
+          <w:lang w:eastAsia="uk-UA"/>
+        </w:rPr>
+        <w:t xml:space="preserve">    </w:t>
+      </w:r>
+      <w:proofErr w:type="spellStart"/>
+      <w:r>
+        <w:rPr>
+          <w:rFonts w:ascii="Consolas" w:eastAsia="Times New Roman" w:hAnsi="Consolas" w:cs="Times New Roman"/>
+          <w:color w:val="69C3FF"/>
+          <w:sz w:val="21"/>
+          <w:szCs w:val="21"/>
+          <w:lang w:eastAsia="uk-UA"/>
+        </w:rPr>
+        <w:t>decrypt_file</w:t>
+      </w:r>
+      <w:proofErr w:type="spellEnd"/>
+      <w:r>
+        <w:rPr>
+          <w:rFonts w:ascii="Consolas" w:eastAsia="Times New Roman" w:hAnsi="Consolas" w:cs="Times New Roman"/>
+          <w:color w:val="D8DDE7"/>
+          <w:sz w:val="21"/>
+          <w:szCs w:val="21"/>
+          <w:lang w:eastAsia="uk-UA"/>
+        </w:rPr>
+        <w:t>(</w:t>
+      </w:r>
+      <w:proofErr w:type="spellStart"/>
+      <w:r>
+        <w:rPr>
+          <w:rFonts w:ascii="Consolas" w:eastAsia="Times New Roman" w:hAnsi="Consolas" w:cs="Times New Roman"/>
+          <w:color w:val="FF738A"/>
+          <w:sz w:val="21"/>
+          <w:szCs w:val="21"/>
+          <w:lang w:eastAsia="uk-UA"/>
+        </w:rPr>
+        <w:t>in_file</w:t>
+      </w:r>
+      <w:proofErr w:type="spellEnd"/>
+      <w:r>
+        <w:rPr>
+          <w:rFonts w:ascii="Consolas" w:eastAsia="Times New Roman" w:hAnsi="Consolas" w:cs="Times New Roman"/>
+          <w:color w:val="D8DDE7"/>
+          <w:sz w:val="21"/>
+          <w:szCs w:val="21"/>
+          <w:lang w:eastAsia="uk-UA"/>
+        </w:rPr>
+        <w:t>,</w:t>
+      </w:r>
+      <w:r>
+        <w:rPr>
+          <w:rFonts w:ascii="Consolas" w:eastAsia="Times New Roman" w:hAnsi="Consolas" w:cs="Times New Roman"/>
+          <w:color w:val="69C3FF"/>
+          <w:sz w:val="21"/>
+          <w:szCs w:val="21"/>
+          <w:lang w:eastAsia="uk-UA"/>
+        </w:rPr>
+        <w:t xml:space="preserve"> </w:t>
+      </w:r>
+      <w:proofErr w:type="spellStart"/>
+      <w:r>
+        <w:rPr>
+          <w:rFonts w:ascii="Consolas" w:eastAsia="Times New Roman" w:hAnsi="Consolas" w:cs="Times New Roman"/>
+          <w:color w:val="FF738A"/>
+          <w:sz w:val="21"/>
+          <w:szCs w:val="21"/>
+          <w:lang w:eastAsia="uk-UA"/>
+        </w:rPr>
+        <w:t>out_file</w:t>
+      </w:r>
+      <w:proofErr w:type="spellEnd"/>
+      <w:r>
+        <w:rPr>
+          <w:rFonts w:ascii="Consolas" w:eastAsia="Times New Roman" w:hAnsi="Consolas" w:cs="Times New Roman"/>
+          <w:color w:val="D8DDE7"/>
+          <w:sz w:val="21"/>
+          <w:szCs w:val="21"/>
+          <w:lang w:eastAsia="uk-UA"/>
+        </w:rPr>
+        <w:t>)</w:t>
+      </w:r>
+    </w:p>
+    <w:p>
+      <w:pPr>
+        <w:jc w:val="both"/>
+        <w:rPr>
+          <w:rFonts w:ascii="Times New Roman" w:hAnsi="Times New Roman" w:cs="Times New Roman"/>
+          <w:b/>
+          <w:sz w:val="28"/>
+          <w:szCs w:val="28"/>
+          <w:lang w:val="en-US"/>
+        </w:rPr>
+      </w:pPr>
+    </w:p>
+    <w:p>
+      <w:pPr>
+        <w:jc w:val="both"/>
+        <w:rPr>
+          <w:rFonts w:ascii="Times New Roman" w:hAnsi="Times New Roman" w:cs="Times New Roman"/>
+          <w:b/>
+          <w:sz w:val="28"/>
+          <w:szCs w:val="28"/>
+        </w:rPr>
+      </w:pPr>
+      <w:r>
+        <w:rPr>
+          <w:rFonts w:ascii="Times New Roman" w:hAnsi="Times New Roman" w:cs="Times New Roman"/>
+          <w:b/>
+          <w:sz w:val="28"/>
+          <w:szCs w:val="28"/>
+        </w:rPr>
+        <w:t xml:space="preserve">Висновок: </w:t>
+      </w:r>
+      <w:bookmarkStart w:id="0" w:name="_GoBack"/>
+      <w:bookmarkEnd w:id="0"/>
+      <w:r>
+        <w:rPr>
+          <w:rFonts w:ascii="Times New Roman" w:hAnsi="Times New Roman" w:cs="Times New Roman"/>
+          <w:sz w:val="28"/>
+          <w:szCs w:val="28"/>
+        </w:rPr>
+        <w:t xml:space="preserve">Під час виконання лабораторної роботи було успішно реалізовано алгоритм асиметричного шифрування RSA за допомогою бібліотеки </w:t>
+      </w:r>
+      <w:proofErr w:type="spellStart"/>
+      <w:r>
+        <w:rPr>
+          <w:rFonts w:ascii="Times New Roman" w:hAnsi="Times New Roman" w:cs="Times New Roman"/>
+          <w:sz w:val="28"/>
+          <w:szCs w:val="28"/>
+        </w:rPr>
+        <w:t>Pycryptodome</w:t>
+      </w:r>
+      <w:proofErr w:type="spellEnd"/>
+      <w:r>
+        <w:rPr>
+          <w:rFonts w:ascii="Times New Roman" w:hAnsi="Times New Roman" w:cs="Times New Roman"/>
+          <w:sz w:val="28"/>
+          <w:szCs w:val="28"/>
+        </w:rPr>
+        <w:t xml:space="preserve">. На практиці розроблено та </w:t>
+      </w:r>
+      <w:proofErr w:type="spellStart"/>
+      <w:r>
+        <w:rPr>
+          <w:rFonts w:ascii="Times New Roman" w:hAnsi="Times New Roman" w:cs="Times New Roman"/>
+          <w:sz w:val="28"/>
+          <w:szCs w:val="28"/>
+        </w:rPr>
+        <w:t>протестовано</w:t>
+      </w:r>
+      <w:proofErr w:type="spellEnd"/>
+      <w:r>
+        <w:rPr>
+          <w:rFonts w:ascii="Times New Roman" w:hAnsi="Times New Roman" w:cs="Times New Roman"/>
+          <w:sz w:val="28"/>
+          <w:szCs w:val="28"/>
+        </w:rPr>
+        <w:t xml:space="preserve"> </w:t>
+      </w:r>
+      <w:proofErr w:type="spellStart"/>
+      <w:r>
+        <w:rPr>
+          <w:rFonts w:ascii="Times New Roman" w:hAnsi="Times New Roman" w:cs="Times New Roman"/>
+          <w:sz w:val="28"/>
+          <w:szCs w:val="28"/>
+        </w:rPr>
+        <w:t>скрипти</w:t>
+      </w:r>
+      <w:proofErr w:type="spellEnd"/>
+      <w:r>
+        <w:rPr>
+          <w:rFonts w:ascii="Times New Roman" w:hAnsi="Times New Roman" w:cs="Times New Roman"/>
+          <w:sz w:val="28"/>
+          <w:szCs w:val="28"/>
+        </w:rPr>
+        <w:t xml:space="preserve"> для генерації пари ключів, шифрування файлу відкритим ключем та його подальшого розшифрування закритим ключем, що наочно демонструє механізм захисту даних в асиметричних криптосистемах.</w:t>
       </w:r>
     </w:p>
     <w:sectPr>
